--- a/Draft/Extra Sections.docx
+++ b/Draft/Extra Sections.docx
@@ -1,10 +1,10 @@
 
 <file path=word/document.xml><?xml version="1.0" encoding="utf-8"?>
-<w:document xmlns:wpc="http://schemas.microsoft.com/office/word/2010/wordprocessingCanvas" xmlns:cx="http://schemas.microsoft.com/office/drawing/2014/chartex" xmlns:cx1="http://schemas.microsoft.com/office/drawing/2015/9/8/chartex" xmlns:cx2="http://schemas.microsoft.com/office/drawing/2015/10/21/chartex" xmlns:cx3="http://schemas.microsoft.com/office/drawing/2016/5/9/chartex" xmlns:cx4="http://schemas.microsoft.com/office/drawing/2016/5/10/chartex" xmlns:cx5="http://schemas.microsoft.com/office/drawing/2016/5/11/chartex" xmlns:cx6="http://schemas.microsoft.com/office/drawing/2016/5/12/chartex" xmlns:cx7="http://schemas.microsoft.com/office/drawing/2016/5/13/chartex" xmlns:cx8="http://schemas.microsoft.com/office/drawing/2016/5/14/chartex" xmlns:mc="http://schemas.openxmlformats.org/markup-compatibility/2006" xmlns:aink="http://schemas.microsoft.com/office/drawing/2016/ink" xmlns:am3d="http://schemas.microsoft.com/office/drawing/2017/model3d" xmlns:o="urn:schemas-microsoft-com:office:office" xmlns:r="http://schemas.openxmlformats.org/officeDocument/2006/relationships" xmlns:m="http://schemas.openxmlformats.org/officeDocument/2006/math" xmlns:v="urn:schemas-microsoft-com:vml" xmlns:wp14="http://schemas.microsoft.com/office/word/2010/wordprocessingDrawing" xmlns:wp="http://schemas.openxmlformats.org/drawingml/2006/wordprocessingDrawing" xmlns:w10="urn:schemas-microsoft-com:office:word" xmlns:w="http://schemas.openxmlformats.org/wordprocessingml/2006/main" xmlns:w14="http://schemas.microsoft.com/office/word/2010/wordml" xmlns:w15="http://schemas.microsoft.com/office/word/2012/wordml" xmlns:w16cex="http://schemas.microsoft.com/office/word/2018/wordml/cex" xmlns:w16cid="http://schemas.microsoft.com/office/word/2016/wordml/cid" xmlns:w16="http://schemas.microsoft.com/office/word/2018/wordml" xmlns:w16sdtdh="http://schemas.microsoft.com/office/word/2020/wordml/sdtdatahash" xmlns:w16se="http://schemas.microsoft.com/office/word/2015/wordml/symex" xmlns:wpg="http://schemas.microsoft.com/office/word/2010/wordprocessingGroup" xmlns:wpi="http://schemas.microsoft.com/office/word/2010/wordprocessingInk" xmlns:wne="http://schemas.microsoft.com/office/word/2006/wordml" xmlns:wps="http://schemas.microsoft.com/office/word/2010/wordprocessingShape" mc:Ignorable="w14 w15 w16se w16cid w16 w16cex w16sdtdh wp14">
+<w:document xmlns:wpc="http://schemas.microsoft.com/office/word/2010/wordprocessingCanvas" xmlns:cx="http://schemas.microsoft.com/office/drawing/2014/chartex" xmlns:cx1="http://schemas.microsoft.com/office/drawing/2015/9/8/chartex" xmlns:cx2="http://schemas.microsoft.com/office/drawing/2015/10/21/chartex" xmlns:cx3="http://schemas.microsoft.com/office/drawing/2016/5/9/chartex" xmlns:cx4="http://schemas.microsoft.com/office/drawing/2016/5/10/chartex" xmlns:cx5="http://schemas.microsoft.com/office/drawing/2016/5/11/chartex" xmlns:cx6="http://schemas.microsoft.com/office/drawing/2016/5/12/chartex" xmlns:cx7="http://schemas.microsoft.com/office/drawing/2016/5/13/chartex" xmlns:cx8="http://schemas.microsoft.com/office/drawing/2016/5/14/chartex" xmlns:mc="http://schemas.openxmlformats.org/markup-compatibility/2006" xmlns:aink="http://schemas.microsoft.com/office/drawing/2016/ink" xmlns:am3d="http://schemas.microsoft.com/office/drawing/2017/model3d" xmlns:o="urn:schemas-microsoft-com:office:office" xmlns:oel="http://schemas.microsoft.com/office/2019/extlst" xmlns:r="http://schemas.openxmlformats.org/officeDocument/2006/relationships" xmlns:m="http://schemas.openxmlformats.org/officeDocument/2006/math" xmlns:v="urn:schemas-microsoft-com:vml" xmlns:wp14="http://schemas.microsoft.com/office/word/2010/wordprocessingDrawing" xmlns:wp="http://schemas.openxmlformats.org/drawingml/2006/wordprocessingDrawing" xmlns:w10="urn:schemas-microsoft-com:office:word" xmlns:w="http://schemas.openxmlformats.org/wordprocessingml/2006/main" xmlns:w14="http://schemas.microsoft.com/office/word/2010/wordml" xmlns:w15="http://schemas.microsoft.com/office/word/2012/wordml" xmlns:w16cex="http://schemas.microsoft.com/office/word/2018/wordml/cex" xmlns:w16cid="http://schemas.microsoft.com/office/word/2016/wordml/cid" xmlns:w16="http://schemas.microsoft.com/office/word/2018/wordml" xmlns:w16du="http://schemas.microsoft.com/office/word/2023/wordml/word16du" xmlns:w16sdtdh="http://schemas.microsoft.com/office/word/2020/wordml/sdtdatahash" xmlns:w16sdtfl="http://schemas.microsoft.com/office/word/2024/wordml/sdtformatlock" xmlns:w16se="http://schemas.microsoft.com/office/word/2015/wordml/symex" xmlns:wpg="http://schemas.microsoft.com/office/word/2010/wordprocessingGroup" xmlns:wpi="http://schemas.microsoft.com/office/word/2010/wordprocessingInk" xmlns:wne="http://schemas.microsoft.com/office/word/2006/wordml" xmlns:wps="http://schemas.microsoft.com/office/word/2010/wordprocessingShape" mc:Ignorable="w14 w15 w16se w16cid w16 w16cex w16sdtdh w16sdtfl w16du wp14">
   <w:body>
     <w:p>
       <w:pPr>
-        <w:pStyle w:val="Heading1"/>
+        <w:pStyle w:val="Ttulo1"/>
         <w:rPr>
           <w:lang w:val="en-NZ"/>
         </w:rPr>
@@ -26,42 +26,12 @@
         <w:rPr>
           <w:lang w:val="en-NZ"/>
         </w:rPr>
-        <w:t>Collaboration-Based Learning Environments using Augmented Reality</w:t>
-      </w:r>
-      <w:r>
-        <w:rPr>
-          <w:lang w:val="en-NZ"/>
-        </w:rPr>
-        <w:t xml:space="preserve">. </w:t>
-      </w:r>
-      <w:r>
-        <w:rPr>
-          <w:lang w:val="en-NZ"/>
-        </w:rPr>
-        <w:t>Thesis document for the title of Doctor of Philosophy in Creative Tec</w:t>
-      </w:r>
-      <w:r>
-        <w:rPr>
-          <w:lang w:val="en-NZ"/>
-        </w:rPr>
-        <w:t>h</w:t>
-      </w:r>
-      <w:r>
-        <w:rPr>
-          <w:lang w:val="en-NZ"/>
-        </w:rPr>
-        <w:t>nologies</w:t>
-      </w:r>
-      <w:r>
-        <w:rPr>
-          <w:lang w:val="en-NZ"/>
-        </w:rPr>
-        <w:t>, Sebastian Gil Parga, 2025.</w:t>
+        <w:t>Collaboration-Based Learning Environments using Augmented Reality. Thesis document for the title of Doctor of Philosophy, Sebastian Gil Parga, 2025.</w:t>
       </w:r>
     </w:p>
     <w:p>
       <w:pPr>
-        <w:pStyle w:val="Heading1"/>
+        <w:pStyle w:val="Ttulo1"/>
         <w:rPr>
           <w:lang w:val="en-NZ"/>
         </w:rPr>
@@ -72,6 +42,7753 @@
         </w:rPr>
         <w:t>Abstract</w:t>
       </w:r>
+    </w:p>
+    <w:p>
+      <w:pPr>
+        <w:pStyle w:val="Ttulo1"/>
+        <w:rPr>
+          <w:lang w:val="en-NZ"/>
+        </w:rPr>
+      </w:pPr>
+      <w:r>
+        <w:rPr>
+          <w:lang w:val="en-NZ"/>
+        </w:rPr>
+        <w:t xml:space="preserve">Annex </w:t>
+      </w:r>
+      <w:r>
+        <w:rPr>
+          <w:lang w:val="en-NZ"/>
+        </w:rPr>
+        <w:t>A</w:t>
+      </w:r>
+      <w:r>
+        <w:rPr>
+          <w:lang w:val="en-NZ"/>
+        </w:rPr>
+        <w:t xml:space="preserve">: </w:t>
+      </w:r>
+      <w:r>
+        <w:rPr>
+          <w:lang w:val="en-NZ"/>
+        </w:rPr>
+        <w:t>Pedagogical Goals for Educational Technologies using Augmented Reality</w:t>
+      </w:r>
+    </w:p>
+    <w:p>
+      <w:pPr>
+        <w:rPr>
+          <w:lang w:val="en-NZ"/>
+        </w:rPr>
+      </w:pPr>
+      <w:r>
+        <w:rPr>
+          <w:lang w:val="en-NZ"/>
+        </w:rPr>
+        <w:t>A SLR was performed as part of the literature review process guiding this research project, and the results</w:t>
+      </w:r>
+      <w:r>
+        <w:rPr>
+          <w:lang w:val="en-NZ"/>
+        </w:rPr>
+        <w:t xml:space="preserve"> of the codification process of the review can be found in the following repository:</w:t>
+      </w:r>
+    </w:p>
+    <w:p>
+      <w:pPr>
+        <w:rPr>
+          <w:lang w:val="en-NZ"/>
+        </w:rPr>
+      </w:pPr>
+      <w:hyperlink r:id="rId4" w:history="1">
+        <w:r>
+          <w:rPr>
+            <w:rStyle w:val="Hipervnculo"/>
+            <w:lang w:val="en-NZ"/>
+          </w:rPr>
+          <w:t>https://github.com/speregil/ar-survey-annex.git</w:t>
+        </w:r>
+      </w:hyperlink>
+    </w:p>
+    <w:p>
+      <w:pPr>
+        <w:rPr>
+          <w:lang w:val="en-NZ"/>
+        </w:rPr>
+      </w:pPr>
+      <w:r>
+        <w:rPr>
+          <w:lang w:val="en-NZ"/>
+        </w:rPr>
+        <w:t xml:space="preserve">This SLR codified a total of 67 different articles related to the use of AR in educational settings. The analysis phase of the review focused on mapping what educational goals were more prevalent in the educational design present in all the surveyed projects. This information was codified using the BRT framework to understand the cognitive complexity of the goals identified, while the goals themselves were codified using the verb + statement approach proposed by </w:t>
+      </w:r>
+      <w:r>
+        <w:rPr>
+          <w:lang w:val="en-NZ"/>
+        </w:rPr>
+        <w:t>Fuchs and Deno (1982)</w:t>
+      </w:r>
+      <w:r>
+        <w:rPr>
+          <w:lang w:val="en-NZ"/>
+        </w:rPr>
+        <w:t>.</w:t>
+      </w:r>
+    </w:p>
+    <w:p>
+      <w:pPr>
+        <w:rPr>
+          <w:lang w:val="en-NZ"/>
+        </w:rPr>
+      </w:pPr>
+      <w:r>
+        <w:rPr>
+          <w:lang w:val="en-NZ"/>
+        </w:rPr>
+        <w:t>Bibliographical information of all the surveyed articles was codified using the following structure:</w:t>
+      </w:r>
+    </w:p>
+    <w:p>
+      <w:pPr>
+        <w:pStyle w:val="Descripcin"/>
+        <w:keepNext/>
+        <w:jc w:val="center"/>
+        <w:rPr>
+          <w:lang w:val="en-NZ"/>
+        </w:rPr>
+      </w:pPr>
+      <w:r>
+        <w:rPr>
+          <w:lang w:val="en-NZ"/>
+        </w:rPr>
+        <w:t xml:space="preserve">Table </w:t>
+      </w:r>
+      <w:r>
+        <w:rPr>
+          <w:lang w:val="en-NZ"/>
+        </w:rPr>
+        <w:fldChar w:fldCharType="begin"/>
+      </w:r>
+      <w:r>
+        <w:rPr>
+          <w:lang w:val="en-NZ"/>
+        </w:rPr>
+        <w:instrText xml:space="preserve"> SEQ Table \* ARABIC </w:instrText>
+      </w:r>
+      <w:r>
+        <w:rPr>
+          <w:lang w:val="en-NZ"/>
+        </w:rPr>
+        <w:fldChar w:fldCharType="separate"/>
+      </w:r>
+      <w:r>
+        <w:rPr>
+          <w:noProof/>
+          <w:lang w:val="en-NZ"/>
+        </w:rPr>
+        <w:t>1</w:t>
+      </w:r>
+      <w:r>
+        <w:rPr>
+          <w:lang w:val="en-NZ"/>
+        </w:rPr>
+        <w:fldChar w:fldCharType="end"/>
+      </w:r>
+      <w:r>
+        <w:rPr>
+          <w:lang w:val="en-NZ"/>
+        </w:rPr>
+        <w:t xml:space="preserve"> Structure of the Coding Table</w:t>
+      </w:r>
+    </w:p>
+    <w:tbl>
+      <w:tblPr>
+        <w:tblStyle w:val="Tablaconcuadrcula"/>
+        <w:tblW w:w="8941" w:type="dxa"/>
+        <w:tblLook w:val="04A0" w:firstRow="1" w:lastRow="0" w:firstColumn="1" w:lastColumn="0" w:noHBand="0" w:noVBand="1"/>
+      </w:tblPr>
+      <w:tblGrid>
+        <w:gridCol w:w="2724"/>
+        <w:gridCol w:w="6217"/>
+      </w:tblGrid>
+      <w:tr>
+        <w:tc>
+          <w:tcPr>
+            <w:tcW w:w="2724" w:type="dxa"/>
+            <w:vAlign w:val="center"/>
+          </w:tcPr>
+          <w:p>
+            <w:pPr>
+              <w:rPr>
+                <w:b/>
+                <w:bCs/>
+                <w:lang w:val="en-NZ"/>
+              </w:rPr>
+            </w:pPr>
+            <w:r>
+              <w:rPr>
+                <w:b/>
+                <w:bCs/>
+                <w:lang w:val="en-NZ"/>
+              </w:rPr>
+              <w:t>ID</w:t>
+            </w:r>
+          </w:p>
+        </w:tc>
+        <w:tc>
+          <w:tcPr>
+            <w:tcW w:w="6217" w:type="dxa"/>
+          </w:tcPr>
+          <w:p>
+            <w:pPr>
+              <w:rPr>
+                <w:lang w:val="en-NZ"/>
+              </w:rPr>
+            </w:pPr>
+            <w:r>
+              <w:rPr>
+                <w:lang w:val="en-NZ"/>
+              </w:rPr>
+              <w:t>Unique ID for the entry</w:t>
+            </w:r>
+          </w:p>
+        </w:tc>
+      </w:tr>
+      <w:tr>
+        <w:tc>
+          <w:tcPr>
+            <w:tcW w:w="2724" w:type="dxa"/>
+            <w:vAlign w:val="center"/>
+          </w:tcPr>
+          <w:p>
+            <w:pPr>
+              <w:rPr>
+                <w:b/>
+                <w:bCs/>
+                <w:lang w:val="en-NZ"/>
+              </w:rPr>
+            </w:pPr>
+            <w:r>
+              <w:rPr>
+                <w:b/>
+                <w:bCs/>
+                <w:lang w:val="en-NZ"/>
+              </w:rPr>
+              <w:t>Main Author</w:t>
+            </w:r>
+          </w:p>
+        </w:tc>
+        <w:tc>
+          <w:tcPr>
+            <w:tcW w:w="6217" w:type="dxa"/>
+          </w:tcPr>
+          <w:p>
+            <w:pPr>
+              <w:rPr>
+                <w:lang w:val="en-NZ"/>
+              </w:rPr>
+            </w:pPr>
+            <w:r>
+              <w:rPr>
+                <w:lang w:val="en-NZ"/>
+              </w:rPr>
+              <w:t>Last name of the main (first) author of the research</w:t>
+            </w:r>
+          </w:p>
+        </w:tc>
+      </w:tr>
+      <w:tr>
+        <w:tc>
+          <w:tcPr>
+            <w:tcW w:w="2724" w:type="dxa"/>
+            <w:vAlign w:val="center"/>
+          </w:tcPr>
+          <w:p>
+            <w:pPr>
+              <w:rPr>
+                <w:b/>
+                <w:bCs/>
+                <w:lang w:val="en-NZ"/>
+              </w:rPr>
+            </w:pPr>
+            <w:r>
+              <w:rPr>
+                <w:b/>
+                <w:bCs/>
+                <w:lang w:val="en-NZ"/>
+              </w:rPr>
+              <w:t>Year</w:t>
+            </w:r>
+          </w:p>
+        </w:tc>
+        <w:tc>
+          <w:tcPr>
+            <w:tcW w:w="6217" w:type="dxa"/>
+          </w:tcPr>
+          <w:p>
+            <w:pPr>
+              <w:rPr>
+                <w:lang w:val="en-NZ"/>
+              </w:rPr>
+            </w:pPr>
+            <w:r>
+              <w:rPr>
+                <w:lang w:val="en-NZ"/>
+              </w:rPr>
+              <w:t>Year of publication</w:t>
+            </w:r>
+          </w:p>
+        </w:tc>
+      </w:tr>
+      <w:tr>
+        <w:tc>
+          <w:tcPr>
+            <w:tcW w:w="2724" w:type="dxa"/>
+            <w:vAlign w:val="center"/>
+          </w:tcPr>
+          <w:p>
+            <w:pPr>
+              <w:rPr>
+                <w:b/>
+                <w:bCs/>
+                <w:lang w:val="en-NZ"/>
+              </w:rPr>
+            </w:pPr>
+            <w:r>
+              <w:rPr>
+                <w:b/>
+                <w:bCs/>
+                <w:lang w:val="en-NZ"/>
+              </w:rPr>
+              <w:t>Journal/Proceedings</w:t>
+            </w:r>
+          </w:p>
+        </w:tc>
+        <w:tc>
+          <w:tcPr>
+            <w:tcW w:w="6217" w:type="dxa"/>
+          </w:tcPr>
+          <w:p>
+            <w:pPr>
+              <w:rPr>
+                <w:lang w:val="en-NZ"/>
+              </w:rPr>
+            </w:pPr>
+            <w:r>
+              <w:rPr>
+                <w:lang w:val="en-NZ"/>
+              </w:rPr>
+              <w:t>Name of the journal or conference in which the article was published</w:t>
+            </w:r>
+          </w:p>
+        </w:tc>
+      </w:tr>
+      <w:tr>
+        <w:tc>
+          <w:tcPr>
+            <w:tcW w:w="2724" w:type="dxa"/>
+            <w:vAlign w:val="center"/>
+          </w:tcPr>
+          <w:p>
+            <w:pPr>
+              <w:rPr>
+                <w:b/>
+                <w:bCs/>
+                <w:lang w:val="en-NZ"/>
+              </w:rPr>
+            </w:pPr>
+            <w:r>
+              <w:rPr>
+                <w:b/>
+                <w:bCs/>
+                <w:lang w:val="en-NZ"/>
+              </w:rPr>
+              <w:t>Author’s Discipline</w:t>
+            </w:r>
+          </w:p>
+        </w:tc>
+        <w:tc>
+          <w:tcPr>
+            <w:tcW w:w="6217" w:type="dxa"/>
+          </w:tcPr>
+          <w:p>
+            <w:pPr>
+              <w:rPr>
+                <w:lang w:val="en-NZ"/>
+              </w:rPr>
+            </w:pPr>
+            <w:r>
+              <w:rPr>
+                <w:lang w:val="en-NZ"/>
+              </w:rPr>
+              <w:t>Main subject affiliation of all the authors of the article as best as it could be extracted by the coders. The reported affiliation to universities and faculties and simple web searches were used to determine such subject affiliation</w:t>
+            </w:r>
+          </w:p>
+        </w:tc>
+      </w:tr>
+      <w:tr>
+        <w:tc>
+          <w:tcPr>
+            <w:tcW w:w="2724" w:type="dxa"/>
+            <w:vAlign w:val="center"/>
+          </w:tcPr>
+          <w:p>
+            <w:pPr>
+              <w:rPr>
+                <w:b/>
+                <w:bCs/>
+                <w:lang w:val="en-NZ"/>
+              </w:rPr>
+            </w:pPr>
+            <w:r>
+              <w:rPr>
+                <w:b/>
+                <w:bCs/>
+                <w:lang w:val="en-NZ"/>
+              </w:rPr>
+              <w:t>Target Demographics</w:t>
+            </w:r>
+          </w:p>
+        </w:tc>
+        <w:tc>
+          <w:tcPr>
+            <w:tcW w:w="6217" w:type="dxa"/>
+          </w:tcPr>
+          <w:p>
+            <w:pPr>
+              <w:rPr>
+                <w:lang w:val="en-NZ"/>
+              </w:rPr>
+            </w:pPr>
+            <w:r>
+              <w:rPr>
+                <w:lang w:val="en-NZ"/>
+              </w:rPr>
+              <w:t>Intended target demography or educational level of the project or tool. Demographics were divided in primary school (6 – 12 yrs. approx.), secondary school (13 – 18 yrs. approx.), university education and vocational training</w:t>
+            </w:r>
+          </w:p>
+        </w:tc>
+      </w:tr>
+      <w:tr>
+        <w:tc>
+          <w:tcPr>
+            <w:tcW w:w="2724" w:type="dxa"/>
+            <w:vAlign w:val="center"/>
+          </w:tcPr>
+          <w:p>
+            <w:pPr>
+              <w:rPr>
+                <w:b/>
+                <w:bCs/>
+                <w:lang w:val="en-NZ"/>
+              </w:rPr>
+            </w:pPr>
+            <w:r>
+              <w:rPr>
+                <w:b/>
+                <w:bCs/>
+                <w:lang w:val="en-NZ"/>
+              </w:rPr>
+              <w:t>Specific Demographics</w:t>
+            </w:r>
+          </w:p>
+        </w:tc>
+        <w:tc>
+          <w:tcPr>
+            <w:tcW w:w="6217" w:type="dxa"/>
+          </w:tcPr>
+          <w:p>
+            <w:pPr>
+              <w:rPr>
+                <w:lang w:val="en-NZ"/>
+              </w:rPr>
+            </w:pPr>
+            <w:r>
+              <w:rPr>
+                <w:lang w:val="en-NZ"/>
+              </w:rPr>
+              <w:t>Specifics about the subjects using for the research as test or final users</w:t>
+            </w:r>
+          </w:p>
+        </w:tc>
+      </w:tr>
+      <w:tr>
+        <w:tc>
+          <w:tcPr>
+            <w:tcW w:w="2724" w:type="dxa"/>
+            <w:vAlign w:val="center"/>
+          </w:tcPr>
+          <w:p>
+            <w:pPr>
+              <w:rPr>
+                <w:b/>
+                <w:bCs/>
+                <w:lang w:val="en-NZ"/>
+              </w:rPr>
+            </w:pPr>
+            <w:r>
+              <w:rPr>
+                <w:b/>
+                <w:bCs/>
+                <w:lang w:val="en-NZ"/>
+              </w:rPr>
+              <w:t>Target Field</w:t>
+            </w:r>
+          </w:p>
+        </w:tc>
+        <w:tc>
+          <w:tcPr>
+            <w:tcW w:w="6217" w:type="dxa"/>
+          </w:tcPr>
+          <w:p>
+            <w:pPr>
+              <w:rPr>
+                <w:lang w:val="en-NZ"/>
+              </w:rPr>
+            </w:pPr>
+            <w:r>
+              <w:rPr>
+                <w:lang w:val="en-NZ"/>
+              </w:rPr>
+              <w:t>Intended field of knowledge in which the research or tool works</w:t>
+            </w:r>
+          </w:p>
+        </w:tc>
+      </w:tr>
+      <w:tr>
+        <w:tc>
+          <w:tcPr>
+            <w:tcW w:w="2724" w:type="dxa"/>
+            <w:vAlign w:val="center"/>
+          </w:tcPr>
+          <w:p>
+            <w:pPr>
+              <w:rPr>
+                <w:b/>
+                <w:bCs/>
+                <w:lang w:val="en-NZ"/>
+              </w:rPr>
+            </w:pPr>
+            <w:r>
+              <w:rPr>
+                <w:b/>
+                <w:bCs/>
+                <w:lang w:val="en-NZ"/>
+              </w:rPr>
+              <w:lastRenderedPageBreak/>
+              <w:t>AR Technology</w:t>
+            </w:r>
+          </w:p>
+        </w:tc>
+        <w:tc>
+          <w:tcPr>
+            <w:tcW w:w="6217" w:type="dxa"/>
+          </w:tcPr>
+          <w:p>
+            <w:pPr>
+              <w:rPr>
+                <w:lang w:val="en-NZ"/>
+              </w:rPr>
+            </w:pPr>
+            <w:r>
+              <w:rPr>
+                <w:lang w:val="en-NZ"/>
+              </w:rPr>
+              <w:t>The main AR engine used to create the tool</w:t>
+            </w:r>
+          </w:p>
+        </w:tc>
+      </w:tr>
+      <w:tr>
+        <w:tc>
+          <w:tcPr>
+            <w:tcW w:w="2724" w:type="dxa"/>
+            <w:vAlign w:val="center"/>
+          </w:tcPr>
+          <w:p>
+            <w:pPr>
+              <w:rPr>
+                <w:b/>
+                <w:bCs/>
+                <w:lang w:val="en-NZ"/>
+              </w:rPr>
+            </w:pPr>
+            <w:r>
+              <w:rPr>
+                <w:b/>
+                <w:bCs/>
+                <w:lang w:val="en-NZ"/>
+              </w:rPr>
+              <w:t>Additional Technologies</w:t>
+            </w:r>
+          </w:p>
+        </w:tc>
+        <w:tc>
+          <w:tcPr>
+            <w:tcW w:w="6217" w:type="dxa"/>
+          </w:tcPr>
+          <w:p>
+            <w:pPr>
+              <w:rPr>
+                <w:lang w:val="en-NZ"/>
+              </w:rPr>
+            </w:pPr>
+            <w:r>
+              <w:rPr>
+                <w:lang w:val="en-NZ"/>
+              </w:rPr>
+              <w:t>Other notable technologies mentioned in the research</w:t>
+            </w:r>
+          </w:p>
+        </w:tc>
+      </w:tr>
+      <w:tr>
+        <w:tc>
+          <w:tcPr>
+            <w:tcW w:w="2724" w:type="dxa"/>
+            <w:vAlign w:val="center"/>
+          </w:tcPr>
+          <w:p>
+            <w:pPr>
+              <w:rPr>
+                <w:b/>
+                <w:bCs/>
+                <w:lang w:val="en-NZ"/>
+              </w:rPr>
+            </w:pPr>
+            <w:r>
+              <w:rPr>
+                <w:b/>
+                <w:bCs/>
+                <w:lang w:val="en-NZ"/>
+              </w:rPr>
+              <w:t>Custom Build</w:t>
+            </w:r>
+          </w:p>
+        </w:tc>
+        <w:tc>
+          <w:tcPr>
+            <w:tcW w:w="6217" w:type="dxa"/>
+          </w:tcPr>
+          <w:p>
+            <w:pPr>
+              <w:rPr>
+                <w:lang w:val="en-NZ"/>
+              </w:rPr>
+            </w:pPr>
+            <w:r>
+              <w:rPr>
+                <w:lang w:val="en-NZ"/>
+              </w:rPr>
+              <w:t>If the tool was built from zero, tailored for the research, or if some third-party tool was used or adapted to the needs of the research</w:t>
+            </w:r>
+          </w:p>
+        </w:tc>
+      </w:tr>
+      <w:tr>
+        <w:tc>
+          <w:tcPr>
+            <w:tcW w:w="2724" w:type="dxa"/>
+            <w:vAlign w:val="center"/>
+          </w:tcPr>
+          <w:p>
+            <w:pPr>
+              <w:rPr>
+                <w:b/>
+                <w:bCs/>
+                <w:lang w:val="en-NZ"/>
+              </w:rPr>
+            </w:pPr>
+            <w:r>
+              <w:rPr>
+                <w:b/>
+                <w:bCs/>
+                <w:lang w:val="en-NZ"/>
+              </w:rPr>
+              <w:t>Goal Statement</w:t>
+            </w:r>
+          </w:p>
+        </w:tc>
+        <w:tc>
+          <w:tcPr>
+            <w:tcW w:w="6217" w:type="dxa"/>
+          </w:tcPr>
+          <w:p>
+            <w:pPr>
+              <w:rPr>
+                <w:lang w:val="en-NZ"/>
+              </w:rPr>
+            </w:pPr>
+            <w:r>
+              <w:rPr>
+                <w:lang w:val="en-NZ"/>
+              </w:rPr>
+              <w:t>Educational goal guiding the research as stated by the article or inferred by the researchers. The goal was coded in the + format</w:t>
+            </w:r>
+          </w:p>
+        </w:tc>
+      </w:tr>
+      <w:tr>
+        <w:tc>
+          <w:tcPr>
+            <w:tcW w:w="2724" w:type="dxa"/>
+            <w:vAlign w:val="center"/>
+          </w:tcPr>
+          <w:p>
+            <w:pPr>
+              <w:rPr>
+                <w:b/>
+                <w:bCs/>
+                <w:lang w:val="en-NZ"/>
+              </w:rPr>
+            </w:pPr>
+            <w:r>
+              <w:rPr>
+                <w:b/>
+                <w:bCs/>
+                <w:lang w:val="en-NZ"/>
+              </w:rPr>
+              <w:t>Explicit Goal</w:t>
+            </w:r>
+          </w:p>
+        </w:tc>
+        <w:tc>
+          <w:tcPr>
+            <w:tcW w:w="6217" w:type="dxa"/>
+          </w:tcPr>
+          <w:p>
+            <w:pPr>
+              <w:rPr>
+                <w:lang w:val="en-NZ"/>
+              </w:rPr>
+            </w:pPr>
+            <w:r>
+              <w:rPr>
+                <w:lang w:val="en-NZ"/>
+              </w:rPr>
+              <w:t>If the goal was explicitly stated in the research or if the coders had to infer and formulate a goal based on the information provided by the research</w:t>
+            </w:r>
+          </w:p>
+        </w:tc>
+      </w:tr>
+      <w:tr>
+        <w:tc>
+          <w:tcPr>
+            <w:tcW w:w="2724" w:type="dxa"/>
+            <w:vAlign w:val="center"/>
+          </w:tcPr>
+          <w:p>
+            <w:pPr>
+              <w:rPr>
+                <w:b/>
+                <w:bCs/>
+                <w:lang w:val="en-NZ"/>
+              </w:rPr>
+            </w:pPr>
+            <w:r>
+              <w:rPr>
+                <w:b/>
+                <w:bCs/>
+                <w:lang w:val="en-NZ"/>
+              </w:rPr>
+              <w:t>Success</w:t>
+            </w:r>
+          </w:p>
+        </w:tc>
+        <w:tc>
+          <w:tcPr>
+            <w:tcW w:w="6217" w:type="dxa"/>
+          </w:tcPr>
+          <w:p>
+            <w:pPr>
+              <w:rPr>
+                <w:lang w:val="en-NZ"/>
+              </w:rPr>
+            </w:pPr>
+            <w:r>
+              <w:rPr>
+                <w:lang w:val="en-NZ"/>
+              </w:rPr>
+              <w:t>If a project could be categorized as a success or not based on the criteria stated in the systematic review, and as best judged by the coders</w:t>
+            </w:r>
+          </w:p>
+        </w:tc>
+      </w:tr>
+      <w:tr>
+        <w:tc>
+          <w:tcPr>
+            <w:tcW w:w="2724" w:type="dxa"/>
+            <w:vAlign w:val="center"/>
+          </w:tcPr>
+          <w:p>
+            <w:pPr>
+              <w:rPr>
+                <w:b/>
+                <w:bCs/>
+                <w:lang w:val="en-NZ"/>
+              </w:rPr>
+            </w:pPr>
+            <w:r>
+              <w:rPr>
+                <w:b/>
+                <w:bCs/>
+                <w:lang w:val="en-NZ"/>
+              </w:rPr>
+              <w:t>Comments</w:t>
+            </w:r>
+          </w:p>
+        </w:tc>
+        <w:tc>
+          <w:tcPr>
+            <w:tcW w:w="6217" w:type="dxa"/>
+          </w:tcPr>
+          <w:p>
+            <w:pPr>
+              <w:rPr>
+                <w:lang w:val="en-NZ"/>
+              </w:rPr>
+            </w:pPr>
+            <w:r>
+              <w:rPr>
+                <w:lang w:val="en-NZ"/>
+              </w:rPr>
+              <w:t>Notable comments of the coders about the research</w:t>
+            </w:r>
+          </w:p>
+        </w:tc>
+      </w:tr>
+      <w:tr>
+        <w:tc>
+          <w:tcPr>
+            <w:tcW w:w="2724" w:type="dxa"/>
+            <w:vAlign w:val="center"/>
+          </w:tcPr>
+          <w:p>
+            <w:pPr>
+              <w:rPr>
+                <w:b/>
+                <w:bCs/>
+                <w:lang w:val="en-NZ"/>
+              </w:rPr>
+            </w:pPr>
+            <w:r>
+              <w:rPr>
+                <w:b/>
+                <w:bCs/>
+                <w:lang w:val="en-NZ"/>
+              </w:rPr>
+              <w:t>Knowledge Dimension</w:t>
+            </w:r>
+          </w:p>
+        </w:tc>
+        <w:tc>
+          <w:tcPr>
+            <w:tcW w:w="6217" w:type="dxa"/>
+          </w:tcPr>
+          <w:p>
+            <w:pPr>
+              <w:rPr>
+                <w:lang w:val="en-NZ"/>
+              </w:rPr>
+            </w:pPr>
+            <w:r>
+              <w:rPr>
+                <w:lang w:val="en-NZ"/>
+              </w:rPr>
+              <w:t>Classification given by the coders in the knowledge dimension as stated in the systematic review</w:t>
+            </w:r>
+          </w:p>
+        </w:tc>
+      </w:tr>
+      <w:tr>
+        <w:tc>
+          <w:tcPr>
+            <w:tcW w:w="2724" w:type="dxa"/>
+            <w:vAlign w:val="center"/>
+          </w:tcPr>
+          <w:p>
+            <w:pPr>
+              <w:rPr>
+                <w:b/>
+                <w:bCs/>
+                <w:lang w:val="en-NZ"/>
+              </w:rPr>
+            </w:pPr>
+            <w:r>
+              <w:rPr>
+                <w:b/>
+                <w:bCs/>
+                <w:lang w:val="en-NZ"/>
+              </w:rPr>
+              <w:t>Cognitive Dimension</w:t>
+            </w:r>
+          </w:p>
+        </w:tc>
+        <w:tc>
+          <w:tcPr>
+            <w:tcW w:w="6217" w:type="dxa"/>
+          </w:tcPr>
+          <w:p>
+            <w:pPr>
+              <w:rPr>
+                <w:lang w:val="en-NZ"/>
+              </w:rPr>
+            </w:pPr>
+            <w:r>
+              <w:rPr>
+                <w:lang w:val="en-NZ"/>
+              </w:rPr>
+              <w:t>Classification given by the coders in the cognitive dimension as stated in the systematic review</w:t>
+            </w:r>
+          </w:p>
+        </w:tc>
+      </w:tr>
+      <w:tr>
+        <w:tc>
+          <w:tcPr>
+            <w:tcW w:w="2724" w:type="dxa"/>
+            <w:vAlign w:val="center"/>
+          </w:tcPr>
+          <w:p>
+            <w:pPr>
+              <w:rPr>
+                <w:b/>
+                <w:bCs/>
+                <w:lang w:val="en-NZ"/>
+              </w:rPr>
+            </w:pPr>
+            <w:r>
+              <w:rPr>
+                <w:b/>
+                <w:bCs/>
+                <w:lang w:val="en-NZ"/>
+              </w:rPr>
+              <w:t>Positive Experiences</w:t>
+            </w:r>
+          </w:p>
+        </w:tc>
+        <w:tc>
+          <w:tcPr>
+            <w:tcW w:w="6217" w:type="dxa"/>
+          </w:tcPr>
+          <w:p>
+            <w:pPr>
+              <w:rPr>
+                <w:lang w:val="en-NZ"/>
+              </w:rPr>
+            </w:pPr>
+            <w:r>
+              <w:rPr>
+                <w:lang w:val="en-NZ"/>
+              </w:rPr>
+              <w:t>List of all the coded positive experiences extracted from the research and using the Positive Experiences Code Book</w:t>
+            </w:r>
+          </w:p>
+        </w:tc>
+      </w:tr>
+      <w:tr>
+        <w:tc>
+          <w:tcPr>
+            <w:tcW w:w="2724" w:type="dxa"/>
+            <w:vAlign w:val="center"/>
+          </w:tcPr>
+          <w:p>
+            <w:pPr>
+              <w:rPr>
+                <w:b/>
+                <w:bCs/>
+                <w:lang w:val="en-NZ"/>
+              </w:rPr>
+            </w:pPr>
+            <w:r>
+              <w:rPr>
+                <w:b/>
+                <w:bCs/>
+                <w:lang w:val="en-NZ"/>
+              </w:rPr>
+              <w:t>Negative Experiences</w:t>
+            </w:r>
+          </w:p>
+        </w:tc>
+        <w:tc>
+          <w:tcPr>
+            <w:tcW w:w="6217" w:type="dxa"/>
+          </w:tcPr>
+          <w:p>
+            <w:pPr>
+              <w:rPr>
+                <w:lang w:val="en-NZ"/>
+              </w:rPr>
+            </w:pPr>
+            <w:r>
+              <w:rPr>
+                <w:lang w:val="en-NZ"/>
+              </w:rPr>
+              <w:t>List of all the coded negative experiences extracted from the research and using the Negative Experiences Code Book</w:t>
+            </w:r>
+          </w:p>
+        </w:tc>
+      </w:tr>
+    </w:tbl>
+    <w:p>
+      <w:pPr>
+        <w:rPr>
+          <w:lang w:val="en-NZ"/>
+        </w:rPr>
+      </w:pPr>
+    </w:p>
+    <w:p>
+      <w:pPr>
+        <w:rPr>
+          <w:lang w:val="en-NZ"/>
+        </w:rPr>
+      </w:pPr>
+      <w:r>
+        <w:rPr>
+          <w:lang w:val="en-NZ"/>
+        </w:rPr>
+        <w:t xml:space="preserve">The fields </w:t>
+      </w:r>
+      <w:r>
+        <w:rPr>
+          <w:i/>
+          <w:iCs/>
+          <w:lang w:val="en-NZ"/>
+        </w:rPr>
+        <w:t>Knowledge Dimension</w:t>
+      </w:r>
+      <w:r>
+        <w:rPr>
+          <w:lang w:val="en-NZ"/>
+        </w:rPr>
+        <w:t xml:space="preserve"> and </w:t>
+      </w:r>
+      <w:r>
+        <w:rPr>
+          <w:i/>
+          <w:iCs/>
+          <w:lang w:val="en-NZ"/>
+        </w:rPr>
+        <w:t>Cognitive Dimension</w:t>
+      </w:r>
+      <w:r>
+        <w:rPr>
+          <w:lang w:val="en-NZ"/>
+        </w:rPr>
+        <w:t xml:space="preserve"> use the BRT to classify the identified educational goals by using the following keys:</w:t>
+      </w:r>
+    </w:p>
+    <w:p>
+      <w:pPr>
+        <w:pStyle w:val="Descripcin"/>
+        <w:keepNext/>
+        <w:jc w:val="center"/>
+        <w:rPr>
+          <w:lang w:val="en-NZ"/>
+        </w:rPr>
+      </w:pPr>
+      <w:r>
+        <w:rPr>
+          <w:lang w:val="en-NZ"/>
+        </w:rPr>
+        <w:t xml:space="preserve">Table </w:t>
+      </w:r>
+      <w:r>
+        <w:rPr>
+          <w:lang w:val="en-NZ"/>
+        </w:rPr>
+        <w:fldChar w:fldCharType="begin"/>
+      </w:r>
+      <w:r>
+        <w:rPr>
+          <w:lang w:val="en-NZ"/>
+        </w:rPr>
+        <w:instrText xml:space="preserve"> SEQ Table \* ARABIC </w:instrText>
+      </w:r>
+      <w:r>
+        <w:rPr>
+          <w:lang w:val="en-NZ"/>
+        </w:rPr>
+        <w:fldChar w:fldCharType="separate"/>
+      </w:r>
+      <w:r>
+        <w:rPr>
+          <w:noProof/>
+          <w:lang w:val="en-NZ"/>
+        </w:rPr>
+        <w:t>2</w:t>
+      </w:r>
+      <w:r>
+        <w:rPr>
+          <w:lang w:val="en-NZ"/>
+        </w:rPr>
+        <w:fldChar w:fldCharType="end"/>
+      </w:r>
+      <w:r>
+        <w:rPr>
+          <w:lang w:val="en-NZ"/>
+        </w:rPr>
+        <w:t xml:space="preserve"> Coding Keys for the Knowledge and Cognitive Dimensions of the BRT</w:t>
+      </w:r>
+    </w:p>
+    <w:tbl>
+      <w:tblPr>
+        <w:tblStyle w:val="Tablaconcuadrcula"/>
+        <w:tblW w:w="8941" w:type="dxa"/>
+        <w:tblLook w:val="04A0" w:firstRow="1" w:lastRow="0" w:firstColumn="1" w:lastColumn="0" w:noHBand="0" w:noVBand="1"/>
+      </w:tblPr>
+      <w:tblGrid>
+        <w:gridCol w:w="1776"/>
+        <w:gridCol w:w="670"/>
+        <w:gridCol w:w="6495"/>
+      </w:tblGrid>
+      <w:tr>
+        <w:tc>
+          <w:tcPr>
+            <w:tcW w:w="1776" w:type="dxa"/>
+          </w:tcPr>
+          <w:p>
+            <w:pPr>
+              <w:jc w:val="center"/>
+              <w:rPr>
+                <w:b/>
+                <w:bCs/>
+                <w:lang w:val="en-NZ"/>
+              </w:rPr>
+            </w:pPr>
+            <w:r>
+              <w:rPr>
+                <w:b/>
+                <w:bCs/>
+                <w:lang w:val="en-NZ"/>
+              </w:rPr>
+              <w:t>BRT Dimension</w:t>
+            </w:r>
+          </w:p>
+        </w:tc>
+        <w:tc>
+          <w:tcPr>
+            <w:tcW w:w="670" w:type="dxa"/>
+          </w:tcPr>
+          <w:p>
+            <w:pPr>
+              <w:jc w:val="center"/>
+              <w:rPr>
+                <w:b/>
+                <w:bCs/>
+                <w:lang w:val="en-NZ"/>
+              </w:rPr>
+            </w:pPr>
+            <w:r>
+              <w:rPr>
+                <w:b/>
+                <w:bCs/>
+                <w:lang w:val="en-NZ"/>
+              </w:rPr>
+              <w:t>Key</w:t>
+            </w:r>
+          </w:p>
+        </w:tc>
+        <w:tc>
+          <w:tcPr>
+            <w:tcW w:w="6495" w:type="dxa"/>
+          </w:tcPr>
+          <w:p>
+            <w:pPr>
+              <w:jc w:val="center"/>
+              <w:rPr>
+                <w:b/>
+                <w:bCs/>
+                <w:lang w:val="en-NZ"/>
+              </w:rPr>
+            </w:pPr>
+            <w:r>
+              <w:rPr>
+                <w:b/>
+                <w:bCs/>
+                <w:lang w:val="en-NZ"/>
+              </w:rPr>
+              <w:t>Value</w:t>
+            </w:r>
+          </w:p>
+        </w:tc>
+      </w:tr>
+      <w:tr>
+        <w:tc>
+          <w:tcPr>
+            <w:tcW w:w="1776" w:type="dxa"/>
+            <w:vMerge w:val="restart"/>
+            <w:vAlign w:val="center"/>
+          </w:tcPr>
+          <w:p>
+            <w:pPr>
+              <w:rPr>
+                <w:lang w:val="en-NZ"/>
+              </w:rPr>
+            </w:pPr>
+            <w:r>
+              <w:rPr>
+                <w:lang w:val="en-NZ"/>
+              </w:rPr>
+              <w:t>Knowledge</w:t>
+            </w:r>
+          </w:p>
+        </w:tc>
+        <w:tc>
+          <w:tcPr>
+            <w:tcW w:w="670" w:type="dxa"/>
+            <w:vAlign w:val="center"/>
+          </w:tcPr>
+          <w:p>
+            <w:pPr>
+              <w:jc w:val="center"/>
+              <w:rPr>
+                <w:lang w:val="en-NZ"/>
+              </w:rPr>
+            </w:pPr>
+            <w:r>
+              <w:rPr>
+                <w:lang w:val="en-NZ"/>
+              </w:rPr>
+              <w:t>A</w:t>
+            </w:r>
+          </w:p>
+        </w:tc>
+        <w:tc>
+          <w:tcPr>
+            <w:tcW w:w="6495" w:type="dxa"/>
+          </w:tcPr>
+          <w:p>
+            <w:pPr>
+              <w:rPr>
+                <w:lang w:val="en-NZ"/>
+              </w:rPr>
+            </w:pPr>
+            <w:r>
+              <w:rPr>
+                <w:lang w:val="en-NZ"/>
+              </w:rPr>
+              <w:t>Factual</w:t>
+            </w:r>
+            <w:r>
+              <w:rPr>
+                <w:lang w:val="en-NZ"/>
+              </w:rPr>
+              <w:t xml:space="preserve">. </w:t>
+            </w:r>
+            <w:r>
+              <w:rPr>
+                <w:lang w:val="en-NZ"/>
+              </w:rPr>
+              <w:t>Knowledge of simple facts without context or immediate application</w:t>
+            </w:r>
+          </w:p>
+        </w:tc>
+      </w:tr>
+      <w:tr>
+        <w:tc>
+          <w:tcPr>
+            <w:tcW w:w="1776" w:type="dxa"/>
+            <w:vMerge/>
+          </w:tcPr>
+          <w:p>
+            <w:pPr>
+              <w:rPr>
+                <w:lang w:val="en-NZ"/>
+              </w:rPr>
+            </w:pPr>
+          </w:p>
+        </w:tc>
+        <w:tc>
+          <w:tcPr>
+            <w:tcW w:w="670" w:type="dxa"/>
+            <w:vAlign w:val="center"/>
+          </w:tcPr>
+          <w:p>
+            <w:pPr>
+              <w:jc w:val="center"/>
+              <w:rPr>
+                <w:lang w:val="en-NZ"/>
+              </w:rPr>
+            </w:pPr>
+            <w:r>
+              <w:rPr>
+                <w:lang w:val="en-NZ"/>
+              </w:rPr>
+              <w:t>B</w:t>
+            </w:r>
+          </w:p>
+        </w:tc>
+        <w:tc>
+          <w:tcPr>
+            <w:tcW w:w="6495" w:type="dxa"/>
+          </w:tcPr>
+          <w:p>
+            <w:pPr>
+              <w:rPr>
+                <w:lang w:val="en-NZ"/>
+              </w:rPr>
+            </w:pPr>
+            <w:r>
+              <w:rPr>
+                <w:lang w:val="en-NZ"/>
+              </w:rPr>
+              <w:t>Conceptual</w:t>
+            </w:r>
+            <w:r>
+              <w:rPr>
+                <w:lang w:val="en-NZ"/>
+              </w:rPr>
+              <w:t xml:space="preserve">. </w:t>
+            </w:r>
+            <w:r>
+              <w:rPr>
+                <w:lang w:val="en-NZ"/>
+              </w:rPr>
+              <w:t>Knowledge of complex concepts, relationships between facts and the context around them</w:t>
+            </w:r>
+          </w:p>
+        </w:tc>
+      </w:tr>
+      <w:tr>
+        <w:tc>
+          <w:tcPr>
+            <w:tcW w:w="1776" w:type="dxa"/>
+            <w:vMerge/>
+          </w:tcPr>
+          <w:p>
+            <w:pPr>
+              <w:rPr>
+                <w:lang w:val="en-NZ"/>
+              </w:rPr>
+            </w:pPr>
+          </w:p>
+        </w:tc>
+        <w:tc>
+          <w:tcPr>
+            <w:tcW w:w="670" w:type="dxa"/>
+            <w:vAlign w:val="center"/>
+          </w:tcPr>
+          <w:p>
+            <w:pPr>
+              <w:jc w:val="center"/>
+              <w:rPr>
+                <w:lang w:val="en-NZ"/>
+              </w:rPr>
+            </w:pPr>
+            <w:r>
+              <w:rPr>
+                <w:lang w:val="en-NZ"/>
+              </w:rPr>
+              <w:t>C</w:t>
+            </w:r>
+          </w:p>
+        </w:tc>
+        <w:tc>
+          <w:tcPr>
+            <w:tcW w:w="6495" w:type="dxa"/>
+          </w:tcPr>
+          <w:p>
+            <w:pPr>
+              <w:rPr>
+                <w:lang w:val="en-NZ"/>
+              </w:rPr>
+            </w:pPr>
+            <w:r>
+              <w:rPr>
+                <w:lang w:val="en-NZ"/>
+              </w:rPr>
+              <w:t>Pocedural</w:t>
+            </w:r>
+            <w:r>
+              <w:rPr>
+                <w:lang w:val="en-NZ"/>
+              </w:rPr>
+              <w:t>.</w:t>
+            </w:r>
+            <w:r>
+              <w:rPr>
+                <w:lang w:val="en-NZ"/>
+              </w:rPr>
+              <w:t xml:space="preserve"> Knowledge on the components and execution of a tasks, the reasoning behind them and how they affect their context</w:t>
+            </w:r>
+          </w:p>
+        </w:tc>
+      </w:tr>
+      <w:tr>
+        <w:tc>
+          <w:tcPr>
+            <w:tcW w:w="1776" w:type="dxa"/>
+            <w:vMerge/>
+          </w:tcPr>
+          <w:p>
+            <w:pPr>
+              <w:rPr>
+                <w:lang w:val="en-NZ"/>
+              </w:rPr>
+            </w:pPr>
+          </w:p>
+        </w:tc>
+        <w:tc>
+          <w:tcPr>
+            <w:tcW w:w="670" w:type="dxa"/>
+            <w:vAlign w:val="center"/>
+          </w:tcPr>
+          <w:p>
+            <w:pPr>
+              <w:jc w:val="center"/>
+              <w:rPr>
+                <w:lang w:val="en-NZ"/>
+              </w:rPr>
+            </w:pPr>
+            <w:r>
+              <w:rPr>
+                <w:lang w:val="en-NZ"/>
+              </w:rPr>
+              <w:t>D</w:t>
+            </w:r>
+          </w:p>
+        </w:tc>
+        <w:tc>
+          <w:tcPr>
+            <w:tcW w:w="6495" w:type="dxa"/>
+          </w:tcPr>
+          <w:p>
+            <w:pPr>
+              <w:rPr>
+                <w:lang w:val="en-NZ"/>
+              </w:rPr>
+            </w:pPr>
+            <w:r>
+              <w:rPr>
+                <w:lang w:val="en-NZ"/>
+              </w:rPr>
+              <w:t>Metacognitive</w:t>
+            </w:r>
+            <w:r>
+              <w:rPr>
+                <w:lang w:val="en-NZ"/>
+              </w:rPr>
+              <w:t>.</w:t>
+            </w:r>
+            <w:r>
+              <w:rPr>
+                <w:lang w:val="en-NZ"/>
+              </w:rPr>
+              <w:t xml:space="preserve"> Knowledge about learning, how to learn and your own learning abilities, limitations and approaches</w:t>
+            </w:r>
+          </w:p>
+        </w:tc>
+      </w:tr>
+      <w:tr>
+        <w:tc>
+          <w:tcPr>
+            <w:tcW w:w="1776" w:type="dxa"/>
+            <w:vMerge w:val="restart"/>
+            <w:vAlign w:val="center"/>
+          </w:tcPr>
+          <w:p>
+            <w:pPr>
+              <w:rPr>
+                <w:lang w:val="en-NZ"/>
+              </w:rPr>
+            </w:pPr>
+            <w:r>
+              <w:rPr>
+                <w:lang w:val="en-NZ"/>
+              </w:rPr>
+              <w:t>Cognitive</w:t>
+            </w:r>
+          </w:p>
+        </w:tc>
+        <w:tc>
+          <w:tcPr>
+            <w:tcW w:w="670" w:type="dxa"/>
+            <w:vAlign w:val="center"/>
+          </w:tcPr>
+          <w:p>
+            <w:pPr>
+              <w:jc w:val="center"/>
+              <w:rPr>
+                <w:lang w:val="en-NZ"/>
+              </w:rPr>
+            </w:pPr>
+            <w:r>
+              <w:rPr>
+                <w:lang w:val="en-NZ"/>
+              </w:rPr>
+              <w:t>1</w:t>
+            </w:r>
+          </w:p>
+        </w:tc>
+        <w:tc>
+          <w:tcPr>
+            <w:tcW w:w="6495" w:type="dxa"/>
+          </w:tcPr>
+          <w:p>
+            <w:pPr>
+              <w:rPr>
+                <w:lang w:val="en-NZ"/>
+              </w:rPr>
+            </w:pPr>
+            <w:r>
+              <w:rPr>
+                <w:lang w:val="en-NZ"/>
+              </w:rPr>
+              <w:t>Remember</w:t>
+            </w:r>
+            <w:r>
+              <w:rPr>
+                <w:lang w:val="en-NZ"/>
+              </w:rPr>
+              <w:t>.</w:t>
+            </w:r>
+            <w:r>
+              <w:rPr>
+                <w:lang w:val="en-NZ"/>
+              </w:rPr>
+              <w:t xml:space="preserve"> Goals associated with correctly and consistently remembering facts and information</w:t>
+            </w:r>
+          </w:p>
+        </w:tc>
+      </w:tr>
+      <w:tr>
+        <w:tc>
+          <w:tcPr>
+            <w:tcW w:w="1776" w:type="dxa"/>
+            <w:vMerge/>
+          </w:tcPr>
+          <w:p>
+            <w:pPr>
+              <w:rPr>
+                <w:lang w:val="en-NZ"/>
+              </w:rPr>
+            </w:pPr>
+          </w:p>
+        </w:tc>
+        <w:tc>
+          <w:tcPr>
+            <w:tcW w:w="670" w:type="dxa"/>
+            <w:vAlign w:val="center"/>
+          </w:tcPr>
+          <w:p>
+            <w:pPr>
+              <w:jc w:val="center"/>
+              <w:rPr>
+                <w:lang w:val="en-NZ"/>
+              </w:rPr>
+            </w:pPr>
+            <w:r>
+              <w:rPr>
+                <w:lang w:val="en-NZ"/>
+              </w:rPr>
+              <w:t>2</w:t>
+            </w:r>
+          </w:p>
+        </w:tc>
+        <w:tc>
+          <w:tcPr>
+            <w:tcW w:w="6495" w:type="dxa"/>
+          </w:tcPr>
+          <w:p>
+            <w:pPr>
+              <w:rPr>
+                <w:lang w:val="en-NZ"/>
+              </w:rPr>
+            </w:pPr>
+            <w:r>
+              <w:rPr>
+                <w:lang w:val="en-NZ"/>
+              </w:rPr>
+              <w:t>Understand</w:t>
+            </w:r>
+            <w:r>
+              <w:rPr>
+                <w:lang w:val="en-NZ"/>
+              </w:rPr>
+              <w:t>.</w:t>
+            </w:r>
+            <w:r>
+              <w:rPr>
+                <w:lang w:val="en-NZ"/>
+              </w:rPr>
+              <w:t xml:space="preserve"> Goals associated with recognizing concepts, relationships and compositions</w:t>
+            </w:r>
+          </w:p>
+        </w:tc>
+      </w:tr>
+      <w:tr>
+        <w:tc>
+          <w:tcPr>
+            <w:tcW w:w="1776" w:type="dxa"/>
+            <w:vMerge/>
+          </w:tcPr>
+          <w:p>
+            <w:pPr>
+              <w:rPr>
+                <w:lang w:val="en-NZ"/>
+              </w:rPr>
+            </w:pPr>
+          </w:p>
+        </w:tc>
+        <w:tc>
+          <w:tcPr>
+            <w:tcW w:w="670" w:type="dxa"/>
+            <w:vAlign w:val="center"/>
+          </w:tcPr>
+          <w:p>
+            <w:pPr>
+              <w:jc w:val="center"/>
+              <w:rPr>
+                <w:lang w:val="en-NZ"/>
+              </w:rPr>
+            </w:pPr>
+            <w:r>
+              <w:rPr>
+                <w:lang w:val="en-NZ"/>
+              </w:rPr>
+              <w:t>3</w:t>
+            </w:r>
+          </w:p>
+        </w:tc>
+        <w:tc>
+          <w:tcPr>
+            <w:tcW w:w="6495" w:type="dxa"/>
+          </w:tcPr>
+          <w:p>
+            <w:pPr>
+              <w:rPr>
+                <w:lang w:val="en-NZ"/>
+              </w:rPr>
+            </w:pPr>
+            <w:r>
+              <w:rPr>
+                <w:lang w:val="en-NZ"/>
+              </w:rPr>
+              <w:t>Apply</w:t>
+            </w:r>
+            <w:r>
+              <w:rPr>
+                <w:lang w:val="en-NZ"/>
+              </w:rPr>
+              <w:t>.</w:t>
+            </w:r>
+            <w:r>
+              <w:rPr>
+                <w:lang w:val="en-NZ"/>
+              </w:rPr>
+              <w:t xml:space="preserve"> Goals associated with correctly using previous knowledge in a concrete context or scenario</w:t>
+            </w:r>
+          </w:p>
+        </w:tc>
+      </w:tr>
+      <w:tr>
+        <w:tc>
+          <w:tcPr>
+            <w:tcW w:w="1776" w:type="dxa"/>
+            <w:vMerge/>
+          </w:tcPr>
+          <w:p>
+            <w:pPr>
+              <w:rPr>
+                <w:lang w:val="en-NZ"/>
+              </w:rPr>
+            </w:pPr>
+          </w:p>
+        </w:tc>
+        <w:tc>
+          <w:tcPr>
+            <w:tcW w:w="670" w:type="dxa"/>
+            <w:vAlign w:val="center"/>
+          </w:tcPr>
+          <w:p>
+            <w:pPr>
+              <w:jc w:val="center"/>
+              <w:rPr>
+                <w:lang w:val="en-NZ"/>
+              </w:rPr>
+            </w:pPr>
+            <w:r>
+              <w:rPr>
+                <w:lang w:val="en-NZ"/>
+              </w:rPr>
+              <w:t>4</w:t>
+            </w:r>
+          </w:p>
+        </w:tc>
+        <w:tc>
+          <w:tcPr>
+            <w:tcW w:w="6495" w:type="dxa"/>
+          </w:tcPr>
+          <w:p>
+            <w:pPr>
+              <w:rPr>
+                <w:lang w:val="en-NZ"/>
+              </w:rPr>
+            </w:pPr>
+            <w:r>
+              <w:rPr>
+                <w:lang w:val="en-NZ"/>
+              </w:rPr>
+              <w:t>Analyse</w:t>
+            </w:r>
+            <w:r>
+              <w:rPr>
+                <w:lang w:val="en-NZ"/>
+              </w:rPr>
+              <w:t>.</w:t>
+            </w:r>
+            <w:r>
+              <w:rPr>
+                <w:lang w:val="en-NZ"/>
+              </w:rPr>
+              <w:t xml:space="preserve"> Goals associated with inferring and extracting new knowledge from other concepts, context or the relationships between them</w:t>
+            </w:r>
+          </w:p>
+        </w:tc>
+      </w:tr>
+      <w:tr>
+        <w:tc>
+          <w:tcPr>
+            <w:tcW w:w="1776" w:type="dxa"/>
+            <w:vMerge/>
+          </w:tcPr>
+          <w:p>
+            <w:pPr>
+              <w:rPr>
+                <w:lang w:val="en-NZ"/>
+              </w:rPr>
+            </w:pPr>
+          </w:p>
+        </w:tc>
+        <w:tc>
+          <w:tcPr>
+            <w:tcW w:w="670" w:type="dxa"/>
+            <w:vAlign w:val="center"/>
+          </w:tcPr>
+          <w:p>
+            <w:pPr>
+              <w:jc w:val="center"/>
+              <w:rPr>
+                <w:lang w:val="en-NZ"/>
+              </w:rPr>
+            </w:pPr>
+            <w:r>
+              <w:rPr>
+                <w:lang w:val="en-NZ"/>
+              </w:rPr>
+              <w:t>5</w:t>
+            </w:r>
+          </w:p>
+        </w:tc>
+        <w:tc>
+          <w:tcPr>
+            <w:tcW w:w="6495" w:type="dxa"/>
+          </w:tcPr>
+          <w:p>
+            <w:pPr>
+              <w:rPr>
+                <w:lang w:val="en-NZ"/>
+              </w:rPr>
+            </w:pPr>
+            <w:r>
+              <w:rPr>
+                <w:lang w:val="en-NZ"/>
+              </w:rPr>
+              <w:t>Evaluate</w:t>
+            </w:r>
+            <w:r>
+              <w:rPr>
+                <w:lang w:val="en-NZ"/>
+              </w:rPr>
+              <w:t>.</w:t>
+            </w:r>
+            <w:r>
+              <w:rPr>
+                <w:lang w:val="en-NZ"/>
+              </w:rPr>
+              <w:t xml:space="preserve"> Goals associated with giving a value judgement based on knowledge and analysis</w:t>
+            </w:r>
+          </w:p>
+        </w:tc>
+      </w:tr>
+      <w:tr>
+        <w:tc>
+          <w:tcPr>
+            <w:tcW w:w="1776" w:type="dxa"/>
+            <w:vMerge/>
+          </w:tcPr>
+          <w:p>
+            <w:pPr>
+              <w:rPr>
+                <w:lang w:val="en-NZ"/>
+              </w:rPr>
+            </w:pPr>
+          </w:p>
+        </w:tc>
+        <w:tc>
+          <w:tcPr>
+            <w:tcW w:w="670" w:type="dxa"/>
+            <w:vAlign w:val="center"/>
+          </w:tcPr>
+          <w:p>
+            <w:pPr>
+              <w:jc w:val="center"/>
+              <w:rPr>
+                <w:lang w:val="en-NZ"/>
+              </w:rPr>
+            </w:pPr>
+            <w:r>
+              <w:rPr>
+                <w:lang w:val="en-NZ"/>
+              </w:rPr>
+              <w:t>6</w:t>
+            </w:r>
+          </w:p>
+        </w:tc>
+        <w:tc>
+          <w:tcPr>
+            <w:tcW w:w="6495" w:type="dxa"/>
+          </w:tcPr>
+          <w:p>
+            <w:pPr>
+              <w:rPr>
+                <w:lang w:val="en-NZ"/>
+              </w:rPr>
+            </w:pPr>
+            <w:r>
+              <w:rPr>
+                <w:lang w:val="en-NZ"/>
+              </w:rPr>
+              <w:t>Create</w:t>
+            </w:r>
+            <w:r>
+              <w:rPr>
+                <w:lang w:val="en-NZ"/>
+              </w:rPr>
+              <w:t>.</w:t>
+            </w:r>
+            <w:r>
+              <w:rPr>
+                <w:lang w:val="en-NZ"/>
+              </w:rPr>
+              <w:t xml:space="preserve"> Goals associated with creating new elements, procedures or knowledge</w:t>
+            </w:r>
+          </w:p>
+        </w:tc>
+      </w:tr>
+    </w:tbl>
+    <w:p>
+      <w:pPr>
+        <w:rPr>
+          <w:lang w:val="en-NZ"/>
+        </w:rPr>
+      </w:pPr>
+    </w:p>
+    <w:p>
+      <w:pPr>
+        <w:rPr>
+          <w:lang w:val="en-NZ"/>
+        </w:rPr>
+      </w:pPr>
+      <w:r>
+        <w:rPr>
+          <w:lang w:val="en-NZ"/>
+        </w:rPr>
+        <w:t>Finally, the Positive and Negative Outcomes fields codify the main themes and categories found on the recount of experiences extracted from the results, analysis and conclusions of the reviewed works. The categorisation process</w:t>
+      </w:r>
+      <w:r>
+        <w:rPr>
+          <w:lang w:val="en-NZ"/>
+        </w:rPr>
+        <w:t xml:space="preserve"> compiled and </w:t>
+      </w:r>
+      <w:r>
+        <w:rPr>
+          <w:lang w:val="en-NZ"/>
+        </w:rPr>
+        <w:t>used the following codebooks</w:t>
+      </w:r>
+      <w:r>
+        <w:rPr>
+          <w:lang w:val="en-NZ"/>
+        </w:rPr>
+        <w:t xml:space="preserve"> to perform the codification task.</w:t>
+      </w:r>
+    </w:p>
+    <w:p>
+      <w:pPr>
+        <w:pStyle w:val="Descripcin"/>
+        <w:keepNext/>
+        <w:jc w:val="center"/>
+        <w:rPr>
+          <w:lang w:val="en-NZ"/>
+        </w:rPr>
+      </w:pPr>
+      <w:r>
+        <w:rPr>
+          <w:lang w:val="en-NZ"/>
+        </w:rPr>
+        <w:t xml:space="preserve">Table </w:t>
+      </w:r>
+      <w:r>
+        <w:rPr>
+          <w:lang w:val="en-NZ"/>
+        </w:rPr>
+        <w:fldChar w:fldCharType="begin"/>
+      </w:r>
+      <w:r>
+        <w:rPr>
+          <w:lang w:val="en-NZ"/>
+        </w:rPr>
+        <w:instrText xml:space="preserve"> SEQ Table \* ARABIC </w:instrText>
+      </w:r>
+      <w:r>
+        <w:rPr>
+          <w:lang w:val="en-NZ"/>
+        </w:rPr>
+        <w:fldChar w:fldCharType="separate"/>
+      </w:r>
+      <w:r>
+        <w:rPr>
+          <w:noProof/>
+          <w:lang w:val="en-NZ"/>
+        </w:rPr>
+        <w:t>3</w:t>
+      </w:r>
+      <w:r>
+        <w:rPr>
+          <w:lang w:val="en-NZ"/>
+        </w:rPr>
+        <w:fldChar w:fldCharType="end"/>
+      </w:r>
+      <w:r>
+        <w:rPr>
+          <w:lang w:val="en-NZ"/>
+        </w:rPr>
+        <w:t xml:space="preserve"> Positive Outcomes Code Book</w:t>
+      </w:r>
+    </w:p>
+    <w:tbl>
+      <w:tblPr>
+        <w:tblStyle w:val="Tablaconcuadrcula"/>
+        <w:tblW w:w="8926" w:type="dxa"/>
+        <w:tblLook w:val="04A0" w:firstRow="1" w:lastRow="0" w:firstColumn="1" w:lastColumn="0" w:noHBand="0" w:noVBand="1"/>
+      </w:tblPr>
+      <w:tblGrid>
+        <w:gridCol w:w="1973"/>
+        <w:gridCol w:w="632"/>
+        <w:gridCol w:w="2493"/>
+        <w:gridCol w:w="3828"/>
+      </w:tblGrid>
+      <w:tr>
+        <w:tc>
+          <w:tcPr>
+            <w:tcW w:w="1973" w:type="dxa"/>
+          </w:tcPr>
+          <w:p>
+            <w:pPr>
+              <w:jc w:val="center"/>
+              <w:rPr>
+                <w:b/>
+                <w:bCs/>
+                <w:lang w:val="en-NZ"/>
+              </w:rPr>
+            </w:pPr>
+            <w:r>
+              <w:rPr>
+                <w:b/>
+                <w:bCs/>
+                <w:lang w:val="en-NZ"/>
+              </w:rPr>
+              <w:t>Category</w:t>
+            </w:r>
+          </w:p>
+        </w:tc>
+        <w:tc>
+          <w:tcPr>
+            <w:tcW w:w="632" w:type="dxa"/>
+          </w:tcPr>
+          <w:p>
+            <w:pPr>
+              <w:jc w:val="center"/>
+              <w:rPr>
+                <w:b/>
+                <w:bCs/>
+                <w:lang w:val="en-NZ"/>
+              </w:rPr>
+            </w:pPr>
+            <w:r>
+              <w:rPr>
+                <w:b/>
+                <w:bCs/>
+                <w:lang w:val="en-NZ"/>
+              </w:rPr>
+              <w:t>Key</w:t>
+            </w:r>
+          </w:p>
+        </w:tc>
+        <w:tc>
+          <w:tcPr>
+            <w:tcW w:w="2493" w:type="dxa"/>
+          </w:tcPr>
+          <w:p>
+            <w:pPr>
+              <w:jc w:val="center"/>
+              <w:rPr>
+                <w:b/>
+                <w:bCs/>
+                <w:lang w:val="en-NZ"/>
+              </w:rPr>
+            </w:pPr>
+            <w:r>
+              <w:rPr>
+                <w:b/>
+                <w:bCs/>
+                <w:lang w:val="en-NZ"/>
+              </w:rPr>
+              <w:t>Value</w:t>
+            </w:r>
+          </w:p>
+        </w:tc>
+        <w:tc>
+          <w:tcPr>
+            <w:tcW w:w="3828" w:type="dxa"/>
+          </w:tcPr>
+          <w:p>
+            <w:pPr>
+              <w:jc w:val="center"/>
+              <w:rPr>
+                <w:b/>
+                <w:bCs/>
+                <w:lang w:val="en-NZ"/>
+              </w:rPr>
+            </w:pPr>
+            <w:r>
+              <w:rPr>
+                <w:b/>
+                <w:bCs/>
+                <w:lang w:val="en-NZ"/>
+              </w:rPr>
+              <w:t>Description</w:t>
+            </w:r>
+          </w:p>
+        </w:tc>
+      </w:tr>
+      <w:tr>
+        <w:tc>
+          <w:tcPr>
+            <w:tcW w:w="1973" w:type="dxa"/>
+            <w:vMerge w:val="restart"/>
+            <w:vAlign w:val="center"/>
+          </w:tcPr>
+          <w:p>
+            <w:pPr>
+              <w:jc w:val="center"/>
+              <w:rPr>
+                <w:lang w:val="en-NZ"/>
+              </w:rPr>
+            </w:pPr>
+            <w:r>
+              <w:rPr>
+                <w:lang w:val="en-NZ"/>
+              </w:rPr>
+              <w:t>Student autonomy</w:t>
+            </w:r>
+          </w:p>
+        </w:tc>
+        <w:tc>
+          <w:tcPr>
+            <w:tcW w:w="632" w:type="dxa"/>
+            <w:vAlign w:val="center"/>
+          </w:tcPr>
+          <w:p>
+            <w:pPr>
+              <w:jc w:val="center"/>
+              <w:rPr>
+                <w:lang w:val="en-NZ"/>
+              </w:rPr>
+            </w:pPr>
+            <w:r>
+              <w:rPr>
+                <w:lang w:val="en-NZ"/>
+              </w:rPr>
+              <w:t>1.1</w:t>
+            </w:r>
+          </w:p>
+        </w:tc>
+        <w:tc>
+          <w:tcPr>
+            <w:tcW w:w="2493" w:type="dxa"/>
+            <w:vAlign w:val="center"/>
+          </w:tcPr>
+          <w:p>
+            <w:pPr>
+              <w:rPr>
+                <w:lang w:val="en-NZ"/>
+              </w:rPr>
+            </w:pPr>
+            <w:r>
+              <w:rPr>
+                <w:rFonts w:ascii="Arial" w:hAnsi="Arial" w:cs="Arial"/>
+                <w:color w:val="000000"/>
+                <w:lang w:val="en-NZ"/>
+              </w:rPr>
+              <w:t>Facilitates student autonomy</w:t>
+            </w:r>
+          </w:p>
+        </w:tc>
+        <w:tc>
+          <w:tcPr>
+            <w:tcW w:w="3828" w:type="dxa"/>
+            <w:vAlign w:val="center"/>
+          </w:tcPr>
+          <w:p>
+            <w:pPr>
+              <w:rPr>
+                <w:lang w:val="en-NZ"/>
+              </w:rPr>
+            </w:pPr>
+            <w:r>
+              <w:rPr>
+                <w:lang w:val="en-NZ"/>
+              </w:rPr>
+              <w:t>A</w:t>
+            </w:r>
+            <w:r>
+              <w:rPr>
+                <w:lang w:val="en-NZ"/>
+              </w:rPr>
+              <w:t>R</w:t>
+            </w:r>
+            <w:r>
+              <w:rPr>
+                <w:lang w:val="en-NZ"/>
+              </w:rPr>
+              <w:t xml:space="preserve"> makes easy for students to work in an autonomous way</w:t>
+            </w:r>
+          </w:p>
+        </w:tc>
+      </w:tr>
+      <w:tr>
+        <w:tc>
+          <w:tcPr>
+            <w:tcW w:w="1973" w:type="dxa"/>
+            <w:vMerge/>
+          </w:tcPr>
+          <w:p>
+            <w:pPr>
+              <w:jc w:val="both"/>
+              <w:rPr>
+                <w:lang w:val="en-NZ"/>
+              </w:rPr>
+            </w:pPr>
+          </w:p>
+        </w:tc>
+        <w:tc>
+          <w:tcPr>
+            <w:tcW w:w="632" w:type="dxa"/>
+            <w:vAlign w:val="center"/>
+          </w:tcPr>
+          <w:p>
+            <w:pPr>
+              <w:jc w:val="center"/>
+              <w:rPr>
+                <w:lang w:val="en-NZ"/>
+              </w:rPr>
+            </w:pPr>
+            <w:r>
+              <w:rPr>
+                <w:lang w:val="en-NZ"/>
+              </w:rPr>
+              <w:t>1.2</w:t>
+            </w:r>
+          </w:p>
+        </w:tc>
+        <w:tc>
+          <w:tcPr>
+            <w:tcW w:w="2493" w:type="dxa"/>
+            <w:vAlign w:val="center"/>
+          </w:tcPr>
+          <w:p>
+            <w:pPr>
+              <w:rPr>
+                <w:lang w:val="en-NZ"/>
+              </w:rPr>
+            </w:pPr>
+            <w:r>
+              <w:rPr>
+                <w:rFonts w:ascii="Arial" w:hAnsi="Arial" w:cs="Arial"/>
+                <w:color w:val="000000"/>
+                <w:lang w:val="en-NZ"/>
+              </w:rPr>
+              <w:t>Offers student-controlled pace of the experience</w:t>
+            </w:r>
+          </w:p>
+        </w:tc>
+        <w:tc>
+          <w:tcPr>
+            <w:tcW w:w="3828" w:type="dxa"/>
+            <w:vAlign w:val="center"/>
+          </w:tcPr>
+          <w:p>
+            <w:pPr>
+              <w:rPr>
+                <w:lang w:val="en-NZ"/>
+              </w:rPr>
+            </w:pPr>
+            <w:r>
+              <w:rPr>
+                <w:lang w:val="en-NZ"/>
+              </w:rPr>
+              <w:t>The tool advances and can be used at different paces, controlled by the desired rhythm of the user.</w:t>
+            </w:r>
+          </w:p>
+        </w:tc>
+      </w:tr>
+      <w:tr>
+        <w:tc>
+          <w:tcPr>
+            <w:tcW w:w="1973" w:type="dxa"/>
+            <w:vMerge/>
+          </w:tcPr>
+          <w:p>
+            <w:pPr>
+              <w:jc w:val="both"/>
+              <w:rPr>
+                <w:lang w:val="en-NZ"/>
+              </w:rPr>
+            </w:pPr>
+          </w:p>
+        </w:tc>
+        <w:tc>
+          <w:tcPr>
+            <w:tcW w:w="632" w:type="dxa"/>
+            <w:vAlign w:val="center"/>
+          </w:tcPr>
+          <w:p>
+            <w:pPr>
+              <w:jc w:val="center"/>
+              <w:rPr>
+                <w:lang w:val="en-NZ"/>
+              </w:rPr>
+            </w:pPr>
+            <w:r>
+              <w:rPr>
+                <w:lang w:val="en-NZ"/>
+              </w:rPr>
+              <w:t>1.3</w:t>
+            </w:r>
+          </w:p>
+        </w:tc>
+        <w:tc>
+          <w:tcPr>
+            <w:tcW w:w="2493" w:type="dxa"/>
+            <w:vAlign w:val="center"/>
+          </w:tcPr>
+          <w:p>
+            <w:pPr>
+              <w:rPr>
+                <w:lang w:val="en-NZ"/>
+              </w:rPr>
+            </w:pPr>
+            <w:r>
+              <w:rPr>
+                <w:rFonts w:ascii="Arial" w:hAnsi="Arial" w:cs="Arial"/>
+                <w:color w:val="000000"/>
+                <w:lang w:val="en-NZ"/>
+              </w:rPr>
+              <w:t>Offers a personalized experience</w:t>
+            </w:r>
+          </w:p>
+        </w:tc>
+        <w:tc>
+          <w:tcPr>
+            <w:tcW w:w="3828" w:type="dxa"/>
+            <w:vAlign w:val="center"/>
+          </w:tcPr>
+          <w:p>
+            <w:pPr>
+              <w:rPr>
+                <w:lang w:val="en-NZ"/>
+              </w:rPr>
+            </w:pPr>
+            <w:r>
+              <w:rPr>
+                <w:lang w:val="en-NZ"/>
+              </w:rPr>
+              <w:t>The tool changes content or presentation elements depending on the usage of the student</w:t>
+            </w:r>
+          </w:p>
+        </w:tc>
+      </w:tr>
+      <w:tr>
+        <w:tc>
+          <w:tcPr>
+            <w:tcW w:w="1973" w:type="dxa"/>
+            <w:vMerge/>
+          </w:tcPr>
+          <w:p>
+            <w:pPr>
+              <w:jc w:val="both"/>
+              <w:rPr>
+                <w:lang w:val="en-NZ"/>
+              </w:rPr>
+            </w:pPr>
+          </w:p>
+        </w:tc>
+        <w:tc>
+          <w:tcPr>
+            <w:tcW w:w="632" w:type="dxa"/>
+            <w:vAlign w:val="center"/>
+          </w:tcPr>
+          <w:p>
+            <w:pPr>
+              <w:jc w:val="center"/>
+              <w:rPr>
+                <w:lang w:val="en-NZ"/>
+              </w:rPr>
+            </w:pPr>
+            <w:r>
+              <w:rPr>
+                <w:lang w:val="en-NZ"/>
+              </w:rPr>
+              <w:t>1.4</w:t>
+            </w:r>
+          </w:p>
+        </w:tc>
+        <w:tc>
+          <w:tcPr>
+            <w:tcW w:w="2493" w:type="dxa"/>
+            <w:vAlign w:val="center"/>
+          </w:tcPr>
+          <w:p>
+            <w:pPr>
+              <w:rPr>
+                <w:lang w:val="en-NZ"/>
+              </w:rPr>
+            </w:pPr>
+            <w:r>
+              <w:rPr>
+                <w:rFonts w:ascii="Arial" w:hAnsi="Arial" w:cs="Arial"/>
+                <w:color w:val="000000"/>
+                <w:lang w:val="en-NZ"/>
+              </w:rPr>
+              <w:t>Supports different types of learning methods</w:t>
+            </w:r>
+          </w:p>
+        </w:tc>
+        <w:tc>
+          <w:tcPr>
+            <w:tcW w:w="3828" w:type="dxa"/>
+            <w:vAlign w:val="center"/>
+          </w:tcPr>
+          <w:p>
+            <w:pPr>
+              <w:rPr>
+                <w:lang w:val="en-NZ"/>
+              </w:rPr>
+            </w:pPr>
+            <w:r>
+              <w:rPr>
+                <w:lang w:val="en-NZ"/>
+              </w:rPr>
+              <w:t>The tool presents the same content or activity in different ways to foster different types of learning, like visual, memory or other similar approaches</w:t>
+            </w:r>
+          </w:p>
+        </w:tc>
+      </w:tr>
+      <w:tr>
+        <w:tc>
+          <w:tcPr>
+            <w:tcW w:w="1973" w:type="dxa"/>
+            <w:vMerge w:val="restart"/>
+            <w:vAlign w:val="center"/>
+          </w:tcPr>
+          <w:p>
+            <w:pPr>
+              <w:jc w:val="center"/>
+              <w:rPr>
+                <w:lang w:val="en-NZ"/>
+              </w:rPr>
+            </w:pPr>
+            <w:r>
+              <w:rPr>
+                <w:lang w:val="en-NZ"/>
+              </w:rPr>
+              <w:t>Accessibility</w:t>
+            </w:r>
+          </w:p>
+        </w:tc>
+        <w:tc>
+          <w:tcPr>
+            <w:tcW w:w="632" w:type="dxa"/>
+            <w:vAlign w:val="center"/>
+          </w:tcPr>
+          <w:p>
+            <w:pPr>
+              <w:jc w:val="center"/>
+              <w:rPr>
+                <w:lang w:val="en-NZ"/>
+              </w:rPr>
+            </w:pPr>
+            <w:r>
+              <w:rPr>
+                <w:lang w:val="en-NZ"/>
+              </w:rPr>
+              <w:t>2.1</w:t>
+            </w:r>
+          </w:p>
+        </w:tc>
+        <w:tc>
+          <w:tcPr>
+            <w:tcW w:w="2493" w:type="dxa"/>
+            <w:vAlign w:val="center"/>
+          </w:tcPr>
+          <w:p>
+            <w:pPr>
+              <w:rPr>
+                <w:rFonts w:ascii="Arial" w:hAnsi="Arial" w:cs="Arial"/>
+                <w:color w:val="000000"/>
+                <w:lang w:val="en-NZ"/>
+              </w:rPr>
+            </w:pPr>
+            <w:r>
+              <w:rPr>
+                <w:lang w:val="en-NZ"/>
+              </w:rPr>
+              <w:t>Easy access to the technology</w:t>
+            </w:r>
+          </w:p>
+        </w:tc>
+        <w:tc>
+          <w:tcPr>
+            <w:tcW w:w="3828" w:type="dxa"/>
+            <w:vAlign w:val="center"/>
+          </w:tcPr>
+          <w:p>
+            <w:pPr>
+              <w:rPr>
+                <w:lang w:val="en-NZ"/>
+              </w:rPr>
+            </w:pPr>
+            <w:r>
+              <w:rPr>
+                <w:lang w:val="en-NZ"/>
+              </w:rPr>
+              <w:t>Getting access to devices need to use the tool is easy</w:t>
+            </w:r>
+          </w:p>
+        </w:tc>
+      </w:tr>
+      <w:tr>
+        <w:tc>
+          <w:tcPr>
+            <w:tcW w:w="1973" w:type="dxa"/>
+            <w:vMerge/>
+          </w:tcPr>
+          <w:p>
+            <w:pPr>
+              <w:jc w:val="both"/>
+              <w:rPr>
+                <w:lang w:val="en-NZ"/>
+              </w:rPr>
+            </w:pPr>
+          </w:p>
+        </w:tc>
+        <w:tc>
+          <w:tcPr>
+            <w:tcW w:w="632" w:type="dxa"/>
+            <w:vAlign w:val="center"/>
+          </w:tcPr>
+          <w:p>
+            <w:pPr>
+              <w:jc w:val="center"/>
+              <w:rPr>
+                <w:lang w:val="en-NZ"/>
+              </w:rPr>
+            </w:pPr>
+            <w:r>
+              <w:rPr>
+                <w:lang w:val="en-NZ"/>
+              </w:rPr>
+              <w:t>2.2</w:t>
+            </w:r>
+          </w:p>
+        </w:tc>
+        <w:tc>
+          <w:tcPr>
+            <w:tcW w:w="2493" w:type="dxa"/>
+            <w:vAlign w:val="center"/>
+          </w:tcPr>
+          <w:p>
+            <w:pPr>
+              <w:rPr>
+                <w:rFonts w:ascii="Arial" w:hAnsi="Arial" w:cs="Arial"/>
+                <w:color w:val="000000"/>
+                <w:lang w:val="en-NZ"/>
+              </w:rPr>
+            </w:pPr>
+            <w:r>
+              <w:rPr>
+                <w:lang w:val="en-NZ"/>
+              </w:rPr>
+              <w:t>Use of available technology</w:t>
+            </w:r>
+          </w:p>
+        </w:tc>
+        <w:tc>
+          <w:tcPr>
+            <w:tcW w:w="3828" w:type="dxa"/>
+            <w:vAlign w:val="center"/>
+          </w:tcPr>
+          <w:p>
+            <w:pPr>
+              <w:rPr>
+                <w:lang w:val="en-NZ"/>
+              </w:rPr>
+            </w:pPr>
+            <w:r>
+              <w:rPr>
+                <w:lang w:val="en-NZ"/>
+              </w:rPr>
+              <w:t>The tool uses available technology for the students, like their own smartphones or simple tech lab’s devices</w:t>
+            </w:r>
+          </w:p>
+        </w:tc>
+      </w:tr>
+      <w:tr>
+        <w:tc>
+          <w:tcPr>
+            <w:tcW w:w="1973" w:type="dxa"/>
+            <w:vMerge/>
+          </w:tcPr>
+          <w:p>
+            <w:pPr>
+              <w:jc w:val="both"/>
+              <w:rPr>
+                <w:lang w:val="en-NZ"/>
+              </w:rPr>
+            </w:pPr>
+          </w:p>
+        </w:tc>
+        <w:tc>
+          <w:tcPr>
+            <w:tcW w:w="632" w:type="dxa"/>
+            <w:vAlign w:val="center"/>
+          </w:tcPr>
+          <w:p>
+            <w:pPr>
+              <w:jc w:val="center"/>
+              <w:rPr>
+                <w:lang w:val="en-NZ"/>
+              </w:rPr>
+            </w:pPr>
+            <w:r>
+              <w:rPr>
+                <w:lang w:val="en-NZ"/>
+              </w:rPr>
+              <w:t>2.3</w:t>
+            </w:r>
+          </w:p>
+        </w:tc>
+        <w:tc>
+          <w:tcPr>
+            <w:tcW w:w="2493" w:type="dxa"/>
+            <w:vAlign w:val="center"/>
+          </w:tcPr>
+          <w:p>
+            <w:pPr>
+              <w:rPr>
+                <w:rFonts w:ascii="Arial" w:hAnsi="Arial" w:cs="Arial"/>
+                <w:color w:val="000000"/>
+                <w:lang w:val="en-NZ"/>
+              </w:rPr>
+            </w:pPr>
+            <w:r>
+              <w:rPr>
+                <w:lang w:val="en-NZ"/>
+              </w:rPr>
+              <w:t>Easy to learn</w:t>
+            </w:r>
+          </w:p>
+        </w:tc>
+        <w:tc>
+          <w:tcPr>
+            <w:tcW w:w="3828" w:type="dxa"/>
+            <w:vAlign w:val="center"/>
+          </w:tcPr>
+          <w:p>
+            <w:pPr>
+              <w:rPr>
+                <w:lang w:val="en-NZ"/>
+              </w:rPr>
+            </w:pPr>
+            <w:r>
+              <w:rPr>
+                <w:lang w:val="en-NZ"/>
+              </w:rPr>
+              <w:t>It is easy for the users to learn how to use the tool</w:t>
+            </w:r>
+          </w:p>
+        </w:tc>
+      </w:tr>
+      <w:tr>
+        <w:tc>
+          <w:tcPr>
+            <w:tcW w:w="1973" w:type="dxa"/>
+            <w:vMerge/>
+          </w:tcPr>
+          <w:p>
+            <w:pPr>
+              <w:jc w:val="both"/>
+              <w:rPr>
+                <w:lang w:val="en-NZ"/>
+              </w:rPr>
+            </w:pPr>
+          </w:p>
+        </w:tc>
+        <w:tc>
+          <w:tcPr>
+            <w:tcW w:w="632" w:type="dxa"/>
+            <w:vAlign w:val="center"/>
+          </w:tcPr>
+          <w:p>
+            <w:pPr>
+              <w:jc w:val="center"/>
+              <w:rPr>
+                <w:lang w:val="en-NZ"/>
+              </w:rPr>
+            </w:pPr>
+            <w:r>
+              <w:rPr>
+                <w:lang w:val="en-NZ"/>
+              </w:rPr>
+              <w:t>2.4</w:t>
+            </w:r>
+          </w:p>
+        </w:tc>
+        <w:tc>
+          <w:tcPr>
+            <w:tcW w:w="2493" w:type="dxa"/>
+            <w:vAlign w:val="center"/>
+          </w:tcPr>
+          <w:p>
+            <w:pPr>
+              <w:rPr>
+                <w:rFonts w:ascii="Arial" w:hAnsi="Arial" w:cs="Arial"/>
+                <w:color w:val="000000"/>
+                <w:lang w:val="en-NZ"/>
+              </w:rPr>
+            </w:pPr>
+            <w:r>
+              <w:rPr>
+                <w:lang w:val="en-NZ"/>
+              </w:rPr>
+              <w:t>Unexpensive or easy implementation</w:t>
+            </w:r>
+          </w:p>
+        </w:tc>
+        <w:tc>
+          <w:tcPr>
+            <w:tcW w:w="3828" w:type="dxa"/>
+            <w:vAlign w:val="center"/>
+          </w:tcPr>
+          <w:p>
+            <w:pPr>
+              <w:rPr>
+                <w:lang w:val="en-NZ"/>
+              </w:rPr>
+            </w:pPr>
+            <w:r>
+              <w:rPr>
+                <w:lang w:val="en-NZ"/>
+              </w:rPr>
+              <w:t>The cost of building and deploying the tool is low or lower in comparison to other technologies</w:t>
+            </w:r>
+          </w:p>
+        </w:tc>
+      </w:tr>
+      <w:tr>
+        <w:tc>
+          <w:tcPr>
+            <w:tcW w:w="1973" w:type="dxa"/>
+            <w:vMerge/>
+          </w:tcPr>
+          <w:p>
+            <w:pPr>
+              <w:jc w:val="both"/>
+              <w:rPr>
+                <w:lang w:val="en-NZ"/>
+              </w:rPr>
+            </w:pPr>
+          </w:p>
+        </w:tc>
+        <w:tc>
+          <w:tcPr>
+            <w:tcW w:w="632" w:type="dxa"/>
+            <w:vAlign w:val="center"/>
+          </w:tcPr>
+          <w:p>
+            <w:pPr>
+              <w:jc w:val="center"/>
+              <w:rPr>
+                <w:lang w:val="en-NZ"/>
+              </w:rPr>
+            </w:pPr>
+            <w:r>
+              <w:rPr>
+                <w:lang w:val="en-NZ"/>
+              </w:rPr>
+              <w:t>2.5</w:t>
+            </w:r>
+          </w:p>
+        </w:tc>
+        <w:tc>
+          <w:tcPr>
+            <w:tcW w:w="2493" w:type="dxa"/>
+            <w:vAlign w:val="center"/>
+          </w:tcPr>
+          <w:p>
+            <w:pPr>
+              <w:rPr>
+                <w:rFonts w:ascii="Arial" w:hAnsi="Arial" w:cs="Arial"/>
+                <w:color w:val="000000"/>
+                <w:lang w:val="en-NZ"/>
+              </w:rPr>
+            </w:pPr>
+            <w:r>
+              <w:rPr>
+                <w:lang w:val="en-NZ"/>
+              </w:rPr>
+              <w:t>Easy or intuitive interaction</w:t>
+            </w:r>
+          </w:p>
+        </w:tc>
+        <w:tc>
+          <w:tcPr>
+            <w:tcW w:w="3828" w:type="dxa"/>
+            <w:vAlign w:val="center"/>
+          </w:tcPr>
+          <w:p>
+            <w:pPr>
+              <w:rPr>
+                <w:lang w:val="en-NZ"/>
+              </w:rPr>
+            </w:pPr>
+            <w:r>
+              <w:rPr>
+                <w:lang w:val="en-NZ"/>
+              </w:rPr>
+              <w:t>The tool is easy and enjoyable to use</w:t>
+            </w:r>
+          </w:p>
+        </w:tc>
+      </w:tr>
+      <w:tr>
+        <w:tc>
+          <w:tcPr>
+            <w:tcW w:w="1973" w:type="dxa"/>
+            <w:vMerge w:val="restart"/>
+            <w:vAlign w:val="center"/>
+          </w:tcPr>
+          <w:p>
+            <w:pPr>
+              <w:jc w:val="center"/>
+              <w:rPr>
+                <w:lang w:val="en-NZ"/>
+              </w:rPr>
+            </w:pPr>
+            <w:r>
+              <w:rPr>
+                <w:lang w:val="en-NZ"/>
+              </w:rPr>
+              <w:t>Performance</w:t>
+            </w:r>
+          </w:p>
+        </w:tc>
+        <w:tc>
+          <w:tcPr>
+            <w:tcW w:w="632" w:type="dxa"/>
+            <w:vAlign w:val="center"/>
+          </w:tcPr>
+          <w:p>
+            <w:pPr>
+              <w:jc w:val="center"/>
+              <w:rPr>
+                <w:lang w:val="en-NZ"/>
+              </w:rPr>
+            </w:pPr>
+            <w:r>
+              <w:rPr>
+                <w:lang w:val="en-NZ"/>
+              </w:rPr>
+              <w:t>3.1</w:t>
+            </w:r>
+          </w:p>
+        </w:tc>
+        <w:tc>
+          <w:tcPr>
+            <w:tcW w:w="2493" w:type="dxa"/>
+            <w:vAlign w:val="center"/>
+          </w:tcPr>
+          <w:p>
+            <w:pPr>
+              <w:rPr>
+                <w:lang w:val="en-NZ"/>
+              </w:rPr>
+            </w:pPr>
+            <w:r>
+              <w:rPr>
+                <w:lang w:val="en-NZ"/>
+              </w:rPr>
+              <w:t>Improved academical performance is tested</w:t>
+            </w:r>
+          </w:p>
+        </w:tc>
+        <w:tc>
+          <w:tcPr>
+            <w:tcW w:w="3828" w:type="dxa"/>
+            <w:vAlign w:val="center"/>
+          </w:tcPr>
+          <w:p>
+            <w:pPr>
+              <w:rPr>
+                <w:lang w:val="en-NZ"/>
+              </w:rPr>
+            </w:pPr>
+            <w:r>
+              <w:rPr>
+                <w:lang w:val="en-NZ"/>
+              </w:rPr>
+              <w:t>Students gain academical performance using the tool and it was tested in the research</w:t>
+            </w:r>
+          </w:p>
+        </w:tc>
+      </w:tr>
+      <w:tr>
+        <w:tc>
+          <w:tcPr>
+            <w:tcW w:w="1973" w:type="dxa"/>
+            <w:vMerge/>
+          </w:tcPr>
+          <w:p>
+            <w:pPr>
+              <w:jc w:val="both"/>
+              <w:rPr>
+                <w:lang w:val="en-NZ"/>
+              </w:rPr>
+            </w:pPr>
+          </w:p>
+        </w:tc>
+        <w:tc>
+          <w:tcPr>
+            <w:tcW w:w="632" w:type="dxa"/>
+            <w:vAlign w:val="center"/>
+          </w:tcPr>
+          <w:p>
+            <w:pPr>
+              <w:jc w:val="center"/>
+              <w:rPr>
+                <w:lang w:val="en-NZ"/>
+              </w:rPr>
+            </w:pPr>
+            <w:r>
+              <w:rPr>
+                <w:lang w:val="en-NZ"/>
+              </w:rPr>
+              <w:t>3.2</w:t>
+            </w:r>
+          </w:p>
+        </w:tc>
+        <w:tc>
+          <w:tcPr>
+            <w:tcW w:w="2493" w:type="dxa"/>
+            <w:vAlign w:val="center"/>
+          </w:tcPr>
+          <w:p>
+            <w:pPr>
+              <w:rPr>
+                <w:lang w:val="en-NZ"/>
+              </w:rPr>
+            </w:pPr>
+            <w:r>
+              <w:rPr>
+                <w:lang w:val="en-NZ"/>
+              </w:rPr>
+              <w:t>Facilitates concentration/attention</w:t>
+            </w:r>
+          </w:p>
+        </w:tc>
+        <w:tc>
+          <w:tcPr>
+            <w:tcW w:w="3828" w:type="dxa"/>
+            <w:vAlign w:val="center"/>
+          </w:tcPr>
+          <w:p>
+            <w:pPr>
+              <w:rPr>
+                <w:lang w:val="en-NZ"/>
+              </w:rPr>
+            </w:pPr>
+            <w:r>
+              <w:rPr>
+                <w:lang w:val="en-NZ"/>
+              </w:rPr>
+              <w:t>Students or researchers reported improvements gain in concentration or attention</w:t>
+            </w:r>
+          </w:p>
+        </w:tc>
+      </w:tr>
+      <w:tr>
+        <w:tc>
+          <w:tcPr>
+            <w:tcW w:w="1973" w:type="dxa"/>
+            <w:vMerge/>
+          </w:tcPr>
+          <w:p>
+            <w:pPr>
+              <w:jc w:val="both"/>
+              <w:rPr>
+                <w:lang w:val="en-NZ"/>
+              </w:rPr>
+            </w:pPr>
+          </w:p>
+        </w:tc>
+        <w:tc>
+          <w:tcPr>
+            <w:tcW w:w="632" w:type="dxa"/>
+            <w:vAlign w:val="center"/>
+          </w:tcPr>
+          <w:p>
+            <w:pPr>
+              <w:jc w:val="center"/>
+              <w:rPr>
+                <w:lang w:val="en-NZ"/>
+              </w:rPr>
+            </w:pPr>
+            <w:r>
+              <w:rPr>
+                <w:lang w:val="en-NZ"/>
+              </w:rPr>
+              <w:t>3.3</w:t>
+            </w:r>
+          </w:p>
+        </w:tc>
+        <w:tc>
+          <w:tcPr>
+            <w:tcW w:w="2493" w:type="dxa"/>
+            <w:vAlign w:val="center"/>
+          </w:tcPr>
+          <w:p>
+            <w:pPr>
+              <w:rPr>
+                <w:lang w:val="en-NZ"/>
+              </w:rPr>
+            </w:pPr>
+            <w:r>
+              <w:rPr>
+                <w:lang w:val="en-NZ"/>
+              </w:rPr>
+              <w:t>Facilitates practice/training</w:t>
+            </w:r>
+          </w:p>
+        </w:tc>
+        <w:tc>
+          <w:tcPr>
+            <w:tcW w:w="3828" w:type="dxa"/>
+            <w:vAlign w:val="center"/>
+          </w:tcPr>
+          <w:p>
+            <w:pPr>
+              <w:rPr>
+                <w:lang w:val="en-NZ"/>
+              </w:rPr>
+            </w:pPr>
+            <w:r>
+              <w:rPr>
+                <w:lang w:val="en-NZ"/>
+              </w:rPr>
+              <w:t>The tool helped students to practice or train</w:t>
+            </w:r>
+          </w:p>
+        </w:tc>
+      </w:tr>
+      <w:tr>
+        <w:tc>
+          <w:tcPr>
+            <w:tcW w:w="1973" w:type="dxa"/>
+            <w:vMerge/>
+          </w:tcPr>
+          <w:p>
+            <w:pPr>
+              <w:jc w:val="both"/>
+              <w:rPr>
+                <w:lang w:val="en-NZ"/>
+              </w:rPr>
+            </w:pPr>
+          </w:p>
+        </w:tc>
+        <w:tc>
+          <w:tcPr>
+            <w:tcW w:w="632" w:type="dxa"/>
+            <w:vAlign w:val="center"/>
+          </w:tcPr>
+          <w:p>
+            <w:pPr>
+              <w:jc w:val="center"/>
+              <w:rPr>
+                <w:lang w:val="en-NZ"/>
+              </w:rPr>
+            </w:pPr>
+            <w:r>
+              <w:rPr>
+                <w:lang w:val="en-NZ"/>
+              </w:rPr>
+              <w:t>3.4</w:t>
+            </w:r>
+          </w:p>
+        </w:tc>
+        <w:tc>
+          <w:tcPr>
+            <w:tcW w:w="2493" w:type="dxa"/>
+            <w:vAlign w:val="center"/>
+          </w:tcPr>
+          <w:p>
+            <w:pPr>
+              <w:rPr>
+                <w:lang w:val="en-NZ"/>
+              </w:rPr>
+            </w:pPr>
+            <w:r>
+              <w:rPr>
+                <w:lang w:val="en-NZ"/>
+              </w:rPr>
+              <w:t>Improved long-term retention is tested</w:t>
+            </w:r>
+          </w:p>
+        </w:tc>
+        <w:tc>
+          <w:tcPr>
+            <w:tcW w:w="3828" w:type="dxa"/>
+            <w:vAlign w:val="center"/>
+          </w:tcPr>
+          <w:p>
+            <w:pPr>
+              <w:rPr>
+                <w:lang w:val="en-NZ"/>
+              </w:rPr>
+            </w:pPr>
+            <w:r>
+              <w:rPr>
+                <w:lang w:val="en-NZ"/>
+              </w:rPr>
+              <w:t>Students gain improved retention using the tool and it was tested in the research</w:t>
+            </w:r>
+          </w:p>
+        </w:tc>
+      </w:tr>
+      <w:tr>
+        <w:tc>
+          <w:tcPr>
+            <w:tcW w:w="1973" w:type="dxa"/>
+            <w:vMerge/>
+          </w:tcPr>
+          <w:p>
+            <w:pPr>
+              <w:jc w:val="both"/>
+              <w:rPr>
+                <w:lang w:val="en-NZ"/>
+              </w:rPr>
+            </w:pPr>
+          </w:p>
+        </w:tc>
+        <w:tc>
+          <w:tcPr>
+            <w:tcW w:w="632" w:type="dxa"/>
+            <w:vAlign w:val="center"/>
+          </w:tcPr>
+          <w:p>
+            <w:pPr>
+              <w:jc w:val="center"/>
+              <w:rPr>
+                <w:lang w:val="en-NZ"/>
+              </w:rPr>
+            </w:pPr>
+            <w:r>
+              <w:rPr>
+                <w:lang w:val="en-NZ"/>
+              </w:rPr>
+              <w:t>3.5</w:t>
+            </w:r>
+          </w:p>
+        </w:tc>
+        <w:tc>
+          <w:tcPr>
+            <w:tcW w:w="2493" w:type="dxa"/>
+            <w:vAlign w:val="center"/>
+          </w:tcPr>
+          <w:p>
+            <w:pPr>
+              <w:rPr>
+                <w:lang w:val="en-NZ"/>
+              </w:rPr>
+            </w:pPr>
+            <w:r>
+              <w:rPr>
+                <w:lang w:val="en-NZ"/>
+              </w:rPr>
+              <w:t>Boosts confidence in learning outcomes</w:t>
+            </w:r>
+          </w:p>
+        </w:tc>
+        <w:tc>
+          <w:tcPr>
+            <w:tcW w:w="3828" w:type="dxa"/>
+            <w:vAlign w:val="center"/>
+          </w:tcPr>
+          <w:p>
+            <w:pPr>
+              <w:rPr>
+                <w:lang w:val="en-NZ"/>
+              </w:rPr>
+            </w:pPr>
+            <w:r>
+              <w:rPr>
+                <w:lang w:val="en-NZ"/>
+              </w:rPr>
+              <w:t xml:space="preserve">Students report feeling more confident in what they learned and the </w:t>
+            </w:r>
+            <w:r>
+              <w:rPr>
+                <w:lang w:val="en-NZ"/>
+              </w:rPr>
+              <w:t>long-term</w:t>
+            </w:r>
+            <w:r>
+              <w:rPr>
+                <w:lang w:val="en-NZ"/>
+              </w:rPr>
+              <w:t xml:space="preserve"> retention of it</w:t>
+            </w:r>
+          </w:p>
+        </w:tc>
+      </w:tr>
+      <w:tr>
+        <w:tc>
+          <w:tcPr>
+            <w:tcW w:w="1973" w:type="dxa"/>
+            <w:vMerge/>
+          </w:tcPr>
+          <w:p>
+            <w:pPr>
+              <w:jc w:val="both"/>
+              <w:rPr>
+                <w:lang w:val="en-NZ"/>
+              </w:rPr>
+            </w:pPr>
+          </w:p>
+        </w:tc>
+        <w:tc>
+          <w:tcPr>
+            <w:tcW w:w="632" w:type="dxa"/>
+            <w:vAlign w:val="center"/>
+          </w:tcPr>
+          <w:p>
+            <w:pPr>
+              <w:jc w:val="center"/>
+              <w:rPr>
+                <w:lang w:val="en-NZ"/>
+              </w:rPr>
+            </w:pPr>
+            <w:r>
+              <w:rPr>
+                <w:lang w:val="en-NZ"/>
+              </w:rPr>
+              <w:t>3.6</w:t>
+            </w:r>
+          </w:p>
+        </w:tc>
+        <w:tc>
+          <w:tcPr>
+            <w:tcW w:w="2493" w:type="dxa"/>
+            <w:vAlign w:val="center"/>
+          </w:tcPr>
+          <w:p>
+            <w:pPr>
+              <w:rPr>
+                <w:lang w:val="en-NZ"/>
+              </w:rPr>
+            </w:pPr>
+            <w:r>
+              <w:rPr>
+                <w:lang w:val="en-NZ"/>
+              </w:rPr>
+              <w:t>Faster/easier learning</w:t>
+            </w:r>
+          </w:p>
+        </w:tc>
+        <w:tc>
+          <w:tcPr>
+            <w:tcW w:w="3828" w:type="dxa"/>
+            <w:vAlign w:val="center"/>
+          </w:tcPr>
+          <w:p>
+            <w:pPr>
+              <w:rPr>
+                <w:lang w:val="en-NZ"/>
+              </w:rPr>
+            </w:pPr>
+            <w:r>
+              <w:rPr>
+                <w:lang w:val="en-NZ"/>
+              </w:rPr>
+              <w:t>Learning was achieved faster or students report doing it easier in comparison to other experiences</w:t>
+            </w:r>
+          </w:p>
+        </w:tc>
+      </w:tr>
+      <w:tr>
+        <w:tc>
+          <w:tcPr>
+            <w:tcW w:w="1973" w:type="dxa"/>
+            <w:vMerge/>
+          </w:tcPr>
+          <w:p>
+            <w:pPr>
+              <w:jc w:val="both"/>
+              <w:rPr>
+                <w:lang w:val="en-NZ"/>
+              </w:rPr>
+            </w:pPr>
+          </w:p>
+        </w:tc>
+        <w:tc>
+          <w:tcPr>
+            <w:tcW w:w="632" w:type="dxa"/>
+            <w:vAlign w:val="center"/>
+          </w:tcPr>
+          <w:p>
+            <w:pPr>
+              <w:jc w:val="center"/>
+              <w:rPr>
+                <w:lang w:val="en-NZ"/>
+              </w:rPr>
+            </w:pPr>
+            <w:r>
+              <w:rPr>
+                <w:lang w:val="en-NZ"/>
+              </w:rPr>
+              <w:t>3.7</w:t>
+            </w:r>
+          </w:p>
+        </w:tc>
+        <w:tc>
+          <w:tcPr>
+            <w:tcW w:w="2493" w:type="dxa"/>
+            <w:vAlign w:val="center"/>
+          </w:tcPr>
+          <w:p>
+            <w:pPr>
+              <w:rPr>
+                <w:lang w:val="en-NZ"/>
+              </w:rPr>
+            </w:pPr>
+            <w:r>
+              <w:rPr>
+                <w:lang w:val="en-NZ"/>
+              </w:rPr>
+              <w:t>Enhanced critical thinking is tested</w:t>
+            </w:r>
+          </w:p>
+        </w:tc>
+        <w:tc>
+          <w:tcPr>
+            <w:tcW w:w="3828" w:type="dxa"/>
+            <w:vAlign w:val="center"/>
+          </w:tcPr>
+          <w:p>
+            <w:pPr>
+              <w:rPr>
+                <w:lang w:val="en-NZ"/>
+              </w:rPr>
+            </w:pPr>
+            <w:r>
+              <w:rPr>
+                <w:lang w:val="en-NZ"/>
+              </w:rPr>
+              <w:t>Researchers tested gains in critical thinking</w:t>
+            </w:r>
+          </w:p>
+        </w:tc>
+      </w:tr>
+      <w:tr>
+        <w:tc>
+          <w:tcPr>
+            <w:tcW w:w="1973" w:type="dxa"/>
+            <w:vMerge/>
+          </w:tcPr>
+          <w:p>
+            <w:pPr>
+              <w:jc w:val="both"/>
+              <w:rPr>
+                <w:lang w:val="en-NZ"/>
+              </w:rPr>
+            </w:pPr>
+          </w:p>
+        </w:tc>
+        <w:tc>
+          <w:tcPr>
+            <w:tcW w:w="632" w:type="dxa"/>
+            <w:vAlign w:val="center"/>
+          </w:tcPr>
+          <w:p>
+            <w:pPr>
+              <w:jc w:val="center"/>
+              <w:rPr>
+                <w:lang w:val="en-NZ"/>
+              </w:rPr>
+            </w:pPr>
+            <w:r>
+              <w:rPr>
+                <w:lang w:val="en-NZ"/>
+              </w:rPr>
+              <w:t>3.8</w:t>
+            </w:r>
+          </w:p>
+        </w:tc>
+        <w:tc>
+          <w:tcPr>
+            <w:tcW w:w="2493" w:type="dxa"/>
+            <w:vAlign w:val="center"/>
+          </w:tcPr>
+          <w:p>
+            <w:pPr>
+              <w:rPr>
+                <w:lang w:val="en-NZ"/>
+              </w:rPr>
+            </w:pPr>
+            <w:r>
+              <w:rPr>
+                <w:lang w:val="en-NZ"/>
+              </w:rPr>
+              <w:t>Balanced learning outcomes for different students</w:t>
+            </w:r>
+          </w:p>
+        </w:tc>
+        <w:tc>
+          <w:tcPr>
+            <w:tcW w:w="3828" w:type="dxa"/>
+            <w:vAlign w:val="center"/>
+          </w:tcPr>
+          <w:p>
+            <w:pPr>
+              <w:rPr>
+                <w:lang w:val="en-NZ"/>
+              </w:rPr>
+            </w:pPr>
+            <w:r>
+              <w:rPr>
+                <w:lang w:val="en-NZ"/>
+              </w:rPr>
+              <w:t>Results for students at different levels were balanced or the gaps were minimized</w:t>
+            </w:r>
+          </w:p>
+        </w:tc>
+      </w:tr>
+      <w:tr>
+        <w:tc>
+          <w:tcPr>
+            <w:tcW w:w="1973" w:type="dxa"/>
+            <w:vMerge w:val="restart"/>
+            <w:vAlign w:val="center"/>
+          </w:tcPr>
+          <w:p>
+            <w:pPr>
+              <w:jc w:val="center"/>
+              <w:rPr>
+                <w:lang w:val="en-NZ"/>
+              </w:rPr>
+            </w:pPr>
+            <w:r>
+              <w:rPr>
+                <w:lang w:val="en-NZ"/>
+              </w:rPr>
+              <w:t>Immersion</w:t>
+            </w:r>
+            <w:r>
+              <w:rPr>
+                <w:lang w:val="en-NZ"/>
+              </w:rPr>
+              <w:t xml:space="preserve"> and motivation</w:t>
+            </w:r>
+          </w:p>
+        </w:tc>
+        <w:tc>
+          <w:tcPr>
+            <w:tcW w:w="632" w:type="dxa"/>
+            <w:vAlign w:val="center"/>
+          </w:tcPr>
+          <w:p>
+            <w:pPr>
+              <w:jc w:val="center"/>
+              <w:rPr>
+                <w:lang w:val="en-NZ"/>
+              </w:rPr>
+            </w:pPr>
+            <w:r>
+              <w:rPr>
+                <w:lang w:val="en-NZ"/>
+              </w:rPr>
+              <w:t>4.1</w:t>
+            </w:r>
+          </w:p>
+        </w:tc>
+        <w:tc>
+          <w:tcPr>
+            <w:tcW w:w="2493" w:type="dxa"/>
+            <w:vAlign w:val="center"/>
+          </w:tcPr>
+          <w:p>
+            <w:pPr>
+              <w:rPr>
+                <w:lang w:val="en-NZ"/>
+              </w:rPr>
+            </w:pPr>
+            <w:r>
+              <w:rPr>
+                <w:lang w:val="en-NZ"/>
+              </w:rPr>
+              <w:t>Higher motivation for the learning subject/activity</w:t>
+            </w:r>
+          </w:p>
+        </w:tc>
+        <w:tc>
+          <w:tcPr>
+            <w:tcW w:w="3828" w:type="dxa"/>
+            <w:vAlign w:val="center"/>
+          </w:tcPr>
+          <w:p>
+            <w:pPr>
+              <w:rPr>
+                <w:lang w:val="en-NZ"/>
+              </w:rPr>
+            </w:pPr>
+            <w:r>
+              <w:rPr>
+                <w:lang w:val="en-NZ"/>
+              </w:rPr>
+              <w:t>Students report to be more motivated or invested in the learning subject</w:t>
+            </w:r>
+          </w:p>
+        </w:tc>
+      </w:tr>
+      <w:tr>
+        <w:tc>
+          <w:tcPr>
+            <w:tcW w:w="1973" w:type="dxa"/>
+            <w:vMerge/>
+          </w:tcPr>
+          <w:p>
+            <w:pPr>
+              <w:jc w:val="both"/>
+              <w:rPr>
+                <w:lang w:val="en-NZ"/>
+              </w:rPr>
+            </w:pPr>
+          </w:p>
+        </w:tc>
+        <w:tc>
+          <w:tcPr>
+            <w:tcW w:w="632" w:type="dxa"/>
+            <w:vAlign w:val="center"/>
+          </w:tcPr>
+          <w:p>
+            <w:pPr>
+              <w:jc w:val="center"/>
+              <w:rPr>
+                <w:lang w:val="en-NZ"/>
+              </w:rPr>
+            </w:pPr>
+            <w:r>
+              <w:rPr>
+                <w:lang w:val="en-NZ"/>
+              </w:rPr>
+              <w:t>4.2</w:t>
+            </w:r>
+          </w:p>
+        </w:tc>
+        <w:tc>
+          <w:tcPr>
+            <w:tcW w:w="2493" w:type="dxa"/>
+            <w:vAlign w:val="center"/>
+          </w:tcPr>
+          <w:p>
+            <w:pPr>
+              <w:rPr>
+                <w:lang w:val="en-NZ"/>
+              </w:rPr>
+            </w:pPr>
+            <w:r>
+              <w:rPr>
+                <w:lang w:val="en-NZ"/>
+              </w:rPr>
+              <w:t>Facilitates emotional investment in the subject/</w:t>
+            </w:r>
+            <w:r>
+              <w:rPr>
+                <w:lang w:val="en-NZ"/>
+              </w:rPr>
+              <w:t>activity</w:t>
+            </w:r>
+          </w:p>
+        </w:tc>
+        <w:tc>
+          <w:tcPr>
+            <w:tcW w:w="3828" w:type="dxa"/>
+            <w:vAlign w:val="center"/>
+          </w:tcPr>
+          <w:p>
+            <w:pPr>
+              <w:rPr>
+                <w:lang w:val="en-NZ"/>
+              </w:rPr>
+            </w:pPr>
+            <w:r>
+              <w:rPr>
+                <w:lang w:val="en-NZ"/>
+              </w:rPr>
+              <w:t>Facilitates emotional investment in the subject/</w:t>
+            </w:r>
+            <w:r>
+              <w:rPr>
+                <w:lang w:val="en-NZ"/>
+              </w:rPr>
+              <w:t>activity</w:t>
+            </w:r>
+            <w:r>
+              <w:rPr>
+                <w:lang w:val="en-NZ"/>
+              </w:rPr>
+              <w:t>: Students report to be more invested with the activity, the tool or its content</w:t>
+            </w:r>
+          </w:p>
+        </w:tc>
+      </w:tr>
+      <w:tr>
+        <w:tc>
+          <w:tcPr>
+            <w:tcW w:w="1973" w:type="dxa"/>
+            <w:vMerge/>
+          </w:tcPr>
+          <w:p>
+            <w:pPr>
+              <w:jc w:val="both"/>
+              <w:rPr>
+                <w:lang w:val="en-NZ"/>
+              </w:rPr>
+            </w:pPr>
+          </w:p>
+        </w:tc>
+        <w:tc>
+          <w:tcPr>
+            <w:tcW w:w="632" w:type="dxa"/>
+            <w:vAlign w:val="center"/>
+          </w:tcPr>
+          <w:p>
+            <w:pPr>
+              <w:jc w:val="center"/>
+              <w:rPr>
+                <w:lang w:val="en-NZ"/>
+              </w:rPr>
+            </w:pPr>
+            <w:r>
+              <w:rPr>
+                <w:lang w:val="en-NZ"/>
+              </w:rPr>
+              <w:t>4.3</w:t>
+            </w:r>
+          </w:p>
+        </w:tc>
+        <w:tc>
+          <w:tcPr>
+            <w:tcW w:w="2493" w:type="dxa"/>
+            <w:vAlign w:val="center"/>
+          </w:tcPr>
+          <w:p>
+            <w:pPr>
+              <w:rPr>
+                <w:lang w:val="en-NZ"/>
+              </w:rPr>
+            </w:pPr>
+            <w:r>
+              <w:rPr>
+                <w:lang w:val="en-NZ"/>
+              </w:rPr>
+              <w:t>Content used encourages learning</w:t>
+            </w:r>
+          </w:p>
+        </w:tc>
+        <w:tc>
+          <w:tcPr>
+            <w:tcW w:w="3828" w:type="dxa"/>
+            <w:vAlign w:val="center"/>
+          </w:tcPr>
+          <w:p>
+            <w:pPr>
+              <w:rPr>
+                <w:lang w:val="en-NZ"/>
+              </w:rPr>
+            </w:pPr>
+            <w:r>
+              <w:rPr>
+                <w:lang w:val="en-NZ"/>
+              </w:rPr>
+              <w:t>Students feel motivated to engage with the content of the tool</w:t>
+            </w:r>
+          </w:p>
+        </w:tc>
+      </w:tr>
+      <w:tr>
+        <w:tc>
+          <w:tcPr>
+            <w:tcW w:w="1973" w:type="dxa"/>
+            <w:vMerge/>
+          </w:tcPr>
+          <w:p>
+            <w:pPr>
+              <w:jc w:val="both"/>
+              <w:rPr>
+                <w:lang w:val="en-NZ"/>
+              </w:rPr>
+            </w:pPr>
+          </w:p>
+        </w:tc>
+        <w:tc>
+          <w:tcPr>
+            <w:tcW w:w="632" w:type="dxa"/>
+            <w:vAlign w:val="center"/>
+          </w:tcPr>
+          <w:p>
+            <w:pPr>
+              <w:jc w:val="center"/>
+              <w:rPr>
+                <w:lang w:val="en-NZ"/>
+              </w:rPr>
+            </w:pPr>
+            <w:r>
+              <w:rPr>
+                <w:lang w:val="en-NZ"/>
+              </w:rPr>
+              <w:t>4.4</w:t>
+            </w:r>
+          </w:p>
+        </w:tc>
+        <w:tc>
+          <w:tcPr>
+            <w:tcW w:w="2493" w:type="dxa"/>
+            <w:vAlign w:val="center"/>
+          </w:tcPr>
+          <w:p>
+            <w:pPr>
+              <w:rPr>
+                <w:lang w:val="en-NZ"/>
+              </w:rPr>
+            </w:pPr>
+            <w:r>
+              <w:rPr>
+                <w:lang w:val="en-NZ"/>
+              </w:rPr>
+              <w:t>Fun or interesting tool</w:t>
+            </w:r>
+          </w:p>
+        </w:tc>
+        <w:tc>
+          <w:tcPr>
+            <w:tcW w:w="3828" w:type="dxa"/>
+            <w:vAlign w:val="center"/>
+          </w:tcPr>
+          <w:p>
+            <w:pPr>
+              <w:rPr>
+                <w:lang w:val="en-NZ"/>
+              </w:rPr>
+            </w:pPr>
+            <w:r>
+              <w:rPr>
+                <w:lang w:val="en-NZ"/>
+              </w:rPr>
+              <w:t>The tool or its content is reported to be fun for the students or presents an interesting approach to the learning material</w:t>
+            </w:r>
+          </w:p>
+        </w:tc>
+      </w:tr>
+      <w:tr>
+        <w:tc>
+          <w:tcPr>
+            <w:tcW w:w="1973" w:type="dxa"/>
+            <w:vAlign w:val="center"/>
+          </w:tcPr>
+          <w:p>
+            <w:pPr>
+              <w:jc w:val="center"/>
+              <w:rPr>
+                <w:lang w:val="en-NZ"/>
+              </w:rPr>
+            </w:pPr>
+            <w:r>
+              <w:rPr>
+                <w:lang w:val="en-NZ"/>
+              </w:rPr>
+              <w:t>Digital literacy</w:t>
+            </w:r>
+          </w:p>
+        </w:tc>
+        <w:tc>
+          <w:tcPr>
+            <w:tcW w:w="632" w:type="dxa"/>
+            <w:vAlign w:val="center"/>
+          </w:tcPr>
+          <w:p>
+            <w:pPr>
+              <w:jc w:val="center"/>
+              <w:rPr>
+                <w:lang w:val="en-NZ"/>
+              </w:rPr>
+            </w:pPr>
+            <w:r>
+              <w:rPr>
+                <w:lang w:val="en-NZ"/>
+              </w:rPr>
+              <w:t>5.1</w:t>
+            </w:r>
+          </w:p>
+        </w:tc>
+        <w:tc>
+          <w:tcPr>
+            <w:tcW w:w="2493" w:type="dxa"/>
+            <w:vAlign w:val="center"/>
+          </w:tcPr>
+          <w:p>
+            <w:pPr>
+              <w:rPr>
+                <w:lang w:val="en-NZ"/>
+              </w:rPr>
+            </w:pPr>
+            <w:r>
+              <w:rPr>
+                <w:lang w:val="en-NZ"/>
+              </w:rPr>
+              <w:t>Helps in digital literacy education</w:t>
+            </w:r>
+          </w:p>
+        </w:tc>
+        <w:tc>
+          <w:tcPr>
+            <w:tcW w:w="3828" w:type="dxa"/>
+            <w:vAlign w:val="center"/>
+          </w:tcPr>
+          <w:p>
+            <w:pPr>
+              <w:rPr>
+                <w:lang w:val="en-NZ"/>
+              </w:rPr>
+            </w:pPr>
+            <w:r>
+              <w:rPr>
+                <w:lang w:val="en-NZ"/>
+              </w:rPr>
+              <w:t xml:space="preserve">The tool can be </w:t>
+            </w:r>
+            <w:r>
+              <w:rPr>
+                <w:lang w:val="en-NZ"/>
+              </w:rPr>
+              <w:t>used</w:t>
+            </w:r>
+            <w:r>
+              <w:rPr>
+                <w:lang w:val="en-NZ"/>
+              </w:rPr>
+              <w:t xml:space="preserve"> to educate in the use of digital devices</w:t>
+            </w:r>
+          </w:p>
+        </w:tc>
+      </w:tr>
+      <w:tr>
+        <w:tc>
+          <w:tcPr>
+            <w:tcW w:w="1973" w:type="dxa"/>
+            <w:vAlign w:val="center"/>
+          </w:tcPr>
+          <w:p>
+            <w:pPr>
+              <w:jc w:val="center"/>
+              <w:rPr>
+                <w:lang w:val="en-NZ"/>
+              </w:rPr>
+            </w:pPr>
+            <w:r>
+              <w:rPr>
+                <w:lang w:val="en-NZ"/>
+              </w:rPr>
+              <w:t>Visualization</w:t>
+            </w:r>
+          </w:p>
+        </w:tc>
+        <w:tc>
+          <w:tcPr>
+            <w:tcW w:w="632" w:type="dxa"/>
+            <w:vAlign w:val="center"/>
+          </w:tcPr>
+          <w:p>
+            <w:pPr>
+              <w:jc w:val="center"/>
+              <w:rPr>
+                <w:lang w:val="en-NZ"/>
+              </w:rPr>
+            </w:pPr>
+            <w:r>
+              <w:rPr>
+                <w:lang w:val="en-NZ"/>
+              </w:rPr>
+              <w:t>6.1</w:t>
+            </w:r>
+          </w:p>
+        </w:tc>
+        <w:tc>
+          <w:tcPr>
+            <w:tcW w:w="2493" w:type="dxa"/>
+            <w:vAlign w:val="center"/>
+          </w:tcPr>
+          <w:p>
+            <w:pPr>
+              <w:rPr>
+                <w:lang w:val="en-NZ"/>
+              </w:rPr>
+            </w:pPr>
+            <w:r>
+              <w:rPr>
+                <w:lang w:val="en-NZ"/>
+              </w:rPr>
+              <w:t xml:space="preserve">Helps in the visualization of </w:t>
+            </w:r>
+            <w:r>
+              <w:rPr>
+                <w:lang w:val="en-NZ"/>
+              </w:rPr>
+              <w:t>abstract</w:t>
+            </w:r>
+            <w:r>
+              <w:rPr>
+                <w:lang w:val="en-NZ"/>
+              </w:rPr>
+              <w:t>/</w:t>
+            </w:r>
+            <w:r>
+              <w:rPr>
+                <w:lang w:val="en-NZ"/>
+              </w:rPr>
+              <w:t>difficult</w:t>
+            </w:r>
+            <w:r>
+              <w:rPr>
+                <w:lang w:val="en-NZ"/>
+              </w:rPr>
+              <w:t xml:space="preserve"> concepts</w:t>
+            </w:r>
+          </w:p>
+        </w:tc>
+        <w:tc>
+          <w:tcPr>
+            <w:tcW w:w="3828" w:type="dxa"/>
+            <w:vAlign w:val="center"/>
+          </w:tcPr>
+          <w:p>
+            <w:pPr>
+              <w:rPr>
+                <w:lang w:val="en-NZ"/>
+              </w:rPr>
+            </w:pPr>
+            <w:r>
+              <w:rPr>
+                <w:lang w:val="en-NZ"/>
+              </w:rPr>
+              <w:t>The tool provides visual content to explain abstract or difficult subjects.</w:t>
+            </w:r>
+          </w:p>
+        </w:tc>
+      </w:tr>
+      <w:tr>
+        <w:tc>
+          <w:tcPr>
+            <w:tcW w:w="1973" w:type="dxa"/>
+            <w:vMerge w:val="restart"/>
+            <w:vAlign w:val="center"/>
+          </w:tcPr>
+          <w:p>
+            <w:pPr>
+              <w:jc w:val="center"/>
+              <w:rPr>
+                <w:lang w:val="en-NZ"/>
+              </w:rPr>
+            </w:pPr>
+            <w:r>
+              <w:rPr>
+                <w:lang w:val="en-NZ"/>
+              </w:rPr>
+              <w:t>Tool validation</w:t>
+            </w:r>
+          </w:p>
+        </w:tc>
+        <w:tc>
+          <w:tcPr>
+            <w:tcW w:w="632" w:type="dxa"/>
+            <w:vAlign w:val="center"/>
+          </w:tcPr>
+          <w:p>
+            <w:pPr>
+              <w:jc w:val="center"/>
+              <w:rPr>
+                <w:lang w:val="en-NZ"/>
+              </w:rPr>
+            </w:pPr>
+            <w:r>
+              <w:rPr>
+                <w:lang w:val="en-NZ"/>
+              </w:rPr>
+              <w:t>7.1</w:t>
+            </w:r>
+          </w:p>
+        </w:tc>
+        <w:tc>
+          <w:tcPr>
+            <w:tcW w:w="2493" w:type="dxa"/>
+            <w:vAlign w:val="center"/>
+          </w:tcPr>
+          <w:p>
+            <w:pPr>
+              <w:rPr>
+                <w:lang w:val="en-NZ"/>
+              </w:rPr>
+            </w:pPr>
+            <w:r>
+              <w:rPr>
+                <w:lang w:val="en-NZ"/>
+              </w:rPr>
+              <w:t>Comparable or better than other VR/AR apps</w:t>
+            </w:r>
+          </w:p>
+        </w:tc>
+        <w:tc>
+          <w:tcPr>
+            <w:tcW w:w="3828" w:type="dxa"/>
+            <w:vAlign w:val="center"/>
+          </w:tcPr>
+          <w:p>
+            <w:pPr>
+              <w:rPr>
+                <w:lang w:val="en-NZ"/>
+              </w:rPr>
+            </w:pPr>
+            <w:r>
+              <w:rPr>
+                <w:lang w:val="en-NZ"/>
+              </w:rPr>
+              <w:t>Research</w:t>
+            </w:r>
+            <w:r>
+              <w:rPr>
+                <w:lang w:val="en-NZ"/>
+              </w:rPr>
+              <w:t xml:space="preserve"> shows better results in comparison to other tools or technologies</w:t>
+            </w:r>
+          </w:p>
+        </w:tc>
+      </w:tr>
+      <w:tr>
+        <w:tc>
+          <w:tcPr>
+            <w:tcW w:w="1973" w:type="dxa"/>
+            <w:vMerge/>
+            <w:vAlign w:val="center"/>
+          </w:tcPr>
+          <w:p>
+            <w:pPr>
+              <w:jc w:val="center"/>
+              <w:rPr>
+                <w:lang w:val="en-NZ"/>
+              </w:rPr>
+            </w:pPr>
+          </w:p>
+        </w:tc>
+        <w:tc>
+          <w:tcPr>
+            <w:tcW w:w="632" w:type="dxa"/>
+            <w:vAlign w:val="center"/>
+          </w:tcPr>
+          <w:p>
+            <w:pPr>
+              <w:jc w:val="center"/>
+              <w:rPr>
+                <w:lang w:val="en-NZ"/>
+              </w:rPr>
+            </w:pPr>
+            <w:r>
+              <w:rPr>
+                <w:lang w:val="en-NZ"/>
+              </w:rPr>
+              <w:t>7.2</w:t>
+            </w:r>
+          </w:p>
+        </w:tc>
+        <w:tc>
+          <w:tcPr>
+            <w:tcW w:w="2493" w:type="dxa"/>
+            <w:vAlign w:val="center"/>
+          </w:tcPr>
+          <w:p>
+            <w:pPr>
+              <w:rPr>
+                <w:lang w:val="en-NZ"/>
+              </w:rPr>
+            </w:pPr>
+            <w:r>
+              <w:rPr>
+                <w:lang w:val="en-NZ"/>
+              </w:rPr>
+              <w:t>General satisfaction of the subjects with the app</w:t>
+            </w:r>
+          </w:p>
+        </w:tc>
+        <w:tc>
+          <w:tcPr>
+            <w:tcW w:w="3828" w:type="dxa"/>
+            <w:vAlign w:val="center"/>
+          </w:tcPr>
+          <w:p>
+            <w:pPr>
+              <w:rPr>
+                <w:lang w:val="en-NZ"/>
+              </w:rPr>
+            </w:pPr>
+            <w:r>
+              <w:rPr>
+                <w:lang w:val="en-NZ"/>
+              </w:rPr>
+              <w:t>Users report high satisfaction with the tool</w:t>
+            </w:r>
+          </w:p>
+        </w:tc>
+      </w:tr>
+      <w:tr>
+        <w:tc>
+          <w:tcPr>
+            <w:tcW w:w="1973" w:type="dxa"/>
+            <w:vMerge/>
+            <w:vAlign w:val="center"/>
+          </w:tcPr>
+          <w:p>
+            <w:pPr>
+              <w:jc w:val="center"/>
+              <w:rPr>
+                <w:lang w:val="en-NZ"/>
+              </w:rPr>
+            </w:pPr>
+          </w:p>
+        </w:tc>
+        <w:tc>
+          <w:tcPr>
+            <w:tcW w:w="632" w:type="dxa"/>
+            <w:vAlign w:val="center"/>
+          </w:tcPr>
+          <w:p>
+            <w:pPr>
+              <w:jc w:val="center"/>
+              <w:rPr>
+                <w:lang w:val="en-NZ"/>
+              </w:rPr>
+            </w:pPr>
+            <w:r>
+              <w:rPr>
+                <w:lang w:val="en-NZ"/>
+              </w:rPr>
+              <w:t>7.3</w:t>
+            </w:r>
+          </w:p>
+        </w:tc>
+        <w:tc>
+          <w:tcPr>
+            <w:tcW w:w="2493" w:type="dxa"/>
+            <w:vAlign w:val="center"/>
+          </w:tcPr>
+          <w:p>
+            <w:pPr>
+              <w:rPr>
+                <w:lang w:val="en-NZ"/>
+              </w:rPr>
+            </w:pPr>
+            <w:r>
+              <w:rPr>
+                <w:lang w:val="en-NZ"/>
+              </w:rPr>
+              <w:t xml:space="preserve">Better tool to </w:t>
+            </w:r>
+            <w:r>
+              <w:rPr>
+                <w:lang w:val="en-NZ"/>
+              </w:rPr>
+              <w:t>accomplish</w:t>
+            </w:r>
+            <w:r>
+              <w:rPr>
+                <w:lang w:val="en-NZ"/>
+              </w:rPr>
+              <w:t xml:space="preserve"> an objective in comparison to others</w:t>
+            </w:r>
+          </w:p>
+        </w:tc>
+        <w:tc>
+          <w:tcPr>
+            <w:tcW w:w="3828" w:type="dxa"/>
+            <w:vAlign w:val="center"/>
+          </w:tcPr>
+          <w:p>
+            <w:pPr>
+              <w:rPr>
+                <w:lang w:val="en-NZ"/>
+              </w:rPr>
+            </w:pPr>
+            <w:r>
+              <w:rPr>
+                <w:lang w:val="en-NZ"/>
+              </w:rPr>
+              <w:t>Better results in accomplishing a particular goal in comparison with similar tools</w:t>
+            </w:r>
+          </w:p>
+        </w:tc>
+      </w:tr>
+      <w:tr>
+        <w:tc>
+          <w:tcPr>
+            <w:tcW w:w="1973" w:type="dxa"/>
+            <w:vMerge/>
+            <w:vAlign w:val="center"/>
+          </w:tcPr>
+          <w:p>
+            <w:pPr>
+              <w:jc w:val="center"/>
+              <w:rPr>
+                <w:lang w:val="en-NZ"/>
+              </w:rPr>
+            </w:pPr>
+          </w:p>
+        </w:tc>
+        <w:tc>
+          <w:tcPr>
+            <w:tcW w:w="632" w:type="dxa"/>
+            <w:vAlign w:val="center"/>
+          </w:tcPr>
+          <w:p>
+            <w:pPr>
+              <w:jc w:val="center"/>
+              <w:rPr>
+                <w:lang w:val="en-NZ"/>
+              </w:rPr>
+            </w:pPr>
+            <w:r>
+              <w:rPr>
+                <w:lang w:val="en-NZ"/>
+              </w:rPr>
+              <w:t>7.4</w:t>
+            </w:r>
+          </w:p>
+        </w:tc>
+        <w:tc>
+          <w:tcPr>
+            <w:tcW w:w="2493" w:type="dxa"/>
+            <w:vAlign w:val="center"/>
+          </w:tcPr>
+          <w:p>
+            <w:pPr>
+              <w:rPr>
+                <w:lang w:val="en-NZ"/>
+              </w:rPr>
+            </w:pPr>
+            <w:r>
+              <w:rPr>
+                <w:lang w:val="en-NZ"/>
+              </w:rPr>
+              <w:t>Tool achieved some form of professional validation</w:t>
+            </w:r>
+          </w:p>
+        </w:tc>
+        <w:tc>
+          <w:tcPr>
+            <w:tcW w:w="3828" w:type="dxa"/>
+            <w:vAlign w:val="center"/>
+          </w:tcPr>
+          <w:p>
+            <w:pPr>
+              <w:rPr>
+                <w:lang w:val="en-NZ"/>
+              </w:rPr>
+            </w:pPr>
+            <w:r>
+              <w:rPr>
+                <w:lang w:val="en-NZ"/>
+              </w:rPr>
+              <w:t>The tool was evaluated and validated by professionals in the field</w:t>
+            </w:r>
+          </w:p>
+        </w:tc>
+      </w:tr>
+      <w:tr>
+        <w:tc>
+          <w:tcPr>
+            <w:tcW w:w="1973" w:type="dxa"/>
+            <w:vMerge w:val="restart"/>
+            <w:vAlign w:val="center"/>
+          </w:tcPr>
+          <w:p>
+            <w:pPr>
+              <w:rPr>
+                <w:lang w:val="en-NZ"/>
+              </w:rPr>
+            </w:pPr>
+            <w:r>
+              <w:rPr>
+                <w:lang w:val="en-NZ"/>
+              </w:rPr>
+              <w:lastRenderedPageBreak/>
+              <w:t>Multimedia learning</w:t>
+            </w:r>
+          </w:p>
+        </w:tc>
+        <w:tc>
+          <w:tcPr>
+            <w:tcW w:w="632" w:type="dxa"/>
+            <w:vAlign w:val="center"/>
+          </w:tcPr>
+          <w:p>
+            <w:pPr>
+              <w:jc w:val="center"/>
+              <w:rPr>
+                <w:lang w:val="en-NZ"/>
+              </w:rPr>
+            </w:pPr>
+            <w:r>
+              <w:rPr>
+                <w:lang w:val="en-NZ"/>
+              </w:rPr>
+              <w:t>8.1</w:t>
+            </w:r>
+          </w:p>
+        </w:tc>
+        <w:tc>
+          <w:tcPr>
+            <w:tcW w:w="2493" w:type="dxa"/>
+            <w:vAlign w:val="center"/>
+          </w:tcPr>
+          <w:p>
+            <w:pPr>
+              <w:rPr>
+                <w:lang w:val="en-NZ"/>
+              </w:rPr>
+            </w:pPr>
+            <w:r>
+              <w:rPr>
+                <w:lang w:val="en-NZ"/>
+              </w:rPr>
+              <w:t>Benefits of multimedia learning are noted</w:t>
+            </w:r>
+          </w:p>
+        </w:tc>
+        <w:tc>
+          <w:tcPr>
+            <w:tcW w:w="3828" w:type="dxa"/>
+            <w:vAlign w:val="center"/>
+          </w:tcPr>
+          <w:p>
+            <w:pPr>
+              <w:rPr>
+                <w:lang w:val="en-NZ"/>
+              </w:rPr>
+            </w:pPr>
+            <w:r>
+              <w:rPr>
+                <w:lang w:val="en-NZ"/>
+              </w:rPr>
+              <w:t>The use of multimedia content in the tool greatly contributes to its success</w:t>
+            </w:r>
+          </w:p>
+        </w:tc>
+      </w:tr>
+      <w:tr>
+        <w:tc>
+          <w:tcPr>
+            <w:tcW w:w="1973" w:type="dxa"/>
+            <w:vMerge/>
+            <w:vAlign w:val="center"/>
+          </w:tcPr>
+          <w:p>
+            <w:pPr>
+              <w:jc w:val="center"/>
+              <w:rPr>
+                <w:lang w:val="en-NZ"/>
+              </w:rPr>
+            </w:pPr>
+          </w:p>
+        </w:tc>
+        <w:tc>
+          <w:tcPr>
+            <w:tcW w:w="632" w:type="dxa"/>
+            <w:vAlign w:val="center"/>
+          </w:tcPr>
+          <w:p>
+            <w:pPr>
+              <w:jc w:val="center"/>
+              <w:rPr>
+                <w:lang w:val="en-NZ"/>
+              </w:rPr>
+            </w:pPr>
+            <w:r>
+              <w:rPr>
+                <w:lang w:val="en-NZ"/>
+              </w:rPr>
+              <w:t>8.2</w:t>
+            </w:r>
+          </w:p>
+        </w:tc>
+        <w:tc>
+          <w:tcPr>
+            <w:tcW w:w="2493" w:type="dxa"/>
+            <w:vAlign w:val="center"/>
+          </w:tcPr>
+          <w:p>
+            <w:pPr>
+              <w:rPr>
+                <w:lang w:val="en-NZ"/>
+              </w:rPr>
+            </w:pPr>
+            <w:r>
+              <w:rPr>
+                <w:lang w:val="en-NZ"/>
+              </w:rPr>
+              <w:t>Sets itself as an alternative tool for learning</w:t>
+            </w:r>
+          </w:p>
+        </w:tc>
+        <w:tc>
+          <w:tcPr>
+            <w:tcW w:w="3828" w:type="dxa"/>
+            <w:vAlign w:val="center"/>
+          </w:tcPr>
+          <w:p>
+            <w:pPr>
+              <w:rPr>
+                <w:lang w:val="en-NZ"/>
+              </w:rPr>
+            </w:pPr>
+            <w:r>
+              <w:rPr>
+                <w:lang w:val="en-NZ"/>
+              </w:rPr>
+              <w:t>Students see the tool as a good alternative to achieve their learning goals</w:t>
+            </w:r>
+          </w:p>
+        </w:tc>
+      </w:tr>
+      <w:tr>
+        <w:tc>
+          <w:tcPr>
+            <w:tcW w:w="1973" w:type="dxa"/>
+            <w:vMerge/>
+            <w:vAlign w:val="center"/>
+          </w:tcPr>
+          <w:p>
+            <w:pPr>
+              <w:jc w:val="center"/>
+              <w:rPr>
+                <w:lang w:val="en-NZ"/>
+              </w:rPr>
+            </w:pPr>
+          </w:p>
+        </w:tc>
+        <w:tc>
+          <w:tcPr>
+            <w:tcW w:w="632" w:type="dxa"/>
+            <w:vAlign w:val="center"/>
+          </w:tcPr>
+          <w:p>
+            <w:pPr>
+              <w:jc w:val="center"/>
+              <w:rPr>
+                <w:lang w:val="en-NZ"/>
+              </w:rPr>
+            </w:pPr>
+            <w:r>
+              <w:rPr>
+                <w:lang w:val="en-NZ"/>
+              </w:rPr>
+              <w:t>8.3</w:t>
+            </w:r>
+          </w:p>
+        </w:tc>
+        <w:tc>
+          <w:tcPr>
+            <w:tcW w:w="2493" w:type="dxa"/>
+            <w:vAlign w:val="center"/>
+          </w:tcPr>
+          <w:p>
+            <w:pPr>
+              <w:rPr>
+                <w:lang w:val="en-NZ"/>
+              </w:rPr>
+            </w:pPr>
+            <w:r>
+              <w:rPr>
+                <w:lang w:val="en-NZ"/>
+              </w:rPr>
+              <w:t>Is an alternative or better way to present a subject</w:t>
+            </w:r>
+          </w:p>
+        </w:tc>
+        <w:tc>
+          <w:tcPr>
+            <w:tcW w:w="3828" w:type="dxa"/>
+            <w:vAlign w:val="center"/>
+          </w:tcPr>
+          <w:p>
+            <w:pPr>
+              <w:rPr>
+                <w:lang w:val="en-NZ"/>
+              </w:rPr>
+            </w:pPr>
+            <w:r>
+              <w:rPr>
+                <w:lang w:val="en-NZ"/>
+              </w:rPr>
+              <w:t>The content used in the tool does a better job to present the learning subject</w:t>
+            </w:r>
+          </w:p>
+        </w:tc>
+      </w:tr>
+      <w:tr>
+        <w:tc>
+          <w:tcPr>
+            <w:tcW w:w="1973" w:type="dxa"/>
+            <w:vMerge/>
+            <w:vAlign w:val="center"/>
+          </w:tcPr>
+          <w:p>
+            <w:pPr>
+              <w:jc w:val="center"/>
+              <w:rPr>
+                <w:lang w:val="en-NZ"/>
+              </w:rPr>
+            </w:pPr>
+          </w:p>
+        </w:tc>
+        <w:tc>
+          <w:tcPr>
+            <w:tcW w:w="632" w:type="dxa"/>
+            <w:vAlign w:val="center"/>
+          </w:tcPr>
+          <w:p>
+            <w:pPr>
+              <w:jc w:val="center"/>
+              <w:rPr>
+                <w:lang w:val="en-NZ"/>
+              </w:rPr>
+            </w:pPr>
+            <w:r>
+              <w:rPr>
+                <w:lang w:val="en-NZ"/>
+              </w:rPr>
+              <w:t>8.4</w:t>
+            </w:r>
+          </w:p>
+        </w:tc>
+        <w:tc>
+          <w:tcPr>
+            <w:tcW w:w="2493" w:type="dxa"/>
+            <w:vAlign w:val="center"/>
+          </w:tcPr>
+          <w:p>
+            <w:pPr>
+              <w:rPr>
+                <w:lang w:val="en-NZ"/>
+              </w:rPr>
+            </w:pPr>
+            <w:r>
+              <w:rPr>
+                <w:lang w:val="en-NZ"/>
+              </w:rPr>
+              <w:t>Improvement when paired with other media or tool</w:t>
+            </w:r>
+          </w:p>
+        </w:tc>
+        <w:tc>
+          <w:tcPr>
+            <w:tcW w:w="3828" w:type="dxa"/>
+            <w:vAlign w:val="center"/>
+          </w:tcPr>
+          <w:p>
+            <w:pPr>
+              <w:rPr>
+                <w:lang w:val="en-NZ"/>
+              </w:rPr>
+            </w:pPr>
+            <w:r>
+              <w:rPr>
+                <w:lang w:val="en-NZ"/>
+              </w:rPr>
+              <w:t>The tool is better used paired with other content or tool</w:t>
+            </w:r>
+          </w:p>
+        </w:tc>
+      </w:tr>
+      <w:tr>
+        <w:tc>
+          <w:tcPr>
+            <w:tcW w:w="1973" w:type="dxa"/>
+            <w:vAlign w:val="center"/>
+          </w:tcPr>
+          <w:p>
+            <w:pPr>
+              <w:jc w:val="center"/>
+              <w:rPr>
+                <w:lang w:val="en-NZ"/>
+              </w:rPr>
+            </w:pPr>
+            <w:r>
+              <w:rPr>
+                <w:lang w:val="en-NZ"/>
+              </w:rPr>
+              <w:t>Cognitive Load</w:t>
+            </w:r>
+            <w:r>
+              <w:rPr>
+                <w:lang w:val="en-NZ"/>
+              </w:rPr>
+              <w:tab/>
+            </w:r>
+          </w:p>
+        </w:tc>
+        <w:tc>
+          <w:tcPr>
+            <w:tcW w:w="632" w:type="dxa"/>
+            <w:vAlign w:val="center"/>
+          </w:tcPr>
+          <w:p>
+            <w:pPr>
+              <w:jc w:val="center"/>
+              <w:rPr>
+                <w:lang w:val="en-NZ"/>
+              </w:rPr>
+            </w:pPr>
+            <w:r>
+              <w:rPr>
+                <w:lang w:val="en-NZ"/>
+              </w:rPr>
+              <w:t>9.1</w:t>
+            </w:r>
+          </w:p>
+        </w:tc>
+        <w:tc>
+          <w:tcPr>
+            <w:tcW w:w="2493" w:type="dxa"/>
+            <w:vAlign w:val="center"/>
+          </w:tcPr>
+          <w:p>
+            <w:pPr>
+              <w:rPr>
+                <w:lang w:val="en-NZ"/>
+              </w:rPr>
+            </w:pPr>
+            <w:r>
+              <w:rPr>
+                <w:lang w:val="en-NZ"/>
+              </w:rPr>
+              <w:t>Reduce</w:t>
+            </w:r>
+            <w:r>
+              <w:rPr>
+                <w:lang w:val="en-NZ"/>
+              </w:rPr>
+              <w:t xml:space="preserve"> stress or cognitive load</w:t>
+            </w:r>
+          </w:p>
+        </w:tc>
+        <w:tc>
+          <w:tcPr>
+            <w:tcW w:w="3828" w:type="dxa"/>
+            <w:vAlign w:val="center"/>
+          </w:tcPr>
+          <w:p>
+            <w:pPr>
+              <w:rPr>
+                <w:lang w:val="en-NZ"/>
+              </w:rPr>
+            </w:pPr>
+            <w:r>
+              <w:rPr>
+                <w:lang w:val="en-NZ"/>
+              </w:rPr>
+              <w:t>Cognitive load on students was tested or reported to be reduced</w:t>
+            </w:r>
+          </w:p>
+        </w:tc>
+      </w:tr>
+      <w:tr>
+        <w:tc>
+          <w:tcPr>
+            <w:tcW w:w="1973" w:type="dxa"/>
+            <w:vAlign w:val="center"/>
+          </w:tcPr>
+          <w:p>
+            <w:pPr>
+              <w:jc w:val="center"/>
+              <w:rPr>
+                <w:lang w:val="en-NZ"/>
+              </w:rPr>
+            </w:pPr>
+            <w:r>
+              <w:rPr>
+                <w:lang w:val="en-NZ"/>
+              </w:rPr>
+              <w:t>Collaboration</w:t>
+            </w:r>
+            <w:r>
+              <w:rPr>
+                <w:lang w:val="en-NZ"/>
+              </w:rPr>
+              <w:tab/>
+            </w:r>
+          </w:p>
+        </w:tc>
+        <w:tc>
+          <w:tcPr>
+            <w:tcW w:w="632" w:type="dxa"/>
+            <w:vAlign w:val="center"/>
+          </w:tcPr>
+          <w:p>
+            <w:pPr>
+              <w:jc w:val="center"/>
+              <w:rPr>
+                <w:lang w:val="en-NZ"/>
+              </w:rPr>
+            </w:pPr>
+            <w:r>
+              <w:rPr>
+                <w:lang w:val="en-NZ"/>
+              </w:rPr>
+              <w:t>10.1</w:t>
+            </w:r>
+          </w:p>
+        </w:tc>
+        <w:tc>
+          <w:tcPr>
+            <w:tcW w:w="2493" w:type="dxa"/>
+            <w:vAlign w:val="center"/>
+          </w:tcPr>
+          <w:p>
+            <w:pPr>
+              <w:rPr>
+                <w:lang w:val="en-NZ"/>
+              </w:rPr>
+            </w:pPr>
+            <w:r>
+              <w:rPr>
+                <w:lang w:val="en-NZ"/>
+              </w:rPr>
+              <w:t>Facilitates collaboration or socialization</w:t>
+            </w:r>
+          </w:p>
+        </w:tc>
+        <w:tc>
+          <w:tcPr>
+            <w:tcW w:w="3828" w:type="dxa"/>
+            <w:vAlign w:val="center"/>
+          </w:tcPr>
+          <w:p>
+            <w:pPr>
+              <w:rPr>
+                <w:lang w:val="en-NZ"/>
+              </w:rPr>
+            </w:pPr>
+            <w:r>
+              <w:rPr>
+                <w:lang w:val="en-NZ"/>
+              </w:rPr>
+              <w:t>The tool is used in collaborative scenarios</w:t>
+            </w:r>
+          </w:p>
+        </w:tc>
+      </w:tr>
+    </w:tbl>
+    <w:p>
+      <w:pPr>
+        <w:rPr>
+          <w:lang w:val="en-NZ"/>
+        </w:rPr>
+      </w:pPr>
+    </w:p>
+    <w:p>
+      <w:pPr>
+        <w:pStyle w:val="Descripcin"/>
+        <w:keepNext/>
+        <w:jc w:val="center"/>
+        <w:rPr>
+          <w:lang w:val="en-NZ"/>
+        </w:rPr>
+      </w:pPr>
+      <w:r>
+        <w:rPr>
+          <w:lang w:val="en-NZ"/>
+        </w:rPr>
+        <w:t xml:space="preserve">Table </w:t>
+      </w:r>
+      <w:r>
+        <w:rPr>
+          <w:lang w:val="en-NZ"/>
+        </w:rPr>
+        <w:fldChar w:fldCharType="begin"/>
+      </w:r>
+      <w:r>
+        <w:rPr>
+          <w:lang w:val="en-NZ"/>
+        </w:rPr>
+        <w:instrText xml:space="preserve"> SEQ Table \* ARABIC </w:instrText>
+      </w:r>
+      <w:r>
+        <w:rPr>
+          <w:lang w:val="en-NZ"/>
+        </w:rPr>
+        <w:fldChar w:fldCharType="separate"/>
+      </w:r>
+      <w:r>
+        <w:rPr>
+          <w:noProof/>
+          <w:lang w:val="en-NZ"/>
+        </w:rPr>
+        <w:t>4</w:t>
+      </w:r>
+      <w:r>
+        <w:rPr>
+          <w:lang w:val="en-NZ"/>
+        </w:rPr>
+        <w:fldChar w:fldCharType="end"/>
+      </w:r>
+      <w:r>
+        <w:rPr>
+          <w:lang w:val="en-NZ"/>
+        </w:rPr>
+        <w:t xml:space="preserve"> Negative Outcomes Code Book</w:t>
+      </w:r>
+    </w:p>
+    <w:tbl>
+      <w:tblPr>
+        <w:tblStyle w:val="Tablaconcuadrcula"/>
+        <w:tblW w:w="8926" w:type="dxa"/>
+        <w:tblLook w:val="04A0" w:firstRow="1" w:lastRow="0" w:firstColumn="1" w:lastColumn="0" w:noHBand="0" w:noVBand="1"/>
+      </w:tblPr>
+      <w:tblGrid>
+        <w:gridCol w:w="1970"/>
+        <w:gridCol w:w="632"/>
+        <w:gridCol w:w="2532"/>
+        <w:gridCol w:w="3792"/>
+      </w:tblGrid>
+      <w:tr>
+        <w:tc>
+          <w:tcPr>
+            <w:tcW w:w="1970" w:type="dxa"/>
+            <w:vAlign w:val="center"/>
+          </w:tcPr>
+          <w:p>
+            <w:pPr>
+              <w:jc w:val="center"/>
+              <w:rPr>
+                <w:lang w:val="en-NZ"/>
+              </w:rPr>
+            </w:pPr>
+            <w:r>
+              <w:rPr>
+                <w:b/>
+                <w:bCs/>
+                <w:lang w:val="en-NZ"/>
+              </w:rPr>
+              <w:t>Category</w:t>
+            </w:r>
+          </w:p>
+        </w:tc>
+        <w:tc>
+          <w:tcPr>
+            <w:tcW w:w="632" w:type="dxa"/>
+            <w:vAlign w:val="center"/>
+          </w:tcPr>
+          <w:p>
+            <w:pPr>
+              <w:jc w:val="center"/>
+              <w:rPr>
+                <w:lang w:val="en-NZ"/>
+              </w:rPr>
+            </w:pPr>
+            <w:r>
+              <w:rPr>
+                <w:b/>
+                <w:bCs/>
+                <w:lang w:val="en-NZ"/>
+              </w:rPr>
+              <w:t>Key</w:t>
+            </w:r>
+          </w:p>
+        </w:tc>
+        <w:tc>
+          <w:tcPr>
+            <w:tcW w:w="2532" w:type="dxa"/>
+            <w:vAlign w:val="center"/>
+          </w:tcPr>
+          <w:p>
+            <w:pPr>
+              <w:jc w:val="center"/>
+              <w:rPr>
+                <w:lang w:val="en-NZ"/>
+              </w:rPr>
+            </w:pPr>
+            <w:r>
+              <w:rPr>
+                <w:b/>
+                <w:bCs/>
+                <w:lang w:val="en-NZ"/>
+              </w:rPr>
+              <w:t>Value</w:t>
+            </w:r>
+          </w:p>
+        </w:tc>
+        <w:tc>
+          <w:tcPr>
+            <w:tcW w:w="3792" w:type="dxa"/>
+            <w:vAlign w:val="center"/>
+          </w:tcPr>
+          <w:p>
+            <w:pPr>
+              <w:jc w:val="center"/>
+              <w:rPr>
+                <w:lang w:val="en-NZ"/>
+              </w:rPr>
+            </w:pPr>
+            <w:r>
+              <w:rPr>
+                <w:b/>
+                <w:bCs/>
+                <w:lang w:val="en-NZ"/>
+              </w:rPr>
+              <w:t>Description</w:t>
+            </w:r>
+          </w:p>
+        </w:tc>
+      </w:tr>
+      <w:tr>
+        <w:tc>
+          <w:tcPr>
+            <w:tcW w:w="1970" w:type="dxa"/>
+            <w:vAlign w:val="center"/>
+          </w:tcPr>
+          <w:p>
+            <w:pPr>
+              <w:jc w:val="center"/>
+              <w:rPr>
+                <w:lang w:val="en-NZ"/>
+              </w:rPr>
+            </w:pPr>
+            <w:r>
+              <w:rPr>
+                <w:lang w:val="en-NZ"/>
+              </w:rPr>
+              <w:t>None reported</w:t>
+            </w:r>
+          </w:p>
+        </w:tc>
+        <w:tc>
+          <w:tcPr>
+            <w:tcW w:w="632" w:type="dxa"/>
+            <w:vAlign w:val="center"/>
+          </w:tcPr>
+          <w:p>
+            <w:pPr>
+              <w:jc w:val="center"/>
+              <w:rPr>
+                <w:lang w:val="en-NZ"/>
+              </w:rPr>
+            </w:pPr>
+            <w:r>
+              <w:rPr>
+                <w:lang w:val="en-NZ"/>
+              </w:rPr>
+              <w:t>1.0</w:t>
+            </w:r>
+          </w:p>
+        </w:tc>
+        <w:tc>
+          <w:tcPr>
+            <w:tcW w:w="2532" w:type="dxa"/>
+            <w:vAlign w:val="center"/>
+          </w:tcPr>
+          <w:p>
+            <w:pPr>
+              <w:rPr>
+                <w:lang w:val="en-NZ"/>
+              </w:rPr>
+            </w:pPr>
+            <w:r>
+              <w:rPr>
+                <w:lang w:val="en-NZ"/>
+              </w:rPr>
+              <w:t>None reported</w:t>
+            </w:r>
+          </w:p>
+        </w:tc>
+        <w:tc>
+          <w:tcPr>
+            <w:tcW w:w="3792" w:type="dxa"/>
+            <w:vAlign w:val="center"/>
+          </w:tcPr>
+          <w:p>
+            <w:pPr>
+              <w:rPr>
+                <w:lang w:val="en-NZ"/>
+              </w:rPr>
+            </w:pPr>
+            <w:r>
+              <w:rPr>
+                <w:lang w:val="en-NZ"/>
+              </w:rPr>
+              <w:t>No negative outcome was reported</w:t>
+            </w:r>
+          </w:p>
+        </w:tc>
+      </w:tr>
+      <w:tr>
+        <w:tc>
+          <w:tcPr>
+            <w:tcW w:w="1970" w:type="dxa"/>
+            <w:vMerge w:val="restart"/>
+            <w:vAlign w:val="center"/>
+          </w:tcPr>
+          <w:p>
+            <w:pPr>
+              <w:jc w:val="center"/>
+              <w:rPr>
+                <w:lang w:val="en-NZ"/>
+              </w:rPr>
+            </w:pPr>
+            <w:r>
+              <w:rPr>
+                <w:lang w:val="en-NZ"/>
+              </w:rPr>
+              <w:t>Technology issues</w:t>
+            </w:r>
+            <w:r>
+              <w:rPr>
+                <w:lang w:val="en-NZ"/>
+              </w:rPr>
+              <w:tab/>
+            </w:r>
+          </w:p>
+        </w:tc>
+        <w:tc>
+          <w:tcPr>
+            <w:tcW w:w="632" w:type="dxa"/>
+            <w:vAlign w:val="center"/>
+          </w:tcPr>
+          <w:p>
+            <w:pPr>
+              <w:jc w:val="center"/>
+              <w:rPr>
+                <w:lang w:val="en-NZ"/>
+              </w:rPr>
+            </w:pPr>
+            <w:r>
+              <w:rPr>
+                <w:lang w:val="en-NZ"/>
+              </w:rPr>
+              <w:t>2.1</w:t>
+            </w:r>
+          </w:p>
+        </w:tc>
+        <w:tc>
+          <w:tcPr>
+            <w:tcW w:w="2532" w:type="dxa"/>
+            <w:vAlign w:val="center"/>
+          </w:tcPr>
+          <w:p>
+            <w:pPr>
+              <w:rPr>
+                <w:lang w:val="en-NZ"/>
+              </w:rPr>
+            </w:pPr>
+            <w:r>
+              <w:rPr>
+                <w:lang w:val="en-NZ"/>
+              </w:rPr>
+              <w:t xml:space="preserve">General </w:t>
+            </w:r>
+            <w:r>
+              <w:rPr>
+                <w:lang w:val="en-NZ"/>
+              </w:rPr>
+              <w:t>technology</w:t>
+            </w:r>
+            <w:r>
+              <w:rPr>
+                <w:lang w:val="en-NZ"/>
+              </w:rPr>
+              <w:t xml:space="preserve"> issues</w:t>
+            </w:r>
+          </w:p>
+        </w:tc>
+        <w:tc>
+          <w:tcPr>
+            <w:tcW w:w="3792" w:type="dxa"/>
+            <w:vAlign w:val="center"/>
+          </w:tcPr>
+          <w:p>
+            <w:pPr>
+              <w:rPr>
+                <w:lang w:val="en-NZ"/>
+              </w:rPr>
+            </w:pPr>
+            <w:r>
+              <w:rPr>
+                <w:lang w:val="en-NZ"/>
+              </w:rPr>
+              <w:t>Reported failures, problems or inconveniences related to technology usage or setup, mainly of the platform or the AR tool itself.</w:t>
+            </w:r>
+          </w:p>
+        </w:tc>
+      </w:tr>
+      <w:tr>
+        <w:tc>
+          <w:tcPr>
+            <w:tcW w:w="1970" w:type="dxa"/>
+            <w:vMerge/>
+            <w:vAlign w:val="center"/>
+          </w:tcPr>
+          <w:p>
+            <w:pPr>
+              <w:jc w:val="center"/>
+              <w:rPr>
+                <w:lang w:val="en-NZ"/>
+              </w:rPr>
+            </w:pPr>
+          </w:p>
+        </w:tc>
+        <w:tc>
+          <w:tcPr>
+            <w:tcW w:w="632" w:type="dxa"/>
+            <w:vAlign w:val="center"/>
+          </w:tcPr>
+          <w:p>
+            <w:pPr>
+              <w:jc w:val="center"/>
+              <w:rPr>
+                <w:lang w:val="en-NZ"/>
+              </w:rPr>
+            </w:pPr>
+            <w:r>
+              <w:rPr>
+                <w:lang w:val="en-NZ"/>
+              </w:rPr>
+              <w:t>2.2</w:t>
+            </w:r>
+          </w:p>
+        </w:tc>
+        <w:tc>
+          <w:tcPr>
+            <w:tcW w:w="2532" w:type="dxa"/>
+            <w:vAlign w:val="center"/>
+          </w:tcPr>
+          <w:p>
+            <w:pPr>
+              <w:rPr>
+                <w:lang w:val="en-NZ"/>
+              </w:rPr>
+            </w:pPr>
+            <w:r>
+              <w:rPr>
+                <w:lang w:val="en-NZ"/>
+              </w:rPr>
+              <w:t>Occlusion</w:t>
+            </w:r>
+          </w:p>
+        </w:tc>
+        <w:tc>
+          <w:tcPr>
+            <w:tcW w:w="3792" w:type="dxa"/>
+            <w:vAlign w:val="center"/>
+          </w:tcPr>
+          <w:p>
+            <w:pPr>
+              <w:rPr>
+                <w:lang w:val="en-NZ"/>
+              </w:rPr>
+            </w:pPr>
+            <w:r>
+              <w:rPr>
+                <w:lang w:val="en-NZ"/>
+              </w:rPr>
+              <w:t>Problems related to the AR image recognition being occluded by other objects or the users themselves</w:t>
+            </w:r>
+          </w:p>
+        </w:tc>
+      </w:tr>
+      <w:tr>
+        <w:tc>
+          <w:tcPr>
+            <w:tcW w:w="1970" w:type="dxa"/>
+            <w:vMerge/>
+            <w:vAlign w:val="center"/>
+          </w:tcPr>
+          <w:p>
+            <w:pPr>
+              <w:jc w:val="center"/>
+              <w:rPr>
+                <w:lang w:val="en-NZ"/>
+              </w:rPr>
+            </w:pPr>
+          </w:p>
+        </w:tc>
+        <w:tc>
+          <w:tcPr>
+            <w:tcW w:w="632" w:type="dxa"/>
+            <w:vAlign w:val="center"/>
+          </w:tcPr>
+          <w:p>
+            <w:pPr>
+              <w:jc w:val="center"/>
+              <w:rPr>
+                <w:lang w:val="en-NZ"/>
+              </w:rPr>
+            </w:pPr>
+            <w:r>
+              <w:rPr>
+                <w:lang w:val="en-NZ"/>
+              </w:rPr>
+              <w:t>2.3</w:t>
+            </w:r>
+          </w:p>
+        </w:tc>
+        <w:tc>
+          <w:tcPr>
+            <w:tcW w:w="2532" w:type="dxa"/>
+            <w:vAlign w:val="center"/>
+          </w:tcPr>
+          <w:p>
+            <w:pPr>
+              <w:rPr>
+                <w:lang w:val="en-NZ"/>
+              </w:rPr>
+            </w:pPr>
+            <w:r>
+              <w:rPr>
+                <w:lang w:val="en-NZ"/>
+              </w:rPr>
+              <w:t>Illumination</w:t>
+            </w:r>
+          </w:p>
+        </w:tc>
+        <w:tc>
+          <w:tcPr>
+            <w:tcW w:w="3792" w:type="dxa"/>
+            <w:vAlign w:val="center"/>
+          </w:tcPr>
+          <w:p>
+            <w:pPr>
+              <w:rPr>
+                <w:lang w:val="en-NZ"/>
+              </w:rPr>
+            </w:pPr>
+            <w:r>
+              <w:rPr>
+                <w:lang w:val="en-NZ"/>
+              </w:rPr>
+              <w:t>Problems related to the AR being affected by poor or excessive illumination</w:t>
+            </w:r>
+          </w:p>
+        </w:tc>
+      </w:tr>
+      <w:tr>
+        <w:tc>
+          <w:tcPr>
+            <w:tcW w:w="1970" w:type="dxa"/>
+            <w:vMerge/>
+            <w:vAlign w:val="center"/>
+          </w:tcPr>
+          <w:p>
+            <w:pPr>
+              <w:jc w:val="center"/>
+              <w:rPr>
+                <w:lang w:val="en-NZ"/>
+              </w:rPr>
+            </w:pPr>
+          </w:p>
+        </w:tc>
+        <w:tc>
+          <w:tcPr>
+            <w:tcW w:w="632" w:type="dxa"/>
+            <w:vAlign w:val="center"/>
+          </w:tcPr>
+          <w:p>
+            <w:pPr>
+              <w:jc w:val="center"/>
+              <w:rPr>
+                <w:lang w:val="en-NZ"/>
+              </w:rPr>
+            </w:pPr>
+            <w:r>
+              <w:rPr>
+                <w:lang w:val="en-NZ"/>
+              </w:rPr>
+              <w:t>2.4</w:t>
+            </w:r>
+          </w:p>
+        </w:tc>
+        <w:tc>
+          <w:tcPr>
+            <w:tcW w:w="2532" w:type="dxa"/>
+            <w:vAlign w:val="center"/>
+          </w:tcPr>
+          <w:p>
+            <w:pPr>
+              <w:rPr>
+                <w:lang w:val="en-NZ"/>
+              </w:rPr>
+            </w:pPr>
+            <w:r>
+              <w:rPr>
+                <w:lang w:val="en-NZ"/>
+              </w:rPr>
+              <w:t>Frame rate and computational power</w:t>
+            </w:r>
+          </w:p>
+        </w:tc>
+        <w:tc>
+          <w:tcPr>
+            <w:tcW w:w="3792" w:type="dxa"/>
+            <w:vAlign w:val="center"/>
+          </w:tcPr>
+          <w:p>
+            <w:pPr>
+              <w:rPr>
+                <w:lang w:val="en-NZ"/>
+              </w:rPr>
+            </w:pPr>
+            <w:r>
+              <w:rPr>
+                <w:lang w:val="en-NZ"/>
+              </w:rPr>
+              <w:t>Problems related to the selected platform struggling to process or run the tool, creating frame rate issues or slowing down the experience</w:t>
+            </w:r>
+          </w:p>
+        </w:tc>
+      </w:tr>
+      <w:tr>
+        <w:tc>
+          <w:tcPr>
+            <w:tcW w:w="1970" w:type="dxa"/>
+            <w:vMerge/>
+            <w:vAlign w:val="center"/>
+          </w:tcPr>
+          <w:p>
+            <w:pPr>
+              <w:jc w:val="center"/>
+              <w:rPr>
+                <w:lang w:val="en-NZ"/>
+              </w:rPr>
+            </w:pPr>
+          </w:p>
+        </w:tc>
+        <w:tc>
+          <w:tcPr>
+            <w:tcW w:w="632" w:type="dxa"/>
+            <w:vAlign w:val="center"/>
+          </w:tcPr>
+          <w:p>
+            <w:pPr>
+              <w:jc w:val="center"/>
+              <w:rPr>
+                <w:lang w:val="en-NZ"/>
+              </w:rPr>
+            </w:pPr>
+            <w:r>
+              <w:rPr>
+                <w:lang w:val="en-NZ"/>
+              </w:rPr>
+              <w:t>2.5</w:t>
+            </w:r>
+          </w:p>
+        </w:tc>
+        <w:tc>
+          <w:tcPr>
+            <w:tcW w:w="2532" w:type="dxa"/>
+            <w:vAlign w:val="center"/>
+          </w:tcPr>
+          <w:p>
+            <w:pPr>
+              <w:rPr>
+                <w:lang w:val="en-NZ"/>
+              </w:rPr>
+            </w:pPr>
+            <w:r>
+              <w:rPr>
+                <w:lang w:val="en-NZ"/>
+              </w:rPr>
+              <w:t>Impractical markers or image recognition problems</w:t>
+            </w:r>
+          </w:p>
+        </w:tc>
+        <w:tc>
+          <w:tcPr>
+            <w:tcW w:w="3792" w:type="dxa"/>
+            <w:vAlign w:val="center"/>
+          </w:tcPr>
+          <w:p>
+            <w:pPr>
+              <w:rPr>
+                <w:lang w:val="en-NZ"/>
+              </w:rPr>
+            </w:pPr>
+            <w:r>
+              <w:rPr>
+                <w:lang w:val="en-NZ"/>
+              </w:rPr>
+              <w:t>Problems related with the selected markers for image recognition, inconvenient usage, constants tracking lost or similar relate issues</w:t>
+            </w:r>
+          </w:p>
+        </w:tc>
+      </w:tr>
+      <w:tr>
+        <w:tc>
+          <w:tcPr>
+            <w:tcW w:w="1970" w:type="dxa"/>
+            <w:vMerge/>
+            <w:vAlign w:val="center"/>
+          </w:tcPr>
+          <w:p>
+            <w:pPr>
+              <w:jc w:val="center"/>
+              <w:rPr>
+                <w:lang w:val="en-NZ"/>
+              </w:rPr>
+            </w:pPr>
+          </w:p>
+        </w:tc>
+        <w:tc>
+          <w:tcPr>
+            <w:tcW w:w="632" w:type="dxa"/>
+            <w:vAlign w:val="center"/>
+          </w:tcPr>
+          <w:p>
+            <w:pPr>
+              <w:jc w:val="center"/>
+              <w:rPr>
+                <w:lang w:val="en-NZ"/>
+              </w:rPr>
+            </w:pPr>
+            <w:r>
+              <w:rPr>
+                <w:lang w:val="en-NZ"/>
+              </w:rPr>
+              <w:t>2.6</w:t>
+            </w:r>
+          </w:p>
+        </w:tc>
+        <w:tc>
+          <w:tcPr>
+            <w:tcW w:w="2532" w:type="dxa"/>
+            <w:vAlign w:val="center"/>
+          </w:tcPr>
+          <w:p>
+            <w:pPr>
+              <w:rPr>
+                <w:lang w:val="en-NZ"/>
+              </w:rPr>
+            </w:pPr>
+            <w:r>
+              <w:rPr>
+                <w:lang w:val="en-NZ"/>
+              </w:rPr>
+              <w:t>Connectivity problems</w:t>
+            </w:r>
+          </w:p>
+        </w:tc>
+        <w:tc>
+          <w:tcPr>
+            <w:tcW w:w="3792" w:type="dxa"/>
+            <w:vAlign w:val="center"/>
+          </w:tcPr>
+          <w:p>
+            <w:pPr>
+              <w:rPr>
+                <w:lang w:val="en-NZ"/>
+              </w:rPr>
+            </w:pPr>
+            <w:r>
+              <w:rPr>
+                <w:lang w:val="en-NZ"/>
+              </w:rPr>
+              <w:t>The tool required local or internet connection, the connection was unstable, lost or the necessity for a connection was an inconvenience for the usage of the tool</w:t>
+            </w:r>
+          </w:p>
+        </w:tc>
+      </w:tr>
+      <w:tr>
+        <w:tc>
+          <w:tcPr>
+            <w:tcW w:w="1970" w:type="dxa"/>
+            <w:vMerge/>
+            <w:vAlign w:val="center"/>
+          </w:tcPr>
+          <w:p>
+            <w:pPr>
+              <w:jc w:val="center"/>
+              <w:rPr>
+                <w:lang w:val="en-NZ"/>
+              </w:rPr>
+            </w:pPr>
+          </w:p>
+        </w:tc>
+        <w:tc>
+          <w:tcPr>
+            <w:tcW w:w="632" w:type="dxa"/>
+            <w:vAlign w:val="center"/>
+          </w:tcPr>
+          <w:p>
+            <w:pPr>
+              <w:jc w:val="center"/>
+              <w:rPr>
+                <w:lang w:val="en-NZ"/>
+              </w:rPr>
+            </w:pPr>
+            <w:r>
+              <w:rPr>
+                <w:lang w:val="en-NZ"/>
+              </w:rPr>
+              <w:t>2.7</w:t>
+            </w:r>
+          </w:p>
+        </w:tc>
+        <w:tc>
+          <w:tcPr>
+            <w:tcW w:w="2532" w:type="dxa"/>
+            <w:vAlign w:val="center"/>
+          </w:tcPr>
+          <w:p>
+            <w:pPr>
+              <w:rPr>
+                <w:lang w:val="en-NZ"/>
+              </w:rPr>
+            </w:pPr>
+            <w:r>
+              <w:rPr>
+                <w:lang w:val="en-NZ"/>
+              </w:rPr>
+              <w:t>Budget/cost issues</w:t>
+            </w:r>
+          </w:p>
+        </w:tc>
+        <w:tc>
+          <w:tcPr>
+            <w:tcW w:w="3792" w:type="dxa"/>
+            <w:vAlign w:val="center"/>
+          </w:tcPr>
+          <w:p>
+            <w:pPr>
+              <w:rPr>
+                <w:lang w:val="en-NZ"/>
+              </w:rPr>
+            </w:pPr>
+            <w:r>
+              <w:rPr>
+                <w:lang w:val="en-NZ"/>
+              </w:rPr>
+              <w:t xml:space="preserve">The cost for creating or using the tool were </w:t>
+            </w:r>
+            <w:r>
+              <w:rPr>
+                <w:lang w:val="en-NZ"/>
+              </w:rPr>
+              <w:t>too</w:t>
+            </w:r>
+            <w:r>
+              <w:rPr>
+                <w:lang w:val="en-NZ"/>
+              </w:rPr>
+              <w:t xml:space="preserve"> high or impossible to scale up</w:t>
+            </w:r>
+          </w:p>
+        </w:tc>
+      </w:tr>
+      <w:tr>
+        <w:tc>
+          <w:tcPr>
+            <w:tcW w:w="1970" w:type="dxa"/>
+            <w:vMerge/>
+            <w:vAlign w:val="center"/>
+          </w:tcPr>
+          <w:p>
+            <w:pPr>
+              <w:jc w:val="center"/>
+              <w:rPr>
+                <w:lang w:val="en-NZ"/>
+              </w:rPr>
+            </w:pPr>
+          </w:p>
+        </w:tc>
+        <w:tc>
+          <w:tcPr>
+            <w:tcW w:w="632" w:type="dxa"/>
+            <w:vAlign w:val="center"/>
+          </w:tcPr>
+          <w:p>
+            <w:pPr>
+              <w:jc w:val="center"/>
+              <w:rPr>
+                <w:lang w:val="en-NZ"/>
+              </w:rPr>
+            </w:pPr>
+            <w:r>
+              <w:rPr>
+                <w:lang w:val="en-NZ"/>
+              </w:rPr>
+              <w:t>2.8</w:t>
+            </w:r>
+          </w:p>
+        </w:tc>
+        <w:tc>
+          <w:tcPr>
+            <w:tcW w:w="2532" w:type="dxa"/>
+            <w:vAlign w:val="center"/>
+          </w:tcPr>
+          <w:p>
+            <w:pPr>
+              <w:rPr>
+                <w:lang w:val="en-NZ"/>
+              </w:rPr>
+            </w:pPr>
+            <w:r>
+              <w:rPr>
+                <w:lang w:val="en-NZ"/>
+              </w:rPr>
+              <w:t>Accuracy problems for geolocalization</w:t>
+            </w:r>
+          </w:p>
+        </w:tc>
+        <w:tc>
+          <w:tcPr>
+            <w:tcW w:w="3792" w:type="dxa"/>
+            <w:vAlign w:val="center"/>
+          </w:tcPr>
+          <w:p>
+            <w:pPr>
+              <w:rPr>
+                <w:lang w:val="en-NZ"/>
+              </w:rPr>
+            </w:pPr>
+            <w:r>
+              <w:rPr>
+                <w:lang w:val="en-NZ"/>
+              </w:rPr>
+              <w:t xml:space="preserve">AR is based on </w:t>
+            </w:r>
+            <w:r>
+              <w:rPr>
+                <w:lang w:val="en-NZ"/>
+              </w:rPr>
+              <w:t>geolocalization,</w:t>
+            </w:r>
+            <w:r>
+              <w:rPr>
+                <w:lang w:val="en-NZ"/>
+              </w:rPr>
+              <w:t xml:space="preserve"> and it lacked precision or was to erratic</w:t>
+            </w:r>
+          </w:p>
+        </w:tc>
+      </w:tr>
+      <w:tr>
+        <w:tc>
+          <w:tcPr>
+            <w:tcW w:w="1970" w:type="dxa"/>
+            <w:vMerge w:val="restart"/>
+            <w:vAlign w:val="center"/>
+          </w:tcPr>
+          <w:p>
+            <w:pPr>
+              <w:jc w:val="center"/>
+              <w:rPr>
+                <w:lang w:val="en-NZ"/>
+              </w:rPr>
+            </w:pPr>
+            <w:r>
+              <w:rPr>
+                <w:lang w:val="en-NZ"/>
+              </w:rPr>
+              <w:t>Pedagogical design issues</w:t>
+            </w:r>
+            <w:r>
+              <w:rPr>
+                <w:lang w:val="en-NZ"/>
+              </w:rPr>
+              <w:tab/>
+            </w:r>
+          </w:p>
+        </w:tc>
+        <w:tc>
+          <w:tcPr>
+            <w:tcW w:w="632" w:type="dxa"/>
+            <w:vAlign w:val="center"/>
+          </w:tcPr>
+          <w:p>
+            <w:pPr>
+              <w:jc w:val="center"/>
+              <w:rPr>
+                <w:lang w:val="en-NZ"/>
+              </w:rPr>
+            </w:pPr>
+            <w:r>
+              <w:rPr>
+                <w:lang w:val="en-NZ"/>
+              </w:rPr>
+              <w:t>3.1</w:t>
+            </w:r>
+          </w:p>
+        </w:tc>
+        <w:tc>
+          <w:tcPr>
+            <w:tcW w:w="2532" w:type="dxa"/>
+            <w:vAlign w:val="center"/>
+          </w:tcPr>
+          <w:p>
+            <w:pPr>
+              <w:rPr>
+                <w:lang w:val="en-NZ"/>
+              </w:rPr>
+            </w:pPr>
+            <w:r>
+              <w:rPr>
+                <w:lang w:val="en-NZ"/>
+              </w:rPr>
+              <w:t>General pedagogical design issues</w:t>
+            </w:r>
+          </w:p>
+        </w:tc>
+        <w:tc>
+          <w:tcPr>
+            <w:tcW w:w="3792" w:type="dxa"/>
+            <w:vAlign w:val="center"/>
+          </w:tcPr>
+          <w:p>
+            <w:pPr>
+              <w:rPr>
+                <w:lang w:val="en-NZ"/>
+              </w:rPr>
+            </w:pPr>
+            <w:r>
+              <w:rPr>
+                <w:lang w:val="en-NZ"/>
+              </w:rPr>
+              <w:t>Issues related to the pedagogical design, the educational goals, the content presented or the activities created around the usage of the AR tool</w:t>
+            </w:r>
+          </w:p>
+        </w:tc>
+      </w:tr>
+      <w:tr>
+        <w:tc>
+          <w:tcPr>
+            <w:tcW w:w="1970" w:type="dxa"/>
+            <w:vMerge/>
+            <w:vAlign w:val="center"/>
+          </w:tcPr>
+          <w:p>
+            <w:pPr>
+              <w:jc w:val="center"/>
+              <w:rPr>
+                <w:lang w:val="en-NZ"/>
+              </w:rPr>
+            </w:pPr>
+          </w:p>
+        </w:tc>
+        <w:tc>
+          <w:tcPr>
+            <w:tcW w:w="632" w:type="dxa"/>
+            <w:vAlign w:val="center"/>
+          </w:tcPr>
+          <w:p>
+            <w:pPr>
+              <w:jc w:val="center"/>
+              <w:rPr>
+                <w:lang w:val="en-NZ"/>
+              </w:rPr>
+            </w:pPr>
+            <w:r>
+              <w:rPr>
+                <w:lang w:val="en-NZ"/>
+              </w:rPr>
+              <w:t>3.2</w:t>
+            </w:r>
+          </w:p>
+        </w:tc>
+        <w:tc>
+          <w:tcPr>
+            <w:tcW w:w="2532" w:type="dxa"/>
+            <w:vAlign w:val="center"/>
+          </w:tcPr>
+          <w:p>
+            <w:pPr>
+              <w:rPr>
+                <w:lang w:val="en-NZ"/>
+              </w:rPr>
+            </w:pPr>
+            <w:r>
+              <w:rPr>
+                <w:lang w:val="en-NZ"/>
+              </w:rPr>
+              <w:t>AR is not integrated well with other activities</w:t>
+            </w:r>
+          </w:p>
+        </w:tc>
+        <w:tc>
+          <w:tcPr>
+            <w:tcW w:w="3792" w:type="dxa"/>
+            <w:vAlign w:val="center"/>
+          </w:tcPr>
+          <w:p>
+            <w:pPr>
+              <w:rPr>
+                <w:lang w:val="en-NZ"/>
+              </w:rPr>
+            </w:pPr>
+            <w:r>
+              <w:rPr>
+                <w:lang w:val="en-NZ"/>
+              </w:rPr>
+              <w:t>The use of the AR tool is part of a bigger design and is considered a distraction or harmful to the other elements of the activity</w:t>
+            </w:r>
+          </w:p>
+        </w:tc>
+      </w:tr>
+      <w:tr>
+        <w:tc>
+          <w:tcPr>
+            <w:tcW w:w="1970" w:type="dxa"/>
+            <w:vMerge/>
+            <w:vAlign w:val="center"/>
+          </w:tcPr>
+          <w:p>
+            <w:pPr>
+              <w:jc w:val="center"/>
+              <w:rPr>
+                <w:lang w:val="en-NZ"/>
+              </w:rPr>
+            </w:pPr>
+          </w:p>
+        </w:tc>
+        <w:tc>
+          <w:tcPr>
+            <w:tcW w:w="632" w:type="dxa"/>
+            <w:vAlign w:val="center"/>
+          </w:tcPr>
+          <w:p>
+            <w:pPr>
+              <w:jc w:val="center"/>
+              <w:rPr>
+                <w:lang w:val="en-NZ"/>
+              </w:rPr>
+            </w:pPr>
+            <w:r>
+              <w:rPr>
+                <w:lang w:val="en-NZ"/>
+              </w:rPr>
+              <w:t>3.3</w:t>
+            </w:r>
+          </w:p>
+        </w:tc>
+        <w:tc>
+          <w:tcPr>
+            <w:tcW w:w="2532" w:type="dxa"/>
+            <w:vAlign w:val="center"/>
+          </w:tcPr>
+          <w:p>
+            <w:pPr>
+              <w:rPr>
+                <w:lang w:val="en-NZ"/>
+              </w:rPr>
+            </w:pPr>
+            <w:r>
+              <w:rPr>
+                <w:lang w:val="en-NZ"/>
+              </w:rPr>
+              <w:t>AR is not correctly used as learning tool</w:t>
+            </w:r>
+          </w:p>
+        </w:tc>
+        <w:tc>
+          <w:tcPr>
+            <w:tcW w:w="3792" w:type="dxa"/>
+            <w:vAlign w:val="center"/>
+          </w:tcPr>
+          <w:p>
+            <w:pPr>
+              <w:rPr>
+                <w:lang w:val="en-NZ"/>
+              </w:rPr>
+            </w:pPr>
+            <w:r>
+              <w:rPr>
+                <w:lang w:val="en-NZ"/>
+              </w:rPr>
+              <w:t>The use of AR in the proposed project is minimal or is not related to learning</w:t>
+            </w:r>
+          </w:p>
+        </w:tc>
+      </w:tr>
+      <w:tr>
+        <w:tc>
+          <w:tcPr>
+            <w:tcW w:w="1970" w:type="dxa"/>
+            <w:vMerge/>
+            <w:vAlign w:val="center"/>
+          </w:tcPr>
+          <w:p>
+            <w:pPr>
+              <w:jc w:val="center"/>
+              <w:rPr>
+                <w:lang w:val="en-NZ"/>
+              </w:rPr>
+            </w:pPr>
+          </w:p>
+        </w:tc>
+        <w:tc>
+          <w:tcPr>
+            <w:tcW w:w="632" w:type="dxa"/>
+            <w:vAlign w:val="center"/>
+          </w:tcPr>
+          <w:p>
+            <w:pPr>
+              <w:jc w:val="center"/>
+              <w:rPr>
+                <w:lang w:val="en-NZ"/>
+              </w:rPr>
+            </w:pPr>
+            <w:r>
+              <w:rPr>
+                <w:lang w:val="en-NZ"/>
+              </w:rPr>
+              <w:t>3.4</w:t>
+            </w:r>
+          </w:p>
+        </w:tc>
+        <w:tc>
+          <w:tcPr>
+            <w:tcW w:w="2532" w:type="dxa"/>
+            <w:vAlign w:val="center"/>
+          </w:tcPr>
+          <w:p>
+            <w:pPr>
+              <w:rPr>
+                <w:lang w:val="en-NZ"/>
+              </w:rPr>
+            </w:pPr>
+            <w:r>
+              <w:rPr>
+                <w:lang w:val="en-NZ"/>
+              </w:rPr>
+              <w:t>Pacing and time consumption</w:t>
+            </w:r>
+          </w:p>
+        </w:tc>
+        <w:tc>
+          <w:tcPr>
+            <w:tcW w:w="3792" w:type="dxa"/>
+            <w:vAlign w:val="center"/>
+          </w:tcPr>
+          <w:p>
+            <w:pPr>
+              <w:rPr>
+                <w:lang w:val="en-NZ"/>
+              </w:rPr>
+            </w:pPr>
+            <w:r>
+              <w:rPr>
+                <w:lang w:val="en-NZ"/>
+              </w:rPr>
+              <w:t>Set up or usage of the AR tool consumes too much time and harms other activities in the pedagogical design</w:t>
+            </w:r>
+          </w:p>
+        </w:tc>
+      </w:tr>
+      <w:tr>
+        <w:tc>
+          <w:tcPr>
+            <w:tcW w:w="1970" w:type="dxa"/>
+            <w:vMerge/>
+            <w:vAlign w:val="center"/>
+          </w:tcPr>
+          <w:p>
+            <w:pPr>
+              <w:jc w:val="center"/>
+              <w:rPr>
+                <w:lang w:val="en-NZ"/>
+              </w:rPr>
+            </w:pPr>
+          </w:p>
+        </w:tc>
+        <w:tc>
+          <w:tcPr>
+            <w:tcW w:w="632" w:type="dxa"/>
+            <w:vAlign w:val="center"/>
+          </w:tcPr>
+          <w:p>
+            <w:pPr>
+              <w:jc w:val="center"/>
+              <w:rPr>
+                <w:lang w:val="en-NZ"/>
+              </w:rPr>
+            </w:pPr>
+            <w:r>
+              <w:rPr>
+                <w:lang w:val="en-NZ"/>
+              </w:rPr>
+              <w:t>3.5</w:t>
+            </w:r>
+          </w:p>
+        </w:tc>
+        <w:tc>
+          <w:tcPr>
+            <w:tcW w:w="2532" w:type="dxa"/>
+            <w:vAlign w:val="center"/>
+          </w:tcPr>
+          <w:p>
+            <w:pPr>
+              <w:rPr>
+                <w:lang w:val="en-NZ"/>
+              </w:rPr>
+            </w:pPr>
+            <w:r>
+              <w:rPr>
+                <w:lang w:val="en-NZ"/>
+              </w:rPr>
+              <w:t xml:space="preserve">Poor </w:t>
+            </w:r>
+            <w:r>
+              <w:rPr>
+                <w:lang w:val="en-NZ"/>
+              </w:rPr>
+              <w:t>scalability</w:t>
+            </w:r>
+            <w:r>
+              <w:rPr>
+                <w:lang w:val="en-NZ"/>
+              </w:rPr>
+              <w:t xml:space="preserve"> of the activity</w:t>
+            </w:r>
+          </w:p>
+        </w:tc>
+        <w:tc>
+          <w:tcPr>
+            <w:tcW w:w="3792" w:type="dxa"/>
+            <w:vAlign w:val="center"/>
+          </w:tcPr>
+          <w:p>
+            <w:pPr>
+              <w:rPr>
+                <w:lang w:val="en-NZ"/>
+              </w:rPr>
+            </w:pPr>
+            <w:r>
+              <w:rPr>
+                <w:lang w:val="en-NZ"/>
+              </w:rPr>
+              <w:t>It is hard or non-viable to use the proposed tool with more users or in a more realistic scenario</w:t>
+            </w:r>
+          </w:p>
+        </w:tc>
+      </w:tr>
+      <w:tr>
+        <w:tc>
+          <w:tcPr>
+            <w:tcW w:w="1970" w:type="dxa"/>
+            <w:vMerge w:val="restart"/>
+            <w:vAlign w:val="center"/>
+          </w:tcPr>
+          <w:p>
+            <w:pPr>
+              <w:jc w:val="center"/>
+              <w:rPr>
+                <w:lang w:val="en-NZ"/>
+              </w:rPr>
+            </w:pPr>
+            <w:r>
+              <w:rPr>
+                <w:lang w:val="en-NZ"/>
+              </w:rPr>
+              <w:t>Cognitive issues</w:t>
+            </w:r>
+          </w:p>
+        </w:tc>
+        <w:tc>
+          <w:tcPr>
+            <w:tcW w:w="632" w:type="dxa"/>
+            <w:vAlign w:val="center"/>
+          </w:tcPr>
+          <w:p>
+            <w:pPr>
+              <w:jc w:val="center"/>
+              <w:rPr>
+                <w:lang w:val="en-NZ"/>
+              </w:rPr>
+            </w:pPr>
+            <w:r>
+              <w:rPr>
+                <w:lang w:val="en-NZ"/>
+              </w:rPr>
+              <w:t>4.1</w:t>
+            </w:r>
+          </w:p>
+        </w:tc>
+        <w:tc>
+          <w:tcPr>
+            <w:tcW w:w="2532" w:type="dxa"/>
+            <w:vAlign w:val="center"/>
+          </w:tcPr>
+          <w:p>
+            <w:pPr>
+              <w:rPr>
+                <w:lang w:val="en-NZ"/>
+              </w:rPr>
+            </w:pPr>
+            <w:r>
+              <w:rPr>
+                <w:lang w:val="en-NZ"/>
+              </w:rPr>
+              <w:t>Easy to lose attention / AR takes attention from learning</w:t>
+            </w:r>
+          </w:p>
+        </w:tc>
+        <w:tc>
+          <w:tcPr>
+            <w:tcW w:w="3792" w:type="dxa"/>
+            <w:vAlign w:val="center"/>
+          </w:tcPr>
+          <w:p>
+            <w:pPr>
+              <w:rPr>
+                <w:lang w:val="en-NZ"/>
+              </w:rPr>
+            </w:pPr>
+            <w:r>
+              <w:rPr>
+                <w:lang w:val="en-NZ"/>
+              </w:rPr>
+              <w:t>The AR elements of the tool are distracting and take the attention from other learning activities or the learning core of the tool</w:t>
+            </w:r>
+          </w:p>
+        </w:tc>
+      </w:tr>
+      <w:tr>
+        <w:tc>
+          <w:tcPr>
+            <w:tcW w:w="1970" w:type="dxa"/>
+            <w:vMerge/>
+            <w:vAlign w:val="center"/>
+          </w:tcPr>
+          <w:p>
+            <w:pPr>
+              <w:jc w:val="center"/>
+              <w:rPr>
+                <w:lang w:val="en-NZ"/>
+              </w:rPr>
+            </w:pPr>
+          </w:p>
+        </w:tc>
+        <w:tc>
+          <w:tcPr>
+            <w:tcW w:w="632" w:type="dxa"/>
+            <w:vAlign w:val="center"/>
+          </w:tcPr>
+          <w:p>
+            <w:pPr>
+              <w:jc w:val="center"/>
+              <w:rPr>
+                <w:lang w:val="en-NZ"/>
+              </w:rPr>
+            </w:pPr>
+            <w:r>
+              <w:rPr>
+                <w:lang w:val="en-NZ"/>
+              </w:rPr>
+              <w:t>4.2</w:t>
+            </w:r>
+          </w:p>
+        </w:tc>
+        <w:tc>
+          <w:tcPr>
+            <w:tcW w:w="2532" w:type="dxa"/>
+            <w:vAlign w:val="center"/>
+          </w:tcPr>
+          <w:p>
+            <w:pPr>
+              <w:rPr>
+                <w:lang w:val="en-NZ"/>
+              </w:rPr>
+            </w:pPr>
+            <w:r>
+              <w:rPr>
+                <w:lang w:val="en-NZ"/>
+              </w:rPr>
+              <w:t>Increased</w:t>
+            </w:r>
+            <w:r>
+              <w:rPr>
+                <w:lang w:val="en-NZ"/>
+              </w:rPr>
+              <w:t xml:space="preserve"> Cognitive </w:t>
+            </w:r>
+            <w:r>
+              <w:rPr>
+                <w:lang w:val="en-NZ"/>
+              </w:rPr>
+              <w:t>Load</w:t>
+            </w:r>
+            <w:r>
+              <w:rPr>
+                <w:lang w:val="en-NZ"/>
+              </w:rPr>
+              <w:t xml:space="preserve"> for students</w:t>
+            </w:r>
+          </w:p>
+        </w:tc>
+        <w:tc>
+          <w:tcPr>
+            <w:tcW w:w="3792" w:type="dxa"/>
+            <w:vAlign w:val="center"/>
+          </w:tcPr>
+          <w:p>
+            <w:pPr>
+              <w:rPr>
+                <w:lang w:val="en-NZ"/>
+              </w:rPr>
+            </w:pPr>
+            <w:r>
+              <w:rPr>
+                <w:lang w:val="en-NZ"/>
+              </w:rPr>
+              <w:t>Researchers reported an increased in the cognitive load of the students, either as perceived by the students themselves or tested using any other kind of tool</w:t>
+            </w:r>
+          </w:p>
+        </w:tc>
+      </w:tr>
+      <w:tr>
+        <w:tc>
+          <w:tcPr>
+            <w:tcW w:w="1970" w:type="dxa"/>
+            <w:vAlign w:val="center"/>
+          </w:tcPr>
+          <w:p>
+            <w:pPr>
+              <w:jc w:val="center"/>
+              <w:rPr>
+                <w:lang w:val="en-NZ"/>
+              </w:rPr>
+            </w:pPr>
+            <w:r>
+              <w:rPr>
+                <w:lang w:val="en-NZ"/>
+              </w:rPr>
+              <w:t>Scope Issues</w:t>
+            </w:r>
+            <w:r>
+              <w:rPr>
+                <w:lang w:val="en-NZ"/>
+              </w:rPr>
+              <w:tab/>
+            </w:r>
+          </w:p>
+        </w:tc>
+        <w:tc>
+          <w:tcPr>
+            <w:tcW w:w="632" w:type="dxa"/>
+            <w:vAlign w:val="center"/>
+          </w:tcPr>
+          <w:p>
+            <w:pPr>
+              <w:jc w:val="center"/>
+              <w:rPr>
+                <w:lang w:val="en-NZ"/>
+              </w:rPr>
+            </w:pPr>
+            <w:r>
+              <w:rPr>
+                <w:lang w:val="en-NZ"/>
+              </w:rPr>
+              <w:t>5.1</w:t>
+            </w:r>
+          </w:p>
+        </w:tc>
+        <w:tc>
+          <w:tcPr>
+            <w:tcW w:w="2532" w:type="dxa"/>
+            <w:vAlign w:val="center"/>
+          </w:tcPr>
+          <w:p>
+            <w:pPr>
+              <w:rPr>
+                <w:lang w:val="en-NZ"/>
+              </w:rPr>
+            </w:pPr>
+            <w:r>
+              <w:rPr>
+                <w:lang w:val="en-NZ"/>
+              </w:rPr>
+              <w:t xml:space="preserve">Scope of design </w:t>
+            </w:r>
+            <w:r>
+              <w:rPr>
+                <w:lang w:val="en-NZ"/>
+              </w:rPr>
+              <w:t>too</w:t>
+            </w:r>
+            <w:r>
+              <w:rPr>
+                <w:lang w:val="en-NZ"/>
+              </w:rPr>
+              <w:t xml:space="preserve"> big for technology limitations</w:t>
+            </w:r>
+          </w:p>
+        </w:tc>
+        <w:tc>
+          <w:tcPr>
+            <w:tcW w:w="3792" w:type="dxa"/>
+            <w:vAlign w:val="center"/>
+          </w:tcPr>
+          <w:p>
+            <w:pPr>
+              <w:rPr>
+                <w:lang w:val="en-NZ"/>
+              </w:rPr>
+            </w:pPr>
+            <w:r>
+              <w:rPr>
+                <w:lang w:val="en-NZ"/>
+              </w:rPr>
+              <w:t>The technology used did not suited correctly the intentions or ideas of the pedagogical design, either in the proposed usage or the type and/or number of users desired</w:t>
+            </w:r>
+          </w:p>
+        </w:tc>
+      </w:tr>
+      <w:tr>
+        <w:tc>
+          <w:tcPr>
+            <w:tcW w:w="1970" w:type="dxa"/>
+            <w:vAlign w:val="center"/>
+          </w:tcPr>
+          <w:p>
+            <w:pPr>
+              <w:jc w:val="center"/>
+              <w:rPr>
+                <w:lang w:val="en-NZ"/>
+              </w:rPr>
+            </w:pPr>
+            <w:r>
+              <w:rPr>
+                <w:lang w:val="en-NZ"/>
+              </w:rPr>
+              <w:t>Isolation</w:t>
+            </w:r>
+          </w:p>
+        </w:tc>
+        <w:tc>
+          <w:tcPr>
+            <w:tcW w:w="632" w:type="dxa"/>
+            <w:vAlign w:val="center"/>
+          </w:tcPr>
+          <w:p>
+            <w:pPr>
+              <w:jc w:val="center"/>
+              <w:rPr>
+                <w:lang w:val="en-NZ"/>
+              </w:rPr>
+            </w:pPr>
+            <w:r>
+              <w:rPr>
+                <w:lang w:val="en-NZ"/>
+              </w:rPr>
+              <w:t>6.1</w:t>
+            </w:r>
+          </w:p>
+        </w:tc>
+        <w:tc>
+          <w:tcPr>
+            <w:tcW w:w="2532" w:type="dxa"/>
+            <w:vAlign w:val="center"/>
+          </w:tcPr>
+          <w:p>
+            <w:pPr>
+              <w:rPr>
+                <w:lang w:val="en-NZ"/>
+              </w:rPr>
+            </w:pPr>
+            <w:r>
+              <w:rPr>
+                <w:lang w:val="en-NZ"/>
+              </w:rPr>
+              <w:t>AR promotes isolation</w:t>
+            </w:r>
+          </w:p>
+        </w:tc>
+        <w:tc>
+          <w:tcPr>
+            <w:tcW w:w="3792" w:type="dxa"/>
+            <w:vAlign w:val="center"/>
+          </w:tcPr>
+          <w:p>
+            <w:pPr>
+              <w:rPr>
+                <w:lang w:val="en-NZ"/>
+              </w:rPr>
+            </w:pPr>
+            <w:r>
+              <w:rPr>
+                <w:lang w:val="en-NZ"/>
+              </w:rPr>
+              <w:t>The use of AR prompts the students to isolate themselves and not pay attention to their peers or the context in which the pedagogical activity is happening</w:t>
+            </w:r>
+          </w:p>
+        </w:tc>
+      </w:tr>
+      <w:tr>
+        <w:tc>
+          <w:tcPr>
+            <w:tcW w:w="1970" w:type="dxa"/>
+            <w:vMerge w:val="restart"/>
+            <w:vAlign w:val="center"/>
+          </w:tcPr>
+          <w:p>
+            <w:pPr>
+              <w:jc w:val="center"/>
+              <w:rPr>
+                <w:lang w:val="en-NZ"/>
+              </w:rPr>
+            </w:pPr>
+            <w:r>
+              <w:rPr>
+                <w:lang w:val="en-NZ"/>
+              </w:rPr>
+              <w:t>Performance issues</w:t>
+            </w:r>
+          </w:p>
+        </w:tc>
+        <w:tc>
+          <w:tcPr>
+            <w:tcW w:w="632" w:type="dxa"/>
+            <w:vAlign w:val="center"/>
+          </w:tcPr>
+          <w:p>
+            <w:pPr>
+              <w:jc w:val="center"/>
+              <w:rPr>
+                <w:lang w:val="en-NZ"/>
+              </w:rPr>
+            </w:pPr>
+            <w:r>
+              <w:rPr>
+                <w:lang w:val="en-NZ"/>
+              </w:rPr>
+              <w:t>7.1</w:t>
+            </w:r>
+          </w:p>
+        </w:tc>
+        <w:tc>
+          <w:tcPr>
+            <w:tcW w:w="2532" w:type="dxa"/>
+            <w:vAlign w:val="center"/>
+          </w:tcPr>
+          <w:p>
+            <w:pPr>
+              <w:rPr>
+                <w:lang w:val="en-NZ"/>
+              </w:rPr>
+            </w:pPr>
+            <w:r>
+              <w:rPr>
+                <w:lang w:val="en-NZ"/>
+              </w:rPr>
+              <w:t xml:space="preserve">Lower or </w:t>
+            </w:r>
+            <w:r>
+              <w:rPr>
+                <w:lang w:val="en-NZ"/>
+              </w:rPr>
+              <w:t>not</w:t>
+            </w:r>
+            <w:r>
+              <w:rPr>
+                <w:lang w:val="en-NZ"/>
+              </w:rPr>
+              <w:t xml:space="preserve"> </w:t>
+            </w:r>
+            <w:r>
+              <w:rPr>
+                <w:lang w:val="en-NZ"/>
+              </w:rPr>
+              <w:t>significantly</w:t>
+            </w:r>
+            <w:r>
+              <w:rPr>
+                <w:lang w:val="en-NZ"/>
+              </w:rPr>
+              <w:t xml:space="preserve"> different academical results</w:t>
+            </w:r>
+          </w:p>
+        </w:tc>
+        <w:tc>
+          <w:tcPr>
+            <w:tcW w:w="3792" w:type="dxa"/>
+            <w:vAlign w:val="center"/>
+          </w:tcPr>
+          <w:p>
+            <w:pPr>
+              <w:rPr>
+                <w:lang w:val="en-NZ"/>
+              </w:rPr>
+            </w:pPr>
+            <w:r>
+              <w:rPr>
+                <w:lang w:val="en-NZ"/>
+              </w:rPr>
+              <w:t xml:space="preserve">Tests done by the </w:t>
+            </w:r>
+            <w:r>
+              <w:rPr>
+                <w:lang w:val="en-NZ"/>
+              </w:rPr>
+              <w:t>research</w:t>
+            </w:r>
+            <w:r>
+              <w:rPr>
+                <w:lang w:val="en-NZ"/>
+              </w:rPr>
+              <w:t xml:space="preserve"> showed no academical performance increase or it was not statistically significant</w:t>
+            </w:r>
+          </w:p>
+        </w:tc>
+      </w:tr>
+      <w:tr>
+        <w:tc>
+          <w:tcPr>
+            <w:tcW w:w="1970" w:type="dxa"/>
+            <w:vMerge/>
+            <w:vAlign w:val="center"/>
+          </w:tcPr>
+          <w:p>
+            <w:pPr>
+              <w:jc w:val="center"/>
+              <w:rPr>
+                <w:lang w:val="en-NZ"/>
+              </w:rPr>
+            </w:pPr>
+          </w:p>
+        </w:tc>
+        <w:tc>
+          <w:tcPr>
+            <w:tcW w:w="632" w:type="dxa"/>
+            <w:vAlign w:val="center"/>
+          </w:tcPr>
+          <w:p>
+            <w:pPr>
+              <w:jc w:val="center"/>
+              <w:rPr>
+                <w:lang w:val="en-NZ"/>
+              </w:rPr>
+            </w:pPr>
+            <w:r>
+              <w:rPr>
+                <w:lang w:val="en-NZ"/>
+              </w:rPr>
+              <w:t>7.2</w:t>
+            </w:r>
+          </w:p>
+        </w:tc>
+        <w:tc>
+          <w:tcPr>
+            <w:tcW w:w="2532" w:type="dxa"/>
+            <w:vAlign w:val="center"/>
+          </w:tcPr>
+          <w:p>
+            <w:pPr>
+              <w:rPr>
+                <w:lang w:val="en-NZ"/>
+              </w:rPr>
+            </w:pPr>
+            <w:r>
+              <w:rPr>
+                <w:lang w:val="en-NZ"/>
+              </w:rPr>
+              <w:t xml:space="preserve">Results </w:t>
+            </w:r>
+            <w:r>
+              <w:rPr>
+                <w:lang w:val="en-NZ"/>
+              </w:rPr>
+              <w:t>are</w:t>
+            </w:r>
+            <w:r>
+              <w:rPr>
+                <w:lang w:val="en-NZ"/>
+              </w:rPr>
+              <w:t xml:space="preserve"> not consistent between different types of users</w:t>
+            </w:r>
+          </w:p>
+        </w:tc>
+        <w:tc>
+          <w:tcPr>
+            <w:tcW w:w="3792" w:type="dxa"/>
+            <w:vAlign w:val="center"/>
+          </w:tcPr>
+          <w:p>
+            <w:pPr>
+              <w:rPr>
+                <w:lang w:val="en-NZ"/>
+              </w:rPr>
+            </w:pPr>
+            <w:r>
+              <w:rPr>
+                <w:lang w:val="en-NZ"/>
+              </w:rPr>
+              <w:t xml:space="preserve">Results </w:t>
+            </w:r>
+            <w:r>
+              <w:rPr>
+                <w:lang w:val="en-NZ"/>
+              </w:rPr>
+              <w:t>show</w:t>
+            </w:r>
+            <w:r>
+              <w:rPr>
+                <w:lang w:val="en-NZ"/>
+              </w:rPr>
+              <w:t xml:space="preserve"> there is a significant difference in results between different types of users, either due to gender, age, academical level or any other variable</w:t>
+            </w:r>
+          </w:p>
+        </w:tc>
+      </w:tr>
+      <w:tr>
+        <w:tc>
+          <w:tcPr>
+            <w:tcW w:w="1970" w:type="dxa"/>
+            <w:vMerge w:val="restart"/>
+            <w:vAlign w:val="center"/>
+          </w:tcPr>
+          <w:p>
+            <w:pPr>
+              <w:jc w:val="center"/>
+              <w:rPr>
+                <w:lang w:val="en-NZ"/>
+              </w:rPr>
+            </w:pPr>
+            <w:r>
+              <w:rPr>
+                <w:lang w:val="en-NZ"/>
+              </w:rPr>
+              <w:lastRenderedPageBreak/>
+              <w:t>Motivation issues</w:t>
+            </w:r>
+          </w:p>
+        </w:tc>
+        <w:tc>
+          <w:tcPr>
+            <w:tcW w:w="632" w:type="dxa"/>
+            <w:vAlign w:val="center"/>
+          </w:tcPr>
+          <w:p>
+            <w:pPr>
+              <w:jc w:val="center"/>
+              <w:rPr>
+                <w:lang w:val="en-NZ"/>
+              </w:rPr>
+            </w:pPr>
+            <w:r>
+              <w:rPr>
+                <w:lang w:val="en-NZ"/>
+              </w:rPr>
+              <w:t>8.1</w:t>
+            </w:r>
+          </w:p>
+        </w:tc>
+        <w:tc>
+          <w:tcPr>
+            <w:tcW w:w="2532" w:type="dxa"/>
+            <w:vAlign w:val="center"/>
+          </w:tcPr>
+          <w:p>
+            <w:pPr>
+              <w:rPr>
+                <w:lang w:val="en-NZ"/>
+              </w:rPr>
+            </w:pPr>
+            <w:r>
+              <w:rPr>
+                <w:lang w:val="en-NZ"/>
+              </w:rPr>
+              <w:t>No interest or motivation in the tool</w:t>
+            </w:r>
+          </w:p>
+        </w:tc>
+        <w:tc>
+          <w:tcPr>
+            <w:tcW w:w="3792" w:type="dxa"/>
+            <w:vAlign w:val="center"/>
+          </w:tcPr>
+          <w:p>
+            <w:pPr>
+              <w:rPr>
+                <w:lang w:val="en-NZ"/>
+              </w:rPr>
+            </w:pPr>
+            <w:r>
+              <w:rPr>
+                <w:lang w:val="en-NZ"/>
+              </w:rPr>
+              <w:t>Users reported or observed to have no interest in using the tool</w:t>
+            </w:r>
+          </w:p>
+        </w:tc>
+      </w:tr>
+      <w:tr>
+        <w:tc>
+          <w:tcPr>
+            <w:tcW w:w="1970" w:type="dxa"/>
+            <w:vMerge/>
+            <w:vAlign w:val="center"/>
+          </w:tcPr>
+          <w:p>
+            <w:pPr>
+              <w:jc w:val="center"/>
+              <w:rPr>
+                <w:lang w:val="en-NZ"/>
+              </w:rPr>
+            </w:pPr>
+          </w:p>
+        </w:tc>
+        <w:tc>
+          <w:tcPr>
+            <w:tcW w:w="632" w:type="dxa"/>
+            <w:vAlign w:val="center"/>
+          </w:tcPr>
+          <w:p>
+            <w:pPr>
+              <w:jc w:val="center"/>
+              <w:rPr>
+                <w:lang w:val="en-NZ"/>
+              </w:rPr>
+            </w:pPr>
+            <w:r>
+              <w:rPr>
+                <w:lang w:val="en-NZ"/>
+              </w:rPr>
+              <w:t>8.2</w:t>
+            </w:r>
+          </w:p>
+        </w:tc>
+        <w:tc>
+          <w:tcPr>
+            <w:tcW w:w="2532" w:type="dxa"/>
+            <w:vAlign w:val="center"/>
+          </w:tcPr>
+          <w:p>
+            <w:pPr>
+              <w:rPr>
+                <w:lang w:val="en-NZ"/>
+              </w:rPr>
+            </w:pPr>
+            <w:r>
+              <w:rPr>
+                <w:lang w:val="en-NZ"/>
+              </w:rPr>
+              <w:t>Novelty of the tool ended quickly</w:t>
+            </w:r>
+          </w:p>
+        </w:tc>
+        <w:tc>
+          <w:tcPr>
+            <w:tcW w:w="3792" w:type="dxa"/>
+            <w:vAlign w:val="center"/>
+          </w:tcPr>
+          <w:p>
+            <w:pPr>
+              <w:rPr>
+                <w:lang w:val="en-NZ"/>
+              </w:rPr>
+            </w:pPr>
+            <w:r>
+              <w:rPr>
+                <w:lang w:val="en-NZ"/>
+              </w:rPr>
+              <w:t>Users reported or observed to have an initial interest in the tool but lost it quickly, before the activity ended or in subsequent sessions</w:t>
+            </w:r>
+          </w:p>
+        </w:tc>
+      </w:tr>
+      <w:tr>
+        <w:tc>
+          <w:tcPr>
+            <w:tcW w:w="1970" w:type="dxa"/>
+            <w:vMerge/>
+            <w:vAlign w:val="center"/>
+          </w:tcPr>
+          <w:p>
+            <w:pPr>
+              <w:jc w:val="center"/>
+              <w:rPr>
+                <w:lang w:val="en-NZ"/>
+              </w:rPr>
+            </w:pPr>
+          </w:p>
+        </w:tc>
+        <w:tc>
+          <w:tcPr>
+            <w:tcW w:w="632" w:type="dxa"/>
+            <w:vAlign w:val="center"/>
+          </w:tcPr>
+          <w:p>
+            <w:pPr>
+              <w:jc w:val="center"/>
+              <w:rPr>
+                <w:lang w:val="en-NZ"/>
+              </w:rPr>
+            </w:pPr>
+            <w:r>
+              <w:rPr>
+                <w:lang w:val="en-NZ"/>
+              </w:rPr>
+              <w:t>8.3</w:t>
+            </w:r>
+          </w:p>
+        </w:tc>
+        <w:tc>
+          <w:tcPr>
+            <w:tcW w:w="2532" w:type="dxa"/>
+            <w:vAlign w:val="center"/>
+          </w:tcPr>
+          <w:p>
+            <w:pPr>
+              <w:rPr>
+                <w:lang w:val="en-NZ"/>
+              </w:rPr>
+            </w:pPr>
+            <w:r>
+              <w:rPr>
+                <w:lang w:val="en-NZ"/>
+              </w:rPr>
+              <w:t>Other tools are more reliable/interesting</w:t>
+            </w:r>
+          </w:p>
+        </w:tc>
+        <w:tc>
+          <w:tcPr>
+            <w:tcW w:w="3792" w:type="dxa"/>
+            <w:vAlign w:val="center"/>
+          </w:tcPr>
+          <w:p>
+            <w:pPr>
+              <w:rPr>
+                <w:lang w:val="en-NZ"/>
+              </w:rPr>
+            </w:pPr>
+            <w:r>
+              <w:rPr>
+                <w:lang w:val="en-NZ"/>
+              </w:rPr>
+              <w:t>Users found other tools more interesting or useful than the proposed tool</w:t>
+            </w:r>
+          </w:p>
+        </w:tc>
+      </w:tr>
+      <w:tr>
+        <w:tc>
+          <w:tcPr>
+            <w:tcW w:w="1970" w:type="dxa"/>
+            <w:vAlign w:val="center"/>
+          </w:tcPr>
+          <w:p>
+            <w:pPr>
+              <w:jc w:val="center"/>
+              <w:rPr>
+                <w:lang w:val="en-NZ"/>
+              </w:rPr>
+            </w:pPr>
+            <w:r>
+              <w:rPr>
+                <w:lang w:val="en-NZ"/>
+              </w:rPr>
+              <w:t>Harmful effects</w:t>
+            </w:r>
+          </w:p>
+        </w:tc>
+        <w:tc>
+          <w:tcPr>
+            <w:tcW w:w="632" w:type="dxa"/>
+            <w:vAlign w:val="center"/>
+          </w:tcPr>
+          <w:p>
+            <w:pPr>
+              <w:jc w:val="center"/>
+              <w:rPr>
+                <w:lang w:val="en-NZ"/>
+              </w:rPr>
+            </w:pPr>
+            <w:r>
+              <w:rPr>
+                <w:lang w:val="en-NZ"/>
+              </w:rPr>
+              <w:t>9.1</w:t>
+            </w:r>
+          </w:p>
+        </w:tc>
+        <w:tc>
+          <w:tcPr>
+            <w:tcW w:w="2532" w:type="dxa"/>
+            <w:vAlign w:val="center"/>
+          </w:tcPr>
+          <w:p>
+            <w:pPr>
+              <w:rPr>
+                <w:lang w:val="en-NZ"/>
+              </w:rPr>
+            </w:pPr>
+            <w:r>
+              <w:rPr>
+                <w:lang w:val="en-NZ"/>
+              </w:rPr>
+              <w:t>The tool harmed the development of other skills</w:t>
+            </w:r>
+          </w:p>
+        </w:tc>
+        <w:tc>
+          <w:tcPr>
+            <w:tcW w:w="3792" w:type="dxa"/>
+            <w:vAlign w:val="center"/>
+          </w:tcPr>
+          <w:p>
+            <w:pPr>
+              <w:rPr>
+                <w:lang w:val="en-NZ"/>
+              </w:rPr>
+            </w:pPr>
+            <w:r>
+              <w:rPr>
+                <w:lang w:val="en-NZ"/>
+              </w:rPr>
+              <w:t>The use of the tool had an undesired negative effect in the development or acquisition of other skills</w:t>
+            </w:r>
+          </w:p>
+        </w:tc>
+      </w:tr>
+      <w:tr>
+        <w:tc>
+          <w:tcPr>
+            <w:tcW w:w="1970" w:type="dxa"/>
+            <w:vMerge w:val="restart"/>
+            <w:vAlign w:val="center"/>
+          </w:tcPr>
+          <w:p>
+            <w:pPr>
+              <w:jc w:val="center"/>
+              <w:rPr>
+                <w:lang w:val="en-NZ"/>
+              </w:rPr>
+            </w:pPr>
+            <w:r>
+              <w:rPr>
+                <w:lang w:val="en-NZ"/>
+              </w:rPr>
+              <w:t>Content issues</w:t>
+            </w:r>
+          </w:p>
+        </w:tc>
+        <w:tc>
+          <w:tcPr>
+            <w:tcW w:w="632" w:type="dxa"/>
+            <w:vAlign w:val="center"/>
+          </w:tcPr>
+          <w:p>
+            <w:pPr>
+              <w:jc w:val="center"/>
+              <w:rPr>
+                <w:lang w:val="en-NZ"/>
+              </w:rPr>
+            </w:pPr>
+            <w:r>
+              <w:rPr>
+                <w:lang w:val="en-NZ"/>
+              </w:rPr>
+              <w:t>10.1</w:t>
+            </w:r>
+          </w:p>
+        </w:tc>
+        <w:tc>
+          <w:tcPr>
+            <w:tcW w:w="2532" w:type="dxa"/>
+            <w:vAlign w:val="center"/>
+          </w:tcPr>
+          <w:p>
+            <w:pPr>
+              <w:rPr>
+                <w:lang w:val="en-NZ"/>
+              </w:rPr>
+            </w:pPr>
+            <w:r>
+              <w:rPr>
+                <w:lang w:val="en-NZ"/>
+              </w:rPr>
+              <w:t>Insufficient</w:t>
+            </w:r>
+            <w:r>
+              <w:rPr>
+                <w:lang w:val="en-NZ"/>
+              </w:rPr>
+              <w:t xml:space="preserve"> or </w:t>
+            </w:r>
+            <w:r>
+              <w:rPr>
+                <w:lang w:val="en-NZ"/>
+              </w:rPr>
+              <w:t>lacklustre</w:t>
+            </w:r>
+            <w:r>
+              <w:rPr>
+                <w:lang w:val="en-NZ"/>
+              </w:rPr>
+              <w:t xml:space="preserve"> content</w:t>
+            </w:r>
+          </w:p>
+        </w:tc>
+        <w:tc>
+          <w:tcPr>
+            <w:tcW w:w="3792" w:type="dxa"/>
+            <w:vAlign w:val="center"/>
+          </w:tcPr>
+          <w:p>
+            <w:pPr>
+              <w:rPr>
+                <w:lang w:val="en-NZ"/>
+              </w:rPr>
+            </w:pPr>
+            <w:r>
+              <w:rPr>
+                <w:lang w:val="en-NZ"/>
+              </w:rPr>
+              <w:t>Content created for the tool was reported as low quality by students or they would wish for more or different content</w:t>
+            </w:r>
+          </w:p>
+        </w:tc>
+      </w:tr>
+      <w:tr>
+        <w:tc>
+          <w:tcPr>
+            <w:tcW w:w="1970" w:type="dxa"/>
+            <w:vMerge/>
+            <w:vAlign w:val="center"/>
+          </w:tcPr>
+          <w:p>
+            <w:pPr>
+              <w:jc w:val="center"/>
+              <w:rPr>
+                <w:lang w:val="en-NZ"/>
+              </w:rPr>
+            </w:pPr>
+          </w:p>
+        </w:tc>
+        <w:tc>
+          <w:tcPr>
+            <w:tcW w:w="632" w:type="dxa"/>
+            <w:vAlign w:val="center"/>
+          </w:tcPr>
+          <w:p>
+            <w:pPr>
+              <w:jc w:val="center"/>
+              <w:rPr>
+                <w:lang w:val="en-NZ"/>
+              </w:rPr>
+            </w:pPr>
+            <w:r>
+              <w:rPr>
+                <w:lang w:val="en-NZ"/>
+              </w:rPr>
+              <w:t>10.2</w:t>
+            </w:r>
+          </w:p>
+        </w:tc>
+        <w:tc>
+          <w:tcPr>
+            <w:tcW w:w="2532" w:type="dxa"/>
+            <w:vAlign w:val="center"/>
+          </w:tcPr>
+          <w:p>
+            <w:pPr>
+              <w:rPr>
+                <w:lang w:val="en-NZ"/>
+              </w:rPr>
+            </w:pPr>
+            <w:r>
+              <w:rPr>
+                <w:lang w:val="en-NZ"/>
+              </w:rPr>
+              <w:t>Hard to create content for the tool</w:t>
+            </w:r>
+          </w:p>
+        </w:tc>
+        <w:tc>
+          <w:tcPr>
+            <w:tcW w:w="3792" w:type="dxa"/>
+            <w:vAlign w:val="center"/>
+          </w:tcPr>
+          <w:p>
+            <w:pPr>
+              <w:rPr>
+                <w:lang w:val="en-NZ"/>
+              </w:rPr>
+            </w:pPr>
+            <w:r>
+              <w:rPr>
+                <w:lang w:val="en-NZ"/>
+              </w:rPr>
+              <w:t>Researchers reported difficulties in budget, time or resources to create or procure suitable content for the tool</w:t>
+            </w:r>
+          </w:p>
+        </w:tc>
+      </w:tr>
+      <w:tr>
+        <w:tc>
+          <w:tcPr>
+            <w:tcW w:w="1970" w:type="dxa"/>
+            <w:vMerge w:val="restart"/>
+            <w:vAlign w:val="center"/>
+          </w:tcPr>
+          <w:p>
+            <w:pPr>
+              <w:jc w:val="center"/>
+              <w:rPr>
+                <w:lang w:val="en-NZ"/>
+              </w:rPr>
+            </w:pPr>
+            <w:r>
+              <w:rPr>
+                <w:lang w:val="en-NZ"/>
+              </w:rPr>
+              <w:t>Usability issues</w:t>
+            </w:r>
+          </w:p>
+        </w:tc>
+        <w:tc>
+          <w:tcPr>
+            <w:tcW w:w="632" w:type="dxa"/>
+            <w:vAlign w:val="center"/>
+          </w:tcPr>
+          <w:p>
+            <w:pPr>
+              <w:jc w:val="center"/>
+              <w:rPr>
+                <w:lang w:val="en-NZ"/>
+              </w:rPr>
+            </w:pPr>
+            <w:r>
+              <w:rPr>
+                <w:lang w:val="en-NZ"/>
+              </w:rPr>
+              <w:t>11.1</w:t>
+            </w:r>
+          </w:p>
+        </w:tc>
+        <w:tc>
+          <w:tcPr>
+            <w:tcW w:w="2532" w:type="dxa"/>
+            <w:vAlign w:val="center"/>
+          </w:tcPr>
+          <w:p>
+            <w:pPr>
+              <w:rPr>
+                <w:lang w:val="en-NZ"/>
+              </w:rPr>
+            </w:pPr>
+            <w:r>
+              <w:rPr>
+                <w:lang w:val="en-NZ"/>
+              </w:rPr>
+              <w:t>Hard to use or requires too much training</w:t>
+            </w:r>
+          </w:p>
+        </w:tc>
+        <w:tc>
+          <w:tcPr>
+            <w:tcW w:w="3792" w:type="dxa"/>
+            <w:vAlign w:val="center"/>
+          </w:tcPr>
+          <w:p>
+            <w:pPr>
+              <w:rPr>
+                <w:lang w:val="en-NZ"/>
+              </w:rPr>
+            </w:pPr>
+            <w:r>
+              <w:rPr>
+                <w:lang w:val="en-NZ"/>
+              </w:rPr>
+              <w:t xml:space="preserve">The tool is reported by users to be hard to learn and/or use, or using the tool requires </w:t>
+            </w:r>
+            <w:r>
+              <w:rPr>
+                <w:lang w:val="en-NZ"/>
+              </w:rPr>
+              <w:t>too</w:t>
+            </w:r>
+            <w:r>
+              <w:rPr>
+                <w:lang w:val="en-NZ"/>
+              </w:rPr>
+              <w:t xml:space="preserve"> much preparation and proper training</w:t>
+            </w:r>
+          </w:p>
+        </w:tc>
+      </w:tr>
+      <w:tr>
+        <w:tc>
+          <w:tcPr>
+            <w:tcW w:w="1970" w:type="dxa"/>
+            <w:vMerge/>
+            <w:vAlign w:val="center"/>
+          </w:tcPr>
+          <w:p>
+            <w:pPr>
+              <w:jc w:val="center"/>
+              <w:rPr>
+                <w:lang w:val="en-NZ"/>
+              </w:rPr>
+            </w:pPr>
+          </w:p>
+        </w:tc>
+        <w:tc>
+          <w:tcPr>
+            <w:tcW w:w="632" w:type="dxa"/>
+            <w:vAlign w:val="center"/>
+          </w:tcPr>
+          <w:p>
+            <w:pPr>
+              <w:jc w:val="center"/>
+              <w:rPr>
+                <w:lang w:val="en-NZ"/>
+              </w:rPr>
+            </w:pPr>
+            <w:r>
+              <w:rPr>
+                <w:lang w:val="en-NZ"/>
+              </w:rPr>
+              <w:t>11.2</w:t>
+            </w:r>
+          </w:p>
+        </w:tc>
+        <w:tc>
+          <w:tcPr>
+            <w:tcW w:w="2532" w:type="dxa"/>
+            <w:vAlign w:val="center"/>
+          </w:tcPr>
+          <w:p>
+            <w:pPr>
+              <w:rPr>
+                <w:lang w:val="en-NZ"/>
+              </w:rPr>
+            </w:pPr>
+            <w:r>
+              <w:rPr>
+                <w:lang w:val="en-NZ"/>
+              </w:rPr>
+              <w:t>Physical exhaustion</w:t>
+            </w:r>
+          </w:p>
+        </w:tc>
+        <w:tc>
+          <w:tcPr>
+            <w:tcW w:w="3792" w:type="dxa"/>
+            <w:vAlign w:val="center"/>
+          </w:tcPr>
+          <w:p>
+            <w:pPr>
+              <w:rPr>
+                <w:lang w:val="en-NZ"/>
+              </w:rPr>
+            </w:pPr>
+            <w:r>
+              <w:rPr>
+                <w:lang w:val="en-NZ"/>
+              </w:rPr>
+              <w:t>Using the tool causes exhausting even in short periods of usage</w:t>
+            </w:r>
+          </w:p>
+        </w:tc>
+      </w:tr>
+      <w:tr>
+        <w:tc>
+          <w:tcPr>
+            <w:tcW w:w="1970" w:type="dxa"/>
+            <w:vMerge/>
+            <w:vAlign w:val="center"/>
+          </w:tcPr>
+          <w:p>
+            <w:pPr>
+              <w:jc w:val="center"/>
+              <w:rPr>
+                <w:lang w:val="en-NZ"/>
+              </w:rPr>
+            </w:pPr>
+          </w:p>
+        </w:tc>
+        <w:tc>
+          <w:tcPr>
+            <w:tcW w:w="632" w:type="dxa"/>
+            <w:vAlign w:val="center"/>
+          </w:tcPr>
+          <w:p>
+            <w:pPr>
+              <w:jc w:val="center"/>
+              <w:rPr>
+                <w:lang w:val="en-NZ"/>
+              </w:rPr>
+            </w:pPr>
+            <w:r>
+              <w:rPr>
+                <w:lang w:val="en-NZ"/>
+              </w:rPr>
+              <w:t>11.3</w:t>
+            </w:r>
+          </w:p>
+        </w:tc>
+        <w:tc>
+          <w:tcPr>
+            <w:tcW w:w="2532" w:type="dxa"/>
+            <w:vAlign w:val="center"/>
+          </w:tcPr>
+          <w:p>
+            <w:pPr>
+              <w:rPr>
+                <w:lang w:val="en-NZ"/>
+              </w:rPr>
+            </w:pPr>
+            <w:r>
+              <w:rPr>
+                <w:lang w:val="en-NZ"/>
+              </w:rPr>
+              <w:t>Limited access to technology</w:t>
+            </w:r>
+          </w:p>
+        </w:tc>
+        <w:tc>
+          <w:tcPr>
+            <w:tcW w:w="3792" w:type="dxa"/>
+            <w:vAlign w:val="center"/>
+          </w:tcPr>
+          <w:p>
+            <w:pPr>
+              <w:rPr>
+                <w:lang w:val="en-NZ"/>
+              </w:rPr>
+            </w:pPr>
+            <w:r>
+              <w:rPr>
+                <w:lang w:val="en-NZ"/>
+              </w:rPr>
+              <w:t>The platform chosen for deploying the AR tool is hard or expensive to come by</w:t>
+            </w:r>
+          </w:p>
+        </w:tc>
+      </w:tr>
+      <w:tr>
+        <w:tc>
+          <w:tcPr>
+            <w:tcW w:w="1970" w:type="dxa"/>
+            <w:vMerge/>
+            <w:vAlign w:val="center"/>
+          </w:tcPr>
+          <w:p>
+            <w:pPr>
+              <w:jc w:val="center"/>
+              <w:rPr>
+                <w:lang w:val="en-NZ"/>
+              </w:rPr>
+            </w:pPr>
+          </w:p>
+        </w:tc>
+        <w:tc>
+          <w:tcPr>
+            <w:tcW w:w="632" w:type="dxa"/>
+            <w:vAlign w:val="center"/>
+          </w:tcPr>
+          <w:p>
+            <w:pPr>
+              <w:jc w:val="center"/>
+              <w:rPr>
+                <w:lang w:val="en-NZ"/>
+              </w:rPr>
+            </w:pPr>
+            <w:r>
+              <w:rPr>
+                <w:lang w:val="en-NZ"/>
+              </w:rPr>
+              <w:t>11.4</w:t>
+            </w:r>
+          </w:p>
+        </w:tc>
+        <w:tc>
+          <w:tcPr>
+            <w:tcW w:w="2532" w:type="dxa"/>
+            <w:vAlign w:val="center"/>
+          </w:tcPr>
+          <w:p>
+            <w:pPr>
+              <w:rPr>
+                <w:lang w:val="en-NZ"/>
+              </w:rPr>
+            </w:pPr>
+            <w:r>
+              <w:rPr>
+                <w:lang w:val="en-NZ"/>
+              </w:rPr>
+              <w:t>Difficulties with multiple users or different types of users</w:t>
+            </w:r>
+          </w:p>
+        </w:tc>
+        <w:tc>
+          <w:tcPr>
+            <w:tcW w:w="3792" w:type="dxa"/>
+            <w:vAlign w:val="center"/>
+          </w:tcPr>
+          <w:p>
+            <w:pPr>
+              <w:rPr>
+                <w:lang w:val="en-NZ"/>
+              </w:rPr>
+            </w:pPr>
+            <w:r>
+              <w:rPr>
+                <w:lang w:val="en-NZ"/>
+              </w:rPr>
+              <w:t>The tool was not well suited or received by a percentage of the user population</w:t>
+            </w:r>
+          </w:p>
+        </w:tc>
+      </w:tr>
+      <w:tr>
+        <w:tc>
+          <w:tcPr>
+            <w:tcW w:w="1970" w:type="dxa"/>
+            <w:vMerge w:val="restart"/>
+            <w:vAlign w:val="center"/>
+          </w:tcPr>
+          <w:p>
+            <w:pPr>
+              <w:jc w:val="center"/>
+              <w:rPr>
+                <w:lang w:val="en-NZ"/>
+              </w:rPr>
+            </w:pPr>
+            <w:r>
+              <w:rPr>
+                <w:lang w:val="en-NZ"/>
+              </w:rPr>
+              <w:t>Research design issues</w:t>
+            </w:r>
+          </w:p>
+        </w:tc>
+        <w:tc>
+          <w:tcPr>
+            <w:tcW w:w="632" w:type="dxa"/>
+            <w:vAlign w:val="center"/>
+          </w:tcPr>
+          <w:p>
+            <w:pPr>
+              <w:jc w:val="center"/>
+              <w:rPr>
+                <w:lang w:val="en-NZ"/>
+              </w:rPr>
+            </w:pPr>
+            <w:r>
+              <w:rPr>
+                <w:lang w:val="en-NZ"/>
+              </w:rPr>
+              <w:t>12.1</w:t>
+            </w:r>
+          </w:p>
+        </w:tc>
+        <w:tc>
+          <w:tcPr>
+            <w:tcW w:w="2532" w:type="dxa"/>
+            <w:vAlign w:val="center"/>
+          </w:tcPr>
+          <w:p>
+            <w:pPr>
+              <w:rPr>
+                <w:lang w:val="en-NZ"/>
+              </w:rPr>
+            </w:pPr>
+            <w:r>
+              <w:rPr>
+                <w:lang w:val="en-NZ"/>
+              </w:rPr>
+              <w:t>Research design has problems</w:t>
+            </w:r>
+          </w:p>
+        </w:tc>
+        <w:tc>
+          <w:tcPr>
+            <w:tcW w:w="3792" w:type="dxa"/>
+            <w:vAlign w:val="center"/>
+          </w:tcPr>
+          <w:p>
+            <w:pPr>
+              <w:rPr>
+                <w:lang w:val="en-NZ"/>
+              </w:rPr>
+            </w:pPr>
+            <w:r>
+              <w:rPr>
+                <w:lang w:val="en-NZ"/>
+              </w:rPr>
+              <w:t>Some elements of the research designs are weird or harm the overall exposition of the tool in some way</w:t>
+            </w:r>
+          </w:p>
+        </w:tc>
+      </w:tr>
+      <w:tr>
+        <w:tc>
+          <w:tcPr>
+            <w:tcW w:w="1970" w:type="dxa"/>
+            <w:vMerge/>
+            <w:vAlign w:val="center"/>
+          </w:tcPr>
+          <w:p>
+            <w:pPr>
+              <w:jc w:val="center"/>
+              <w:rPr>
+                <w:lang w:val="en-NZ"/>
+              </w:rPr>
+            </w:pPr>
+          </w:p>
+        </w:tc>
+        <w:tc>
+          <w:tcPr>
+            <w:tcW w:w="632" w:type="dxa"/>
+            <w:vAlign w:val="center"/>
+          </w:tcPr>
+          <w:p>
+            <w:pPr>
+              <w:jc w:val="center"/>
+              <w:rPr>
+                <w:lang w:val="en-NZ"/>
+              </w:rPr>
+            </w:pPr>
+            <w:r>
+              <w:rPr>
+                <w:lang w:val="en-NZ"/>
+              </w:rPr>
+              <w:t>12.2</w:t>
+            </w:r>
+          </w:p>
+        </w:tc>
+        <w:tc>
+          <w:tcPr>
+            <w:tcW w:w="2532" w:type="dxa"/>
+            <w:vAlign w:val="center"/>
+          </w:tcPr>
+          <w:p>
+            <w:pPr>
+              <w:rPr>
+                <w:lang w:val="en-NZ"/>
+              </w:rPr>
+            </w:pPr>
+            <w:r>
+              <w:rPr>
+                <w:lang w:val="en-NZ"/>
+              </w:rPr>
+              <w:t>The AR tool used is not clear</w:t>
+            </w:r>
+          </w:p>
+        </w:tc>
+        <w:tc>
+          <w:tcPr>
+            <w:tcW w:w="3792" w:type="dxa"/>
+            <w:vAlign w:val="center"/>
+          </w:tcPr>
+          <w:p>
+            <w:pPr>
+              <w:rPr>
+                <w:lang w:val="en-NZ"/>
+              </w:rPr>
+            </w:pPr>
+            <w:r>
+              <w:rPr>
+                <w:lang w:val="en-NZ"/>
+              </w:rPr>
+              <w:t>It is not clear in what AR technology is being used, what exactly the AR tool does or how it is being used in the pedagogical design</w:t>
+            </w:r>
+          </w:p>
+        </w:tc>
+      </w:tr>
+      <w:tr>
+        <w:tc>
+          <w:tcPr>
+            <w:tcW w:w="1970" w:type="dxa"/>
+            <w:vMerge/>
+            <w:vAlign w:val="center"/>
+          </w:tcPr>
+          <w:p>
+            <w:pPr>
+              <w:jc w:val="center"/>
+              <w:rPr>
+                <w:lang w:val="en-NZ"/>
+              </w:rPr>
+            </w:pPr>
+          </w:p>
+        </w:tc>
+        <w:tc>
+          <w:tcPr>
+            <w:tcW w:w="632" w:type="dxa"/>
+            <w:vAlign w:val="center"/>
+          </w:tcPr>
+          <w:p>
+            <w:pPr>
+              <w:jc w:val="center"/>
+              <w:rPr>
+                <w:lang w:val="en-NZ"/>
+              </w:rPr>
+            </w:pPr>
+            <w:r>
+              <w:rPr>
+                <w:lang w:val="en-NZ"/>
+              </w:rPr>
+              <w:t>12.3</w:t>
+            </w:r>
+          </w:p>
+        </w:tc>
+        <w:tc>
+          <w:tcPr>
+            <w:tcW w:w="2532" w:type="dxa"/>
+            <w:vAlign w:val="center"/>
+          </w:tcPr>
+          <w:p>
+            <w:pPr>
+              <w:rPr>
+                <w:lang w:val="en-NZ"/>
+              </w:rPr>
+            </w:pPr>
+            <w:r>
+              <w:rPr>
+                <w:lang w:val="en-NZ"/>
+              </w:rPr>
+              <w:t>Data presented by the study weas difficult to interpret</w:t>
+            </w:r>
+          </w:p>
+        </w:tc>
+        <w:tc>
+          <w:tcPr>
+            <w:tcW w:w="3792" w:type="dxa"/>
+            <w:vAlign w:val="center"/>
+          </w:tcPr>
+          <w:p>
+            <w:pPr>
+              <w:rPr>
+                <w:lang w:val="en-NZ"/>
+              </w:rPr>
+            </w:pPr>
+            <w:r>
+              <w:rPr>
+                <w:lang w:val="en-NZ"/>
+              </w:rPr>
+              <w:t>The research presented data in a format hard to interpret or that obscured aspects of the research</w:t>
+            </w:r>
+          </w:p>
+        </w:tc>
+      </w:tr>
+      <w:tr>
+        <w:tc>
+          <w:tcPr>
+            <w:tcW w:w="1970" w:type="dxa"/>
+            <w:vMerge/>
+            <w:vAlign w:val="center"/>
+          </w:tcPr>
+          <w:p>
+            <w:pPr>
+              <w:jc w:val="center"/>
+              <w:rPr>
+                <w:lang w:val="en-NZ"/>
+              </w:rPr>
+            </w:pPr>
+          </w:p>
+        </w:tc>
+        <w:tc>
+          <w:tcPr>
+            <w:tcW w:w="632" w:type="dxa"/>
+            <w:vAlign w:val="center"/>
+          </w:tcPr>
+          <w:p>
+            <w:pPr>
+              <w:jc w:val="center"/>
+              <w:rPr>
+                <w:lang w:val="en-NZ"/>
+              </w:rPr>
+            </w:pPr>
+            <w:r>
+              <w:rPr>
+                <w:lang w:val="en-NZ"/>
+              </w:rPr>
+              <w:t>12.4</w:t>
+            </w:r>
+          </w:p>
+        </w:tc>
+        <w:tc>
+          <w:tcPr>
+            <w:tcW w:w="2532" w:type="dxa"/>
+            <w:vAlign w:val="center"/>
+          </w:tcPr>
+          <w:p>
+            <w:pPr>
+              <w:rPr>
+                <w:lang w:val="en-NZ"/>
+              </w:rPr>
+            </w:pPr>
+            <w:r>
+              <w:rPr>
+                <w:lang w:val="en-NZ"/>
+              </w:rPr>
+              <w:t>Data presented contradicts results or presents some kind of problem</w:t>
+            </w:r>
+          </w:p>
+        </w:tc>
+        <w:tc>
+          <w:tcPr>
+            <w:tcW w:w="3792" w:type="dxa"/>
+            <w:vAlign w:val="center"/>
+          </w:tcPr>
+          <w:p>
+            <w:pPr>
+              <w:rPr>
+                <w:lang w:val="en-NZ"/>
+              </w:rPr>
+            </w:pPr>
+            <w:r>
+              <w:rPr>
+                <w:lang w:val="en-NZ"/>
+              </w:rPr>
+              <w:t>The data presented contradicts statements given in the discussions or conclusions sections</w:t>
+            </w:r>
+          </w:p>
+        </w:tc>
+      </w:tr>
+      <w:tr>
+        <w:tc>
+          <w:tcPr>
+            <w:tcW w:w="1970" w:type="dxa"/>
+            <w:vMerge/>
+            <w:vAlign w:val="center"/>
+          </w:tcPr>
+          <w:p>
+            <w:pPr>
+              <w:jc w:val="center"/>
+              <w:rPr>
+                <w:lang w:val="en-NZ"/>
+              </w:rPr>
+            </w:pPr>
+          </w:p>
+        </w:tc>
+        <w:tc>
+          <w:tcPr>
+            <w:tcW w:w="632" w:type="dxa"/>
+            <w:vAlign w:val="center"/>
+          </w:tcPr>
+          <w:p>
+            <w:pPr>
+              <w:jc w:val="center"/>
+              <w:rPr>
+                <w:lang w:val="en-NZ"/>
+              </w:rPr>
+            </w:pPr>
+            <w:r>
+              <w:rPr>
+                <w:lang w:val="en-NZ"/>
+              </w:rPr>
+              <w:t>12.5</w:t>
+            </w:r>
+          </w:p>
+        </w:tc>
+        <w:tc>
+          <w:tcPr>
+            <w:tcW w:w="2532" w:type="dxa"/>
+            <w:vAlign w:val="center"/>
+          </w:tcPr>
+          <w:p>
+            <w:pPr>
+              <w:rPr>
+                <w:lang w:val="en-NZ"/>
+              </w:rPr>
+            </w:pPr>
+            <w:r>
+              <w:rPr>
+                <w:lang w:val="en-NZ"/>
+              </w:rPr>
+              <w:t xml:space="preserve">Specific goals of the </w:t>
+            </w:r>
+            <w:r>
+              <w:rPr>
+                <w:lang w:val="en-NZ"/>
+              </w:rPr>
+              <w:t>research</w:t>
+            </w:r>
+            <w:r>
+              <w:rPr>
+                <w:lang w:val="en-NZ"/>
+              </w:rPr>
+              <w:t xml:space="preserve"> were not met</w:t>
+            </w:r>
+          </w:p>
+        </w:tc>
+        <w:tc>
+          <w:tcPr>
+            <w:tcW w:w="3792" w:type="dxa"/>
+            <w:vAlign w:val="center"/>
+          </w:tcPr>
+          <w:p>
+            <w:pPr>
+              <w:rPr>
+                <w:lang w:val="en-NZ"/>
+              </w:rPr>
+            </w:pPr>
+            <w:r>
+              <w:rPr>
+                <w:lang w:val="en-NZ"/>
+              </w:rPr>
+              <w:t>The main hypothesis of the research was proven false or the educational goals stated for the tool were not met</w:t>
+            </w:r>
+          </w:p>
+        </w:tc>
+      </w:tr>
+    </w:tbl>
+    <w:p>
+      <w:pPr>
+        <w:rPr>
+          <w:lang w:val="en-NZ"/>
+        </w:rPr>
+      </w:pPr>
     </w:p>
     <w:sectPr>
       <w:pgSz w:w="12240" w:h="15840"/>
@@ -84,7 +7801,7 @@
 </file>
 
 <file path=word/styles.xml><?xml version="1.0" encoding="utf-8"?>
-<w:styles xmlns:mc="http://schemas.openxmlformats.org/markup-compatibility/2006" xmlns:r="http://schemas.openxmlformats.org/officeDocument/2006/relationships" xmlns:w="http://schemas.openxmlformats.org/wordprocessingml/2006/main" xmlns:w14="http://schemas.microsoft.com/office/word/2010/wordml" xmlns:w15="http://schemas.microsoft.com/office/word/2012/wordml" xmlns:w16cex="http://schemas.microsoft.com/office/word/2018/wordml/cex" xmlns:w16cid="http://schemas.microsoft.com/office/word/2016/wordml/cid" xmlns:w16="http://schemas.microsoft.com/office/word/2018/wordml" xmlns:w16sdtdh="http://schemas.microsoft.com/office/word/2020/wordml/sdtdatahash" xmlns:w16se="http://schemas.microsoft.com/office/word/2015/wordml/symex" mc:Ignorable="w14 w15 w16se w16cid w16 w16cex w16sdtdh">
+<w:styles xmlns:mc="http://schemas.openxmlformats.org/markup-compatibility/2006" xmlns:r="http://schemas.openxmlformats.org/officeDocument/2006/relationships" xmlns:w="http://schemas.openxmlformats.org/wordprocessingml/2006/main" xmlns:w14="http://schemas.microsoft.com/office/word/2010/wordml" xmlns:w15="http://schemas.microsoft.com/office/word/2012/wordml" xmlns:w16cex="http://schemas.microsoft.com/office/word/2018/wordml/cex" xmlns:w16cid="http://schemas.microsoft.com/office/word/2016/wordml/cid" xmlns:w16="http://schemas.microsoft.com/office/word/2018/wordml" xmlns:w16du="http://schemas.microsoft.com/office/word/2023/wordml/word16du" xmlns:w16sdtdh="http://schemas.microsoft.com/office/word/2020/wordml/sdtdatahash" xmlns:w16sdtfl="http://schemas.microsoft.com/office/word/2024/wordml/sdtformatlock" xmlns:w16se="http://schemas.microsoft.com/office/word/2015/wordml/symex" mc:Ignorable="w14 w15 w16se w16cid w16 w16cex w16sdtdh w16sdtfl w16du">
   <w:docDefaults>
     <w:rPrDefault>
       <w:rPr>
@@ -484,11 +8201,11 @@
     <w:name w:val="Normal"/>
     <w:qFormat/>
   </w:style>
-  <w:style w:type="paragraph" w:styleId="Heading1">
+  <w:style w:type="paragraph" w:styleId="Ttulo1">
     <w:name w:val="heading 1"/>
     <w:basedOn w:val="Normal"/>
     <w:next w:val="Normal"/>
-    <w:link w:val="Heading1Char"/>
+    <w:link w:val="Ttulo1Car"/>
     <w:uiPriority w:val="9"/>
     <w:qFormat/>
     <w:rsid w:val="00F90F28"/>
@@ -505,11 +8222,11 @@
       <w:szCs w:val="40"/>
     </w:rPr>
   </w:style>
-  <w:style w:type="paragraph" w:styleId="Heading2">
+  <w:style w:type="paragraph" w:styleId="Ttulo2">
     <w:name w:val="heading 2"/>
     <w:basedOn w:val="Normal"/>
     <w:next w:val="Normal"/>
-    <w:link w:val="Heading2Char"/>
+    <w:link w:val="Ttulo2Car"/>
     <w:uiPriority w:val="9"/>
     <w:semiHidden/>
     <w:unhideWhenUsed/>
@@ -528,11 +8245,11 @@
       <w:szCs w:val="32"/>
     </w:rPr>
   </w:style>
-  <w:style w:type="paragraph" w:styleId="Heading3">
+  <w:style w:type="paragraph" w:styleId="Ttulo3">
     <w:name w:val="heading 3"/>
     <w:basedOn w:val="Normal"/>
     <w:next w:val="Normal"/>
-    <w:link w:val="Heading3Char"/>
+    <w:link w:val="Ttulo3Car"/>
     <w:uiPriority w:val="9"/>
     <w:semiHidden/>
     <w:unhideWhenUsed/>
@@ -551,11 +8268,11 @@
       <w:szCs w:val="28"/>
     </w:rPr>
   </w:style>
-  <w:style w:type="paragraph" w:styleId="Heading4">
+  <w:style w:type="paragraph" w:styleId="Ttulo4">
     <w:name w:val="heading 4"/>
     <w:basedOn w:val="Normal"/>
     <w:next w:val="Normal"/>
-    <w:link w:val="Heading4Char"/>
+    <w:link w:val="Ttulo4Car"/>
     <w:uiPriority w:val="9"/>
     <w:semiHidden/>
     <w:unhideWhenUsed/>
@@ -574,11 +8291,11 @@
       <w:color w:val="0F4761" w:themeColor="accent1" w:themeShade="BF"/>
     </w:rPr>
   </w:style>
-  <w:style w:type="paragraph" w:styleId="Heading5">
+  <w:style w:type="paragraph" w:styleId="Ttulo5">
     <w:name w:val="heading 5"/>
     <w:basedOn w:val="Normal"/>
     <w:next w:val="Normal"/>
-    <w:link w:val="Heading5Char"/>
+    <w:link w:val="Ttulo5Car"/>
     <w:uiPriority w:val="9"/>
     <w:semiHidden/>
     <w:unhideWhenUsed/>
@@ -595,11 +8312,11 @@
       <w:color w:val="0F4761" w:themeColor="accent1" w:themeShade="BF"/>
     </w:rPr>
   </w:style>
-  <w:style w:type="paragraph" w:styleId="Heading6">
+  <w:style w:type="paragraph" w:styleId="Ttulo6">
     <w:name w:val="heading 6"/>
     <w:basedOn w:val="Normal"/>
     <w:next w:val="Normal"/>
-    <w:link w:val="Heading6Char"/>
+    <w:link w:val="Ttulo6Car"/>
     <w:uiPriority w:val="9"/>
     <w:semiHidden/>
     <w:unhideWhenUsed/>
@@ -618,11 +8335,11 @@
       <w:color w:val="595959" w:themeColor="text1" w:themeTint="A6"/>
     </w:rPr>
   </w:style>
-  <w:style w:type="paragraph" w:styleId="Heading7">
+  <w:style w:type="paragraph" w:styleId="Ttulo7">
     <w:name w:val="heading 7"/>
     <w:basedOn w:val="Normal"/>
     <w:next w:val="Normal"/>
-    <w:link w:val="Heading7Char"/>
+    <w:link w:val="Ttulo7Car"/>
     <w:uiPriority w:val="9"/>
     <w:semiHidden/>
     <w:unhideWhenUsed/>
@@ -639,11 +8356,11 @@
       <w:color w:val="595959" w:themeColor="text1" w:themeTint="A6"/>
     </w:rPr>
   </w:style>
-  <w:style w:type="paragraph" w:styleId="Heading8">
+  <w:style w:type="paragraph" w:styleId="Ttulo8">
     <w:name w:val="heading 8"/>
     <w:basedOn w:val="Normal"/>
     <w:next w:val="Normal"/>
-    <w:link w:val="Heading8Char"/>
+    <w:link w:val="Ttulo8Car"/>
     <w:uiPriority w:val="9"/>
     <w:semiHidden/>
     <w:unhideWhenUsed/>
@@ -662,11 +8379,11 @@
       <w:color w:val="272727" w:themeColor="text1" w:themeTint="D8"/>
     </w:rPr>
   </w:style>
-  <w:style w:type="paragraph" w:styleId="Heading9">
+  <w:style w:type="paragraph" w:styleId="Ttulo9">
     <w:name w:val="heading 9"/>
     <w:basedOn w:val="Normal"/>
     <w:next w:val="Normal"/>
-    <w:link w:val="Heading9Char"/>
+    <w:link w:val="Ttulo9Car"/>
     <w:uiPriority w:val="9"/>
     <w:semiHidden/>
     <w:unhideWhenUsed/>
@@ -683,13 +8400,12 @@
       <w:color w:val="272727" w:themeColor="text1" w:themeTint="D8"/>
     </w:rPr>
   </w:style>
-  <w:style w:type="character" w:default="1" w:styleId="DefaultParagraphFont">
+  <w:style w:type="character" w:default="1" w:styleId="Fuentedeprrafopredeter">
     <w:name w:val="Default Paragraph Font"/>
     <w:uiPriority w:val="1"/>
-    <w:semiHidden/>
     <w:unhideWhenUsed/>
   </w:style>
-  <w:style w:type="table" w:default="1" w:styleId="TableNormal">
+  <w:style w:type="table" w:default="1" w:styleId="Tablanormal">
     <w:name w:val="Normal Table"/>
     <w:uiPriority w:val="99"/>
     <w:semiHidden/>
@@ -704,16 +8420,16 @@
       </w:tblCellMar>
     </w:tblPr>
   </w:style>
-  <w:style w:type="numbering" w:default="1" w:styleId="NoList">
+  <w:style w:type="numbering" w:default="1" w:styleId="Sinlista">
     <w:name w:val="No List"/>
     <w:uiPriority w:val="99"/>
     <w:semiHidden/>
     <w:unhideWhenUsed/>
   </w:style>
-  <w:style w:type="character" w:customStyle="1" w:styleId="Heading1Char">
-    <w:name w:val="Heading 1 Char"/>
-    <w:basedOn w:val="DefaultParagraphFont"/>
-    <w:link w:val="Heading1"/>
+  <w:style w:type="character" w:customStyle="1" w:styleId="Ttulo1Car">
+    <w:name w:val="Título 1 Car"/>
+    <w:basedOn w:val="Fuentedeprrafopredeter"/>
+    <w:link w:val="Ttulo1"/>
     <w:uiPriority w:val="9"/>
     <w:rsid w:val="00F90F28"/>
     <w:rPr>
@@ -723,10 +8439,10 @@
       <w:szCs w:val="40"/>
     </w:rPr>
   </w:style>
-  <w:style w:type="character" w:customStyle="1" w:styleId="Heading2Char">
-    <w:name w:val="Heading 2 Char"/>
-    <w:basedOn w:val="DefaultParagraphFont"/>
-    <w:link w:val="Heading2"/>
+  <w:style w:type="character" w:customStyle="1" w:styleId="Ttulo2Car">
+    <w:name w:val="Título 2 Car"/>
+    <w:basedOn w:val="Fuentedeprrafopredeter"/>
+    <w:link w:val="Ttulo2"/>
     <w:uiPriority w:val="9"/>
     <w:semiHidden/>
     <w:rsid w:val="00F90F28"/>
@@ -737,10 +8453,10 @@
       <w:szCs w:val="32"/>
     </w:rPr>
   </w:style>
-  <w:style w:type="character" w:customStyle="1" w:styleId="Heading3Char">
-    <w:name w:val="Heading 3 Char"/>
-    <w:basedOn w:val="DefaultParagraphFont"/>
-    <w:link w:val="Heading3"/>
+  <w:style w:type="character" w:customStyle="1" w:styleId="Ttulo3Car">
+    <w:name w:val="Título 3 Car"/>
+    <w:basedOn w:val="Fuentedeprrafopredeter"/>
+    <w:link w:val="Ttulo3"/>
     <w:uiPriority w:val="9"/>
     <w:semiHidden/>
     <w:rsid w:val="00F90F28"/>
@@ -751,10 +8467,10 @@
       <w:szCs w:val="28"/>
     </w:rPr>
   </w:style>
-  <w:style w:type="character" w:customStyle="1" w:styleId="Heading4Char">
-    <w:name w:val="Heading 4 Char"/>
-    <w:basedOn w:val="DefaultParagraphFont"/>
-    <w:link w:val="Heading4"/>
+  <w:style w:type="character" w:customStyle="1" w:styleId="Ttulo4Car">
+    <w:name w:val="Título 4 Car"/>
+    <w:basedOn w:val="Fuentedeprrafopredeter"/>
+    <w:link w:val="Ttulo4"/>
     <w:uiPriority w:val="9"/>
     <w:semiHidden/>
     <w:rsid w:val="00F90F28"/>
@@ -765,10 +8481,10 @@
       <w:color w:val="0F4761" w:themeColor="accent1" w:themeShade="BF"/>
     </w:rPr>
   </w:style>
-  <w:style w:type="character" w:customStyle="1" w:styleId="Heading5Char">
-    <w:name w:val="Heading 5 Char"/>
-    <w:basedOn w:val="DefaultParagraphFont"/>
-    <w:link w:val="Heading5"/>
+  <w:style w:type="character" w:customStyle="1" w:styleId="Ttulo5Car">
+    <w:name w:val="Título 5 Car"/>
+    <w:basedOn w:val="Fuentedeprrafopredeter"/>
+    <w:link w:val="Ttulo5"/>
     <w:uiPriority w:val="9"/>
     <w:semiHidden/>
     <w:rsid w:val="00F90F28"/>
@@ -777,10 +8493,10 @@
       <w:color w:val="0F4761" w:themeColor="accent1" w:themeShade="BF"/>
     </w:rPr>
   </w:style>
-  <w:style w:type="character" w:customStyle="1" w:styleId="Heading6Char">
-    <w:name w:val="Heading 6 Char"/>
-    <w:basedOn w:val="DefaultParagraphFont"/>
-    <w:link w:val="Heading6"/>
+  <w:style w:type="character" w:customStyle="1" w:styleId="Ttulo6Car">
+    <w:name w:val="Título 6 Car"/>
+    <w:basedOn w:val="Fuentedeprrafopredeter"/>
+    <w:link w:val="Ttulo6"/>
     <w:uiPriority w:val="9"/>
     <w:semiHidden/>
     <w:rsid w:val="00F90F28"/>
@@ -791,10 +8507,10 @@
       <w:color w:val="595959" w:themeColor="text1" w:themeTint="A6"/>
     </w:rPr>
   </w:style>
-  <w:style w:type="character" w:customStyle="1" w:styleId="Heading7Char">
-    <w:name w:val="Heading 7 Char"/>
-    <w:basedOn w:val="DefaultParagraphFont"/>
-    <w:link w:val="Heading7"/>
+  <w:style w:type="character" w:customStyle="1" w:styleId="Ttulo7Car">
+    <w:name w:val="Título 7 Car"/>
+    <w:basedOn w:val="Fuentedeprrafopredeter"/>
+    <w:link w:val="Ttulo7"/>
     <w:uiPriority w:val="9"/>
     <w:semiHidden/>
     <w:rsid w:val="00F90F28"/>
@@ -803,10 +8519,10 @@
       <w:color w:val="595959" w:themeColor="text1" w:themeTint="A6"/>
     </w:rPr>
   </w:style>
-  <w:style w:type="character" w:customStyle="1" w:styleId="Heading8Char">
-    <w:name w:val="Heading 8 Char"/>
-    <w:basedOn w:val="DefaultParagraphFont"/>
-    <w:link w:val="Heading8"/>
+  <w:style w:type="character" w:customStyle="1" w:styleId="Ttulo8Car">
+    <w:name w:val="Título 8 Car"/>
+    <w:basedOn w:val="Fuentedeprrafopredeter"/>
+    <w:link w:val="Ttulo8"/>
     <w:uiPriority w:val="9"/>
     <w:semiHidden/>
     <w:rsid w:val="00F90F28"/>
@@ -817,10 +8533,10 @@
       <w:color w:val="272727" w:themeColor="text1" w:themeTint="D8"/>
     </w:rPr>
   </w:style>
-  <w:style w:type="character" w:customStyle="1" w:styleId="Heading9Char">
-    <w:name w:val="Heading 9 Char"/>
-    <w:basedOn w:val="DefaultParagraphFont"/>
-    <w:link w:val="Heading9"/>
+  <w:style w:type="character" w:customStyle="1" w:styleId="Ttulo9Car">
+    <w:name w:val="Título 9 Car"/>
+    <w:basedOn w:val="Fuentedeprrafopredeter"/>
+    <w:link w:val="Ttulo9"/>
     <w:uiPriority w:val="9"/>
     <w:semiHidden/>
     <w:rsid w:val="00F90F28"/>
@@ -829,11 +8545,11 @@
       <w:color w:val="272727" w:themeColor="text1" w:themeTint="D8"/>
     </w:rPr>
   </w:style>
-  <w:style w:type="paragraph" w:styleId="Title">
+  <w:style w:type="paragraph" w:styleId="Ttulo">
     <w:name w:val="Title"/>
     <w:basedOn w:val="Normal"/>
     <w:next w:val="Normal"/>
-    <w:link w:val="TitleChar"/>
+    <w:link w:val="TtuloCar"/>
     <w:uiPriority w:val="10"/>
     <w:qFormat/>
     <w:rsid w:val="00F90F28"/>
@@ -849,10 +8565,10 @@
       <w:szCs w:val="56"/>
     </w:rPr>
   </w:style>
-  <w:style w:type="character" w:customStyle="1" w:styleId="TitleChar">
-    <w:name w:val="Title Char"/>
-    <w:basedOn w:val="DefaultParagraphFont"/>
-    <w:link w:val="Title"/>
+  <w:style w:type="character" w:customStyle="1" w:styleId="TtuloCar">
+    <w:name w:val="Título Car"/>
+    <w:basedOn w:val="Fuentedeprrafopredeter"/>
+    <w:link w:val="Ttulo"/>
     <w:uiPriority w:val="10"/>
     <w:rsid w:val="00F90F28"/>
     <w:rPr>
@@ -863,11 +8579,11 @@
       <w:szCs w:val="56"/>
     </w:rPr>
   </w:style>
-  <w:style w:type="paragraph" w:styleId="Subtitle">
+  <w:style w:type="paragraph" w:styleId="Subttulo">
     <w:name w:val="Subtitle"/>
     <w:basedOn w:val="Normal"/>
     <w:next w:val="Normal"/>
-    <w:link w:val="SubtitleChar"/>
+    <w:link w:val="SubttuloCar"/>
     <w:uiPriority w:val="11"/>
     <w:qFormat/>
     <w:rsid w:val="00F90F28"/>
@@ -884,10 +8600,10 @@
       <w:szCs w:val="28"/>
     </w:rPr>
   </w:style>
-  <w:style w:type="character" w:customStyle="1" w:styleId="SubtitleChar">
-    <w:name w:val="Subtitle Char"/>
-    <w:basedOn w:val="DefaultParagraphFont"/>
-    <w:link w:val="Subtitle"/>
+  <w:style w:type="character" w:customStyle="1" w:styleId="SubttuloCar">
+    <w:name w:val="Subtítulo Car"/>
+    <w:basedOn w:val="Fuentedeprrafopredeter"/>
+    <w:link w:val="Subttulo"/>
     <w:uiPriority w:val="11"/>
     <w:rsid w:val="00F90F28"/>
     <w:rPr>
@@ -898,11 +8614,11 @@
       <w:szCs w:val="28"/>
     </w:rPr>
   </w:style>
-  <w:style w:type="paragraph" w:styleId="Quote">
+  <w:style w:type="paragraph" w:styleId="Cita">
     <w:name w:val="Quote"/>
     <w:basedOn w:val="Normal"/>
     <w:next w:val="Normal"/>
-    <w:link w:val="QuoteChar"/>
+    <w:link w:val="CitaCar"/>
     <w:uiPriority w:val="29"/>
     <w:qFormat/>
     <w:rsid w:val="00F90F28"/>
@@ -916,10 +8632,10 @@
       <w:color w:val="404040" w:themeColor="text1" w:themeTint="BF"/>
     </w:rPr>
   </w:style>
-  <w:style w:type="character" w:customStyle="1" w:styleId="QuoteChar">
-    <w:name w:val="Quote Char"/>
-    <w:basedOn w:val="DefaultParagraphFont"/>
-    <w:link w:val="Quote"/>
+  <w:style w:type="character" w:customStyle="1" w:styleId="CitaCar">
+    <w:name w:val="Cita Car"/>
+    <w:basedOn w:val="Fuentedeprrafopredeter"/>
+    <w:link w:val="Cita"/>
     <w:uiPriority w:val="29"/>
     <w:rsid w:val="00F90F28"/>
     <w:rPr>
@@ -928,7 +8644,7 @@
       <w:color w:val="404040" w:themeColor="text1" w:themeTint="BF"/>
     </w:rPr>
   </w:style>
-  <w:style w:type="paragraph" w:styleId="ListParagraph">
+  <w:style w:type="paragraph" w:styleId="Prrafodelista">
     <w:name w:val="List Paragraph"/>
     <w:basedOn w:val="Normal"/>
     <w:uiPriority w:val="34"/>
@@ -939,9 +8655,9 @@
       <w:contextualSpacing/>
     </w:pPr>
   </w:style>
-  <w:style w:type="character" w:styleId="IntenseEmphasis">
+  <w:style w:type="character" w:styleId="nfasisintenso">
     <w:name w:val="Intense Emphasis"/>
-    <w:basedOn w:val="DefaultParagraphFont"/>
+    <w:basedOn w:val="Fuentedeprrafopredeter"/>
     <w:uiPriority w:val="21"/>
     <w:qFormat/>
     <w:rsid w:val="00F90F28"/>
@@ -951,11 +8667,11 @@
       <w:color w:val="0F4761" w:themeColor="accent1" w:themeShade="BF"/>
     </w:rPr>
   </w:style>
-  <w:style w:type="paragraph" w:styleId="IntenseQuote">
+  <w:style w:type="paragraph" w:styleId="Citadestacada">
     <w:name w:val="Intense Quote"/>
     <w:basedOn w:val="Normal"/>
     <w:next w:val="Normal"/>
-    <w:link w:val="IntenseQuoteChar"/>
+    <w:link w:val="CitadestacadaCar"/>
     <w:uiPriority w:val="30"/>
     <w:qFormat/>
     <w:rsid w:val="00F90F28"/>
@@ -974,10 +8690,10 @@
       <w:color w:val="0F4761" w:themeColor="accent1" w:themeShade="BF"/>
     </w:rPr>
   </w:style>
-  <w:style w:type="character" w:customStyle="1" w:styleId="IntenseQuoteChar">
-    <w:name w:val="Intense Quote Char"/>
-    <w:basedOn w:val="DefaultParagraphFont"/>
-    <w:link w:val="IntenseQuote"/>
+  <w:style w:type="character" w:customStyle="1" w:styleId="CitadestacadaCar">
+    <w:name w:val="Cita destacada Car"/>
+    <w:basedOn w:val="Fuentedeprrafopredeter"/>
+    <w:link w:val="Citadestacada"/>
     <w:uiPriority w:val="30"/>
     <w:rsid w:val="00F90F28"/>
     <w:rPr>
@@ -986,9 +8702,9 @@
       <w:color w:val="0F4761" w:themeColor="accent1" w:themeShade="BF"/>
     </w:rPr>
   </w:style>
-  <w:style w:type="character" w:styleId="IntenseReference">
+  <w:style w:type="character" w:styleId="Referenciaintensa">
     <w:name w:val="Intense Reference"/>
-    <w:basedOn w:val="DefaultParagraphFont"/>
+    <w:basedOn w:val="Fuentedeprrafopredeter"/>
     <w:uiPriority w:val="32"/>
     <w:qFormat/>
     <w:rsid w:val="00F90F28"/>
@@ -998,6 +8714,67 @@
       <w:smallCaps/>
       <w:color w:val="0F4761" w:themeColor="accent1" w:themeShade="BF"/>
       <w:spacing w:val="5"/>
+    </w:rPr>
+  </w:style>
+  <w:style w:type="character" w:styleId="Hipervnculo">
+    <w:name w:val="Hyperlink"/>
+    <w:basedOn w:val="Fuentedeprrafopredeter"/>
+    <w:uiPriority w:val="99"/>
+    <w:unhideWhenUsed/>
+    <w:rsid w:val="005E1EE9"/>
+    <w:rPr>
+      <w:color w:val="467886" w:themeColor="hyperlink"/>
+      <w:u w:val="single"/>
+    </w:rPr>
+  </w:style>
+  <w:style w:type="character" w:styleId="Mencinsinresolver">
+    <w:name w:val="Unresolved Mention"/>
+    <w:basedOn w:val="Fuentedeprrafopredeter"/>
+    <w:uiPriority w:val="99"/>
+    <w:semiHidden/>
+    <w:unhideWhenUsed/>
+    <w:rsid w:val="005E1EE9"/>
+    <w:rPr>
+      <w:color w:val="605E5C"/>
+      <w:shd w:val="clear" w:color="auto" w:fill="E1DFDD"/>
+    </w:rPr>
+  </w:style>
+  <w:style w:type="table" w:styleId="Tablaconcuadrcula">
+    <w:name w:val="Table Grid"/>
+    <w:basedOn w:val="Tablanormal"/>
+    <w:uiPriority w:val="39"/>
+    <w:rsid w:val="005E1EE9"/>
+    <w:pPr>
+      <w:spacing w:after="0" w:line="240" w:lineRule="auto"/>
+    </w:pPr>
+    <w:tblPr>
+      <w:tblBorders>
+        <w:top w:val="single" w:sz="4" w:space="0" w:color="auto"/>
+        <w:left w:val="single" w:sz="4" w:space="0" w:color="auto"/>
+        <w:bottom w:val="single" w:sz="4" w:space="0" w:color="auto"/>
+        <w:right w:val="single" w:sz="4" w:space="0" w:color="auto"/>
+        <w:insideH w:val="single" w:sz="4" w:space="0" w:color="auto"/>
+        <w:insideV w:val="single" w:sz="4" w:space="0" w:color="auto"/>
+      </w:tblBorders>
+    </w:tblPr>
+  </w:style>
+  <w:style w:type="paragraph" w:styleId="Descripcin">
+    <w:name w:val="caption"/>
+    <w:basedOn w:val="Normal"/>
+    <w:next w:val="Normal"/>
+    <w:uiPriority w:val="35"/>
+    <w:unhideWhenUsed/>
+    <w:qFormat/>
+    <w:rsid w:val="00487660"/>
+    <w:pPr>
+      <w:spacing w:after="200" w:line="240" w:lineRule="auto"/>
+    </w:pPr>
+    <w:rPr>
+      <w:i/>
+      <w:iCs/>
+      <w:color w:val="0E2841" w:themeColor="text2"/>
+      <w:sz w:val="18"/>
+      <w:szCs w:val="18"/>
     </w:rPr>
   </w:style>
 </w:styles>

--- a/Draft/Extra Sections.docx
+++ b/Draft/Extra Sections.docx
@@ -66,13 +66,7 @@
         <w:rPr>
           <w:lang w:val="en-NZ"/>
         </w:rPr>
-        <w:t xml:space="preserve">: </w:t>
-      </w:r>
-      <w:r>
-        <w:rPr>
-          <w:lang w:val="en-NZ"/>
-        </w:rPr>
-        <w:t>Pedagogical Goals for Educational Technologies using Augmented Reality</w:t>
+        <w:t>: Pedagogical Goals for Educational Technologies using Augmented Reality</w:t>
       </w:r>
     </w:p>
     <w:p>
@@ -120,19 +114,7 @@
         <w:rPr>
           <w:lang w:val="en-NZ"/>
         </w:rPr>
-        <w:t xml:space="preserve">This SLR codified a total of 67 different articles related to the use of AR in educational settings. The analysis phase of the review focused on mapping what educational goals were more prevalent in the educational design present in all the surveyed projects. This information was codified using the BRT framework to understand the cognitive complexity of the goals identified, while the goals themselves were codified using the verb + statement approach proposed by </w:t>
-      </w:r>
-      <w:r>
-        <w:rPr>
-          <w:lang w:val="en-NZ"/>
-        </w:rPr>
-        <w:t>Fuchs and Deno (1982)</w:t>
-      </w:r>
-      <w:r>
-        <w:rPr>
-          <w:lang w:val="en-NZ"/>
-        </w:rPr>
-        <w:t>.</w:t>
+        <w:t>This SLR codified a total of 67 different articles related to the use of AR in educational settings. The analysis phase of the review focused on mapping what educational goals were more prevalent in the educational design present in all the surveyed projects. This information was codified using the BRT framework to understand the cognitive complexity of the goals identified, while the goals themselves were codified using the verb + statement approach proposed by Fuchs and Deno (1982).</w:t>
       </w:r>
     </w:p>
     <w:p>
@@ -1268,19 +1250,7 @@
               <w:rPr>
                 <w:lang w:val="en-NZ"/>
               </w:rPr>
-              <w:t>Factual</w:t>
-            </w:r>
-            <w:r>
-              <w:rPr>
-                <w:lang w:val="en-NZ"/>
-              </w:rPr>
-              <w:t xml:space="preserve">. </w:t>
-            </w:r>
-            <w:r>
-              <w:rPr>
-                <w:lang w:val="en-NZ"/>
-              </w:rPr>
-              <w:t>Knowledge of simple facts without context or immediate application</w:t>
+              <w:t>Factual. Knowledge of simple facts without context or immediate application</w:t>
             </w:r>
           </w:p>
         </w:tc>
@@ -1333,19 +1303,7 @@
               <w:rPr>
                 <w:lang w:val="en-NZ"/>
               </w:rPr>
-              <w:t>Conceptual</w:t>
-            </w:r>
-            <w:r>
-              <w:rPr>
-                <w:lang w:val="en-NZ"/>
-              </w:rPr>
-              <w:t xml:space="preserve">. </w:t>
-            </w:r>
-            <w:r>
-              <w:rPr>
-                <w:lang w:val="en-NZ"/>
-              </w:rPr>
-              <w:t>Knowledge of complex concepts, relationships between facts and the context around them</w:t>
+              <w:t>Conceptual. Knowledge of complex concepts, relationships between facts and the context around them</w:t>
             </w:r>
           </w:p>
         </w:tc>
@@ -1398,19 +1356,7 @@
               <w:rPr>
                 <w:lang w:val="en-NZ"/>
               </w:rPr>
-              <w:t>Pocedural</w:t>
-            </w:r>
-            <w:r>
-              <w:rPr>
-                <w:lang w:val="en-NZ"/>
-              </w:rPr>
-              <w:t>.</w:t>
-            </w:r>
-            <w:r>
-              <w:rPr>
-                <w:lang w:val="en-NZ"/>
-              </w:rPr>
-              <w:t xml:space="preserve"> Knowledge on the components and execution of a tasks, the reasoning behind them and how they affect their context</w:t>
+              <w:t>Pocedural. Knowledge on the components and execution of a tasks, the reasoning behind them and how they affect their context</w:t>
             </w:r>
           </w:p>
         </w:tc>
@@ -1463,19 +1409,7 @@
               <w:rPr>
                 <w:lang w:val="en-NZ"/>
               </w:rPr>
-              <w:t>Metacognitive</w:t>
-            </w:r>
-            <w:r>
-              <w:rPr>
-                <w:lang w:val="en-NZ"/>
-              </w:rPr>
-              <w:t>.</w:t>
-            </w:r>
-            <w:r>
-              <w:rPr>
-                <w:lang w:val="en-NZ"/>
-              </w:rPr>
-              <w:t xml:space="preserve"> Knowledge about learning, how to learn and your own learning abilities, limitations and approaches</w:t>
+              <w:t>Metacognitive. Knowledge about learning, how to learn and your own learning abilities, limitations and approaches</w:t>
             </w:r>
           </w:p>
         </w:tc>
@@ -1535,19 +1469,7 @@
               <w:rPr>
                 <w:lang w:val="en-NZ"/>
               </w:rPr>
-              <w:t>Remember</w:t>
-            </w:r>
-            <w:r>
-              <w:rPr>
-                <w:lang w:val="en-NZ"/>
-              </w:rPr>
-              <w:t>.</w:t>
-            </w:r>
-            <w:r>
-              <w:rPr>
-                <w:lang w:val="en-NZ"/>
-              </w:rPr>
-              <w:t xml:space="preserve"> Goals associated with correctly and consistently remembering facts and information</w:t>
+              <w:t>Remember. Goals associated with correctly and consistently remembering facts and information</w:t>
             </w:r>
           </w:p>
         </w:tc>
@@ -1600,19 +1522,7 @@
               <w:rPr>
                 <w:lang w:val="en-NZ"/>
               </w:rPr>
-              <w:t>Understand</w:t>
-            </w:r>
-            <w:r>
-              <w:rPr>
-                <w:lang w:val="en-NZ"/>
-              </w:rPr>
-              <w:t>.</w:t>
-            </w:r>
-            <w:r>
-              <w:rPr>
-                <w:lang w:val="en-NZ"/>
-              </w:rPr>
-              <w:t xml:space="preserve"> Goals associated with recognizing concepts, relationships and compositions</w:t>
+              <w:t>Understand. Goals associated with recognizing concepts, relationships and compositions</w:t>
             </w:r>
           </w:p>
         </w:tc>
@@ -1665,19 +1575,7 @@
               <w:rPr>
                 <w:lang w:val="en-NZ"/>
               </w:rPr>
-              <w:t>Apply</w:t>
-            </w:r>
-            <w:r>
-              <w:rPr>
-                <w:lang w:val="en-NZ"/>
-              </w:rPr>
-              <w:t>.</w:t>
-            </w:r>
-            <w:r>
-              <w:rPr>
-                <w:lang w:val="en-NZ"/>
-              </w:rPr>
-              <w:t xml:space="preserve"> Goals associated with correctly using previous knowledge in a concrete context or scenario</w:t>
+              <w:t>Apply. Goals associated with correctly using previous knowledge in a concrete context or scenario</w:t>
             </w:r>
           </w:p>
         </w:tc>
@@ -1730,19 +1628,7 @@
               <w:rPr>
                 <w:lang w:val="en-NZ"/>
               </w:rPr>
-              <w:t>Analyse</w:t>
-            </w:r>
-            <w:r>
-              <w:rPr>
-                <w:lang w:val="en-NZ"/>
-              </w:rPr>
-              <w:t>.</w:t>
-            </w:r>
-            <w:r>
-              <w:rPr>
-                <w:lang w:val="en-NZ"/>
-              </w:rPr>
-              <w:t xml:space="preserve"> Goals associated with inferring and extracting new knowledge from other concepts, context or the relationships between them</w:t>
+              <w:t>Analyse. Goals associated with inferring and extracting new knowledge from other concepts, context or the relationships between them</w:t>
             </w:r>
           </w:p>
         </w:tc>
@@ -1795,19 +1681,7 @@
               <w:rPr>
                 <w:lang w:val="en-NZ"/>
               </w:rPr>
-              <w:t>Evaluate</w:t>
-            </w:r>
-            <w:r>
-              <w:rPr>
-                <w:lang w:val="en-NZ"/>
-              </w:rPr>
-              <w:t>.</w:t>
-            </w:r>
-            <w:r>
-              <w:rPr>
-                <w:lang w:val="en-NZ"/>
-              </w:rPr>
-              <w:t xml:space="preserve"> Goals associated with giving a value judgement based on knowledge and analysis</w:t>
+              <w:t>Evaluate. Goals associated with giving a value judgement based on knowledge and analysis</w:t>
             </w:r>
           </w:p>
         </w:tc>
@@ -1860,19 +1734,7 @@
               <w:rPr>
                 <w:lang w:val="en-NZ"/>
               </w:rPr>
-              <w:t>Create</w:t>
-            </w:r>
-            <w:r>
-              <w:rPr>
-                <w:lang w:val="en-NZ"/>
-              </w:rPr>
-              <w:t>.</w:t>
-            </w:r>
-            <w:r>
-              <w:rPr>
-                <w:lang w:val="en-NZ"/>
-              </w:rPr>
-              <w:t xml:space="preserve"> Goals associated with creating new elements, procedures or knowledge</w:t>
+              <w:t>Create. Goals associated with creating new elements, procedures or knowledge</w:t>
             </w:r>
           </w:p>
         </w:tc>
@@ -2153,19 +2015,7 @@
               <w:rPr>
                 <w:lang w:val="en-NZ"/>
               </w:rPr>
-              <w:t>A</w:t>
-            </w:r>
-            <w:r>
-              <w:rPr>
-                <w:lang w:val="en-NZ"/>
-              </w:rPr>
-              <w:t>R</w:t>
-            </w:r>
-            <w:r>
-              <w:rPr>
-                <w:lang w:val="en-NZ"/>
-              </w:rPr>
-              <w:t xml:space="preserve"> makes easy for students to work in an autonomous way</w:t>
+              <w:t>AR makes easy for students to work in an autonomous way</w:t>
             </w:r>
           </w:p>
         </w:tc>
@@ -3157,19 +3007,7 @@
               <w:rPr>
                 <w:lang w:val="en-NZ"/>
               </w:rPr>
-              <w:t xml:space="preserve">Students report feeling more confident in what they learned and the </w:t>
-            </w:r>
-            <w:r>
-              <w:rPr>
-                <w:lang w:val="en-NZ"/>
-              </w:rPr>
-              <w:t>long-term</w:t>
-            </w:r>
-            <w:r>
-              <w:rPr>
-                <w:lang w:val="en-NZ"/>
-              </w:rPr>
-              <w:t xml:space="preserve"> retention of it</w:t>
+              <w:t>Students report feeling more confident in what they learned and the long-term retention of it</w:t>
             </w:r>
           </w:p>
         </w:tc>
@@ -3414,13 +3252,7 @@
               <w:rPr>
                 <w:lang w:val="en-NZ"/>
               </w:rPr>
-              <w:t>Immersion</w:t>
-            </w:r>
-            <w:r>
-              <w:rPr>
-                <w:lang w:val="en-NZ"/>
-              </w:rPr>
-              <w:t xml:space="preserve"> and motivation</w:t>
+              <w:t>Immersion and motivation</w:t>
             </w:r>
           </w:p>
         </w:tc>
@@ -3533,13 +3365,7 @@
               <w:rPr>
                 <w:lang w:val="en-NZ"/>
               </w:rPr>
-              <w:t>Facilitates emotional investment in the subject/</w:t>
-            </w:r>
-            <w:r>
-              <w:rPr>
-                <w:lang w:val="en-NZ"/>
-              </w:rPr>
-              <w:t>activity</w:t>
+              <w:t>Facilitates emotional investment in the subject/activity</w:t>
             </w:r>
           </w:p>
         </w:tc>
@@ -3558,19 +3384,7 @@
               <w:rPr>
                 <w:lang w:val="en-NZ"/>
               </w:rPr>
-              <w:t>Facilitates emotional investment in the subject/</w:t>
-            </w:r>
-            <w:r>
-              <w:rPr>
-                <w:lang w:val="en-NZ"/>
-              </w:rPr>
-              <w:t>activity</w:t>
-            </w:r>
-            <w:r>
-              <w:rPr>
-                <w:lang w:val="en-NZ"/>
-              </w:rPr>
-              <w:t>: Students report to be more invested with the activity, the tool or its content</w:t>
+              <w:t>Facilitates emotional investment in the subject/activity: Students report to be more invested with the activity, the tool or its content</w:t>
             </w:r>
           </w:p>
         </w:tc>
@@ -3798,19 +3612,7 @@
               <w:rPr>
                 <w:lang w:val="en-NZ"/>
               </w:rPr>
-              <w:t xml:space="preserve">The tool can be </w:t>
-            </w:r>
-            <w:r>
-              <w:rPr>
-                <w:lang w:val="en-NZ"/>
-              </w:rPr>
-              <w:t>used</w:t>
-            </w:r>
-            <w:r>
-              <w:rPr>
-                <w:lang w:val="en-NZ"/>
-              </w:rPr>
-              <w:t xml:space="preserve"> to educate in the use of digital devices</w:t>
+              <w:t>The tool can be used to educate in the use of digital devices</w:t>
             </w:r>
           </w:p>
         </w:tc>
@@ -3871,31 +3673,7 @@
               <w:rPr>
                 <w:lang w:val="en-NZ"/>
               </w:rPr>
-              <w:t xml:space="preserve">Helps in the visualization of </w:t>
-            </w:r>
-            <w:r>
-              <w:rPr>
-                <w:lang w:val="en-NZ"/>
-              </w:rPr>
-              <w:t>abstract</w:t>
-            </w:r>
-            <w:r>
-              <w:rPr>
-                <w:lang w:val="en-NZ"/>
-              </w:rPr>
-              <w:t>/</w:t>
-            </w:r>
-            <w:r>
-              <w:rPr>
-                <w:lang w:val="en-NZ"/>
-              </w:rPr>
-              <w:t>difficult</w:t>
-            </w:r>
-            <w:r>
-              <w:rPr>
-                <w:lang w:val="en-NZ"/>
-              </w:rPr>
-              <w:t xml:space="preserve"> concepts</w:t>
+              <w:t>Helps in the visualization of abstract/difficult concepts</w:t>
             </w:r>
           </w:p>
         </w:tc>
@@ -3995,13 +3773,7 @@
               <w:rPr>
                 <w:lang w:val="en-NZ"/>
               </w:rPr>
-              <w:t>Research</w:t>
-            </w:r>
-            <w:r>
-              <w:rPr>
-                <w:lang w:val="en-NZ"/>
-              </w:rPr>
-              <w:t xml:space="preserve"> shows better results in comparison to other tools or technologies</w:t>
+              <w:t>Research shows better results in comparison to other tools or technologies</w:t>
             </w:r>
           </w:p>
         </w:tc>
@@ -4132,19 +3904,7 @@
               <w:rPr>
                 <w:lang w:val="en-NZ"/>
               </w:rPr>
-              <w:t xml:space="preserve">Better tool to </w:t>
-            </w:r>
-            <w:r>
-              <w:rPr>
-                <w:lang w:val="en-NZ"/>
-              </w:rPr>
-              <w:t>accomplish</w:t>
-            </w:r>
-            <w:r>
-              <w:rPr>
-                <w:lang w:val="en-NZ"/>
-              </w:rPr>
-              <w:t xml:space="preserve"> an objective in comparison to others</w:t>
+              <w:t>Better tool to accomplish an objective in comparison to others</w:t>
             </w:r>
           </w:p>
         </w:tc>
@@ -4611,13 +4371,7 @@
               <w:rPr>
                 <w:lang w:val="en-NZ"/>
               </w:rPr>
-              <w:t>Reduce</w:t>
-            </w:r>
-            <w:r>
-              <w:rPr>
-                <w:lang w:val="en-NZ"/>
-              </w:rPr>
-              <w:t xml:space="preserve"> stress or cognitive load</w:t>
+              <w:t>Reduce stress or cognitive load</w:t>
             </w:r>
           </w:p>
         </w:tc>
@@ -5033,19 +4787,7 @@
               <w:rPr>
                 <w:lang w:val="en-NZ"/>
               </w:rPr>
-              <w:t xml:space="preserve">General </w:t>
-            </w:r>
-            <w:r>
-              <w:rPr>
-                <w:lang w:val="en-NZ"/>
-              </w:rPr>
-              <w:t>technology</w:t>
-            </w:r>
-            <w:r>
-              <w:rPr>
-                <w:lang w:val="en-NZ"/>
-              </w:rPr>
-              <w:t xml:space="preserve"> issues</w:t>
+              <w:t>General technology issues</w:t>
             </w:r>
           </w:p>
         </w:tc>
@@ -5514,19 +5256,7 @@
               <w:rPr>
                 <w:lang w:val="en-NZ"/>
               </w:rPr>
-              <w:t xml:space="preserve">The cost for creating or using the tool were </w:t>
-            </w:r>
-            <w:r>
-              <w:rPr>
-                <w:lang w:val="en-NZ"/>
-              </w:rPr>
-              <w:t>too</w:t>
-            </w:r>
-            <w:r>
-              <w:rPr>
-                <w:lang w:val="en-NZ"/>
-              </w:rPr>
-              <w:t xml:space="preserve"> high or impossible to scale up</w:t>
+              <w:t>The cost for creating or using the tool were too high or impossible to scale up</w:t>
             </w:r>
           </w:p>
         </w:tc>
@@ -5601,19 +5331,7 @@
               <w:rPr>
                 <w:lang w:val="en-NZ"/>
               </w:rPr>
-              <w:t xml:space="preserve">AR is based on </w:t>
-            </w:r>
-            <w:r>
-              <w:rPr>
-                <w:lang w:val="en-NZ"/>
-              </w:rPr>
-              <w:t>geolocalization,</w:t>
-            </w:r>
-            <w:r>
-              <w:rPr>
-                <w:lang w:val="en-NZ"/>
-              </w:rPr>
-              <w:t xml:space="preserve"> and it lacked precision or was to erratic</w:t>
+              <w:t>AR is based on geolocalization, and it lacked precision or was to erratic</w:t>
             </w:r>
           </w:p>
         </w:tc>
@@ -5981,19 +5699,7 @@
               <w:rPr>
                 <w:lang w:val="en-NZ"/>
               </w:rPr>
-              <w:t xml:space="preserve">Poor </w:t>
-            </w:r>
-            <w:r>
-              <w:rPr>
-                <w:lang w:val="en-NZ"/>
-              </w:rPr>
-              <w:t>scalability</w:t>
-            </w:r>
-            <w:r>
-              <w:rPr>
-                <w:lang w:val="en-NZ"/>
-              </w:rPr>
-              <w:t xml:space="preserve"> of the activity</w:t>
+              <w:t>Poor scalability of the activity</w:t>
             </w:r>
           </w:p>
         </w:tc>
@@ -6149,25 +5855,7 @@
               <w:rPr>
                 <w:lang w:val="en-NZ"/>
               </w:rPr>
-              <w:t>Increased</w:t>
-            </w:r>
-            <w:r>
-              <w:rPr>
-                <w:lang w:val="en-NZ"/>
-              </w:rPr>
-              <w:t xml:space="preserve"> Cognitive </w:t>
-            </w:r>
-            <w:r>
-              <w:rPr>
-                <w:lang w:val="en-NZ"/>
-              </w:rPr>
-              <w:t>Load</w:t>
-            </w:r>
-            <w:r>
-              <w:rPr>
-                <w:lang w:val="en-NZ"/>
-              </w:rPr>
-              <w:t xml:space="preserve"> for students</w:t>
+              <w:t>Increased Cognitive Load for students</w:t>
             </w:r>
           </w:p>
         </w:tc>
@@ -6253,19 +5941,7 @@
               <w:rPr>
                 <w:lang w:val="en-NZ"/>
               </w:rPr>
-              <w:t xml:space="preserve">Scope of design </w:t>
-            </w:r>
-            <w:r>
-              <w:rPr>
-                <w:lang w:val="en-NZ"/>
-              </w:rPr>
-              <w:t>too</w:t>
-            </w:r>
-            <w:r>
-              <w:rPr>
-                <w:lang w:val="en-NZ"/>
-              </w:rPr>
-              <w:t xml:space="preserve"> big for technology limitations</w:t>
+              <w:t>Scope of design too big for technology limitations</w:t>
             </w:r>
           </w:p>
         </w:tc>
@@ -6426,31 +6102,7 @@
               <w:rPr>
                 <w:lang w:val="en-NZ"/>
               </w:rPr>
-              <w:t xml:space="preserve">Lower or </w:t>
-            </w:r>
-            <w:r>
-              <w:rPr>
-                <w:lang w:val="en-NZ"/>
-              </w:rPr>
-              <w:t>not</w:t>
-            </w:r>
-            <w:r>
-              <w:rPr>
-                <w:lang w:val="en-NZ"/>
-              </w:rPr>
-              <w:t xml:space="preserve"> </w:t>
-            </w:r>
-            <w:r>
-              <w:rPr>
-                <w:lang w:val="en-NZ"/>
-              </w:rPr>
-              <w:t>significantly</w:t>
-            </w:r>
-            <w:r>
-              <w:rPr>
-                <w:lang w:val="en-NZ"/>
-              </w:rPr>
-              <w:t xml:space="preserve"> different academical results</w:t>
+              <w:t>Lower or not significantly different academical results</w:t>
             </w:r>
           </w:p>
         </w:tc>
@@ -6469,19 +6121,7 @@
               <w:rPr>
                 <w:lang w:val="en-NZ"/>
               </w:rPr>
-              <w:t xml:space="preserve">Tests done by the </w:t>
-            </w:r>
-            <w:r>
-              <w:rPr>
-                <w:lang w:val="en-NZ"/>
-              </w:rPr>
-              <w:t>research</w:t>
-            </w:r>
-            <w:r>
-              <w:rPr>
-                <w:lang w:val="en-NZ"/>
-              </w:rPr>
-              <w:t xml:space="preserve"> showed no academical performance increase or it was not statistically significant</w:t>
+              <w:t>Tests done by the research showed no academical performance increase or it was not statistically significant</w:t>
             </w:r>
           </w:p>
         </w:tc>
@@ -6537,19 +6177,7 @@
               <w:rPr>
                 <w:lang w:val="en-NZ"/>
               </w:rPr>
-              <w:t xml:space="preserve">Results </w:t>
-            </w:r>
-            <w:r>
-              <w:rPr>
-                <w:lang w:val="en-NZ"/>
-              </w:rPr>
-              <w:t>are</w:t>
-            </w:r>
-            <w:r>
-              <w:rPr>
-                <w:lang w:val="en-NZ"/>
-              </w:rPr>
-              <w:t xml:space="preserve"> not consistent between different types of users</w:t>
+              <w:t>Results are not consistent between different types of users</w:t>
             </w:r>
           </w:p>
         </w:tc>
@@ -6568,19 +6196,7 @@
               <w:rPr>
                 <w:lang w:val="en-NZ"/>
               </w:rPr>
-              <w:t xml:space="preserve">Results </w:t>
-            </w:r>
-            <w:r>
-              <w:rPr>
-                <w:lang w:val="en-NZ"/>
-              </w:rPr>
-              <w:t>show</w:t>
-            </w:r>
-            <w:r>
-              <w:rPr>
-                <w:lang w:val="en-NZ"/>
-              </w:rPr>
-              <w:t xml:space="preserve"> there is a significant difference in results between different types of users, either due to gender, age, academical level or any other variable</w:t>
+              <w:t>Results show there is a significant difference in results between different types of users, either due to gender, age, academical level or any other variable</w:t>
             </w:r>
           </w:p>
         </w:tc>
@@ -6954,25 +6570,7 @@
               <w:rPr>
                 <w:lang w:val="en-NZ"/>
               </w:rPr>
-              <w:t>Insufficient</w:t>
-            </w:r>
-            <w:r>
-              <w:rPr>
-                <w:lang w:val="en-NZ"/>
-              </w:rPr>
-              <w:t xml:space="preserve"> or </w:t>
-            </w:r>
-            <w:r>
-              <w:rPr>
-                <w:lang w:val="en-NZ"/>
-              </w:rPr>
-              <w:t>lacklustre</w:t>
-            </w:r>
-            <w:r>
-              <w:rPr>
-                <w:lang w:val="en-NZ"/>
-              </w:rPr>
-              <w:t xml:space="preserve"> content</w:t>
+              <w:t>Insufficient or lacklustre content</w:t>
             </w:r>
           </w:p>
         </w:tc>
@@ -7147,19 +6745,7 @@
               <w:rPr>
                 <w:lang w:val="en-NZ"/>
               </w:rPr>
-              <w:t xml:space="preserve">The tool is reported by users to be hard to learn and/or use, or using the tool requires </w:t>
-            </w:r>
-            <w:r>
-              <w:rPr>
-                <w:lang w:val="en-NZ"/>
-              </w:rPr>
-              <w:t>too</w:t>
-            </w:r>
-            <w:r>
-              <w:rPr>
-                <w:lang w:val="en-NZ"/>
-              </w:rPr>
-              <w:t xml:space="preserve"> much preparation and proper training</w:t>
+              <w:t>The tool is reported by users to be hard to learn and/or use, or using the tool requires too much preparation and proper training</w:t>
             </w:r>
           </w:p>
         </w:tc>
@@ -7746,19 +7332,7 @@
               <w:rPr>
                 <w:lang w:val="en-NZ"/>
               </w:rPr>
-              <w:t xml:space="preserve">Specific goals of the </w:t>
-            </w:r>
-            <w:r>
-              <w:rPr>
-                <w:lang w:val="en-NZ"/>
-              </w:rPr>
-              <w:t>research</w:t>
-            </w:r>
-            <w:r>
-              <w:rPr>
-                <w:lang w:val="en-NZ"/>
-              </w:rPr>
-              <w:t xml:space="preserve"> were not met</w:t>
+              <w:t>Specific goals of the research were not met</w:t>
             </w:r>
           </w:p>
         </w:tc>
@@ -8403,6 +7977,7 @@
   <w:style w:type="character" w:default="1" w:styleId="Fuentedeprrafopredeter">
     <w:name w:val="Default Paragraph Font"/>
     <w:uiPriority w:val="1"/>
+    <w:semiHidden/>
     <w:unhideWhenUsed/>
   </w:style>
   <w:style w:type="table" w:default="1" w:styleId="Tablanormal">

--- a/Draft/Extra Sections.docx
+++ b/Draft/Extra Sections.docx
@@ -1,10 +1,10 @@
 
 <file path=word/document.xml><?xml version="1.0" encoding="utf-8"?>
-<w:document xmlns:wpc="http://schemas.microsoft.com/office/word/2010/wordprocessingCanvas" xmlns:cx="http://schemas.microsoft.com/office/drawing/2014/chartex" xmlns:cx1="http://schemas.microsoft.com/office/drawing/2015/9/8/chartex" xmlns:cx2="http://schemas.microsoft.com/office/drawing/2015/10/21/chartex" xmlns:cx3="http://schemas.microsoft.com/office/drawing/2016/5/9/chartex" xmlns:cx4="http://schemas.microsoft.com/office/drawing/2016/5/10/chartex" xmlns:cx5="http://schemas.microsoft.com/office/drawing/2016/5/11/chartex" xmlns:cx6="http://schemas.microsoft.com/office/drawing/2016/5/12/chartex" xmlns:cx7="http://schemas.microsoft.com/office/drawing/2016/5/13/chartex" xmlns:cx8="http://schemas.microsoft.com/office/drawing/2016/5/14/chartex" xmlns:mc="http://schemas.openxmlformats.org/markup-compatibility/2006" xmlns:aink="http://schemas.microsoft.com/office/drawing/2016/ink" xmlns:am3d="http://schemas.microsoft.com/office/drawing/2017/model3d" xmlns:o="urn:schemas-microsoft-com:office:office" xmlns:oel="http://schemas.microsoft.com/office/2019/extlst" xmlns:r="http://schemas.openxmlformats.org/officeDocument/2006/relationships" xmlns:m="http://schemas.openxmlformats.org/officeDocument/2006/math" xmlns:v="urn:schemas-microsoft-com:vml" xmlns:wp14="http://schemas.microsoft.com/office/word/2010/wordprocessingDrawing" xmlns:wp="http://schemas.openxmlformats.org/drawingml/2006/wordprocessingDrawing" xmlns:w10="urn:schemas-microsoft-com:office:word" xmlns:w="http://schemas.openxmlformats.org/wordprocessingml/2006/main" xmlns:w14="http://schemas.microsoft.com/office/word/2010/wordml" xmlns:w15="http://schemas.microsoft.com/office/word/2012/wordml" xmlns:w16cex="http://schemas.microsoft.com/office/word/2018/wordml/cex" xmlns:w16cid="http://schemas.microsoft.com/office/word/2016/wordml/cid" xmlns:w16="http://schemas.microsoft.com/office/word/2018/wordml" xmlns:w16du="http://schemas.microsoft.com/office/word/2023/wordml/word16du" xmlns:w16sdtdh="http://schemas.microsoft.com/office/word/2020/wordml/sdtdatahash" xmlns:w16sdtfl="http://schemas.microsoft.com/office/word/2024/wordml/sdtformatlock" xmlns:w16se="http://schemas.microsoft.com/office/word/2015/wordml/symex" xmlns:wpg="http://schemas.microsoft.com/office/word/2010/wordprocessingGroup" xmlns:wpi="http://schemas.microsoft.com/office/word/2010/wordprocessingInk" xmlns:wne="http://schemas.microsoft.com/office/word/2006/wordml" xmlns:wps="http://schemas.microsoft.com/office/word/2010/wordprocessingShape" mc:Ignorable="w14 w15 w16se w16cid w16 w16cex w16sdtdh w16sdtfl w16du wp14">
+<w:document xmlns:wpc="http://schemas.microsoft.com/office/word/2010/wordprocessingCanvas" xmlns:cx="http://schemas.microsoft.com/office/drawing/2014/chartex" xmlns:cx1="http://schemas.microsoft.com/office/drawing/2015/9/8/chartex" xmlns:cx2="http://schemas.microsoft.com/office/drawing/2015/10/21/chartex" xmlns:cx3="http://schemas.microsoft.com/office/drawing/2016/5/9/chartex" xmlns:cx4="http://schemas.microsoft.com/office/drawing/2016/5/10/chartex" xmlns:cx5="http://schemas.microsoft.com/office/drawing/2016/5/11/chartex" xmlns:cx6="http://schemas.microsoft.com/office/drawing/2016/5/12/chartex" xmlns:cx7="http://schemas.microsoft.com/office/drawing/2016/5/13/chartex" xmlns:cx8="http://schemas.microsoft.com/office/drawing/2016/5/14/chartex" xmlns:mc="http://schemas.openxmlformats.org/markup-compatibility/2006" xmlns:aink="http://schemas.microsoft.com/office/drawing/2016/ink" xmlns:am3d="http://schemas.microsoft.com/office/drawing/2017/model3d" xmlns:o="urn:schemas-microsoft-com:office:office" xmlns:r="http://schemas.openxmlformats.org/officeDocument/2006/relationships" xmlns:m="http://schemas.openxmlformats.org/officeDocument/2006/math" xmlns:v="urn:schemas-microsoft-com:vml" xmlns:wp14="http://schemas.microsoft.com/office/word/2010/wordprocessingDrawing" xmlns:wp="http://schemas.openxmlformats.org/drawingml/2006/wordprocessingDrawing" xmlns:w10="urn:schemas-microsoft-com:office:word" xmlns:w="http://schemas.openxmlformats.org/wordprocessingml/2006/main" xmlns:w14="http://schemas.microsoft.com/office/word/2010/wordml" xmlns:w15="http://schemas.microsoft.com/office/word/2012/wordml" xmlns:w16cex="http://schemas.microsoft.com/office/word/2018/wordml/cex" xmlns:w16cid="http://schemas.microsoft.com/office/word/2016/wordml/cid" xmlns:w16="http://schemas.microsoft.com/office/word/2018/wordml" xmlns:w16sdtdh="http://schemas.microsoft.com/office/word/2020/wordml/sdtdatahash" xmlns:w16se="http://schemas.microsoft.com/office/word/2015/wordml/symex" xmlns:wpg="http://schemas.microsoft.com/office/word/2010/wordprocessingGroup" xmlns:wpi="http://schemas.microsoft.com/office/word/2010/wordprocessingInk" xmlns:wne="http://schemas.microsoft.com/office/word/2006/wordml" xmlns:wps="http://schemas.microsoft.com/office/word/2010/wordprocessingShape" mc:Ignorable="w14 w15 w16se w16cid w16 w16cex w16sdtdh wp14">
   <w:body>
     <w:p>
       <w:pPr>
-        <w:pStyle w:val="Ttulo1"/>
+        <w:pStyle w:val="Heading1"/>
         <w:rPr>
           <w:lang w:val="en-NZ"/>
         </w:rPr>
@@ -31,7 +31,7 @@
     </w:p>
     <w:p>
       <w:pPr>
-        <w:pStyle w:val="Ttulo1"/>
+        <w:pStyle w:val="Heading1"/>
         <w:rPr>
           <w:lang w:val="en-NZ"/>
         </w:rPr>
@@ -45,7 +45,746 @@
     </w:p>
     <w:p>
       <w:pPr>
-        <w:pStyle w:val="Ttulo1"/>
+        <w:rPr>
+          <w:lang w:val="en-NZ"/>
+        </w:rPr>
+      </w:pPr>
+      <w:r>
+        <w:rPr>
+          <w:lang w:val="en-NZ"/>
+        </w:rPr>
+        <w:t xml:space="preserve">This research project is an exploration of the use of Augmented Reality for </w:t>
+      </w:r>
+      <w:r>
+        <w:rPr>
+          <w:lang w:val="en-NZ"/>
+        </w:rPr>
+        <w:t>C</w:t>
+      </w:r>
+      <w:r>
+        <w:rPr>
+          <w:lang w:val="en-NZ"/>
+        </w:rPr>
+        <w:t xml:space="preserve">ollaborative </w:t>
+      </w:r>
+      <w:r>
+        <w:rPr>
+          <w:lang w:val="en-NZ"/>
+        </w:rPr>
+        <w:t>L</w:t>
+      </w:r>
+      <w:r>
+        <w:rPr>
+          <w:lang w:val="en-NZ"/>
+        </w:rPr>
+        <w:t>earning</w:t>
+      </w:r>
+      <w:r>
+        <w:rPr>
+          <w:lang w:val="en-NZ"/>
+        </w:rPr>
+        <w:t xml:space="preserve">. </w:t>
+      </w:r>
+      <w:r>
+        <w:rPr>
+          <w:lang w:val="en-NZ"/>
+        </w:rPr>
+        <w:t>C</w:t>
+      </w:r>
+      <w:r>
+        <w:rPr>
+          <w:lang w:val="en-NZ"/>
+        </w:rPr>
+        <w:t xml:space="preserve">urrent literature shows a growing interest </w:t>
+      </w:r>
+      <w:r>
+        <w:rPr>
+          <w:lang w:val="en-NZ"/>
+        </w:rPr>
+        <w:t>in the</w:t>
+      </w:r>
+      <w:r>
+        <w:rPr>
+          <w:lang w:val="en-NZ"/>
+        </w:rPr>
+        <w:t xml:space="preserve"> use</w:t>
+      </w:r>
+      <w:r>
+        <w:rPr>
+          <w:lang w:val="en-NZ"/>
+        </w:rPr>
+        <w:t xml:space="preserve"> of</w:t>
+      </w:r>
+      <w:r>
+        <w:rPr>
+          <w:lang w:val="en-NZ"/>
+        </w:rPr>
+        <w:t xml:space="preserve"> interactive technologies for teaching and the overall impact of Technology Enhanced Learning projects experimenting with the implementation of AR. This technology offers interesting visualisation tools to merge digital information with the physical context of the user, creating unique interactive experiences and boosting engagement for the students, but it had been tested mostly on single-user settings.</w:t>
+      </w:r>
+    </w:p>
+    <w:p>
+      <w:pPr>
+        <w:rPr>
+          <w:lang w:val="en-NZ"/>
+        </w:rPr>
+      </w:pPr>
+      <w:r>
+        <w:rPr>
+          <w:lang w:val="en-NZ"/>
+        </w:rPr>
+        <w:t xml:space="preserve">The proposal of this thesis is that the unique visualisation capabilities of AR and the connectivity offered by the mobile </w:t>
+      </w:r>
+      <w:r>
+        <w:rPr>
+          <w:lang w:val="en-NZ"/>
+        </w:rPr>
+        <w:t>hardware</w:t>
+      </w:r>
+      <w:r>
+        <w:rPr>
+          <w:lang w:val="en-NZ"/>
+        </w:rPr>
+        <w:t xml:space="preserve"> often</w:t>
+      </w:r>
+      <w:r>
+        <w:rPr>
+          <w:lang w:val="en-NZ"/>
+        </w:rPr>
+        <w:t xml:space="preserve"> use</w:t>
+      </w:r>
+      <w:r>
+        <w:rPr>
+          <w:lang w:val="en-NZ"/>
+        </w:rPr>
+        <w:t>d</w:t>
+      </w:r>
+      <w:r>
+        <w:rPr>
+          <w:lang w:val="en-NZ"/>
+        </w:rPr>
+        <w:t xml:space="preserve"> </w:t>
+      </w:r>
+      <w:r>
+        <w:rPr>
+          <w:lang w:val="en-NZ"/>
+        </w:rPr>
+        <w:t xml:space="preserve">for </w:t>
+      </w:r>
+      <w:r>
+        <w:rPr>
+          <w:lang w:val="en-NZ"/>
+        </w:rPr>
+        <w:t xml:space="preserve">its </w:t>
+      </w:r>
+      <w:r>
+        <w:rPr>
+          <w:lang w:val="en-NZ"/>
+        </w:rPr>
+        <w:t>deployment</w:t>
+      </w:r>
+      <w:r>
+        <w:rPr>
+          <w:lang w:val="en-NZ"/>
+        </w:rPr>
+        <w:t xml:space="preserve"> can</w:t>
+      </w:r>
+      <w:r>
+        <w:rPr>
+          <w:lang w:val="en-NZ"/>
+        </w:rPr>
+        <w:t xml:space="preserve"> </w:t>
+      </w:r>
+      <w:r>
+        <w:rPr>
+          <w:lang w:val="en-NZ"/>
+        </w:rPr>
+        <w:t>provide</w:t>
+      </w:r>
+      <w:r>
+        <w:rPr>
+          <w:lang w:val="en-NZ"/>
+        </w:rPr>
+        <w:t xml:space="preserve"> an advantage</w:t>
+      </w:r>
+      <w:r>
+        <w:rPr>
+          <w:lang w:val="en-NZ"/>
+        </w:rPr>
+        <w:t xml:space="preserve"> </w:t>
+      </w:r>
+      <w:r>
+        <w:rPr>
+          <w:lang w:val="en-NZ"/>
+        </w:rPr>
+        <w:t>for</w:t>
+      </w:r>
+      <w:r>
+        <w:rPr>
+          <w:lang w:val="en-NZ"/>
+        </w:rPr>
+        <w:t xml:space="preserve"> effective </w:t>
+      </w:r>
+      <w:r>
+        <w:rPr>
+          <w:lang w:val="en-NZ"/>
+        </w:rPr>
+        <w:t>C</w:t>
+      </w:r>
+      <w:r>
+        <w:rPr>
+          <w:lang w:val="en-NZ"/>
+        </w:rPr>
+        <w:t>ollaborat</w:t>
+      </w:r>
+      <w:r>
+        <w:rPr>
+          <w:lang w:val="en-NZ"/>
+        </w:rPr>
+        <w:t>ive</w:t>
+      </w:r>
+      <w:r>
+        <w:rPr>
+          <w:lang w:val="en-NZ"/>
+        </w:rPr>
+        <w:t xml:space="preserve"> </w:t>
+      </w:r>
+      <w:r>
+        <w:rPr>
+          <w:lang w:val="en-NZ"/>
+        </w:rPr>
+        <w:t>L</w:t>
+      </w:r>
+      <w:r>
+        <w:rPr>
+          <w:lang w:val="en-NZ"/>
+        </w:rPr>
+        <w:t>earning</w:t>
+      </w:r>
+      <w:r>
+        <w:rPr>
+          <w:lang w:val="en-NZ"/>
+        </w:rPr>
+        <w:t xml:space="preserve">. For this purpose, </w:t>
+      </w:r>
+      <w:r>
+        <w:rPr>
+          <w:lang w:val="en-NZ"/>
+        </w:rPr>
+        <w:t>WorkshopAR</w:t>
+      </w:r>
+      <w:r>
+        <w:rPr>
+          <w:lang w:val="en-NZ"/>
+        </w:rPr>
+        <w:t xml:space="preserve"> was developed following a user-centred design and implemented </w:t>
+      </w:r>
+      <w:r>
+        <w:rPr>
+          <w:lang w:val="en-NZ"/>
+        </w:rPr>
+        <w:t>within the context</w:t>
+      </w:r>
+      <w:r>
+        <w:rPr>
+          <w:lang w:val="en-NZ"/>
+        </w:rPr>
+        <w:t xml:space="preserve"> of a </w:t>
+      </w:r>
+      <w:r>
+        <w:rPr>
+          <w:lang w:val="en-NZ"/>
+        </w:rPr>
+        <w:t>project-based</w:t>
+      </w:r>
+      <w:r>
+        <w:rPr>
+          <w:lang w:val="en-NZ"/>
+        </w:rPr>
+        <w:t xml:space="preserve"> course in construction design.</w:t>
+      </w:r>
+      <w:r>
+        <w:rPr>
+          <w:lang w:val="en-NZ"/>
+        </w:rPr>
+        <w:t xml:space="preserve"> </w:t>
+      </w:r>
+      <w:r>
+        <w:rPr>
+          <w:lang w:val="en-NZ"/>
+        </w:rPr>
+        <w:t>This application</w:t>
+      </w:r>
+      <w:r>
+        <w:rPr>
+          <w:lang w:val="en-NZ"/>
+        </w:rPr>
+        <w:t xml:space="preserve"> offer</w:t>
+      </w:r>
+      <w:r>
+        <w:rPr>
+          <w:lang w:val="en-NZ"/>
+        </w:rPr>
+        <w:t>s</w:t>
+      </w:r>
+      <w:r>
+        <w:rPr>
+          <w:lang w:val="en-NZ"/>
+        </w:rPr>
+        <w:t xml:space="preserve"> </w:t>
+      </w:r>
+      <w:r>
+        <w:rPr>
+          <w:lang w:val="en-NZ"/>
+        </w:rPr>
+        <w:t xml:space="preserve">the </w:t>
+      </w:r>
+      <w:r>
+        <w:rPr>
+          <w:lang w:val="en-NZ"/>
+        </w:rPr>
+        <w:t xml:space="preserve">students different tools </w:t>
+      </w:r>
+      <w:r>
+        <w:rPr>
+          <w:lang w:val="en-NZ"/>
+        </w:rPr>
+        <w:t>to</w:t>
+      </w:r>
+      <w:r>
+        <w:rPr>
+          <w:lang w:val="en-NZ"/>
+        </w:rPr>
+        <w:t xml:space="preserve"> help them</w:t>
+      </w:r>
+      <w:r>
+        <w:rPr>
+          <w:lang w:val="en-NZ"/>
+        </w:rPr>
+        <w:t xml:space="preserve"> </w:t>
+      </w:r>
+      <w:r>
+        <w:rPr>
+          <w:lang w:val="en-NZ"/>
+        </w:rPr>
+        <w:t>structure and manage their collaborative work.</w:t>
+      </w:r>
+    </w:p>
+    <w:p>
+      <w:pPr>
+        <w:rPr>
+          <w:lang w:val="en-NZ"/>
+        </w:rPr>
+      </w:pPr>
+      <w:r>
+        <w:rPr>
+          <w:lang w:val="en-NZ"/>
+        </w:rPr>
+        <w:t xml:space="preserve">The </w:t>
+      </w:r>
+      <w:r>
+        <w:rPr>
+          <w:lang w:val="en-NZ"/>
+        </w:rPr>
+        <w:t>I</w:t>
+      </w:r>
+      <w:r>
+        <w:rPr>
+          <w:lang w:val="en-NZ"/>
+        </w:rPr>
+        <w:t>ndustry Project course was used as a case study</w:t>
+      </w:r>
+      <w:r>
+        <w:rPr>
+          <w:lang w:val="en-NZ"/>
+        </w:rPr>
+        <w:t xml:space="preserve"> to observe the impact that the introduction of WorkshopAR produced in the behaviour of the students </w:t>
+      </w:r>
+      <w:r>
+        <w:rPr>
+          <w:lang w:val="en-NZ"/>
+        </w:rPr>
+        <w:t xml:space="preserve">during </w:t>
+      </w:r>
+      <w:r>
+        <w:rPr>
+          <w:lang w:val="en-NZ"/>
+        </w:rPr>
+        <w:t>their classroom activities. The main objective was to promote positive</w:t>
+      </w:r>
+      <w:r>
+        <w:rPr>
+          <w:lang w:val="en-NZ"/>
+        </w:rPr>
+        <w:t xml:space="preserve"> changes</w:t>
+      </w:r>
+      <w:r>
+        <w:rPr>
+          <w:lang w:val="en-NZ"/>
+        </w:rPr>
+        <w:t xml:space="preserve"> through the application, helping the students develop </w:t>
+      </w:r>
+      <w:r>
+        <w:rPr>
+          <w:lang w:val="en-NZ"/>
+        </w:rPr>
+        <w:t>and apply</w:t>
+      </w:r>
+      <w:r>
+        <w:rPr>
+          <w:lang w:val="en-NZ"/>
+        </w:rPr>
+        <w:t xml:space="preserve"> important skills for effective collaboration and for a successful development of their project. </w:t>
+      </w:r>
+      <w:r>
+        <w:rPr>
+          <w:lang w:val="en-NZ"/>
+        </w:rPr>
+        <w:t xml:space="preserve">The risks and uncertainties of such a strong intervention with technology in social, collaborative activities were also taken into consideration, and the observation process </w:t>
+      </w:r>
+      <w:r>
+        <w:rPr>
+          <w:lang w:val="en-NZ"/>
+        </w:rPr>
+        <w:t>also</w:t>
+      </w:r>
+      <w:r>
+        <w:rPr>
+          <w:lang w:val="en-NZ"/>
+        </w:rPr>
+        <w:t xml:space="preserve"> </w:t>
+      </w:r>
+      <w:r>
+        <w:rPr>
+          <w:lang w:val="en-NZ"/>
+        </w:rPr>
+        <w:t>identified</w:t>
+      </w:r>
+      <w:r>
+        <w:rPr>
+          <w:lang w:val="en-NZ"/>
+        </w:rPr>
+        <w:t xml:space="preserve"> negative or undesirable changes in behaviour that could be acknowledged through the iterative</w:t>
+      </w:r>
+      <w:r>
+        <w:rPr>
+          <w:lang w:val="en-NZ"/>
+        </w:rPr>
+        <w:t xml:space="preserve"> development</w:t>
+      </w:r>
+      <w:r>
+        <w:rPr>
+          <w:lang w:val="en-NZ"/>
+        </w:rPr>
+        <w:t xml:space="preserve"> </w:t>
+      </w:r>
+      <w:r>
+        <w:rPr>
+          <w:lang w:val="en-NZ"/>
+        </w:rPr>
+        <w:t>process</w:t>
+      </w:r>
+      <w:r>
+        <w:rPr>
+          <w:lang w:val="en-NZ"/>
+        </w:rPr>
+        <w:t xml:space="preserve"> </w:t>
+      </w:r>
+      <w:r>
+        <w:rPr>
+          <w:lang w:val="en-NZ"/>
+        </w:rPr>
+        <w:t>used</w:t>
+      </w:r>
+      <w:r>
+        <w:rPr>
+          <w:lang w:val="en-NZ"/>
+        </w:rPr>
+        <w:t>.</w:t>
+      </w:r>
+    </w:p>
+    <w:p>
+      <w:pPr>
+        <w:rPr>
+          <w:lang w:val="en-NZ"/>
+        </w:rPr>
+      </w:pPr>
+      <w:r>
+        <w:rPr>
+          <w:lang w:val="en-NZ"/>
+        </w:rPr>
+        <w:t xml:space="preserve">The case study also offered an </w:t>
+      </w:r>
+      <w:r>
+        <w:rPr>
+          <w:lang w:val="en-NZ"/>
+        </w:rPr>
+        <w:t>opportunity to document the design and implementation of the software</w:t>
+      </w:r>
+      <w:r>
+        <w:rPr>
+          <w:lang w:val="en-NZ"/>
+        </w:rPr>
+        <w:t>. T</w:t>
+      </w:r>
+      <w:r>
+        <w:rPr>
+          <w:lang w:val="en-NZ"/>
+        </w:rPr>
+        <w:t xml:space="preserve">he </w:t>
+      </w:r>
+      <w:r>
+        <w:rPr>
+          <w:lang w:val="en-NZ"/>
+        </w:rPr>
+        <w:t>development process</w:t>
+      </w:r>
+      <w:r>
+        <w:rPr>
+          <w:lang w:val="en-NZ"/>
+        </w:rPr>
+        <w:t xml:space="preserve"> </w:t>
+      </w:r>
+      <w:r>
+        <w:rPr>
+          <w:lang w:val="en-NZ"/>
+        </w:rPr>
+        <w:t>integrated</w:t>
+      </w:r>
+      <w:r>
+        <w:rPr>
+          <w:lang w:val="en-NZ"/>
+        </w:rPr>
+        <w:t xml:space="preserve"> the </w:t>
+      </w:r>
+      <w:r>
+        <w:rPr>
+          <w:lang w:val="en-NZ"/>
+        </w:rPr>
+        <w:t xml:space="preserve">functional requirements of </w:t>
+      </w:r>
+      <w:r>
+        <w:rPr>
+          <w:lang w:val="en-NZ"/>
+        </w:rPr>
+        <w:t>the tool with the learning goals of the course and tie</w:t>
+      </w:r>
+      <w:r>
+        <w:rPr>
+          <w:lang w:val="en-NZ"/>
+        </w:rPr>
+        <w:t>d</w:t>
+      </w:r>
+      <w:r>
+        <w:rPr>
+          <w:lang w:val="en-NZ"/>
+        </w:rPr>
+        <w:t xml:space="preserve"> the iterative </w:t>
+      </w:r>
+      <w:r>
+        <w:rPr>
+          <w:lang w:val="en-NZ"/>
+        </w:rPr>
+        <w:t xml:space="preserve">development </w:t>
+      </w:r>
+      <w:r>
+        <w:rPr>
+          <w:lang w:val="en-NZ"/>
+        </w:rPr>
+        <w:t xml:space="preserve">with </w:t>
+      </w:r>
+      <w:r>
+        <w:rPr>
+          <w:lang w:val="en-NZ"/>
+        </w:rPr>
+        <w:t>what was</w:t>
+      </w:r>
+      <w:r>
+        <w:rPr>
+          <w:lang w:val="en-NZ"/>
+        </w:rPr>
+        <w:t xml:space="preserve"> observed in the classroom.</w:t>
+      </w:r>
+      <w:r>
+        <w:rPr>
+          <w:lang w:val="en-NZ"/>
+        </w:rPr>
+        <w:t xml:space="preserve"> This allowed a flexible </w:t>
+      </w:r>
+      <w:r>
+        <w:rPr>
+          <w:lang w:val="en-NZ"/>
+        </w:rPr>
+        <w:t xml:space="preserve">and adaptable </w:t>
+      </w:r>
+      <w:r>
+        <w:rPr>
+          <w:lang w:val="en-NZ"/>
+        </w:rPr>
+        <w:t>design that boost</w:t>
+      </w:r>
+      <w:r>
+        <w:rPr>
+          <w:lang w:val="en-NZ"/>
+        </w:rPr>
+        <w:t>ed</w:t>
+      </w:r>
+      <w:r>
+        <w:rPr>
+          <w:lang w:val="en-NZ"/>
+        </w:rPr>
+        <w:t xml:space="preserve"> </w:t>
+      </w:r>
+      <w:r>
+        <w:rPr>
+          <w:lang w:val="en-NZ"/>
+        </w:rPr>
+        <w:t xml:space="preserve">the </w:t>
+      </w:r>
+      <w:r>
+        <w:rPr>
+          <w:lang w:val="en-NZ"/>
+        </w:rPr>
+        <w:t>interesting approaches th</w:t>
+      </w:r>
+      <w:r>
+        <w:rPr>
+          <w:lang w:val="en-NZ"/>
+        </w:rPr>
+        <w:t>at</w:t>
+      </w:r>
+      <w:r>
+        <w:rPr>
+          <w:lang w:val="en-NZ"/>
+        </w:rPr>
+        <w:t xml:space="preserve"> students </w:t>
+      </w:r>
+      <w:r>
+        <w:rPr>
+          <w:lang w:val="en-NZ"/>
+        </w:rPr>
+        <w:t>and teaching staff were proposing while also helped in</w:t>
+      </w:r>
+      <w:r>
+        <w:rPr>
+          <w:lang w:val="en-NZ"/>
+        </w:rPr>
+        <w:t xml:space="preserve"> redesign those</w:t>
+      </w:r>
+      <w:r>
+        <w:rPr>
+          <w:lang w:val="en-NZ"/>
+        </w:rPr>
+        <w:t xml:space="preserve"> elements</w:t>
+      </w:r>
+      <w:r>
+        <w:rPr>
+          <w:lang w:val="en-NZ"/>
+        </w:rPr>
+        <w:t xml:space="preserve"> that were promoting problematic behaviours.</w:t>
+      </w:r>
+    </w:p>
+    <w:p>
+      <w:pPr>
+        <w:rPr>
+          <w:lang w:val="en-NZ"/>
+        </w:rPr>
+      </w:pPr>
+      <w:r>
+        <w:rPr>
+          <w:lang w:val="en-NZ"/>
+        </w:rPr>
+        <w:t xml:space="preserve">The results obtained showed that students benefited the most with a strong sense of structure when initially establishing relationships with the group, and appreciated more flexible activities once the work dynamics were clearly defined and producing results. The visual and interactive elements proposed by WorkshopAR helped the students understand and be aware of the need of those structures, </w:t>
+      </w:r>
+      <w:r>
+        <w:rPr>
+          <w:lang w:val="en-NZ"/>
+        </w:rPr>
+        <w:t xml:space="preserve">promoting discussions and guiding work using more impactful collaborative approaches, </w:t>
+      </w:r>
+      <w:r>
+        <w:rPr>
+          <w:lang w:val="en-NZ"/>
+        </w:rPr>
+        <w:t xml:space="preserve">but failed to integrated in a more substantial way </w:t>
+      </w:r>
+      <w:r>
+        <w:rPr>
+          <w:lang w:val="en-NZ"/>
+        </w:rPr>
+        <w:t xml:space="preserve">in the </w:t>
+      </w:r>
+      <w:r>
+        <w:rPr>
+          <w:lang w:val="en-NZ"/>
+        </w:rPr>
+        <w:t>workflow</w:t>
+      </w:r>
+      <w:r>
+        <w:rPr>
+          <w:lang w:val="en-NZ"/>
+        </w:rPr>
+        <w:t>s</w:t>
+      </w:r>
+      <w:r>
+        <w:rPr>
+          <w:lang w:val="en-NZ"/>
+        </w:rPr>
+        <w:t xml:space="preserve"> that students</w:t>
+      </w:r>
+      <w:r>
+        <w:rPr>
+          <w:lang w:val="en-NZ"/>
+        </w:rPr>
+        <w:t xml:space="preserve"> had already </w:t>
+      </w:r>
+      <w:r>
+        <w:rPr>
+          <w:lang w:val="en-NZ"/>
+        </w:rPr>
+        <w:t>created using</w:t>
+      </w:r>
+      <w:r>
+        <w:rPr>
+          <w:lang w:val="en-NZ"/>
+        </w:rPr>
+        <w:t xml:space="preserve"> a variety of other tools that were better integrated into each other.</w:t>
+      </w:r>
+      <w:r>
+        <w:rPr>
+          <w:lang w:val="en-NZ"/>
+        </w:rPr>
+        <w:t xml:space="preserve">  </w:t>
+      </w:r>
+      <w:r>
+        <w:rPr>
+          <w:lang w:val="en-NZ"/>
+        </w:rPr>
+        <w:t xml:space="preserve">WorkshopAR was able to pivot when aspects of its design were promoting behaviours that were </w:t>
+      </w:r>
+      <w:r>
+        <w:rPr>
+          <w:lang w:val="en-NZ"/>
+        </w:rPr>
+        <w:lastRenderedPageBreak/>
+        <w:t>not in line with the learning goals of the course or the research, and several opportunities in the creation of collaborative spaces</w:t>
+      </w:r>
+      <w:r>
+        <w:rPr>
+          <w:lang w:val="en-NZ"/>
+        </w:rPr>
+        <w:t xml:space="preserve"> and communication mediated by AR can be worked upon in future research.</w:t>
+      </w:r>
+    </w:p>
+    <w:p>
+      <w:pPr>
+        <w:rPr>
+          <w:lang w:val="en-NZ"/>
+        </w:rPr>
+      </w:pPr>
+    </w:p>
+    <w:p>
+      <w:pPr>
+        <w:pStyle w:val="Heading1"/>
         <w:rPr>
           <w:lang w:val="en-NZ"/>
         </w:rPr>
@@ -97,7 +836,7 @@
       <w:hyperlink r:id="rId4" w:history="1">
         <w:r>
           <w:rPr>
-            <w:rStyle w:val="Hipervnculo"/>
+            <w:rStyle w:val="Hyperlink"/>
             <w:lang w:val="en-NZ"/>
           </w:rPr>
           <w:t>https://github.com/speregil/ar-survey-annex.git</w:t>
@@ -114,7 +853,21 @@
         <w:rPr>
           <w:lang w:val="en-NZ"/>
         </w:rPr>
-        <w:t>This SLR codified a total of 67 different articles related to the use of AR in educational settings. The analysis phase of the review focused on mapping what educational goals were more prevalent in the educational design present in all the surveyed projects. This information was codified using the BRT framework to understand the cognitive complexity of the goals identified, while the goals themselves were codified using the verb + statement approach proposed by Fuchs and Deno (1982).</w:t>
+        <w:t xml:space="preserve">This SLR codified a total of 67 different articles related to the use of AR in educational settings. The analysis phase of the review focused on mapping what educational goals were more prevalent in the educational design present in all the surveyed projects. This information was codified using the BRT framework to understand the cognitive complexity of the goals identified, while the goals themselves were codified using the verb + statement approach proposed by Fuchs and </w:t>
+      </w:r>
+      <w:proofErr w:type="spellStart"/>
+      <w:r>
+        <w:rPr>
+          <w:lang w:val="en-NZ"/>
+        </w:rPr>
+        <w:t>Deno</w:t>
+      </w:r>
+      <w:proofErr w:type="spellEnd"/>
+      <w:r>
+        <w:rPr>
+          <w:lang w:val="en-NZ"/>
+        </w:rPr>
+        <w:t xml:space="preserve"> (1982).</w:t>
       </w:r>
     </w:p>
     <w:p>
@@ -132,7 +885,7 @@
     </w:p>
     <w:p>
       <w:pPr>
-        <w:pStyle w:val="Descripcin"/>
+        <w:pStyle w:val="Caption"/>
         <w:keepNext/>
         <w:jc w:val="center"/>
         <w:rPr>
@@ -185,7 +938,7 @@
     </w:p>
     <w:tbl>
       <w:tblPr>
-        <w:tblStyle w:val="Tablaconcuadrcula"/>
+        <w:tblStyle w:val="TableGrid"/>
         <w:tblW w:w="8941" w:type="dxa"/>
         <w:tblLook w:val="04A0" w:firstRow="1" w:lastRow="0" w:firstColumn="1" w:lastColumn="0" w:noHBand="0" w:noVBand="1"/>
       </w:tblPr>
@@ -557,7 +1310,6 @@
                 <w:bCs/>
                 <w:lang w:val="en-NZ"/>
               </w:rPr>
-              <w:lastRenderedPageBreak/>
               <w:t>AR Technology</w:t>
             </w:r>
           </w:p>
@@ -730,6 +1482,7 @@
                 <w:bCs/>
                 <w:lang w:val="en-NZ"/>
               </w:rPr>
+              <w:lastRenderedPageBreak/>
               <w:t>Explicit Goal</w:t>
             </w:r>
           </w:p>
@@ -1062,7 +1815,7 @@
     </w:p>
     <w:p>
       <w:pPr>
-        <w:pStyle w:val="Descripcin"/>
+        <w:pStyle w:val="Caption"/>
         <w:keepNext/>
         <w:jc w:val="center"/>
         <w:rPr>
@@ -1115,7 +1868,7 @@
     </w:p>
     <w:tbl>
       <w:tblPr>
-        <w:tblStyle w:val="Tablaconcuadrcula"/>
+        <w:tblStyle w:val="TableGrid"/>
         <w:tblW w:w="8941" w:type="dxa"/>
         <w:tblLook w:val="04A0" w:firstRow="1" w:lastRow="0" w:firstColumn="1" w:lastColumn="0" w:noHBand="0" w:noVBand="1"/>
       </w:tblPr>
@@ -1356,7 +2109,13 @@
               <w:rPr>
                 <w:lang w:val="en-NZ"/>
               </w:rPr>
-              <w:t>Pocedural. Knowledge on the components and execution of a tasks, the reasoning behind them and how they affect their context</w:t>
+              <w:t>Procedural</w:t>
+            </w:r>
+            <w:r>
+              <w:rPr>
+                <w:lang w:val="en-NZ"/>
+              </w:rPr>
+              <w:t>. Knowledge on the components and execution of a tasks, the reasoning behind them and how they affect their context</w:t>
             </w:r>
           </w:p>
         </w:tc>
@@ -1757,7 +2516,14 @@
         <w:rPr>
           <w:lang w:val="en-NZ"/>
         </w:rPr>
-        <w:t>Finally, the Positive and Negative Outcomes fields codify the main themes and categories found on the recount of experiences extracted from the results, analysis and conclusions of the reviewed works. The categorisation process</w:t>
+        <w:t xml:space="preserve">Finally, the Positive and Negative Outcomes fields codify the main themes and categories found on the recount of experiences extracted from the results, analysis and conclusions of the reviewed </w:t>
+      </w:r>
+      <w:r>
+        <w:rPr>
+          <w:lang w:val="en-NZ"/>
+        </w:rPr>
+        <w:lastRenderedPageBreak/>
+        <w:t>works. The categorisation process</w:t>
       </w:r>
       <w:r>
         <w:rPr>
@@ -1780,7 +2546,7 @@
     </w:p>
     <w:p>
       <w:pPr>
-        <w:pStyle w:val="Descripcin"/>
+        <w:pStyle w:val="Caption"/>
         <w:keepNext/>
         <w:jc w:val="center"/>
         <w:rPr>
@@ -1833,7 +2599,7 @@
     </w:p>
     <w:tbl>
       <w:tblPr>
-        <w:tblStyle w:val="Tablaconcuadrcula"/>
+        <w:tblStyle w:val="TableGrid"/>
         <w:tblW w:w="8926" w:type="dxa"/>
         <w:tblLook w:val="04A0" w:firstRow="1" w:lastRow="0" w:firstColumn="1" w:lastColumn="0" w:noHBand="0" w:noVBand="1"/>
       </w:tblPr>
@@ -3003,11 +3769,19 @@
                 <w:lang w:val="en-NZ"/>
               </w:rPr>
             </w:pPr>
-            <w:r>
-              <w:rPr>
-                <w:lang w:val="en-NZ"/>
-              </w:rPr>
-              <w:t>Students report feeling more confident in what they learned and the long-term retention of it</w:t>
+            <w:proofErr w:type="gramStart"/>
+            <w:r>
+              <w:rPr>
+                <w:lang w:val="en-NZ"/>
+              </w:rPr>
+              <w:t>Students</w:t>
+            </w:r>
+            <w:proofErr w:type="gramEnd"/>
+            <w:r>
+              <w:rPr>
+                <w:lang w:val="en-NZ"/>
+              </w:rPr>
+              <w:t xml:space="preserve"> report feeling more confident in what they learned and the long-term retention of it</w:t>
             </w:r>
           </w:p>
         </w:tc>
@@ -4020,7 +4794,6 @@
               <w:rPr>
                 <w:lang w:val="en-NZ"/>
               </w:rPr>
-              <w:lastRenderedPageBreak/>
               <w:t>Multimedia learning</w:t>
             </w:r>
           </w:p>
@@ -4491,7 +5264,7 @@
     </w:p>
     <w:p>
       <w:pPr>
-        <w:pStyle w:val="Descripcin"/>
+        <w:pStyle w:val="Caption"/>
         <w:keepNext/>
         <w:jc w:val="center"/>
         <w:rPr>
@@ -4544,7 +5317,7 @@
     </w:p>
     <w:tbl>
       <w:tblPr>
-        <w:tblStyle w:val="Tablaconcuadrcula"/>
+        <w:tblStyle w:val="TableGrid"/>
         <w:tblW w:w="8926" w:type="dxa"/>
         <w:tblLook w:val="04A0" w:firstRow="1" w:lastRow="0" w:firstColumn="1" w:lastColumn="0" w:noHBand="0" w:noVBand="1"/>
       </w:tblPr>
@@ -5312,8 +6085,16 @@
               <w:rPr>
                 <w:lang w:val="en-NZ"/>
               </w:rPr>
-              <w:t>Accuracy problems for geolocalization</w:t>
-            </w:r>
+              <w:t xml:space="preserve">Accuracy problems for </w:t>
+            </w:r>
+            <w:proofErr w:type="spellStart"/>
+            <w:r>
+              <w:rPr>
+                <w:lang w:val="en-NZ"/>
+              </w:rPr>
+              <w:t>geolocalization</w:t>
+            </w:r>
+            <w:proofErr w:type="spellEnd"/>
           </w:p>
         </w:tc>
         <w:tc>
@@ -5331,7 +6112,21 @@
               <w:rPr>
                 <w:lang w:val="en-NZ"/>
               </w:rPr>
-              <w:t>AR is based on geolocalization, and it lacked precision or was to erratic</w:t>
+              <w:t xml:space="preserve">AR is based on </w:t>
+            </w:r>
+            <w:proofErr w:type="spellStart"/>
+            <w:r>
+              <w:rPr>
+                <w:lang w:val="en-NZ"/>
+              </w:rPr>
+              <w:t>geolocalization</w:t>
+            </w:r>
+            <w:proofErr w:type="spellEnd"/>
+            <w:r>
+              <w:rPr>
+                <w:lang w:val="en-NZ"/>
+              </w:rPr>
+              <w:t>, and it lacked precision or was to erratic</w:t>
             </w:r>
           </w:p>
         </w:tc>
@@ -6219,7 +7014,6 @@
               <w:rPr>
                 <w:lang w:val="en-NZ"/>
               </w:rPr>
-              <w:lastRenderedPageBreak/>
               <w:t>Motivation issues</w:t>
             </w:r>
           </w:p>
@@ -7375,7 +8169,7 @@
 </file>
 
 <file path=word/styles.xml><?xml version="1.0" encoding="utf-8"?>
-<w:styles xmlns:mc="http://schemas.openxmlformats.org/markup-compatibility/2006" xmlns:r="http://schemas.openxmlformats.org/officeDocument/2006/relationships" xmlns:w="http://schemas.openxmlformats.org/wordprocessingml/2006/main" xmlns:w14="http://schemas.microsoft.com/office/word/2010/wordml" xmlns:w15="http://schemas.microsoft.com/office/word/2012/wordml" xmlns:w16cex="http://schemas.microsoft.com/office/word/2018/wordml/cex" xmlns:w16cid="http://schemas.microsoft.com/office/word/2016/wordml/cid" xmlns:w16="http://schemas.microsoft.com/office/word/2018/wordml" xmlns:w16du="http://schemas.microsoft.com/office/word/2023/wordml/word16du" xmlns:w16sdtdh="http://schemas.microsoft.com/office/word/2020/wordml/sdtdatahash" xmlns:w16sdtfl="http://schemas.microsoft.com/office/word/2024/wordml/sdtformatlock" xmlns:w16se="http://schemas.microsoft.com/office/word/2015/wordml/symex" mc:Ignorable="w14 w15 w16se w16cid w16 w16cex w16sdtdh w16sdtfl w16du">
+<w:styles xmlns:mc="http://schemas.openxmlformats.org/markup-compatibility/2006" xmlns:r="http://schemas.openxmlformats.org/officeDocument/2006/relationships" xmlns:w="http://schemas.openxmlformats.org/wordprocessingml/2006/main" xmlns:w14="http://schemas.microsoft.com/office/word/2010/wordml" xmlns:w15="http://schemas.microsoft.com/office/word/2012/wordml" xmlns:w16cex="http://schemas.microsoft.com/office/word/2018/wordml/cex" xmlns:w16cid="http://schemas.microsoft.com/office/word/2016/wordml/cid" xmlns:w16="http://schemas.microsoft.com/office/word/2018/wordml" xmlns:w16sdtdh="http://schemas.microsoft.com/office/word/2020/wordml/sdtdatahash" xmlns:w16se="http://schemas.microsoft.com/office/word/2015/wordml/symex" mc:Ignorable="w14 w15 w16se w16cid w16 w16cex w16sdtdh">
   <w:docDefaults>
     <w:rPrDefault>
       <w:rPr>
@@ -7775,11 +8569,11 @@
     <w:name w:val="Normal"/>
     <w:qFormat/>
   </w:style>
-  <w:style w:type="paragraph" w:styleId="Ttulo1">
+  <w:style w:type="paragraph" w:styleId="Heading1">
     <w:name w:val="heading 1"/>
     <w:basedOn w:val="Normal"/>
     <w:next w:val="Normal"/>
-    <w:link w:val="Ttulo1Car"/>
+    <w:link w:val="Heading1Char"/>
     <w:uiPriority w:val="9"/>
     <w:qFormat/>
     <w:rsid w:val="00F90F28"/>
@@ -7796,11 +8590,11 @@
       <w:szCs w:val="40"/>
     </w:rPr>
   </w:style>
-  <w:style w:type="paragraph" w:styleId="Ttulo2">
+  <w:style w:type="paragraph" w:styleId="Heading2">
     <w:name w:val="heading 2"/>
     <w:basedOn w:val="Normal"/>
     <w:next w:val="Normal"/>
-    <w:link w:val="Ttulo2Car"/>
+    <w:link w:val="Heading2Char"/>
     <w:uiPriority w:val="9"/>
     <w:semiHidden/>
     <w:unhideWhenUsed/>
@@ -7819,11 +8613,11 @@
       <w:szCs w:val="32"/>
     </w:rPr>
   </w:style>
-  <w:style w:type="paragraph" w:styleId="Ttulo3">
+  <w:style w:type="paragraph" w:styleId="Heading3">
     <w:name w:val="heading 3"/>
     <w:basedOn w:val="Normal"/>
     <w:next w:val="Normal"/>
-    <w:link w:val="Ttulo3Car"/>
+    <w:link w:val="Heading3Char"/>
     <w:uiPriority w:val="9"/>
     <w:semiHidden/>
     <w:unhideWhenUsed/>
@@ -7842,11 +8636,11 @@
       <w:szCs w:val="28"/>
     </w:rPr>
   </w:style>
-  <w:style w:type="paragraph" w:styleId="Ttulo4">
+  <w:style w:type="paragraph" w:styleId="Heading4">
     <w:name w:val="heading 4"/>
     <w:basedOn w:val="Normal"/>
     <w:next w:val="Normal"/>
-    <w:link w:val="Ttulo4Car"/>
+    <w:link w:val="Heading4Char"/>
     <w:uiPriority w:val="9"/>
     <w:semiHidden/>
     <w:unhideWhenUsed/>
@@ -7865,11 +8659,11 @@
       <w:color w:val="0F4761" w:themeColor="accent1" w:themeShade="BF"/>
     </w:rPr>
   </w:style>
-  <w:style w:type="paragraph" w:styleId="Ttulo5">
+  <w:style w:type="paragraph" w:styleId="Heading5">
     <w:name w:val="heading 5"/>
     <w:basedOn w:val="Normal"/>
     <w:next w:val="Normal"/>
-    <w:link w:val="Ttulo5Car"/>
+    <w:link w:val="Heading5Char"/>
     <w:uiPriority w:val="9"/>
     <w:semiHidden/>
     <w:unhideWhenUsed/>
@@ -7886,11 +8680,11 @@
       <w:color w:val="0F4761" w:themeColor="accent1" w:themeShade="BF"/>
     </w:rPr>
   </w:style>
-  <w:style w:type="paragraph" w:styleId="Ttulo6">
+  <w:style w:type="paragraph" w:styleId="Heading6">
     <w:name w:val="heading 6"/>
     <w:basedOn w:val="Normal"/>
     <w:next w:val="Normal"/>
-    <w:link w:val="Ttulo6Car"/>
+    <w:link w:val="Heading6Char"/>
     <w:uiPriority w:val="9"/>
     <w:semiHidden/>
     <w:unhideWhenUsed/>
@@ -7909,11 +8703,11 @@
       <w:color w:val="595959" w:themeColor="text1" w:themeTint="A6"/>
     </w:rPr>
   </w:style>
-  <w:style w:type="paragraph" w:styleId="Ttulo7">
+  <w:style w:type="paragraph" w:styleId="Heading7">
     <w:name w:val="heading 7"/>
     <w:basedOn w:val="Normal"/>
     <w:next w:val="Normal"/>
-    <w:link w:val="Ttulo7Car"/>
+    <w:link w:val="Heading7Char"/>
     <w:uiPriority w:val="9"/>
     <w:semiHidden/>
     <w:unhideWhenUsed/>
@@ -7930,11 +8724,11 @@
       <w:color w:val="595959" w:themeColor="text1" w:themeTint="A6"/>
     </w:rPr>
   </w:style>
-  <w:style w:type="paragraph" w:styleId="Ttulo8">
+  <w:style w:type="paragraph" w:styleId="Heading8">
     <w:name w:val="heading 8"/>
     <w:basedOn w:val="Normal"/>
     <w:next w:val="Normal"/>
-    <w:link w:val="Ttulo8Car"/>
+    <w:link w:val="Heading8Char"/>
     <w:uiPriority w:val="9"/>
     <w:semiHidden/>
     <w:unhideWhenUsed/>
@@ -7953,11 +8747,11 @@
       <w:color w:val="272727" w:themeColor="text1" w:themeTint="D8"/>
     </w:rPr>
   </w:style>
-  <w:style w:type="paragraph" w:styleId="Ttulo9">
+  <w:style w:type="paragraph" w:styleId="Heading9">
     <w:name w:val="heading 9"/>
     <w:basedOn w:val="Normal"/>
     <w:next w:val="Normal"/>
-    <w:link w:val="Ttulo9Car"/>
+    <w:link w:val="Heading9Char"/>
     <w:uiPriority w:val="9"/>
     <w:semiHidden/>
     <w:unhideWhenUsed/>
@@ -7974,13 +8768,13 @@
       <w:color w:val="272727" w:themeColor="text1" w:themeTint="D8"/>
     </w:rPr>
   </w:style>
-  <w:style w:type="character" w:default="1" w:styleId="Fuentedeprrafopredeter">
+  <w:style w:type="character" w:default="1" w:styleId="DefaultParagraphFont">
     <w:name w:val="Default Paragraph Font"/>
     <w:uiPriority w:val="1"/>
     <w:semiHidden/>
     <w:unhideWhenUsed/>
   </w:style>
-  <w:style w:type="table" w:default="1" w:styleId="Tablanormal">
+  <w:style w:type="table" w:default="1" w:styleId="TableNormal">
     <w:name w:val="Normal Table"/>
     <w:uiPriority w:val="99"/>
     <w:semiHidden/>
@@ -7995,16 +8789,16 @@
       </w:tblCellMar>
     </w:tblPr>
   </w:style>
-  <w:style w:type="numbering" w:default="1" w:styleId="Sinlista">
+  <w:style w:type="numbering" w:default="1" w:styleId="NoList">
     <w:name w:val="No List"/>
     <w:uiPriority w:val="99"/>
     <w:semiHidden/>
     <w:unhideWhenUsed/>
   </w:style>
-  <w:style w:type="character" w:customStyle="1" w:styleId="Ttulo1Car">
-    <w:name w:val="Título 1 Car"/>
-    <w:basedOn w:val="Fuentedeprrafopredeter"/>
-    <w:link w:val="Ttulo1"/>
+  <w:style w:type="character" w:customStyle="1" w:styleId="Heading1Char">
+    <w:name w:val="Heading 1 Char"/>
+    <w:basedOn w:val="DefaultParagraphFont"/>
+    <w:link w:val="Heading1"/>
     <w:uiPriority w:val="9"/>
     <w:rsid w:val="00F90F28"/>
     <w:rPr>
@@ -8014,10 +8808,10 @@
       <w:szCs w:val="40"/>
     </w:rPr>
   </w:style>
-  <w:style w:type="character" w:customStyle="1" w:styleId="Ttulo2Car">
-    <w:name w:val="Título 2 Car"/>
-    <w:basedOn w:val="Fuentedeprrafopredeter"/>
-    <w:link w:val="Ttulo2"/>
+  <w:style w:type="character" w:customStyle="1" w:styleId="Heading2Char">
+    <w:name w:val="Heading 2 Char"/>
+    <w:basedOn w:val="DefaultParagraphFont"/>
+    <w:link w:val="Heading2"/>
     <w:uiPriority w:val="9"/>
     <w:semiHidden/>
     <w:rsid w:val="00F90F28"/>
@@ -8028,10 +8822,10 @@
       <w:szCs w:val="32"/>
     </w:rPr>
   </w:style>
-  <w:style w:type="character" w:customStyle="1" w:styleId="Ttulo3Car">
-    <w:name w:val="Título 3 Car"/>
-    <w:basedOn w:val="Fuentedeprrafopredeter"/>
-    <w:link w:val="Ttulo3"/>
+  <w:style w:type="character" w:customStyle="1" w:styleId="Heading3Char">
+    <w:name w:val="Heading 3 Char"/>
+    <w:basedOn w:val="DefaultParagraphFont"/>
+    <w:link w:val="Heading3"/>
     <w:uiPriority w:val="9"/>
     <w:semiHidden/>
     <w:rsid w:val="00F90F28"/>
@@ -8042,10 +8836,10 @@
       <w:szCs w:val="28"/>
     </w:rPr>
   </w:style>
-  <w:style w:type="character" w:customStyle="1" w:styleId="Ttulo4Car">
-    <w:name w:val="Título 4 Car"/>
-    <w:basedOn w:val="Fuentedeprrafopredeter"/>
-    <w:link w:val="Ttulo4"/>
+  <w:style w:type="character" w:customStyle="1" w:styleId="Heading4Char">
+    <w:name w:val="Heading 4 Char"/>
+    <w:basedOn w:val="DefaultParagraphFont"/>
+    <w:link w:val="Heading4"/>
     <w:uiPriority w:val="9"/>
     <w:semiHidden/>
     <w:rsid w:val="00F90F28"/>
@@ -8056,10 +8850,10 @@
       <w:color w:val="0F4761" w:themeColor="accent1" w:themeShade="BF"/>
     </w:rPr>
   </w:style>
-  <w:style w:type="character" w:customStyle="1" w:styleId="Ttulo5Car">
-    <w:name w:val="Título 5 Car"/>
-    <w:basedOn w:val="Fuentedeprrafopredeter"/>
-    <w:link w:val="Ttulo5"/>
+  <w:style w:type="character" w:customStyle="1" w:styleId="Heading5Char">
+    <w:name w:val="Heading 5 Char"/>
+    <w:basedOn w:val="DefaultParagraphFont"/>
+    <w:link w:val="Heading5"/>
     <w:uiPriority w:val="9"/>
     <w:semiHidden/>
     <w:rsid w:val="00F90F28"/>
@@ -8068,10 +8862,10 @@
       <w:color w:val="0F4761" w:themeColor="accent1" w:themeShade="BF"/>
     </w:rPr>
   </w:style>
-  <w:style w:type="character" w:customStyle="1" w:styleId="Ttulo6Car">
-    <w:name w:val="Título 6 Car"/>
-    <w:basedOn w:val="Fuentedeprrafopredeter"/>
-    <w:link w:val="Ttulo6"/>
+  <w:style w:type="character" w:customStyle="1" w:styleId="Heading6Char">
+    <w:name w:val="Heading 6 Char"/>
+    <w:basedOn w:val="DefaultParagraphFont"/>
+    <w:link w:val="Heading6"/>
     <w:uiPriority w:val="9"/>
     <w:semiHidden/>
     <w:rsid w:val="00F90F28"/>
@@ -8082,10 +8876,10 @@
       <w:color w:val="595959" w:themeColor="text1" w:themeTint="A6"/>
     </w:rPr>
   </w:style>
-  <w:style w:type="character" w:customStyle="1" w:styleId="Ttulo7Car">
-    <w:name w:val="Título 7 Car"/>
-    <w:basedOn w:val="Fuentedeprrafopredeter"/>
-    <w:link w:val="Ttulo7"/>
+  <w:style w:type="character" w:customStyle="1" w:styleId="Heading7Char">
+    <w:name w:val="Heading 7 Char"/>
+    <w:basedOn w:val="DefaultParagraphFont"/>
+    <w:link w:val="Heading7"/>
     <w:uiPriority w:val="9"/>
     <w:semiHidden/>
     <w:rsid w:val="00F90F28"/>
@@ -8094,10 +8888,10 @@
       <w:color w:val="595959" w:themeColor="text1" w:themeTint="A6"/>
     </w:rPr>
   </w:style>
-  <w:style w:type="character" w:customStyle="1" w:styleId="Ttulo8Car">
-    <w:name w:val="Título 8 Car"/>
-    <w:basedOn w:val="Fuentedeprrafopredeter"/>
-    <w:link w:val="Ttulo8"/>
+  <w:style w:type="character" w:customStyle="1" w:styleId="Heading8Char">
+    <w:name w:val="Heading 8 Char"/>
+    <w:basedOn w:val="DefaultParagraphFont"/>
+    <w:link w:val="Heading8"/>
     <w:uiPriority w:val="9"/>
     <w:semiHidden/>
     <w:rsid w:val="00F90F28"/>
@@ -8108,10 +8902,10 @@
       <w:color w:val="272727" w:themeColor="text1" w:themeTint="D8"/>
     </w:rPr>
   </w:style>
-  <w:style w:type="character" w:customStyle="1" w:styleId="Ttulo9Car">
-    <w:name w:val="Título 9 Car"/>
-    <w:basedOn w:val="Fuentedeprrafopredeter"/>
-    <w:link w:val="Ttulo9"/>
+  <w:style w:type="character" w:customStyle="1" w:styleId="Heading9Char">
+    <w:name w:val="Heading 9 Char"/>
+    <w:basedOn w:val="DefaultParagraphFont"/>
+    <w:link w:val="Heading9"/>
     <w:uiPriority w:val="9"/>
     <w:semiHidden/>
     <w:rsid w:val="00F90F28"/>
@@ -8120,11 +8914,11 @@
       <w:color w:val="272727" w:themeColor="text1" w:themeTint="D8"/>
     </w:rPr>
   </w:style>
-  <w:style w:type="paragraph" w:styleId="Ttulo">
+  <w:style w:type="paragraph" w:styleId="Title">
     <w:name w:val="Title"/>
     <w:basedOn w:val="Normal"/>
     <w:next w:val="Normal"/>
-    <w:link w:val="TtuloCar"/>
+    <w:link w:val="TitleChar"/>
     <w:uiPriority w:val="10"/>
     <w:qFormat/>
     <w:rsid w:val="00F90F28"/>
@@ -8140,10 +8934,10 @@
       <w:szCs w:val="56"/>
     </w:rPr>
   </w:style>
-  <w:style w:type="character" w:customStyle="1" w:styleId="TtuloCar">
-    <w:name w:val="Título Car"/>
-    <w:basedOn w:val="Fuentedeprrafopredeter"/>
-    <w:link w:val="Ttulo"/>
+  <w:style w:type="character" w:customStyle="1" w:styleId="TitleChar">
+    <w:name w:val="Title Char"/>
+    <w:basedOn w:val="DefaultParagraphFont"/>
+    <w:link w:val="Title"/>
     <w:uiPriority w:val="10"/>
     <w:rsid w:val="00F90F28"/>
     <w:rPr>
@@ -8154,11 +8948,11 @@
       <w:szCs w:val="56"/>
     </w:rPr>
   </w:style>
-  <w:style w:type="paragraph" w:styleId="Subttulo">
+  <w:style w:type="paragraph" w:styleId="Subtitle">
     <w:name w:val="Subtitle"/>
     <w:basedOn w:val="Normal"/>
     <w:next w:val="Normal"/>
-    <w:link w:val="SubttuloCar"/>
+    <w:link w:val="SubtitleChar"/>
     <w:uiPriority w:val="11"/>
     <w:qFormat/>
     <w:rsid w:val="00F90F28"/>
@@ -8175,10 +8969,10 @@
       <w:szCs w:val="28"/>
     </w:rPr>
   </w:style>
-  <w:style w:type="character" w:customStyle="1" w:styleId="SubttuloCar">
-    <w:name w:val="Subtítulo Car"/>
-    <w:basedOn w:val="Fuentedeprrafopredeter"/>
-    <w:link w:val="Subttulo"/>
+  <w:style w:type="character" w:customStyle="1" w:styleId="SubtitleChar">
+    <w:name w:val="Subtitle Char"/>
+    <w:basedOn w:val="DefaultParagraphFont"/>
+    <w:link w:val="Subtitle"/>
     <w:uiPriority w:val="11"/>
     <w:rsid w:val="00F90F28"/>
     <w:rPr>
@@ -8189,11 +8983,11 @@
       <w:szCs w:val="28"/>
     </w:rPr>
   </w:style>
-  <w:style w:type="paragraph" w:styleId="Cita">
+  <w:style w:type="paragraph" w:styleId="Quote">
     <w:name w:val="Quote"/>
     <w:basedOn w:val="Normal"/>
     <w:next w:val="Normal"/>
-    <w:link w:val="CitaCar"/>
+    <w:link w:val="QuoteChar"/>
     <w:uiPriority w:val="29"/>
     <w:qFormat/>
     <w:rsid w:val="00F90F28"/>
@@ -8207,10 +9001,10 @@
       <w:color w:val="404040" w:themeColor="text1" w:themeTint="BF"/>
     </w:rPr>
   </w:style>
-  <w:style w:type="character" w:customStyle="1" w:styleId="CitaCar">
-    <w:name w:val="Cita Car"/>
-    <w:basedOn w:val="Fuentedeprrafopredeter"/>
-    <w:link w:val="Cita"/>
+  <w:style w:type="character" w:customStyle="1" w:styleId="QuoteChar">
+    <w:name w:val="Quote Char"/>
+    <w:basedOn w:val="DefaultParagraphFont"/>
+    <w:link w:val="Quote"/>
     <w:uiPriority w:val="29"/>
     <w:rsid w:val="00F90F28"/>
     <w:rPr>
@@ -8219,7 +9013,7 @@
       <w:color w:val="404040" w:themeColor="text1" w:themeTint="BF"/>
     </w:rPr>
   </w:style>
-  <w:style w:type="paragraph" w:styleId="Prrafodelista">
+  <w:style w:type="paragraph" w:styleId="ListParagraph">
     <w:name w:val="List Paragraph"/>
     <w:basedOn w:val="Normal"/>
     <w:uiPriority w:val="34"/>
@@ -8230,9 +9024,9 @@
       <w:contextualSpacing/>
     </w:pPr>
   </w:style>
-  <w:style w:type="character" w:styleId="nfasisintenso">
+  <w:style w:type="character" w:styleId="IntenseEmphasis">
     <w:name w:val="Intense Emphasis"/>
-    <w:basedOn w:val="Fuentedeprrafopredeter"/>
+    <w:basedOn w:val="DefaultParagraphFont"/>
     <w:uiPriority w:val="21"/>
     <w:qFormat/>
     <w:rsid w:val="00F90F28"/>
@@ -8242,11 +9036,11 @@
       <w:color w:val="0F4761" w:themeColor="accent1" w:themeShade="BF"/>
     </w:rPr>
   </w:style>
-  <w:style w:type="paragraph" w:styleId="Citadestacada">
+  <w:style w:type="paragraph" w:styleId="IntenseQuote">
     <w:name w:val="Intense Quote"/>
     <w:basedOn w:val="Normal"/>
     <w:next w:val="Normal"/>
-    <w:link w:val="CitadestacadaCar"/>
+    <w:link w:val="IntenseQuoteChar"/>
     <w:uiPriority w:val="30"/>
     <w:qFormat/>
     <w:rsid w:val="00F90F28"/>
@@ -8265,10 +9059,10 @@
       <w:color w:val="0F4761" w:themeColor="accent1" w:themeShade="BF"/>
     </w:rPr>
   </w:style>
-  <w:style w:type="character" w:customStyle="1" w:styleId="CitadestacadaCar">
-    <w:name w:val="Cita destacada Car"/>
-    <w:basedOn w:val="Fuentedeprrafopredeter"/>
-    <w:link w:val="Citadestacada"/>
+  <w:style w:type="character" w:customStyle="1" w:styleId="IntenseQuoteChar">
+    <w:name w:val="Intense Quote Char"/>
+    <w:basedOn w:val="DefaultParagraphFont"/>
+    <w:link w:val="IntenseQuote"/>
     <w:uiPriority w:val="30"/>
     <w:rsid w:val="00F90F28"/>
     <w:rPr>
@@ -8277,9 +9071,9 @@
       <w:color w:val="0F4761" w:themeColor="accent1" w:themeShade="BF"/>
     </w:rPr>
   </w:style>
-  <w:style w:type="character" w:styleId="Referenciaintensa">
+  <w:style w:type="character" w:styleId="IntenseReference">
     <w:name w:val="Intense Reference"/>
-    <w:basedOn w:val="Fuentedeprrafopredeter"/>
+    <w:basedOn w:val="DefaultParagraphFont"/>
     <w:uiPriority w:val="32"/>
     <w:qFormat/>
     <w:rsid w:val="00F90F28"/>
@@ -8291,9 +9085,9 @@
       <w:spacing w:val="5"/>
     </w:rPr>
   </w:style>
-  <w:style w:type="character" w:styleId="Hipervnculo">
+  <w:style w:type="character" w:styleId="Hyperlink">
     <w:name w:val="Hyperlink"/>
-    <w:basedOn w:val="Fuentedeprrafopredeter"/>
+    <w:basedOn w:val="DefaultParagraphFont"/>
     <w:uiPriority w:val="99"/>
     <w:unhideWhenUsed/>
     <w:rsid w:val="005E1EE9"/>
@@ -8302,9 +9096,9 @@
       <w:u w:val="single"/>
     </w:rPr>
   </w:style>
-  <w:style w:type="character" w:styleId="Mencinsinresolver">
+  <w:style w:type="character" w:styleId="UnresolvedMention">
     <w:name w:val="Unresolved Mention"/>
-    <w:basedOn w:val="Fuentedeprrafopredeter"/>
+    <w:basedOn w:val="DefaultParagraphFont"/>
     <w:uiPriority w:val="99"/>
     <w:semiHidden/>
     <w:unhideWhenUsed/>
@@ -8314,9 +9108,9 @@
       <w:shd w:val="clear" w:color="auto" w:fill="E1DFDD"/>
     </w:rPr>
   </w:style>
-  <w:style w:type="table" w:styleId="Tablaconcuadrcula">
+  <w:style w:type="table" w:styleId="TableGrid">
     <w:name w:val="Table Grid"/>
-    <w:basedOn w:val="Tablanormal"/>
+    <w:basedOn w:val="TableNormal"/>
     <w:uiPriority w:val="39"/>
     <w:rsid w:val="005E1EE9"/>
     <w:pPr>
@@ -8333,7 +9127,7 @@
       </w:tblBorders>
     </w:tblPr>
   </w:style>
-  <w:style w:type="paragraph" w:styleId="Descripcin">
+  <w:style w:type="paragraph" w:styleId="Caption">
     <w:name w:val="caption"/>
     <w:basedOn w:val="Normal"/>
     <w:next w:val="Normal"/>

--- a/Draft/Extra Sections.docx
+++ b/Draft/Extra Sections.docx
@@ -1,10 +1,10 @@
 
 <file path=word/document.xml><?xml version="1.0" encoding="utf-8"?>
-<w:document xmlns:wpc="http://schemas.microsoft.com/office/word/2010/wordprocessingCanvas" xmlns:cx="http://schemas.microsoft.com/office/drawing/2014/chartex" xmlns:cx1="http://schemas.microsoft.com/office/drawing/2015/9/8/chartex" xmlns:cx2="http://schemas.microsoft.com/office/drawing/2015/10/21/chartex" xmlns:cx3="http://schemas.microsoft.com/office/drawing/2016/5/9/chartex" xmlns:cx4="http://schemas.microsoft.com/office/drawing/2016/5/10/chartex" xmlns:cx5="http://schemas.microsoft.com/office/drawing/2016/5/11/chartex" xmlns:cx6="http://schemas.microsoft.com/office/drawing/2016/5/12/chartex" xmlns:cx7="http://schemas.microsoft.com/office/drawing/2016/5/13/chartex" xmlns:cx8="http://schemas.microsoft.com/office/drawing/2016/5/14/chartex" xmlns:mc="http://schemas.openxmlformats.org/markup-compatibility/2006" xmlns:aink="http://schemas.microsoft.com/office/drawing/2016/ink" xmlns:am3d="http://schemas.microsoft.com/office/drawing/2017/model3d" xmlns:o="urn:schemas-microsoft-com:office:office" xmlns:r="http://schemas.openxmlformats.org/officeDocument/2006/relationships" xmlns:m="http://schemas.openxmlformats.org/officeDocument/2006/math" xmlns:v="urn:schemas-microsoft-com:vml" xmlns:wp14="http://schemas.microsoft.com/office/word/2010/wordprocessingDrawing" xmlns:wp="http://schemas.openxmlformats.org/drawingml/2006/wordprocessingDrawing" xmlns:w10="urn:schemas-microsoft-com:office:word" xmlns:w="http://schemas.openxmlformats.org/wordprocessingml/2006/main" xmlns:w14="http://schemas.microsoft.com/office/word/2010/wordml" xmlns:w15="http://schemas.microsoft.com/office/word/2012/wordml" xmlns:w16cex="http://schemas.microsoft.com/office/word/2018/wordml/cex" xmlns:w16cid="http://schemas.microsoft.com/office/word/2016/wordml/cid" xmlns:w16="http://schemas.microsoft.com/office/word/2018/wordml" xmlns:w16sdtdh="http://schemas.microsoft.com/office/word/2020/wordml/sdtdatahash" xmlns:w16se="http://schemas.microsoft.com/office/word/2015/wordml/symex" xmlns:wpg="http://schemas.microsoft.com/office/word/2010/wordprocessingGroup" xmlns:wpi="http://schemas.microsoft.com/office/word/2010/wordprocessingInk" xmlns:wne="http://schemas.microsoft.com/office/word/2006/wordml" xmlns:wps="http://schemas.microsoft.com/office/word/2010/wordprocessingShape" mc:Ignorable="w14 w15 w16se w16cid w16 w16cex w16sdtdh wp14">
+<w:document xmlns:wpc="http://schemas.microsoft.com/office/word/2010/wordprocessingCanvas" xmlns:cx="http://schemas.microsoft.com/office/drawing/2014/chartex" xmlns:cx1="http://schemas.microsoft.com/office/drawing/2015/9/8/chartex" xmlns:cx2="http://schemas.microsoft.com/office/drawing/2015/10/21/chartex" xmlns:cx3="http://schemas.microsoft.com/office/drawing/2016/5/9/chartex" xmlns:cx4="http://schemas.microsoft.com/office/drawing/2016/5/10/chartex" xmlns:cx5="http://schemas.microsoft.com/office/drawing/2016/5/11/chartex" xmlns:cx6="http://schemas.microsoft.com/office/drawing/2016/5/12/chartex" xmlns:cx7="http://schemas.microsoft.com/office/drawing/2016/5/13/chartex" xmlns:cx8="http://schemas.microsoft.com/office/drawing/2016/5/14/chartex" xmlns:mc="http://schemas.openxmlformats.org/markup-compatibility/2006" xmlns:aink="http://schemas.microsoft.com/office/drawing/2016/ink" xmlns:am3d="http://schemas.microsoft.com/office/drawing/2017/model3d" xmlns:o="urn:schemas-microsoft-com:office:office" xmlns:oel="http://schemas.microsoft.com/office/2019/extlst" xmlns:r="http://schemas.openxmlformats.org/officeDocument/2006/relationships" xmlns:m="http://schemas.openxmlformats.org/officeDocument/2006/math" xmlns:v="urn:schemas-microsoft-com:vml" xmlns:wp14="http://schemas.microsoft.com/office/word/2010/wordprocessingDrawing" xmlns:wp="http://schemas.openxmlformats.org/drawingml/2006/wordprocessingDrawing" xmlns:w10="urn:schemas-microsoft-com:office:word" xmlns:w="http://schemas.openxmlformats.org/wordprocessingml/2006/main" xmlns:w14="http://schemas.microsoft.com/office/word/2010/wordml" xmlns:w15="http://schemas.microsoft.com/office/word/2012/wordml" xmlns:w16cex="http://schemas.microsoft.com/office/word/2018/wordml/cex" xmlns:w16cid="http://schemas.microsoft.com/office/word/2016/wordml/cid" xmlns:w16="http://schemas.microsoft.com/office/word/2018/wordml" xmlns:w16du="http://schemas.microsoft.com/office/word/2023/wordml/word16du" xmlns:w16sdtdh="http://schemas.microsoft.com/office/word/2020/wordml/sdtdatahash" xmlns:w16sdtfl="http://schemas.microsoft.com/office/word/2024/wordml/sdtformatlock" xmlns:w16se="http://schemas.microsoft.com/office/word/2015/wordml/symex" xmlns:wpg="http://schemas.microsoft.com/office/word/2010/wordprocessingGroup" xmlns:wpi="http://schemas.microsoft.com/office/word/2010/wordprocessingInk" xmlns:wne="http://schemas.microsoft.com/office/word/2006/wordml" xmlns:wps="http://schemas.microsoft.com/office/word/2010/wordprocessingShape" mc:Ignorable="w14 w15 w16se w16cid w16 w16cex w16sdtdh w16sdtfl w16du wp14">
   <w:body>
     <w:p>
       <w:pPr>
-        <w:pStyle w:val="Heading1"/>
+        <w:pStyle w:val="Ttulo1"/>
         <w:rPr>
           <w:lang w:val="en-NZ"/>
         </w:rPr>
@@ -31,7 +31,7 @@
     </w:p>
     <w:p>
       <w:pPr>
-        <w:pStyle w:val="Heading1"/>
+        <w:pStyle w:val="Ttulo1"/>
         <w:rPr>
           <w:lang w:val="en-NZ"/>
         </w:rPr>
@@ -747,7 +747,14 @@
         <w:rPr>
           <w:lang w:val="en-NZ"/>
         </w:rPr>
-        <w:t xml:space="preserve"> a variety of other tools that were better integrated into each other.</w:t>
+        <w:t xml:space="preserve"> a variety of other tools that were better </w:t>
+      </w:r>
+      <w:r>
+        <w:rPr>
+          <w:lang w:val="en-NZ"/>
+        </w:rPr>
+        <w:lastRenderedPageBreak/>
+        <w:t>integrated into each other.</w:t>
       </w:r>
       <w:r>
         <w:rPr>
@@ -759,14 +766,7 @@
         <w:rPr>
           <w:lang w:val="en-NZ"/>
         </w:rPr>
-        <w:t xml:space="preserve">WorkshopAR was able to pivot when aspects of its design were promoting behaviours that were </w:t>
-      </w:r>
-      <w:r>
-        <w:rPr>
-          <w:lang w:val="en-NZ"/>
-        </w:rPr>
-        <w:lastRenderedPageBreak/>
-        <w:t>not in line with the learning goals of the course or the research, and several opportunities in the creation of collaborative spaces</w:t>
+        <w:t>WorkshopAR was able to pivot when aspects of its design were promoting behaviours that were not in line with the learning goals of the course or the research, and several opportunities in the creation of collaborative spaces</w:t>
       </w:r>
       <w:r>
         <w:rPr>
@@ -784,7 +784,7 @@
     </w:p>
     <w:p>
       <w:pPr>
-        <w:pStyle w:val="Heading1"/>
+        <w:pStyle w:val="Ttulo1"/>
         <w:rPr>
           <w:lang w:val="en-NZ"/>
         </w:rPr>
@@ -836,7 +836,7 @@
       <w:hyperlink r:id="rId4" w:history="1">
         <w:r>
           <w:rPr>
-            <w:rStyle w:val="Hyperlink"/>
+            <w:rStyle w:val="Hipervnculo"/>
             <w:lang w:val="en-NZ"/>
           </w:rPr>
           <w:t>https://github.com/speregil/ar-survey-annex.git</w:t>
@@ -853,21 +853,7 @@
         <w:rPr>
           <w:lang w:val="en-NZ"/>
         </w:rPr>
-        <w:t xml:space="preserve">This SLR codified a total of 67 different articles related to the use of AR in educational settings. The analysis phase of the review focused on mapping what educational goals were more prevalent in the educational design present in all the surveyed projects. This information was codified using the BRT framework to understand the cognitive complexity of the goals identified, while the goals themselves were codified using the verb + statement approach proposed by Fuchs and </w:t>
-      </w:r>
-      <w:proofErr w:type="spellStart"/>
-      <w:r>
-        <w:rPr>
-          <w:lang w:val="en-NZ"/>
-        </w:rPr>
-        <w:t>Deno</w:t>
-      </w:r>
-      <w:proofErr w:type="spellEnd"/>
-      <w:r>
-        <w:rPr>
-          <w:lang w:val="en-NZ"/>
-        </w:rPr>
-        <w:t xml:space="preserve"> (1982).</w:t>
+        <w:t>This SLR codified a total of 67 different articles related to the use of AR in educational settings. The analysis phase of the review focused on mapping what educational goals were more prevalent in the educational design present in all the surveyed projects. This information was codified using the BRT framework to understand the cognitive complexity of the goals identified, while the goals themselves were codified using the verb + statement approach proposed by Fuchs and Deno (1982).</w:t>
       </w:r>
     </w:p>
     <w:p>
@@ -885,7 +871,7 @@
     </w:p>
     <w:p>
       <w:pPr>
-        <w:pStyle w:val="Caption"/>
+        <w:pStyle w:val="Descripcin"/>
         <w:keepNext/>
         <w:jc w:val="center"/>
         <w:rPr>
@@ -938,7 +924,7 @@
     </w:p>
     <w:tbl>
       <w:tblPr>
-        <w:tblStyle w:val="TableGrid"/>
+        <w:tblStyle w:val="Tablaconcuadrcula"/>
         <w:tblW w:w="8941" w:type="dxa"/>
         <w:tblLook w:val="04A0" w:firstRow="1" w:lastRow="0" w:firstColumn="1" w:lastColumn="0" w:noHBand="0" w:noVBand="1"/>
       </w:tblPr>
@@ -1396,6 +1382,7 @@
                 <w:bCs/>
                 <w:lang w:val="en-NZ"/>
               </w:rPr>
+              <w:lastRenderedPageBreak/>
               <w:t>Custom Build</w:t>
             </w:r>
           </w:p>
@@ -1482,7 +1469,6 @@
                 <w:bCs/>
                 <w:lang w:val="en-NZ"/>
               </w:rPr>
-              <w:lastRenderedPageBreak/>
               <w:t>Explicit Goal</w:t>
             </w:r>
           </w:p>
@@ -1815,7 +1801,7 @@
     </w:p>
     <w:p>
       <w:pPr>
-        <w:pStyle w:val="Caption"/>
+        <w:pStyle w:val="Descripcin"/>
         <w:keepNext/>
         <w:jc w:val="center"/>
         <w:rPr>
@@ -1868,7 +1854,7 @@
     </w:p>
     <w:tbl>
       <w:tblPr>
-        <w:tblStyle w:val="TableGrid"/>
+        <w:tblStyle w:val="Tablaconcuadrcula"/>
         <w:tblW w:w="8941" w:type="dxa"/>
         <w:tblLook w:val="04A0" w:firstRow="1" w:lastRow="0" w:firstColumn="1" w:lastColumn="0" w:noHBand="0" w:noVBand="1"/>
       </w:tblPr>
@@ -2516,14 +2502,7 @@
         <w:rPr>
           <w:lang w:val="en-NZ"/>
         </w:rPr>
-        <w:t xml:space="preserve">Finally, the Positive and Negative Outcomes fields codify the main themes and categories found on the recount of experiences extracted from the results, analysis and conclusions of the reviewed </w:t>
-      </w:r>
-      <w:r>
-        <w:rPr>
-          <w:lang w:val="en-NZ"/>
-        </w:rPr>
-        <w:lastRenderedPageBreak/>
-        <w:t>works. The categorisation process</w:t>
+        <w:t>Finally, the Positive and Negative Outcomes fields codify the main themes and categories found on the recount of experiences extracted from the results, analysis and conclusions of the reviewed works. The categorisation process</w:t>
       </w:r>
       <w:r>
         <w:rPr>
@@ -2546,7 +2525,7 @@
     </w:p>
     <w:p>
       <w:pPr>
-        <w:pStyle w:val="Caption"/>
+        <w:pStyle w:val="Descripcin"/>
         <w:keepNext/>
         <w:jc w:val="center"/>
         <w:rPr>
@@ -2599,7 +2578,7 @@
     </w:p>
     <w:tbl>
       <w:tblPr>
-        <w:tblStyle w:val="TableGrid"/>
+        <w:tblStyle w:val="Tablaconcuadrcula"/>
         <w:tblW w:w="8926" w:type="dxa"/>
         <w:tblLook w:val="04A0" w:firstRow="1" w:lastRow="0" w:firstColumn="1" w:lastColumn="0" w:noHBand="0" w:noVBand="1"/>
       </w:tblPr>
@@ -3769,19 +3748,11 @@
                 <w:lang w:val="en-NZ"/>
               </w:rPr>
             </w:pPr>
-            <w:proofErr w:type="gramStart"/>
-            <w:r>
-              <w:rPr>
-                <w:lang w:val="en-NZ"/>
-              </w:rPr>
-              <w:t>Students</w:t>
-            </w:r>
-            <w:proofErr w:type="gramEnd"/>
-            <w:r>
-              <w:rPr>
-                <w:lang w:val="en-NZ"/>
-              </w:rPr>
-              <w:t xml:space="preserve"> report feeling more confident in what they learned and the long-term retention of it</w:t>
+            <w:r>
+              <w:rPr>
+                <w:lang w:val="en-NZ"/>
+              </w:rPr>
+              <w:t>Students report feeling more confident in what they learned and the long-term retention of it</w:t>
             </w:r>
           </w:p>
         </w:tc>
@@ -5264,7 +5235,7 @@
     </w:p>
     <w:p>
       <w:pPr>
-        <w:pStyle w:val="Caption"/>
+        <w:pStyle w:val="Descripcin"/>
         <w:keepNext/>
         <w:jc w:val="center"/>
         <w:rPr>
@@ -5317,7 +5288,7 @@
     </w:p>
     <w:tbl>
       <w:tblPr>
-        <w:tblStyle w:val="TableGrid"/>
+        <w:tblStyle w:val="Tablaconcuadrcula"/>
         <w:tblW w:w="8926" w:type="dxa"/>
         <w:tblLook w:val="04A0" w:firstRow="1" w:lastRow="0" w:firstColumn="1" w:lastColumn="0" w:noHBand="0" w:noVBand="1"/>
       </w:tblPr>
@@ -6149,6 +6120,7 @@
               <w:rPr>
                 <w:lang w:val="en-NZ"/>
               </w:rPr>
+              <w:lastRenderedPageBreak/>
               <w:t>Pedagogical design issues</w:t>
             </w:r>
             <w:r>
@@ -8169,7 +8141,7 @@
 </file>
 
 <file path=word/styles.xml><?xml version="1.0" encoding="utf-8"?>
-<w:styles xmlns:mc="http://schemas.openxmlformats.org/markup-compatibility/2006" xmlns:r="http://schemas.openxmlformats.org/officeDocument/2006/relationships" xmlns:w="http://schemas.openxmlformats.org/wordprocessingml/2006/main" xmlns:w14="http://schemas.microsoft.com/office/word/2010/wordml" xmlns:w15="http://schemas.microsoft.com/office/word/2012/wordml" xmlns:w16cex="http://schemas.microsoft.com/office/word/2018/wordml/cex" xmlns:w16cid="http://schemas.microsoft.com/office/word/2016/wordml/cid" xmlns:w16="http://schemas.microsoft.com/office/word/2018/wordml" xmlns:w16sdtdh="http://schemas.microsoft.com/office/word/2020/wordml/sdtdatahash" xmlns:w16se="http://schemas.microsoft.com/office/word/2015/wordml/symex" mc:Ignorable="w14 w15 w16se w16cid w16 w16cex w16sdtdh">
+<w:styles xmlns:mc="http://schemas.openxmlformats.org/markup-compatibility/2006" xmlns:r="http://schemas.openxmlformats.org/officeDocument/2006/relationships" xmlns:w="http://schemas.openxmlformats.org/wordprocessingml/2006/main" xmlns:w14="http://schemas.microsoft.com/office/word/2010/wordml" xmlns:w15="http://schemas.microsoft.com/office/word/2012/wordml" xmlns:w16cex="http://schemas.microsoft.com/office/word/2018/wordml/cex" xmlns:w16cid="http://schemas.microsoft.com/office/word/2016/wordml/cid" xmlns:w16="http://schemas.microsoft.com/office/word/2018/wordml" xmlns:w16du="http://schemas.microsoft.com/office/word/2023/wordml/word16du" xmlns:w16sdtdh="http://schemas.microsoft.com/office/word/2020/wordml/sdtdatahash" xmlns:w16sdtfl="http://schemas.microsoft.com/office/word/2024/wordml/sdtformatlock" xmlns:w16se="http://schemas.microsoft.com/office/word/2015/wordml/symex" mc:Ignorable="w14 w15 w16se w16cid w16 w16cex w16sdtdh w16sdtfl w16du">
   <w:docDefaults>
     <w:rPrDefault>
       <w:rPr>
@@ -8569,11 +8541,11 @@
     <w:name w:val="Normal"/>
     <w:qFormat/>
   </w:style>
-  <w:style w:type="paragraph" w:styleId="Heading1">
+  <w:style w:type="paragraph" w:styleId="Ttulo1">
     <w:name w:val="heading 1"/>
     <w:basedOn w:val="Normal"/>
     <w:next w:val="Normal"/>
-    <w:link w:val="Heading1Char"/>
+    <w:link w:val="Ttulo1Car"/>
     <w:uiPriority w:val="9"/>
     <w:qFormat/>
     <w:rsid w:val="00F90F28"/>
@@ -8590,11 +8562,11 @@
       <w:szCs w:val="40"/>
     </w:rPr>
   </w:style>
-  <w:style w:type="paragraph" w:styleId="Heading2">
+  <w:style w:type="paragraph" w:styleId="Ttulo2">
     <w:name w:val="heading 2"/>
     <w:basedOn w:val="Normal"/>
     <w:next w:val="Normal"/>
-    <w:link w:val="Heading2Char"/>
+    <w:link w:val="Ttulo2Car"/>
     <w:uiPriority w:val="9"/>
     <w:semiHidden/>
     <w:unhideWhenUsed/>
@@ -8613,11 +8585,11 @@
       <w:szCs w:val="32"/>
     </w:rPr>
   </w:style>
-  <w:style w:type="paragraph" w:styleId="Heading3">
+  <w:style w:type="paragraph" w:styleId="Ttulo3">
     <w:name w:val="heading 3"/>
     <w:basedOn w:val="Normal"/>
     <w:next w:val="Normal"/>
-    <w:link w:val="Heading3Char"/>
+    <w:link w:val="Ttulo3Car"/>
     <w:uiPriority w:val="9"/>
     <w:semiHidden/>
     <w:unhideWhenUsed/>
@@ -8636,11 +8608,11 @@
       <w:szCs w:val="28"/>
     </w:rPr>
   </w:style>
-  <w:style w:type="paragraph" w:styleId="Heading4">
+  <w:style w:type="paragraph" w:styleId="Ttulo4">
     <w:name w:val="heading 4"/>
     <w:basedOn w:val="Normal"/>
     <w:next w:val="Normal"/>
-    <w:link w:val="Heading4Char"/>
+    <w:link w:val="Ttulo4Car"/>
     <w:uiPriority w:val="9"/>
     <w:semiHidden/>
     <w:unhideWhenUsed/>
@@ -8659,11 +8631,11 @@
       <w:color w:val="0F4761" w:themeColor="accent1" w:themeShade="BF"/>
     </w:rPr>
   </w:style>
-  <w:style w:type="paragraph" w:styleId="Heading5">
+  <w:style w:type="paragraph" w:styleId="Ttulo5">
     <w:name w:val="heading 5"/>
     <w:basedOn w:val="Normal"/>
     <w:next w:val="Normal"/>
-    <w:link w:val="Heading5Char"/>
+    <w:link w:val="Ttulo5Car"/>
     <w:uiPriority w:val="9"/>
     <w:semiHidden/>
     <w:unhideWhenUsed/>
@@ -8680,11 +8652,11 @@
       <w:color w:val="0F4761" w:themeColor="accent1" w:themeShade="BF"/>
     </w:rPr>
   </w:style>
-  <w:style w:type="paragraph" w:styleId="Heading6">
+  <w:style w:type="paragraph" w:styleId="Ttulo6">
     <w:name w:val="heading 6"/>
     <w:basedOn w:val="Normal"/>
     <w:next w:val="Normal"/>
-    <w:link w:val="Heading6Char"/>
+    <w:link w:val="Ttulo6Car"/>
     <w:uiPriority w:val="9"/>
     <w:semiHidden/>
     <w:unhideWhenUsed/>
@@ -8703,11 +8675,11 @@
       <w:color w:val="595959" w:themeColor="text1" w:themeTint="A6"/>
     </w:rPr>
   </w:style>
-  <w:style w:type="paragraph" w:styleId="Heading7">
+  <w:style w:type="paragraph" w:styleId="Ttulo7">
     <w:name w:val="heading 7"/>
     <w:basedOn w:val="Normal"/>
     <w:next w:val="Normal"/>
-    <w:link w:val="Heading7Char"/>
+    <w:link w:val="Ttulo7Car"/>
     <w:uiPriority w:val="9"/>
     <w:semiHidden/>
     <w:unhideWhenUsed/>
@@ -8724,11 +8696,11 @@
       <w:color w:val="595959" w:themeColor="text1" w:themeTint="A6"/>
     </w:rPr>
   </w:style>
-  <w:style w:type="paragraph" w:styleId="Heading8">
+  <w:style w:type="paragraph" w:styleId="Ttulo8">
     <w:name w:val="heading 8"/>
     <w:basedOn w:val="Normal"/>
     <w:next w:val="Normal"/>
-    <w:link w:val="Heading8Char"/>
+    <w:link w:val="Ttulo8Car"/>
     <w:uiPriority w:val="9"/>
     <w:semiHidden/>
     <w:unhideWhenUsed/>
@@ -8747,11 +8719,11 @@
       <w:color w:val="272727" w:themeColor="text1" w:themeTint="D8"/>
     </w:rPr>
   </w:style>
-  <w:style w:type="paragraph" w:styleId="Heading9">
+  <w:style w:type="paragraph" w:styleId="Ttulo9">
     <w:name w:val="heading 9"/>
     <w:basedOn w:val="Normal"/>
     <w:next w:val="Normal"/>
-    <w:link w:val="Heading9Char"/>
+    <w:link w:val="Ttulo9Car"/>
     <w:uiPriority w:val="9"/>
     <w:semiHidden/>
     <w:unhideWhenUsed/>
@@ -8768,13 +8740,13 @@
       <w:color w:val="272727" w:themeColor="text1" w:themeTint="D8"/>
     </w:rPr>
   </w:style>
-  <w:style w:type="character" w:default="1" w:styleId="DefaultParagraphFont">
+  <w:style w:type="character" w:default="1" w:styleId="Fuentedeprrafopredeter">
     <w:name w:val="Default Paragraph Font"/>
     <w:uiPriority w:val="1"/>
     <w:semiHidden/>
     <w:unhideWhenUsed/>
   </w:style>
-  <w:style w:type="table" w:default="1" w:styleId="TableNormal">
+  <w:style w:type="table" w:default="1" w:styleId="Tablanormal">
     <w:name w:val="Normal Table"/>
     <w:uiPriority w:val="99"/>
     <w:semiHidden/>
@@ -8789,16 +8761,16 @@
       </w:tblCellMar>
     </w:tblPr>
   </w:style>
-  <w:style w:type="numbering" w:default="1" w:styleId="NoList">
+  <w:style w:type="numbering" w:default="1" w:styleId="Sinlista">
     <w:name w:val="No List"/>
     <w:uiPriority w:val="99"/>
     <w:semiHidden/>
     <w:unhideWhenUsed/>
   </w:style>
-  <w:style w:type="character" w:customStyle="1" w:styleId="Heading1Char">
-    <w:name w:val="Heading 1 Char"/>
-    <w:basedOn w:val="DefaultParagraphFont"/>
-    <w:link w:val="Heading1"/>
+  <w:style w:type="character" w:customStyle="1" w:styleId="Ttulo1Car">
+    <w:name w:val="Título 1 Car"/>
+    <w:basedOn w:val="Fuentedeprrafopredeter"/>
+    <w:link w:val="Ttulo1"/>
     <w:uiPriority w:val="9"/>
     <w:rsid w:val="00F90F28"/>
     <w:rPr>
@@ -8808,10 +8780,10 @@
       <w:szCs w:val="40"/>
     </w:rPr>
   </w:style>
-  <w:style w:type="character" w:customStyle="1" w:styleId="Heading2Char">
-    <w:name w:val="Heading 2 Char"/>
-    <w:basedOn w:val="DefaultParagraphFont"/>
-    <w:link w:val="Heading2"/>
+  <w:style w:type="character" w:customStyle="1" w:styleId="Ttulo2Car">
+    <w:name w:val="Título 2 Car"/>
+    <w:basedOn w:val="Fuentedeprrafopredeter"/>
+    <w:link w:val="Ttulo2"/>
     <w:uiPriority w:val="9"/>
     <w:semiHidden/>
     <w:rsid w:val="00F90F28"/>
@@ -8822,10 +8794,10 @@
       <w:szCs w:val="32"/>
     </w:rPr>
   </w:style>
-  <w:style w:type="character" w:customStyle="1" w:styleId="Heading3Char">
-    <w:name w:val="Heading 3 Char"/>
-    <w:basedOn w:val="DefaultParagraphFont"/>
-    <w:link w:val="Heading3"/>
+  <w:style w:type="character" w:customStyle="1" w:styleId="Ttulo3Car">
+    <w:name w:val="Título 3 Car"/>
+    <w:basedOn w:val="Fuentedeprrafopredeter"/>
+    <w:link w:val="Ttulo3"/>
     <w:uiPriority w:val="9"/>
     <w:semiHidden/>
     <w:rsid w:val="00F90F28"/>
@@ -8836,10 +8808,10 @@
       <w:szCs w:val="28"/>
     </w:rPr>
   </w:style>
-  <w:style w:type="character" w:customStyle="1" w:styleId="Heading4Char">
-    <w:name w:val="Heading 4 Char"/>
-    <w:basedOn w:val="DefaultParagraphFont"/>
-    <w:link w:val="Heading4"/>
+  <w:style w:type="character" w:customStyle="1" w:styleId="Ttulo4Car">
+    <w:name w:val="Título 4 Car"/>
+    <w:basedOn w:val="Fuentedeprrafopredeter"/>
+    <w:link w:val="Ttulo4"/>
     <w:uiPriority w:val="9"/>
     <w:semiHidden/>
     <w:rsid w:val="00F90F28"/>
@@ -8850,10 +8822,10 @@
       <w:color w:val="0F4761" w:themeColor="accent1" w:themeShade="BF"/>
     </w:rPr>
   </w:style>
-  <w:style w:type="character" w:customStyle="1" w:styleId="Heading5Char">
-    <w:name w:val="Heading 5 Char"/>
-    <w:basedOn w:val="DefaultParagraphFont"/>
-    <w:link w:val="Heading5"/>
+  <w:style w:type="character" w:customStyle="1" w:styleId="Ttulo5Car">
+    <w:name w:val="Título 5 Car"/>
+    <w:basedOn w:val="Fuentedeprrafopredeter"/>
+    <w:link w:val="Ttulo5"/>
     <w:uiPriority w:val="9"/>
     <w:semiHidden/>
     <w:rsid w:val="00F90F28"/>
@@ -8862,10 +8834,10 @@
       <w:color w:val="0F4761" w:themeColor="accent1" w:themeShade="BF"/>
     </w:rPr>
   </w:style>
-  <w:style w:type="character" w:customStyle="1" w:styleId="Heading6Char">
-    <w:name w:val="Heading 6 Char"/>
-    <w:basedOn w:val="DefaultParagraphFont"/>
-    <w:link w:val="Heading6"/>
+  <w:style w:type="character" w:customStyle="1" w:styleId="Ttulo6Car">
+    <w:name w:val="Título 6 Car"/>
+    <w:basedOn w:val="Fuentedeprrafopredeter"/>
+    <w:link w:val="Ttulo6"/>
     <w:uiPriority w:val="9"/>
     <w:semiHidden/>
     <w:rsid w:val="00F90F28"/>
@@ -8876,10 +8848,10 @@
       <w:color w:val="595959" w:themeColor="text1" w:themeTint="A6"/>
     </w:rPr>
   </w:style>
-  <w:style w:type="character" w:customStyle="1" w:styleId="Heading7Char">
-    <w:name w:val="Heading 7 Char"/>
-    <w:basedOn w:val="DefaultParagraphFont"/>
-    <w:link w:val="Heading7"/>
+  <w:style w:type="character" w:customStyle="1" w:styleId="Ttulo7Car">
+    <w:name w:val="Título 7 Car"/>
+    <w:basedOn w:val="Fuentedeprrafopredeter"/>
+    <w:link w:val="Ttulo7"/>
     <w:uiPriority w:val="9"/>
     <w:semiHidden/>
     <w:rsid w:val="00F90F28"/>
@@ -8888,10 +8860,10 @@
       <w:color w:val="595959" w:themeColor="text1" w:themeTint="A6"/>
     </w:rPr>
   </w:style>
-  <w:style w:type="character" w:customStyle="1" w:styleId="Heading8Char">
-    <w:name w:val="Heading 8 Char"/>
-    <w:basedOn w:val="DefaultParagraphFont"/>
-    <w:link w:val="Heading8"/>
+  <w:style w:type="character" w:customStyle="1" w:styleId="Ttulo8Car">
+    <w:name w:val="Título 8 Car"/>
+    <w:basedOn w:val="Fuentedeprrafopredeter"/>
+    <w:link w:val="Ttulo8"/>
     <w:uiPriority w:val="9"/>
     <w:semiHidden/>
     <w:rsid w:val="00F90F28"/>
@@ -8902,10 +8874,10 @@
       <w:color w:val="272727" w:themeColor="text1" w:themeTint="D8"/>
     </w:rPr>
   </w:style>
-  <w:style w:type="character" w:customStyle="1" w:styleId="Heading9Char">
-    <w:name w:val="Heading 9 Char"/>
-    <w:basedOn w:val="DefaultParagraphFont"/>
-    <w:link w:val="Heading9"/>
+  <w:style w:type="character" w:customStyle="1" w:styleId="Ttulo9Car">
+    <w:name w:val="Título 9 Car"/>
+    <w:basedOn w:val="Fuentedeprrafopredeter"/>
+    <w:link w:val="Ttulo9"/>
     <w:uiPriority w:val="9"/>
     <w:semiHidden/>
     <w:rsid w:val="00F90F28"/>
@@ -8914,11 +8886,11 @@
       <w:color w:val="272727" w:themeColor="text1" w:themeTint="D8"/>
     </w:rPr>
   </w:style>
-  <w:style w:type="paragraph" w:styleId="Title">
+  <w:style w:type="paragraph" w:styleId="Ttulo">
     <w:name w:val="Title"/>
     <w:basedOn w:val="Normal"/>
     <w:next w:val="Normal"/>
-    <w:link w:val="TitleChar"/>
+    <w:link w:val="TtuloCar"/>
     <w:uiPriority w:val="10"/>
     <w:qFormat/>
     <w:rsid w:val="00F90F28"/>
@@ -8934,10 +8906,10 @@
       <w:szCs w:val="56"/>
     </w:rPr>
   </w:style>
-  <w:style w:type="character" w:customStyle="1" w:styleId="TitleChar">
-    <w:name w:val="Title Char"/>
-    <w:basedOn w:val="DefaultParagraphFont"/>
-    <w:link w:val="Title"/>
+  <w:style w:type="character" w:customStyle="1" w:styleId="TtuloCar">
+    <w:name w:val="Título Car"/>
+    <w:basedOn w:val="Fuentedeprrafopredeter"/>
+    <w:link w:val="Ttulo"/>
     <w:uiPriority w:val="10"/>
     <w:rsid w:val="00F90F28"/>
     <w:rPr>
@@ -8948,11 +8920,11 @@
       <w:szCs w:val="56"/>
     </w:rPr>
   </w:style>
-  <w:style w:type="paragraph" w:styleId="Subtitle">
+  <w:style w:type="paragraph" w:styleId="Subttulo">
     <w:name w:val="Subtitle"/>
     <w:basedOn w:val="Normal"/>
     <w:next w:val="Normal"/>
-    <w:link w:val="SubtitleChar"/>
+    <w:link w:val="SubttuloCar"/>
     <w:uiPriority w:val="11"/>
     <w:qFormat/>
     <w:rsid w:val="00F90F28"/>
@@ -8969,10 +8941,10 @@
       <w:szCs w:val="28"/>
     </w:rPr>
   </w:style>
-  <w:style w:type="character" w:customStyle="1" w:styleId="SubtitleChar">
-    <w:name w:val="Subtitle Char"/>
-    <w:basedOn w:val="DefaultParagraphFont"/>
-    <w:link w:val="Subtitle"/>
+  <w:style w:type="character" w:customStyle="1" w:styleId="SubttuloCar">
+    <w:name w:val="Subtítulo Car"/>
+    <w:basedOn w:val="Fuentedeprrafopredeter"/>
+    <w:link w:val="Subttulo"/>
     <w:uiPriority w:val="11"/>
     <w:rsid w:val="00F90F28"/>
     <w:rPr>
@@ -8983,11 +8955,11 @@
       <w:szCs w:val="28"/>
     </w:rPr>
   </w:style>
-  <w:style w:type="paragraph" w:styleId="Quote">
+  <w:style w:type="paragraph" w:styleId="Cita">
     <w:name w:val="Quote"/>
     <w:basedOn w:val="Normal"/>
     <w:next w:val="Normal"/>
-    <w:link w:val="QuoteChar"/>
+    <w:link w:val="CitaCar"/>
     <w:uiPriority w:val="29"/>
     <w:qFormat/>
     <w:rsid w:val="00F90F28"/>
@@ -9001,10 +8973,10 @@
       <w:color w:val="404040" w:themeColor="text1" w:themeTint="BF"/>
     </w:rPr>
   </w:style>
-  <w:style w:type="character" w:customStyle="1" w:styleId="QuoteChar">
-    <w:name w:val="Quote Char"/>
-    <w:basedOn w:val="DefaultParagraphFont"/>
-    <w:link w:val="Quote"/>
+  <w:style w:type="character" w:customStyle="1" w:styleId="CitaCar">
+    <w:name w:val="Cita Car"/>
+    <w:basedOn w:val="Fuentedeprrafopredeter"/>
+    <w:link w:val="Cita"/>
     <w:uiPriority w:val="29"/>
     <w:rsid w:val="00F90F28"/>
     <w:rPr>
@@ -9013,7 +8985,7 @@
       <w:color w:val="404040" w:themeColor="text1" w:themeTint="BF"/>
     </w:rPr>
   </w:style>
-  <w:style w:type="paragraph" w:styleId="ListParagraph">
+  <w:style w:type="paragraph" w:styleId="Prrafodelista">
     <w:name w:val="List Paragraph"/>
     <w:basedOn w:val="Normal"/>
     <w:uiPriority w:val="34"/>
@@ -9024,9 +8996,9 @@
       <w:contextualSpacing/>
     </w:pPr>
   </w:style>
-  <w:style w:type="character" w:styleId="IntenseEmphasis">
+  <w:style w:type="character" w:styleId="nfasisintenso">
     <w:name w:val="Intense Emphasis"/>
-    <w:basedOn w:val="DefaultParagraphFont"/>
+    <w:basedOn w:val="Fuentedeprrafopredeter"/>
     <w:uiPriority w:val="21"/>
     <w:qFormat/>
     <w:rsid w:val="00F90F28"/>
@@ -9036,11 +9008,11 @@
       <w:color w:val="0F4761" w:themeColor="accent1" w:themeShade="BF"/>
     </w:rPr>
   </w:style>
-  <w:style w:type="paragraph" w:styleId="IntenseQuote">
+  <w:style w:type="paragraph" w:styleId="Citadestacada">
     <w:name w:val="Intense Quote"/>
     <w:basedOn w:val="Normal"/>
     <w:next w:val="Normal"/>
-    <w:link w:val="IntenseQuoteChar"/>
+    <w:link w:val="CitadestacadaCar"/>
     <w:uiPriority w:val="30"/>
     <w:qFormat/>
     <w:rsid w:val="00F90F28"/>
@@ -9059,10 +9031,10 @@
       <w:color w:val="0F4761" w:themeColor="accent1" w:themeShade="BF"/>
     </w:rPr>
   </w:style>
-  <w:style w:type="character" w:customStyle="1" w:styleId="IntenseQuoteChar">
-    <w:name w:val="Intense Quote Char"/>
-    <w:basedOn w:val="DefaultParagraphFont"/>
-    <w:link w:val="IntenseQuote"/>
+  <w:style w:type="character" w:customStyle="1" w:styleId="CitadestacadaCar">
+    <w:name w:val="Cita destacada Car"/>
+    <w:basedOn w:val="Fuentedeprrafopredeter"/>
+    <w:link w:val="Citadestacada"/>
     <w:uiPriority w:val="30"/>
     <w:rsid w:val="00F90F28"/>
     <w:rPr>
@@ -9071,9 +9043,9 @@
       <w:color w:val="0F4761" w:themeColor="accent1" w:themeShade="BF"/>
     </w:rPr>
   </w:style>
-  <w:style w:type="character" w:styleId="IntenseReference">
+  <w:style w:type="character" w:styleId="Referenciaintensa">
     <w:name w:val="Intense Reference"/>
-    <w:basedOn w:val="DefaultParagraphFont"/>
+    <w:basedOn w:val="Fuentedeprrafopredeter"/>
     <w:uiPriority w:val="32"/>
     <w:qFormat/>
     <w:rsid w:val="00F90F28"/>
@@ -9085,9 +9057,9 @@
       <w:spacing w:val="5"/>
     </w:rPr>
   </w:style>
-  <w:style w:type="character" w:styleId="Hyperlink">
+  <w:style w:type="character" w:styleId="Hipervnculo">
     <w:name w:val="Hyperlink"/>
-    <w:basedOn w:val="DefaultParagraphFont"/>
+    <w:basedOn w:val="Fuentedeprrafopredeter"/>
     <w:uiPriority w:val="99"/>
     <w:unhideWhenUsed/>
     <w:rsid w:val="005E1EE9"/>
@@ -9096,9 +9068,9 @@
       <w:u w:val="single"/>
     </w:rPr>
   </w:style>
-  <w:style w:type="character" w:styleId="UnresolvedMention">
+  <w:style w:type="character" w:styleId="Mencinsinresolver">
     <w:name w:val="Unresolved Mention"/>
-    <w:basedOn w:val="DefaultParagraphFont"/>
+    <w:basedOn w:val="Fuentedeprrafopredeter"/>
     <w:uiPriority w:val="99"/>
     <w:semiHidden/>
     <w:unhideWhenUsed/>
@@ -9108,9 +9080,9 @@
       <w:shd w:val="clear" w:color="auto" w:fill="E1DFDD"/>
     </w:rPr>
   </w:style>
-  <w:style w:type="table" w:styleId="TableGrid">
+  <w:style w:type="table" w:styleId="Tablaconcuadrcula">
     <w:name w:val="Table Grid"/>
-    <w:basedOn w:val="TableNormal"/>
+    <w:basedOn w:val="Tablanormal"/>
     <w:uiPriority w:val="39"/>
     <w:rsid w:val="005E1EE9"/>
     <w:pPr>
@@ -9127,7 +9099,7 @@
       </w:tblBorders>
     </w:tblPr>
   </w:style>
-  <w:style w:type="paragraph" w:styleId="Caption">
+  <w:style w:type="paragraph" w:styleId="Descripcin">
     <w:name w:val="caption"/>
     <w:basedOn w:val="Normal"/>
     <w:next w:val="Normal"/>

--- a/Draft/Extra Sections.docx
+++ b/Draft/Extra Sections.docx
@@ -1,10 +1,10 @@
 
 <file path=word/document.xml><?xml version="1.0" encoding="utf-8"?>
-<w:document xmlns:wpc="http://schemas.microsoft.com/office/word/2010/wordprocessingCanvas" xmlns:cx="http://schemas.microsoft.com/office/drawing/2014/chartex" xmlns:cx1="http://schemas.microsoft.com/office/drawing/2015/9/8/chartex" xmlns:cx2="http://schemas.microsoft.com/office/drawing/2015/10/21/chartex" xmlns:cx3="http://schemas.microsoft.com/office/drawing/2016/5/9/chartex" xmlns:cx4="http://schemas.microsoft.com/office/drawing/2016/5/10/chartex" xmlns:cx5="http://schemas.microsoft.com/office/drawing/2016/5/11/chartex" xmlns:cx6="http://schemas.microsoft.com/office/drawing/2016/5/12/chartex" xmlns:cx7="http://schemas.microsoft.com/office/drawing/2016/5/13/chartex" xmlns:cx8="http://schemas.microsoft.com/office/drawing/2016/5/14/chartex" xmlns:mc="http://schemas.openxmlformats.org/markup-compatibility/2006" xmlns:aink="http://schemas.microsoft.com/office/drawing/2016/ink" xmlns:am3d="http://schemas.microsoft.com/office/drawing/2017/model3d" xmlns:o="urn:schemas-microsoft-com:office:office" xmlns:oel="http://schemas.microsoft.com/office/2019/extlst" xmlns:r="http://schemas.openxmlformats.org/officeDocument/2006/relationships" xmlns:m="http://schemas.openxmlformats.org/officeDocument/2006/math" xmlns:v="urn:schemas-microsoft-com:vml" xmlns:wp14="http://schemas.microsoft.com/office/word/2010/wordprocessingDrawing" xmlns:wp="http://schemas.openxmlformats.org/drawingml/2006/wordprocessingDrawing" xmlns:w10="urn:schemas-microsoft-com:office:word" xmlns:w="http://schemas.openxmlformats.org/wordprocessingml/2006/main" xmlns:w14="http://schemas.microsoft.com/office/word/2010/wordml" xmlns:w15="http://schemas.microsoft.com/office/word/2012/wordml" xmlns:w16cex="http://schemas.microsoft.com/office/word/2018/wordml/cex" xmlns:w16cid="http://schemas.microsoft.com/office/word/2016/wordml/cid" xmlns:w16="http://schemas.microsoft.com/office/word/2018/wordml" xmlns:w16du="http://schemas.microsoft.com/office/word/2023/wordml/word16du" xmlns:w16sdtdh="http://schemas.microsoft.com/office/word/2020/wordml/sdtdatahash" xmlns:w16sdtfl="http://schemas.microsoft.com/office/word/2024/wordml/sdtformatlock" xmlns:w16se="http://schemas.microsoft.com/office/word/2015/wordml/symex" xmlns:wpg="http://schemas.microsoft.com/office/word/2010/wordprocessingGroup" xmlns:wpi="http://schemas.microsoft.com/office/word/2010/wordprocessingInk" xmlns:wne="http://schemas.microsoft.com/office/word/2006/wordml" xmlns:wps="http://schemas.microsoft.com/office/word/2010/wordprocessingShape" mc:Ignorable="w14 w15 w16se w16cid w16 w16cex w16sdtdh w16sdtfl w16du wp14">
+<w:document xmlns:wpc="http://schemas.microsoft.com/office/word/2010/wordprocessingCanvas" xmlns:cx="http://schemas.microsoft.com/office/drawing/2014/chartex" xmlns:cx1="http://schemas.microsoft.com/office/drawing/2015/9/8/chartex" xmlns:cx2="http://schemas.microsoft.com/office/drawing/2015/10/21/chartex" xmlns:cx3="http://schemas.microsoft.com/office/drawing/2016/5/9/chartex" xmlns:cx4="http://schemas.microsoft.com/office/drawing/2016/5/10/chartex" xmlns:cx5="http://schemas.microsoft.com/office/drawing/2016/5/11/chartex" xmlns:cx6="http://schemas.microsoft.com/office/drawing/2016/5/12/chartex" xmlns:cx7="http://schemas.microsoft.com/office/drawing/2016/5/13/chartex" xmlns:cx8="http://schemas.microsoft.com/office/drawing/2016/5/14/chartex" xmlns:mc="http://schemas.openxmlformats.org/markup-compatibility/2006" xmlns:aink="http://schemas.microsoft.com/office/drawing/2016/ink" xmlns:am3d="http://schemas.microsoft.com/office/drawing/2017/model3d" xmlns:o="urn:schemas-microsoft-com:office:office" xmlns:r="http://schemas.openxmlformats.org/officeDocument/2006/relationships" xmlns:m="http://schemas.openxmlformats.org/officeDocument/2006/math" xmlns:v="urn:schemas-microsoft-com:vml" xmlns:wp14="http://schemas.microsoft.com/office/word/2010/wordprocessingDrawing" xmlns:wp="http://schemas.openxmlformats.org/drawingml/2006/wordprocessingDrawing" xmlns:w10="urn:schemas-microsoft-com:office:word" xmlns:w="http://schemas.openxmlformats.org/wordprocessingml/2006/main" xmlns:w14="http://schemas.microsoft.com/office/word/2010/wordml" xmlns:w15="http://schemas.microsoft.com/office/word/2012/wordml" xmlns:w16cex="http://schemas.microsoft.com/office/word/2018/wordml/cex" xmlns:w16cid="http://schemas.microsoft.com/office/word/2016/wordml/cid" xmlns:w16="http://schemas.microsoft.com/office/word/2018/wordml" xmlns:w16sdtdh="http://schemas.microsoft.com/office/word/2020/wordml/sdtdatahash" xmlns:w16se="http://schemas.microsoft.com/office/word/2015/wordml/symex" xmlns:wpg="http://schemas.microsoft.com/office/word/2010/wordprocessingGroup" xmlns:wpi="http://schemas.microsoft.com/office/word/2010/wordprocessingInk" xmlns:wne="http://schemas.microsoft.com/office/word/2006/wordml" xmlns:wps="http://schemas.microsoft.com/office/word/2010/wordprocessingShape" mc:Ignorable="w14 w15 w16se w16cid w16 w16cex w16sdtdh wp14">
   <w:body>
     <w:p>
       <w:pPr>
-        <w:pStyle w:val="Ttulo1"/>
+        <w:pStyle w:val="Heading1"/>
         <w:rPr>
           <w:lang w:val="en-NZ"/>
         </w:rPr>
@@ -31,7 +31,7 @@
     </w:p>
     <w:p>
       <w:pPr>
-        <w:pStyle w:val="Ttulo1"/>
+        <w:pStyle w:val="Heading1"/>
         <w:rPr>
           <w:lang w:val="en-NZ"/>
         </w:rPr>
@@ -747,26 +747,26 @@
         <w:rPr>
           <w:lang w:val="en-NZ"/>
         </w:rPr>
-        <w:t xml:space="preserve"> a variety of other tools that were better </w:t>
+        <w:t xml:space="preserve"> a variety of other tools that were better integrated into each other.</w:t>
+      </w:r>
+      <w:r>
+        <w:rPr>
+          <w:lang w:val="en-NZ"/>
+        </w:rPr>
+        <w:t xml:space="preserve">  </w:t>
+      </w:r>
+      <w:r>
+        <w:rPr>
+          <w:lang w:val="en-NZ"/>
+        </w:rPr>
+        <w:t xml:space="preserve">WorkshopAR was able to pivot when aspects of its design were promoting behaviours that were </w:t>
       </w:r>
       <w:r>
         <w:rPr>
           <w:lang w:val="en-NZ"/>
         </w:rPr>
         <w:lastRenderedPageBreak/>
-        <w:t>integrated into each other.</w:t>
-      </w:r>
-      <w:r>
-        <w:rPr>
-          <w:lang w:val="en-NZ"/>
-        </w:rPr>
-        <w:t xml:space="preserve">  </w:t>
-      </w:r>
-      <w:r>
-        <w:rPr>
-          <w:lang w:val="en-NZ"/>
-        </w:rPr>
-        <w:t>WorkshopAR was able to pivot when aspects of its design were promoting behaviours that were not in line with the learning goals of the course or the research, and several opportunities in the creation of collaborative spaces</w:t>
+        <w:t>not in line with the learning goals of the course or the research, and several opportunities in the creation of collaborative spaces</w:t>
       </w:r>
       <w:r>
         <w:rPr>
@@ -784,7 +784,7 @@
     </w:p>
     <w:p>
       <w:pPr>
-        <w:pStyle w:val="Ttulo1"/>
+        <w:pStyle w:val="Heading1"/>
         <w:rPr>
           <w:lang w:val="en-NZ"/>
         </w:rPr>
@@ -836,7 +836,7 @@
       <w:hyperlink r:id="rId4" w:history="1">
         <w:r>
           <w:rPr>
-            <w:rStyle w:val="Hipervnculo"/>
+            <w:rStyle w:val="Hyperlink"/>
             <w:lang w:val="en-NZ"/>
           </w:rPr>
           <w:t>https://github.com/speregil/ar-survey-annex.git</w:t>
@@ -871,7 +871,7 @@
     </w:p>
     <w:p>
       <w:pPr>
-        <w:pStyle w:val="Descripcin"/>
+        <w:pStyle w:val="Caption"/>
         <w:keepNext/>
         <w:jc w:val="center"/>
         <w:rPr>
@@ -924,7 +924,7 @@
     </w:p>
     <w:tbl>
       <w:tblPr>
-        <w:tblStyle w:val="Tablaconcuadrcula"/>
+        <w:tblStyle w:val="TableGrid"/>
         <w:tblW w:w="8941" w:type="dxa"/>
         <w:tblLook w:val="04A0" w:firstRow="1" w:lastRow="0" w:firstColumn="1" w:lastColumn="0" w:noHBand="0" w:noVBand="1"/>
       </w:tblPr>
@@ -1382,7 +1382,6 @@
                 <w:bCs/>
                 <w:lang w:val="en-NZ"/>
               </w:rPr>
-              <w:lastRenderedPageBreak/>
               <w:t>Custom Build</w:t>
             </w:r>
           </w:p>
@@ -1469,6 +1468,7 @@
                 <w:bCs/>
                 <w:lang w:val="en-NZ"/>
               </w:rPr>
+              <w:lastRenderedPageBreak/>
               <w:t>Explicit Goal</w:t>
             </w:r>
           </w:p>
@@ -1801,7 +1801,7 @@
     </w:p>
     <w:p>
       <w:pPr>
-        <w:pStyle w:val="Descripcin"/>
+        <w:pStyle w:val="Caption"/>
         <w:keepNext/>
         <w:jc w:val="center"/>
         <w:rPr>
@@ -1854,7 +1854,7 @@
     </w:p>
     <w:tbl>
       <w:tblPr>
-        <w:tblStyle w:val="Tablaconcuadrcula"/>
+        <w:tblStyle w:val="TableGrid"/>
         <w:tblW w:w="8941" w:type="dxa"/>
         <w:tblLook w:val="04A0" w:firstRow="1" w:lastRow="0" w:firstColumn="1" w:lastColumn="0" w:noHBand="0" w:noVBand="1"/>
       </w:tblPr>
@@ -2502,7 +2502,14 @@
         <w:rPr>
           <w:lang w:val="en-NZ"/>
         </w:rPr>
-        <w:t>Finally, the Positive and Negative Outcomes fields codify the main themes and categories found on the recount of experiences extracted from the results, analysis and conclusions of the reviewed works. The categorisation process</w:t>
+        <w:t xml:space="preserve">Finally, the Positive and Negative Outcomes fields codify the main themes and categories found on the recount of experiences extracted from the results, analysis and conclusions of the reviewed </w:t>
+      </w:r>
+      <w:r>
+        <w:rPr>
+          <w:lang w:val="en-NZ"/>
+        </w:rPr>
+        <w:lastRenderedPageBreak/>
+        <w:t>works. The categorisation process</w:t>
       </w:r>
       <w:r>
         <w:rPr>
@@ -2525,7 +2532,7 @@
     </w:p>
     <w:p>
       <w:pPr>
-        <w:pStyle w:val="Descripcin"/>
+        <w:pStyle w:val="Caption"/>
         <w:keepNext/>
         <w:jc w:val="center"/>
         <w:rPr>
@@ -2578,7 +2585,7 @@
     </w:p>
     <w:tbl>
       <w:tblPr>
-        <w:tblStyle w:val="Tablaconcuadrcula"/>
+        <w:tblStyle w:val="TableGrid"/>
         <w:tblW w:w="8926" w:type="dxa"/>
         <w:tblLook w:val="04A0" w:firstRow="1" w:lastRow="0" w:firstColumn="1" w:lastColumn="0" w:noHBand="0" w:noVBand="1"/>
       </w:tblPr>
@@ -5235,7 +5242,7 @@
     </w:p>
     <w:p>
       <w:pPr>
-        <w:pStyle w:val="Descripcin"/>
+        <w:pStyle w:val="Caption"/>
         <w:keepNext/>
         <w:jc w:val="center"/>
         <w:rPr>
@@ -5288,7 +5295,7 @@
     </w:p>
     <w:tbl>
       <w:tblPr>
-        <w:tblStyle w:val="Tablaconcuadrcula"/>
+        <w:tblStyle w:val="TableGrid"/>
         <w:tblW w:w="8926" w:type="dxa"/>
         <w:tblLook w:val="04A0" w:firstRow="1" w:lastRow="0" w:firstColumn="1" w:lastColumn="0" w:noHBand="0" w:noVBand="1"/>
       </w:tblPr>
@@ -6120,7 +6127,6 @@
               <w:rPr>
                 <w:lang w:val="en-NZ"/>
               </w:rPr>
-              <w:lastRenderedPageBreak/>
               <w:t>Pedagogical design issues</w:t>
             </w:r>
             <w:r>
@@ -8129,6 +8135,1440 @@
           <w:lang w:val="en-NZ"/>
         </w:rPr>
       </w:pPr>
+    </w:p>
+    <w:p>
+      <w:pPr>
+        <w:rPr>
+          <w:lang w:val="en-NZ"/>
+        </w:rPr>
+      </w:pPr>
+    </w:p>
+    <w:p>
+      <w:pPr>
+        <w:rPr>
+          <w:lang w:val="en-NZ"/>
+        </w:rPr>
+      </w:pPr>
+    </w:p>
+    <w:p>
+      <w:pPr>
+        <w:rPr>
+          <w:lang w:val="en-NZ"/>
+        </w:rPr>
+      </w:pPr>
+    </w:p>
+    <w:p>
+      <w:pPr>
+        <w:rPr>
+          <w:lang w:val="en-NZ"/>
+        </w:rPr>
+      </w:pPr>
+    </w:p>
+    <w:p>
+      <w:pPr>
+        <w:rPr>
+          <w:lang w:val="en-NZ"/>
+        </w:rPr>
+      </w:pPr>
+    </w:p>
+    <w:p>
+      <w:pPr>
+        <w:rPr>
+          <w:lang w:val="en-NZ"/>
+        </w:rPr>
+      </w:pPr>
+    </w:p>
+    <w:p>
+      <w:pPr>
+        <w:rPr>
+          <w:lang w:val="en-NZ"/>
+        </w:rPr>
+      </w:pPr>
+    </w:p>
+    <w:p>
+      <w:pPr>
+        <w:rPr>
+          <w:lang w:val="en-NZ"/>
+        </w:rPr>
+      </w:pPr>
+    </w:p>
+    <w:p>
+      <w:pPr>
+        <w:rPr>
+          <w:lang w:val="en-NZ"/>
+        </w:rPr>
+      </w:pPr>
+    </w:p>
+    <w:p>
+      <w:pPr>
+        <w:pStyle w:val="Heading1"/>
+        <w:rPr>
+          <w:lang w:val="en-NZ"/>
+        </w:rPr>
+      </w:pPr>
+      <w:r>
+        <w:rPr>
+          <w:lang w:val="en-NZ"/>
+        </w:rPr>
+        <w:lastRenderedPageBreak/>
+        <w:t xml:space="preserve">Annex </w:t>
+      </w:r>
+      <w:r>
+        <w:rPr>
+          <w:lang w:val="en-NZ"/>
+        </w:rPr>
+        <w:t>B</w:t>
+      </w:r>
+      <w:r>
+        <w:rPr>
+          <w:lang w:val="en-NZ"/>
+        </w:rPr>
+        <w:t xml:space="preserve">: </w:t>
+      </w:r>
+      <w:r>
+        <w:rPr>
+          <w:lang w:val="en-NZ"/>
+        </w:rPr>
+        <w:t>Interaction Gestures in Augmented Reality Collaboration</w:t>
+      </w:r>
+    </w:p>
+    <w:p>
+      <w:pPr>
+        <w:rPr>
+          <w:lang w:val="en-NZ"/>
+        </w:rPr>
+      </w:pPr>
+      <w:r>
+        <w:rPr>
+          <w:rFonts w:ascii="Segoe UI" w:hAnsi="Segoe UI" w:cs="Segoe UI"/>
+          <w:color w:val="1F2328"/>
+          <w:shd w:val="clear" w:color="auto" w:fill="FFFFFF"/>
+          <w:lang w:val="en-NZ"/>
+        </w:rPr>
+        <w:t>This is a collection of 39 videos depicting the final selection of gestures derived from the</w:t>
+      </w:r>
+      <w:r>
+        <w:rPr>
+          <w:rFonts w:ascii="Segoe UI" w:hAnsi="Segoe UI" w:cs="Segoe UI"/>
+          <w:color w:val="1F2328"/>
+          <w:shd w:val="clear" w:color="auto" w:fill="FFFFFF"/>
+          <w:lang w:val="en-NZ"/>
+        </w:rPr>
+        <w:t xml:space="preserve"> </w:t>
+      </w:r>
+      <w:r>
+        <w:rPr>
+          <w:rFonts w:ascii="Segoe UI" w:hAnsi="Segoe UI" w:cs="Segoe UI"/>
+          <w:color w:val="1F2328"/>
+          <w:shd w:val="clear" w:color="auto" w:fill="FFFFFF"/>
+          <w:lang w:val="en-NZ"/>
+        </w:rPr>
+        <w:t xml:space="preserve">research study: Interaction Gestures in Augmented Reality Collaboration. Each video shows a single gesture performed to accomplish a specific task in an augmented reality app, assuming a multi-user, collaborative setting. The gestures were identified using a user-driven design approach </w:t>
+      </w:r>
+      <w:r>
+        <w:rPr>
+          <w:rFonts w:ascii="Segoe UI" w:hAnsi="Segoe UI" w:cs="Segoe UI"/>
+          <w:color w:val="1F2328"/>
+          <w:shd w:val="clear" w:color="auto" w:fill="FFFFFF"/>
+          <w:lang w:val="en-NZ"/>
+        </w:rPr>
+        <w:t>among</w:t>
+      </w:r>
+      <w:r>
+        <w:rPr>
+          <w:rFonts w:ascii="Segoe UI" w:hAnsi="Segoe UI" w:cs="Segoe UI"/>
+          <w:color w:val="1F2328"/>
+          <w:shd w:val="clear" w:color="auto" w:fill="FFFFFF"/>
+          <w:lang w:val="en-NZ"/>
+        </w:rPr>
+        <w:t xml:space="preserve"> 24 different participants. The final selection represents the most common proposals for each task.</w:t>
+      </w:r>
+    </w:p>
+    <w:p>
+      <w:pPr>
+        <w:rPr>
+          <w:lang w:val="en-NZ"/>
+        </w:rPr>
+      </w:pPr>
+      <w:r>
+        <w:rPr>
+          <w:lang w:val="en-NZ"/>
+        </w:rPr>
+        <w:t xml:space="preserve">Video Library: </w:t>
+      </w:r>
+      <w:hyperlink r:id="rId5" w:history="1">
+        <w:r>
+          <w:rPr>
+            <w:rStyle w:val="Hyperlink"/>
+            <w:lang w:val="en-NZ"/>
+          </w:rPr>
+          <w:t>https://github.com/speregil/CollabARGestures</w:t>
+        </w:r>
+      </w:hyperlink>
+    </w:p>
+    <w:p>
+      <w:pPr>
+        <w:rPr>
+          <w:lang w:val="en-NZ"/>
+        </w:rPr>
+      </w:pPr>
+      <w:r>
+        <w:rPr>
+          <w:lang w:val="en-NZ"/>
+        </w:rPr>
+        <w:t>The gestures identified represent the proposals made by users when asked to perform gestures that could accomplish the following tasks in a collaborative setting using AR:</w:t>
+      </w:r>
+    </w:p>
+    <w:tbl>
+      <w:tblPr>
+        <w:tblStyle w:val="GridTable1Light"/>
+        <w:tblW w:w="0" w:type="auto"/>
+        <w:tblLook w:val="04A0" w:firstRow="1" w:lastRow="0" w:firstColumn="1" w:lastColumn="0" w:noHBand="0" w:noVBand="1"/>
+      </w:tblPr>
+      <w:tblGrid>
+        <w:gridCol w:w="980"/>
+        <w:gridCol w:w="2165"/>
+        <w:gridCol w:w="5639"/>
+      </w:tblGrid>
+      <w:tr>
+        <w:trPr>
+          <w:cnfStyle w:val="100000000000" w:firstRow="1" w:lastRow="0" w:firstColumn="0" w:lastColumn="0" w:oddVBand="0" w:evenVBand="0" w:oddHBand="0" w:evenHBand="0" w:firstRowFirstColumn="0" w:firstRowLastColumn="0" w:lastRowFirstColumn="0" w:lastRowLastColumn="0"/>
+        </w:trPr>
+        <w:tc>
+          <w:tcPr>
+            <w:cnfStyle w:val="001000000000" w:firstRow="0" w:lastRow="0" w:firstColumn="1" w:lastColumn="0" w:oddVBand="0" w:evenVBand="0" w:oddHBand="0" w:evenHBand="0" w:firstRowFirstColumn="0" w:firstRowLastColumn="0" w:lastRowFirstColumn="0" w:lastRowLastColumn="0"/>
+            <w:tcW w:w="980" w:type="dxa"/>
+          </w:tcPr>
+          <w:p>
+            <w:pPr>
+              <w:jc w:val="center"/>
+              <w:rPr>
+                <w:lang w:val="en-NZ"/>
+              </w:rPr>
+            </w:pPr>
+            <w:r>
+              <w:rPr>
+                <w:lang w:val="en-NZ"/>
+              </w:rPr>
+              <w:t>ID</w:t>
+            </w:r>
+          </w:p>
+        </w:tc>
+        <w:tc>
+          <w:tcPr>
+            <w:tcW w:w="2165" w:type="dxa"/>
+          </w:tcPr>
+          <w:p>
+            <w:pPr>
+              <w:jc w:val="center"/>
+              <w:cnfStyle w:val="100000000000" w:firstRow="1" w:lastRow="0" w:firstColumn="0" w:lastColumn="0" w:oddVBand="0" w:evenVBand="0" w:oddHBand="0" w:evenHBand="0" w:firstRowFirstColumn="0" w:firstRowLastColumn="0" w:lastRowFirstColumn="0" w:lastRowLastColumn="0"/>
+              <w:rPr>
+                <w:lang w:val="en-NZ"/>
+              </w:rPr>
+            </w:pPr>
+            <w:r>
+              <w:rPr>
+                <w:lang w:val="en-NZ"/>
+              </w:rPr>
+              <w:t>Name</w:t>
+            </w:r>
+          </w:p>
+        </w:tc>
+        <w:tc>
+          <w:tcPr>
+            <w:tcW w:w="5639" w:type="dxa"/>
+          </w:tcPr>
+          <w:p>
+            <w:pPr>
+              <w:jc w:val="center"/>
+              <w:cnfStyle w:val="100000000000" w:firstRow="1" w:lastRow="0" w:firstColumn="0" w:lastColumn="0" w:oddVBand="0" w:evenVBand="0" w:oddHBand="0" w:evenHBand="0" w:firstRowFirstColumn="0" w:firstRowLastColumn="0" w:lastRowFirstColumn="0" w:lastRowLastColumn="0"/>
+              <w:rPr>
+                <w:lang w:val="en-NZ"/>
+              </w:rPr>
+            </w:pPr>
+            <w:r>
+              <w:rPr>
+                <w:lang w:val="en-NZ"/>
+              </w:rPr>
+              <w:t>Description</w:t>
+            </w:r>
+          </w:p>
+        </w:tc>
+      </w:tr>
+      <w:tr>
+        <w:tc>
+          <w:tcPr>
+            <w:cnfStyle w:val="001000000000" w:firstRow="0" w:lastRow="0" w:firstColumn="1" w:lastColumn="0" w:oddVBand="0" w:evenVBand="0" w:oddHBand="0" w:evenHBand="0" w:firstRowFirstColumn="0" w:firstRowLastColumn="0" w:lastRowFirstColumn="0" w:lastRowLastColumn="0"/>
+            <w:tcW w:w="980" w:type="dxa"/>
+          </w:tcPr>
+          <w:p>
+            <w:pPr>
+              <w:jc w:val="center"/>
+              <w:rPr>
+                <w:b w:val="0"/>
+                <w:bCs w:val="0"/>
+                <w:lang w:val="en-NZ"/>
+              </w:rPr>
+            </w:pPr>
+            <w:r>
+              <w:rPr>
+                <w:b w:val="0"/>
+                <w:bCs w:val="0"/>
+                <w:lang w:val="en-NZ"/>
+              </w:rPr>
+              <w:t>Task 1</w:t>
+            </w:r>
+          </w:p>
+        </w:tc>
+        <w:tc>
+          <w:tcPr>
+            <w:tcW w:w="2165" w:type="dxa"/>
+          </w:tcPr>
+          <w:p>
+            <w:pPr>
+              <w:cnfStyle w:val="000000000000" w:firstRow="0" w:lastRow="0" w:firstColumn="0" w:lastColumn="0" w:oddVBand="0" w:evenVBand="0" w:oddHBand="0" w:evenHBand="0" w:firstRowFirstColumn="0" w:firstRowLastColumn="0" w:lastRowFirstColumn="0" w:lastRowLastColumn="0"/>
+              <w:rPr>
+                <w:lang w:val="en-NZ"/>
+              </w:rPr>
+            </w:pPr>
+            <w:r>
+              <w:rPr>
+                <w:lang w:val="en-NZ"/>
+              </w:rPr>
+              <w:t>Point</w:t>
+            </w:r>
+            <w:r>
+              <w:rPr>
+                <w:lang w:val="en-NZ"/>
+              </w:rPr>
+              <w:t>ing</w:t>
+            </w:r>
+            <w:r>
+              <w:rPr>
+                <w:lang w:val="en-NZ"/>
+              </w:rPr>
+              <w:t xml:space="preserve"> at an object</w:t>
+            </w:r>
+          </w:p>
+        </w:tc>
+        <w:tc>
+          <w:tcPr>
+            <w:tcW w:w="5639" w:type="dxa"/>
+          </w:tcPr>
+          <w:p>
+            <w:pPr>
+              <w:cnfStyle w:val="000000000000" w:firstRow="0" w:lastRow="0" w:firstColumn="0" w:lastColumn="0" w:oddVBand="0" w:evenVBand="0" w:oddHBand="0" w:evenHBand="0" w:firstRowFirstColumn="0" w:firstRowLastColumn="0" w:lastRowFirstColumn="0" w:lastRowLastColumn="0"/>
+              <w:rPr>
+                <w:lang w:val="en-NZ"/>
+              </w:rPr>
+            </w:pPr>
+            <w:r>
+              <w:rPr>
+                <w:lang w:val="en-NZ"/>
+              </w:rPr>
+              <w:t>Point to your teammates a digital object in the shared space</w:t>
+            </w:r>
+          </w:p>
+        </w:tc>
+      </w:tr>
+      <w:tr>
+        <w:tc>
+          <w:tcPr>
+            <w:cnfStyle w:val="001000000000" w:firstRow="0" w:lastRow="0" w:firstColumn="1" w:lastColumn="0" w:oddVBand="0" w:evenVBand="0" w:oddHBand="0" w:evenHBand="0" w:firstRowFirstColumn="0" w:firstRowLastColumn="0" w:lastRowFirstColumn="0" w:lastRowLastColumn="0"/>
+            <w:tcW w:w="980" w:type="dxa"/>
+          </w:tcPr>
+          <w:p>
+            <w:pPr>
+              <w:jc w:val="center"/>
+              <w:rPr>
+                <w:b w:val="0"/>
+                <w:bCs w:val="0"/>
+                <w:lang w:val="en-NZ"/>
+              </w:rPr>
+            </w:pPr>
+            <w:r>
+              <w:rPr>
+                <w:b w:val="0"/>
+                <w:bCs w:val="0"/>
+                <w:lang w:val="en-NZ"/>
+              </w:rPr>
+              <w:t>Task 2</w:t>
+            </w:r>
+          </w:p>
+        </w:tc>
+        <w:tc>
+          <w:tcPr>
+            <w:tcW w:w="2165" w:type="dxa"/>
+          </w:tcPr>
+          <w:p>
+            <w:pPr>
+              <w:cnfStyle w:val="000000000000" w:firstRow="0" w:lastRow="0" w:firstColumn="0" w:lastColumn="0" w:oddVBand="0" w:evenVBand="0" w:oddHBand="0" w:evenHBand="0" w:firstRowFirstColumn="0" w:firstRowLastColumn="0" w:lastRowFirstColumn="0" w:lastRowLastColumn="0"/>
+              <w:rPr>
+                <w:lang w:val="en-NZ"/>
+              </w:rPr>
+            </w:pPr>
+            <w:r>
+              <w:rPr>
+                <w:lang w:val="en-NZ"/>
+              </w:rPr>
+              <w:t>Point</w:t>
+            </w:r>
+            <w:r>
+              <w:rPr>
+                <w:lang w:val="en-NZ"/>
+              </w:rPr>
+              <w:t>ing</w:t>
+            </w:r>
+            <w:r>
+              <w:rPr>
+                <w:lang w:val="en-NZ"/>
+              </w:rPr>
+              <w:t xml:space="preserve"> at a place</w:t>
+            </w:r>
+          </w:p>
+        </w:tc>
+        <w:tc>
+          <w:tcPr>
+            <w:tcW w:w="5639" w:type="dxa"/>
+          </w:tcPr>
+          <w:p>
+            <w:pPr>
+              <w:cnfStyle w:val="000000000000" w:firstRow="0" w:lastRow="0" w:firstColumn="0" w:lastColumn="0" w:oddVBand="0" w:evenVBand="0" w:oddHBand="0" w:evenHBand="0" w:firstRowFirstColumn="0" w:firstRowLastColumn="0" w:lastRowFirstColumn="0" w:lastRowLastColumn="0"/>
+              <w:rPr>
+                <w:lang w:val="en-NZ"/>
+              </w:rPr>
+            </w:pPr>
+            <w:r>
+              <w:rPr>
+                <w:lang w:val="en-NZ"/>
+              </w:rPr>
+              <w:t>Point to your teammates a physical object or place in the shared space</w:t>
+            </w:r>
+          </w:p>
+        </w:tc>
+      </w:tr>
+      <w:tr>
+        <w:tc>
+          <w:tcPr>
+            <w:cnfStyle w:val="001000000000" w:firstRow="0" w:lastRow="0" w:firstColumn="1" w:lastColumn="0" w:oddVBand="0" w:evenVBand="0" w:oddHBand="0" w:evenHBand="0" w:firstRowFirstColumn="0" w:firstRowLastColumn="0" w:lastRowFirstColumn="0" w:lastRowLastColumn="0"/>
+            <w:tcW w:w="980" w:type="dxa"/>
+          </w:tcPr>
+          <w:p>
+            <w:pPr>
+              <w:jc w:val="center"/>
+              <w:rPr>
+                <w:b w:val="0"/>
+                <w:bCs w:val="0"/>
+                <w:lang w:val="en-NZ"/>
+              </w:rPr>
+            </w:pPr>
+            <w:r>
+              <w:rPr>
+                <w:b w:val="0"/>
+                <w:bCs w:val="0"/>
+                <w:lang w:val="en-NZ"/>
+              </w:rPr>
+              <w:t>Task 3</w:t>
+            </w:r>
+          </w:p>
+        </w:tc>
+        <w:tc>
+          <w:tcPr>
+            <w:tcW w:w="2165" w:type="dxa"/>
+          </w:tcPr>
+          <w:p>
+            <w:pPr>
+              <w:cnfStyle w:val="000000000000" w:firstRow="0" w:lastRow="0" w:firstColumn="0" w:lastColumn="0" w:oddVBand="0" w:evenVBand="0" w:oddHBand="0" w:evenHBand="0" w:firstRowFirstColumn="0" w:firstRowLastColumn="0" w:lastRowFirstColumn="0" w:lastRowLastColumn="0"/>
+              <w:rPr>
+                <w:lang w:val="en-NZ"/>
+              </w:rPr>
+            </w:pPr>
+            <w:r>
+              <w:rPr>
+                <w:lang w:val="en-NZ"/>
+              </w:rPr>
+              <w:t>Point</w:t>
+            </w:r>
+            <w:r>
+              <w:rPr>
+                <w:lang w:val="en-NZ"/>
+              </w:rPr>
+              <w:t>ing</w:t>
+            </w:r>
+            <w:r>
+              <w:rPr>
+                <w:lang w:val="en-NZ"/>
+              </w:rPr>
+              <w:t xml:space="preserve"> at a person</w:t>
+            </w:r>
+          </w:p>
+        </w:tc>
+        <w:tc>
+          <w:tcPr>
+            <w:tcW w:w="5639" w:type="dxa"/>
+          </w:tcPr>
+          <w:p>
+            <w:pPr>
+              <w:cnfStyle w:val="000000000000" w:firstRow="0" w:lastRow="0" w:firstColumn="0" w:lastColumn="0" w:oddVBand="0" w:evenVBand="0" w:oddHBand="0" w:evenHBand="0" w:firstRowFirstColumn="0" w:firstRowLastColumn="0" w:lastRowFirstColumn="0" w:lastRowLastColumn="0"/>
+              <w:rPr>
+                <w:lang w:val="en-NZ"/>
+              </w:rPr>
+            </w:pPr>
+            <w:r>
+              <w:rPr>
+                <w:lang w:val="en-NZ"/>
+              </w:rPr>
+              <w:t xml:space="preserve">Point to your teammates another person or </w:t>
+            </w:r>
+            <w:r>
+              <w:rPr>
+                <w:lang w:val="en-NZ"/>
+              </w:rPr>
+              <w:t>member of the group</w:t>
+            </w:r>
+          </w:p>
+        </w:tc>
+      </w:tr>
+      <w:tr>
+        <w:tc>
+          <w:tcPr>
+            <w:cnfStyle w:val="001000000000" w:firstRow="0" w:lastRow="0" w:firstColumn="1" w:lastColumn="0" w:oddVBand="0" w:evenVBand="0" w:oddHBand="0" w:evenHBand="0" w:firstRowFirstColumn="0" w:firstRowLastColumn="0" w:lastRowFirstColumn="0" w:lastRowLastColumn="0"/>
+            <w:tcW w:w="980" w:type="dxa"/>
+          </w:tcPr>
+          <w:p>
+            <w:pPr>
+              <w:jc w:val="center"/>
+              <w:rPr>
+                <w:b w:val="0"/>
+                <w:bCs w:val="0"/>
+                <w:lang w:val="en-NZ"/>
+              </w:rPr>
+            </w:pPr>
+            <w:r>
+              <w:rPr>
+                <w:b w:val="0"/>
+                <w:bCs w:val="0"/>
+                <w:lang w:val="en-NZ"/>
+              </w:rPr>
+              <w:t>Task 4</w:t>
+            </w:r>
+          </w:p>
+        </w:tc>
+        <w:tc>
+          <w:tcPr>
+            <w:tcW w:w="2165" w:type="dxa"/>
+          </w:tcPr>
+          <w:p>
+            <w:pPr>
+              <w:cnfStyle w:val="000000000000" w:firstRow="0" w:lastRow="0" w:firstColumn="0" w:lastColumn="0" w:oddVBand="0" w:evenVBand="0" w:oddHBand="0" w:evenHBand="0" w:firstRowFirstColumn="0" w:firstRowLastColumn="0" w:lastRowFirstColumn="0" w:lastRowLastColumn="0"/>
+              <w:rPr>
+                <w:lang w:val="en-NZ"/>
+              </w:rPr>
+            </w:pPr>
+            <w:r>
+              <w:rPr>
+                <w:lang w:val="en-NZ"/>
+              </w:rPr>
+              <w:t>Hold an object</w:t>
+            </w:r>
+          </w:p>
+        </w:tc>
+        <w:tc>
+          <w:tcPr>
+            <w:tcW w:w="5639" w:type="dxa"/>
+          </w:tcPr>
+          <w:p>
+            <w:pPr>
+              <w:cnfStyle w:val="000000000000" w:firstRow="0" w:lastRow="0" w:firstColumn="0" w:lastColumn="0" w:oddVBand="0" w:evenVBand="0" w:oddHBand="0" w:evenHBand="0" w:firstRowFirstColumn="0" w:firstRowLastColumn="0" w:lastRowFirstColumn="0" w:lastRowLastColumn="0"/>
+              <w:rPr>
+                <w:lang w:val="en-NZ"/>
+              </w:rPr>
+            </w:pPr>
+            <w:r>
+              <w:rPr>
+                <w:lang w:val="en-NZ"/>
+              </w:rPr>
+              <w:t>Hold an object present in the shared space</w:t>
+            </w:r>
+          </w:p>
+        </w:tc>
+      </w:tr>
+      <w:tr>
+        <w:tc>
+          <w:tcPr>
+            <w:cnfStyle w:val="001000000000" w:firstRow="0" w:lastRow="0" w:firstColumn="1" w:lastColumn="0" w:oddVBand="0" w:evenVBand="0" w:oddHBand="0" w:evenHBand="0" w:firstRowFirstColumn="0" w:firstRowLastColumn="0" w:lastRowFirstColumn="0" w:lastRowLastColumn="0"/>
+            <w:tcW w:w="980" w:type="dxa"/>
+          </w:tcPr>
+          <w:p>
+            <w:pPr>
+              <w:jc w:val="center"/>
+              <w:rPr>
+                <w:b w:val="0"/>
+                <w:bCs w:val="0"/>
+                <w:lang w:val="en-NZ"/>
+              </w:rPr>
+            </w:pPr>
+            <w:r>
+              <w:rPr>
+                <w:b w:val="0"/>
+                <w:bCs w:val="0"/>
+                <w:lang w:val="en-NZ"/>
+              </w:rPr>
+              <w:t>Task 5</w:t>
+            </w:r>
+          </w:p>
+        </w:tc>
+        <w:tc>
+          <w:tcPr>
+            <w:tcW w:w="2165" w:type="dxa"/>
+          </w:tcPr>
+          <w:p>
+            <w:pPr>
+              <w:cnfStyle w:val="000000000000" w:firstRow="0" w:lastRow="0" w:firstColumn="0" w:lastColumn="0" w:oddVBand="0" w:evenVBand="0" w:oddHBand="0" w:evenHBand="0" w:firstRowFirstColumn="0" w:firstRowLastColumn="0" w:lastRowFirstColumn="0" w:lastRowLastColumn="0"/>
+              <w:rPr>
+                <w:lang w:val="en-NZ"/>
+              </w:rPr>
+            </w:pPr>
+            <w:r>
+              <w:rPr>
+                <w:lang w:val="en-NZ"/>
+              </w:rPr>
+              <w:t>Share an object</w:t>
+            </w:r>
+          </w:p>
+        </w:tc>
+        <w:tc>
+          <w:tcPr>
+            <w:tcW w:w="5639" w:type="dxa"/>
+          </w:tcPr>
+          <w:p>
+            <w:pPr>
+              <w:cnfStyle w:val="000000000000" w:firstRow="0" w:lastRow="0" w:firstColumn="0" w:lastColumn="0" w:oddVBand="0" w:evenVBand="0" w:oddHBand="0" w:evenHBand="0" w:firstRowFirstColumn="0" w:firstRowLastColumn="0" w:lastRowFirstColumn="0" w:lastRowLastColumn="0"/>
+              <w:rPr>
+                <w:lang w:val="en-NZ"/>
+              </w:rPr>
+            </w:pPr>
+            <w:r>
+              <w:rPr>
+                <w:lang w:val="en-NZ"/>
+              </w:rPr>
+              <w:t>Share a held object with a teammate</w:t>
+            </w:r>
+          </w:p>
+        </w:tc>
+      </w:tr>
+      <w:tr>
+        <w:tc>
+          <w:tcPr>
+            <w:cnfStyle w:val="001000000000" w:firstRow="0" w:lastRow="0" w:firstColumn="1" w:lastColumn="0" w:oddVBand="0" w:evenVBand="0" w:oddHBand="0" w:evenHBand="0" w:firstRowFirstColumn="0" w:firstRowLastColumn="0" w:lastRowFirstColumn="0" w:lastRowLastColumn="0"/>
+            <w:tcW w:w="980" w:type="dxa"/>
+          </w:tcPr>
+          <w:p>
+            <w:pPr>
+              <w:jc w:val="center"/>
+              <w:rPr>
+                <w:b w:val="0"/>
+                <w:bCs w:val="0"/>
+                <w:lang w:val="en-NZ"/>
+              </w:rPr>
+            </w:pPr>
+            <w:r>
+              <w:rPr>
+                <w:b w:val="0"/>
+                <w:bCs w:val="0"/>
+                <w:lang w:val="en-NZ"/>
+              </w:rPr>
+              <w:t xml:space="preserve">Task </w:t>
+            </w:r>
+            <w:r>
+              <w:rPr>
+                <w:b w:val="0"/>
+                <w:bCs w:val="0"/>
+                <w:lang w:val="en-NZ"/>
+              </w:rPr>
+              <w:t>6</w:t>
+            </w:r>
+          </w:p>
+        </w:tc>
+        <w:tc>
+          <w:tcPr>
+            <w:tcW w:w="2165" w:type="dxa"/>
+          </w:tcPr>
+          <w:p>
+            <w:pPr>
+              <w:cnfStyle w:val="000000000000" w:firstRow="0" w:lastRow="0" w:firstColumn="0" w:lastColumn="0" w:oddVBand="0" w:evenVBand="0" w:oddHBand="0" w:evenHBand="0" w:firstRowFirstColumn="0" w:firstRowLastColumn="0" w:lastRowFirstColumn="0" w:lastRowLastColumn="0"/>
+              <w:rPr>
+                <w:lang w:val="en-NZ"/>
+              </w:rPr>
+            </w:pPr>
+            <w:r>
+              <w:rPr>
+                <w:lang w:val="en-NZ"/>
+              </w:rPr>
+              <w:t xml:space="preserve">Put </w:t>
+            </w:r>
+            <w:r>
+              <w:rPr>
+                <w:lang w:val="en-NZ"/>
+              </w:rPr>
+              <w:t xml:space="preserve">an </w:t>
+            </w:r>
+            <w:r>
+              <w:rPr>
+                <w:lang w:val="en-NZ"/>
+              </w:rPr>
+              <w:t>object in a private space</w:t>
+            </w:r>
+          </w:p>
+        </w:tc>
+        <w:tc>
+          <w:tcPr>
+            <w:tcW w:w="5639" w:type="dxa"/>
+          </w:tcPr>
+          <w:p>
+            <w:pPr>
+              <w:cnfStyle w:val="000000000000" w:firstRow="0" w:lastRow="0" w:firstColumn="0" w:lastColumn="0" w:oddVBand="0" w:evenVBand="0" w:oddHBand="0" w:evenHBand="0" w:firstRowFirstColumn="0" w:firstRowLastColumn="0" w:lastRowFirstColumn="0" w:lastRowLastColumn="0"/>
+              <w:rPr>
+                <w:lang w:val="en-NZ"/>
+              </w:rPr>
+            </w:pPr>
+            <w:r>
+              <w:rPr>
+                <w:lang w:val="en-NZ"/>
+              </w:rPr>
+              <w:t xml:space="preserve">Put a digital object from the shared space into </w:t>
+            </w:r>
+            <w:r>
+              <w:rPr>
+                <w:lang w:val="en-NZ"/>
+              </w:rPr>
+              <w:t>a</w:t>
+            </w:r>
+            <w:r>
+              <w:rPr>
+                <w:lang w:val="en-NZ"/>
+              </w:rPr>
+              <w:t xml:space="preserve"> private one</w:t>
+            </w:r>
+          </w:p>
+        </w:tc>
+      </w:tr>
+      <w:tr>
+        <w:tc>
+          <w:tcPr>
+            <w:cnfStyle w:val="001000000000" w:firstRow="0" w:lastRow="0" w:firstColumn="1" w:lastColumn="0" w:oddVBand="0" w:evenVBand="0" w:oddHBand="0" w:evenHBand="0" w:firstRowFirstColumn="0" w:firstRowLastColumn="0" w:lastRowFirstColumn="0" w:lastRowLastColumn="0"/>
+            <w:tcW w:w="980" w:type="dxa"/>
+          </w:tcPr>
+          <w:p>
+            <w:pPr>
+              <w:jc w:val="center"/>
+              <w:rPr>
+                <w:b w:val="0"/>
+                <w:bCs w:val="0"/>
+                <w:lang w:val="en-NZ"/>
+              </w:rPr>
+            </w:pPr>
+            <w:r>
+              <w:rPr>
+                <w:b w:val="0"/>
+                <w:bCs w:val="0"/>
+                <w:lang w:val="en-NZ"/>
+              </w:rPr>
+              <w:t xml:space="preserve">Task </w:t>
+            </w:r>
+            <w:r>
+              <w:rPr>
+                <w:b w:val="0"/>
+                <w:bCs w:val="0"/>
+                <w:lang w:val="en-NZ"/>
+              </w:rPr>
+              <w:t>7</w:t>
+            </w:r>
+          </w:p>
+        </w:tc>
+        <w:tc>
+          <w:tcPr>
+            <w:tcW w:w="2165" w:type="dxa"/>
+          </w:tcPr>
+          <w:p>
+            <w:pPr>
+              <w:cnfStyle w:val="000000000000" w:firstRow="0" w:lastRow="0" w:firstColumn="0" w:lastColumn="0" w:oddVBand="0" w:evenVBand="0" w:oddHBand="0" w:evenHBand="0" w:firstRowFirstColumn="0" w:firstRowLastColumn="0" w:lastRowFirstColumn="0" w:lastRowLastColumn="0"/>
+              <w:rPr>
+                <w:lang w:val="en-NZ"/>
+              </w:rPr>
+            </w:pPr>
+            <w:r>
+              <w:rPr>
+                <w:lang w:val="en-NZ"/>
+              </w:rPr>
+              <w:t>Undo a task</w:t>
+            </w:r>
+          </w:p>
+        </w:tc>
+        <w:tc>
+          <w:tcPr>
+            <w:tcW w:w="5639" w:type="dxa"/>
+          </w:tcPr>
+          <w:p>
+            <w:pPr>
+              <w:cnfStyle w:val="000000000000" w:firstRow="0" w:lastRow="0" w:firstColumn="0" w:lastColumn="0" w:oddVBand="0" w:evenVBand="0" w:oddHBand="0" w:evenHBand="0" w:firstRowFirstColumn="0" w:firstRowLastColumn="0" w:lastRowFirstColumn="0" w:lastRowLastColumn="0"/>
+              <w:rPr>
+                <w:lang w:val="en-NZ"/>
+              </w:rPr>
+            </w:pPr>
+            <w:r>
+              <w:rPr>
+                <w:lang w:val="en-NZ"/>
+              </w:rPr>
+              <w:t>Revert</w:t>
+            </w:r>
+            <w:r>
+              <w:rPr>
+                <w:lang w:val="en-NZ"/>
+              </w:rPr>
+              <w:t xml:space="preserve"> any previous action</w:t>
+            </w:r>
+          </w:p>
+        </w:tc>
+      </w:tr>
+      <w:tr>
+        <w:tc>
+          <w:tcPr>
+            <w:cnfStyle w:val="001000000000" w:firstRow="0" w:lastRow="0" w:firstColumn="1" w:lastColumn="0" w:oddVBand="0" w:evenVBand="0" w:oddHBand="0" w:evenHBand="0" w:firstRowFirstColumn="0" w:firstRowLastColumn="0" w:lastRowFirstColumn="0" w:lastRowLastColumn="0"/>
+            <w:tcW w:w="980" w:type="dxa"/>
+          </w:tcPr>
+          <w:p>
+            <w:pPr>
+              <w:jc w:val="center"/>
+              <w:rPr>
+                <w:b w:val="0"/>
+                <w:bCs w:val="0"/>
+                <w:lang w:val="en-NZ"/>
+              </w:rPr>
+            </w:pPr>
+            <w:r>
+              <w:rPr>
+                <w:b w:val="0"/>
+                <w:bCs w:val="0"/>
+                <w:lang w:val="en-NZ"/>
+              </w:rPr>
+              <w:t xml:space="preserve">Task </w:t>
+            </w:r>
+            <w:r>
+              <w:rPr>
+                <w:b w:val="0"/>
+                <w:bCs w:val="0"/>
+                <w:lang w:val="en-NZ"/>
+              </w:rPr>
+              <w:t>8</w:t>
+            </w:r>
+          </w:p>
+        </w:tc>
+        <w:tc>
+          <w:tcPr>
+            <w:tcW w:w="2165" w:type="dxa"/>
+          </w:tcPr>
+          <w:p>
+            <w:pPr>
+              <w:cnfStyle w:val="000000000000" w:firstRow="0" w:lastRow="0" w:firstColumn="0" w:lastColumn="0" w:oddVBand="0" w:evenVBand="0" w:oddHBand="0" w:evenHBand="0" w:firstRowFirstColumn="0" w:firstRowLastColumn="0" w:lastRowFirstColumn="0" w:lastRowLastColumn="0"/>
+              <w:rPr>
+                <w:lang w:val="en-NZ"/>
+              </w:rPr>
+            </w:pPr>
+            <w:r>
+              <w:rPr>
+                <w:lang w:val="en-NZ"/>
+              </w:rPr>
+              <w:t xml:space="preserve">Put </w:t>
+            </w:r>
+            <w:r>
+              <w:rPr>
+                <w:lang w:val="en-NZ"/>
+              </w:rPr>
+              <w:t xml:space="preserve">an </w:t>
+            </w:r>
+            <w:r>
+              <w:rPr>
+                <w:lang w:val="en-NZ"/>
+              </w:rPr>
+              <w:t>object out of a private space</w:t>
+            </w:r>
+          </w:p>
+        </w:tc>
+        <w:tc>
+          <w:tcPr>
+            <w:tcW w:w="5639" w:type="dxa"/>
+          </w:tcPr>
+          <w:p>
+            <w:pPr>
+              <w:cnfStyle w:val="000000000000" w:firstRow="0" w:lastRow="0" w:firstColumn="0" w:lastColumn="0" w:oddVBand="0" w:evenVBand="0" w:oddHBand="0" w:evenHBand="0" w:firstRowFirstColumn="0" w:firstRowLastColumn="0" w:lastRowFirstColumn="0" w:lastRowLastColumn="0"/>
+              <w:rPr>
+                <w:lang w:val="en-NZ"/>
+              </w:rPr>
+            </w:pPr>
+            <w:r>
+              <w:rPr>
+                <w:rFonts w:ascii="Segoe UI" w:hAnsi="Segoe UI" w:cs="Segoe UI"/>
+                <w:color w:val="1F2328"/>
+                <w:shd w:val="clear" w:color="auto" w:fill="FFFFFF"/>
+                <w:lang w:val="en-NZ"/>
+              </w:rPr>
+              <w:t xml:space="preserve">Put a digital object </w:t>
+            </w:r>
+            <w:r>
+              <w:rPr>
+                <w:rFonts w:ascii="Segoe UI" w:hAnsi="Segoe UI" w:cs="Segoe UI"/>
+                <w:color w:val="1F2328"/>
+                <w:shd w:val="clear" w:color="auto" w:fill="FFFFFF"/>
+                <w:lang w:val="en-NZ"/>
+              </w:rPr>
+              <w:t>from a</w:t>
+            </w:r>
+            <w:r>
+              <w:rPr>
+                <w:rFonts w:ascii="Segoe UI" w:hAnsi="Segoe UI" w:cs="Segoe UI"/>
+                <w:color w:val="1F2328"/>
+                <w:shd w:val="clear" w:color="auto" w:fill="FFFFFF"/>
+                <w:lang w:val="en-NZ"/>
+              </w:rPr>
+              <w:t xml:space="preserve"> private space</w:t>
+            </w:r>
+            <w:r>
+              <w:rPr>
+                <w:rFonts w:ascii="Segoe UI" w:hAnsi="Segoe UI" w:cs="Segoe UI"/>
+                <w:color w:val="1F2328"/>
+                <w:shd w:val="clear" w:color="auto" w:fill="FFFFFF"/>
+                <w:lang w:val="en-NZ"/>
+              </w:rPr>
+              <w:t xml:space="preserve"> </w:t>
+            </w:r>
+            <w:r>
+              <w:rPr>
+                <w:rFonts w:ascii="Segoe UI" w:hAnsi="Segoe UI" w:cs="Segoe UI"/>
+                <w:color w:val="1F2328"/>
+                <w:shd w:val="clear" w:color="auto" w:fill="FFFFFF"/>
+                <w:lang w:val="en-NZ"/>
+              </w:rPr>
+              <w:t>in</w:t>
+            </w:r>
+            <w:r>
+              <w:rPr>
+                <w:rFonts w:ascii="Segoe UI" w:hAnsi="Segoe UI" w:cs="Segoe UI"/>
+                <w:color w:val="1F2328"/>
+                <w:shd w:val="clear" w:color="auto" w:fill="FFFFFF"/>
+                <w:lang w:val="en-NZ"/>
+              </w:rPr>
+              <w:t>to</w:t>
+            </w:r>
+            <w:r>
+              <w:rPr>
+                <w:rFonts w:ascii="Segoe UI" w:hAnsi="Segoe UI" w:cs="Segoe UI"/>
+                <w:color w:val="1F2328"/>
+                <w:shd w:val="clear" w:color="auto" w:fill="FFFFFF"/>
+                <w:lang w:val="en-NZ"/>
+              </w:rPr>
+              <w:t xml:space="preserve"> </w:t>
+            </w:r>
+            <w:r>
+              <w:rPr>
+                <w:rFonts w:ascii="Segoe UI" w:hAnsi="Segoe UI" w:cs="Segoe UI"/>
+                <w:color w:val="1F2328"/>
+                <w:shd w:val="clear" w:color="auto" w:fill="FFFFFF"/>
+                <w:lang w:val="en-NZ"/>
+              </w:rPr>
+              <w:t>a</w:t>
+            </w:r>
+            <w:r>
+              <w:rPr>
+                <w:rFonts w:ascii="Segoe UI" w:hAnsi="Segoe UI" w:cs="Segoe UI"/>
+                <w:color w:val="1F2328"/>
+                <w:shd w:val="clear" w:color="auto" w:fill="FFFFFF"/>
+                <w:lang w:val="en-NZ"/>
+              </w:rPr>
+              <w:t xml:space="preserve"> shared one</w:t>
+            </w:r>
+          </w:p>
+        </w:tc>
+      </w:tr>
+      <w:tr>
+        <w:tc>
+          <w:tcPr>
+            <w:cnfStyle w:val="001000000000" w:firstRow="0" w:lastRow="0" w:firstColumn="1" w:lastColumn="0" w:oddVBand="0" w:evenVBand="0" w:oddHBand="0" w:evenHBand="0" w:firstRowFirstColumn="0" w:firstRowLastColumn="0" w:lastRowFirstColumn="0" w:lastRowLastColumn="0"/>
+            <w:tcW w:w="980" w:type="dxa"/>
+          </w:tcPr>
+          <w:p>
+            <w:pPr>
+              <w:jc w:val="center"/>
+              <w:rPr>
+                <w:b w:val="0"/>
+                <w:bCs w:val="0"/>
+                <w:lang w:val="en-NZ"/>
+              </w:rPr>
+            </w:pPr>
+            <w:r>
+              <w:rPr>
+                <w:b w:val="0"/>
+                <w:bCs w:val="0"/>
+                <w:lang w:val="en-NZ"/>
+              </w:rPr>
+              <w:t xml:space="preserve">Task </w:t>
+            </w:r>
+            <w:r>
+              <w:rPr>
+                <w:b w:val="0"/>
+                <w:bCs w:val="0"/>
+                <w:lang w:val="en-NZ"/>
+              </w:rPr>
+              <w:t>9</w:t>
+            </w:r>
+          </w:p>
+        </w:tc>
+        <w:tc>
+          <w:tcPr>
+            <w:tcW w:w="2165" w:type="dxa"/>
+          </w:tcPr>
+          <w:p>
+            <w:pPr>
+              <w:cnfStyle w:val="000000000000" w:firstRow="0" w:lastRow="0" w:firstColumn="0" w:lastColumn="0" w:oddVBand="0" w:evenVBand="0" w:oddHBand="0" w:evenHBand="0" w:firstRowFirstColumn="0" w:firstRowLastColumn="0" w:lastRowFirstColumn="0" w:lastRowLastColumn="0"/>
+              <w:rPr>
+                <w:lang w:val="en-NZ"/>
+              </w:rPr>
+            </w:pPr>
+            <w:r>
+              <w:rPr>
+                <w:lang w:val="en-NZ"/>
+              </w:rPr>
+              <w:t>Vote for an option in a menu</w:t>
+            </w:r>
+          </w:p>
+        </w:tc>
+        <w:tc>
+          <w:tcPr>
+            <w:tcW w:w="5639" w:type="dxa"/>
+          </w:tcPr>
+          <w:p>
+            <w:pPr>
+              <w:cnfStyle w:val="000000000000" w:firstRow="0" w:lastRow="0" w:firstColumn="0" w:lastColumn="0" w:oddVBand="0" w:evenVBand="0" w:oddHBand="0" w:evenHBand="0" w:firstRowFirstColumn="0" w:firstRowLastColumn="0" w:lastRowFirstColumn="0" w:lastRowLastColumn="0"/>
+              <w:rPr>
+                <w:lang w:val="en-NZ"/>
+              </w:rPr>
+            </w:pPr>
+            <w:r>
+              <w:rPr>
+                <w:lang w:val="en-NZ"/>
+              </w:rPr>
+              <w:t>Vote or select an option from a menu-like user interface</w:t>
+            </w:r>
+          </w:p>
+        </w:tc>
+      </w:tr>
+      <w:tr>
+        <w:tc>
+          <w:tcPr>
+            <w:cnfStyle w:val="001000000000" w:firstRow="0" w:lastRow="0" w:firstColumn="1" w:lastColumn="0" w:oddVBand="0" w:evenVBand="0" w:oddHBand="0" w:evenHBand="0" w:firstRowFirstColumn="0" w:firstRowLastColumn="0" w:lastRowFirstColumn="0" w:lastRowLastColumn="0"/>
+            <w:tcW w:w="980" w:type="dxa"/>
+          </w:tcPr>
+          <w:p>
+            <w:pPr>
+              <w:jc w:val="center"/>
+              <w:rPr>
+                <w:b w:val="0"/>
+                <w:bCs w:val="0"/>
+                <w:lang w:val="en-NZ"/>
+              </w:rPr>
+            </w:pPr>
+            <w:r>
+              <w:rPr>
+                <w:b w:val="0"/>
+                <w:bCs w:val="0"/>
+                <w:lang w:val="en-NZ"/>
+              </w:rPr>
+              <w:t xml:space="preserve">Task </w:t>
+            </w:r>
+            <w:r>
+              <w:rPr>
+                <w:b w:val="0"/>
+                <w:bCs w:val="0"/>
+                <w:lang w:val="en-NZ"/>
+              </w:rPr>
+              <w:t>10</w:t>
+            </w:r>
+          </w:p>
+        </w:tc>
+        <w:tc>
+          <w:tcPr>
+            <w:tcW w:w="2165" w:type="dxa"/>
+          </w:tcPr>
+          <w:p>
+            <w:pPr>
+              <w:cnfStyle w:val="000000000000" w:firstRow="0" w:lastRow="0" w:firstColumn="0" w:lastColumn="0" w:oddVBand="0" w:evenVBand="0" w:oddHBand="0" w:evenHBand="0" w:firstRowFirstColumn="0" w:firstRowLastColumn="0" w:lastRowFirstColumn="0" w:lastRowLastColumn="0"/>
+              <w:rPr>
+                <w:lang w:val="en-NZ"/>
+              </w:rPr>
+            </w:pPr>
+            <w:r>
+              <w:rPr>
+                <w:lang w:val="en-NZ"/>
+              </w:rPr>
+              <w:t>Vote for an option in a collection of objects</w:t>
+            </w:r>
+          </w:p>
+        </w:tc>
+        <w:tc>
+          <w:tcPr>
+            <w:tcW w:w="5639" w:type="dxa"/>
+          </w:tcPr>
+          <w:p>
+            <w:pPr>
+              <w:cnfStyle w:val="000000000000" w:firstRow="0" w:lastRow="0" w:firstColumn="0" w:lastColumn="0" w:oddVBand="0" w:evenVBand="0" w:oddHBand="0" w:evenHBand="0" w:firstRowFirstColumn="0" w:firstRowLastColumn="0" w:lastRowFirstColumn="0" w:lastRowLastColumn="0"/>
+              <w:rPr>
+                <w:lang w:val="en-NZ"/>
+              </w:rPr>
+            </w:pPr>
+            <w:r>
+              <w:rPr>
+                <w:lang w:val="en-NZ"/>
+              </w:rPr>
+              <w:t>Vote or select an option from a collection of objects present in the shared space</w:t>
+            </w:r>
+          </w:p>
+          <w:p>
+            <w:pPr>
+              <w:ind w:firstLine="708"/>
+              <w:cnfStyle w:val="000000000000" w:firstRow="0" w:lastRow="0" w:firstColumn="0" w:lastColumn="0" w:oddVBand="0" w:evenVBand="0" w:oddHBand="0" w:evenHBand="0" w:firstRowFirstColumn="0" w:firstRowLastColumn="0" w:lastRowFirstColumn="0" w:lastRowLastColumn="0"/>
+              <w:rPr>
+                <w:lang w:val="en-NZ"/>
+              </w:rPr>
+            </w:pPr>
+          </w:p>
+        </w:tc>
+      </w:tr>
+      <w:tr>
+        <w:tc>
+          <w:tcPr>
+            <w:cnfStyle w:val="001000000000" w:firstRow="0" w:lastRow="0" w:firstColumn="1" w:lastColumn="0" w:oddVBand="0" w:evenVBand="0" w:oddHBand="0" w:evenHBand="0" w:firstRowFirstColumn="0" w:firstRowLastColumn="0" w:lastRowFirstColumn="0" w:lastRowLastColumn="0"/>
+            <w:tcW w:w="980" w:type="dxa"/>
+          </w:tcPr>
+          <w:p>
+            <w:pPr>
+              <w:jc w:val="center"/>
+              <w:rPr>
+                <w:b w:val="0"/>
+                <w:bCs w:val="0"/>
+                <w:lang w:val="en-NZ"/>
+              </w:rPr>
+            </w:pPr>
+            <w:r>
+              <w:rPr>
+                <w:b w:val="0"/>
+                <w:bCs w:val="0"/>
+                <w:lang w:val="en-NZ"/>
+              </w:rPr>
+              <w:t xml:space="preserve">Task </w:t>
+            </w:r>
+            <w:r>
+              <w:rPr>
+                <w:b w:val="0"/>
+                <w:bCs w:val="0"/>
+                <w:lang w:val="en-NZ"/>
+              </w:rPr>
+              <w:t>11</w:t>
+            </w:r>
+          </w:p>
+        </w:tc>
+        <w:tc>
+          <w:tcPr>
+            <w:tcW w:w="2165" w:type="dxa"/>
+          </w:tcPr>
+          <w:p>
+            <w:pPr>
+              <w:cnfStyle w:val="000000000000" w:firstRow="0" w:lastRow="0" w:firstColumn="0" w:lastColumn="0" w:oddVBand="0" w:evenVBand="0" w:oddHBand="0" w:evenHBand="0" w:firstRowFirstColumn="0" w:firstRowLastColumn="0" w:lastRowFirstColumn="0" w:lastRowLastColumn="0"/>
+              <w:rPr>
+                <w:lang w:val="en-NZ"/>
+              </w:rPr>
+            </w:pPr>
+            <w:r>
+              <w:rPr>
+                <w:lang w:val="en-NZ"/>
+              </w:rPr>
+              <w:t xml:space="preserve">Ask for </w:t>
+            </w:r>
+            <w:r>
+              <w:rPr>
+                <w:lang w:val="en-NZ"/>
+              </w:rPr>
+              <w:t>the attention of one teammate</w:t>
+            </w:r>
+          </w:p>
+        </w:tc>
+        <w:tc>
+          <w:tcPr>
+            <w:tcW w:w="5639" w:type="dxa"/>
+          </w:tcPr>
+          <w:p>
+            <w:pPr>
+              <w:cnfStyle w:val="000000000000" w:firstRow="0" w:lastRow="0" w:firstColumn="0" w:lastColumn="0" w:oddVBand="0" w:evenVBand="0" w:oddHBand="0" w:evenHBand="0" w:firstRowFirstColumn="0" w:firstRowLastColumn="0" w:lastRowFirstColumn="0" w:lastRowLastColumn="0"/>
+              <w:rPr>
+                <w:lang w:val="en-NZ"/>
+              </w:rPr>
+            </w:pPr>
+            <w:r>
+              <w:rPr>
+                <w:lang w:val="en-NZ"/>
+              </w:rPr>
+              <w:t>Ask for one or more of your teammates to pay attention to you</w:t>
+            </w:r>
+          </w:p>
+        </w:tc>
+      </w:tr>
+      <w:tr>
+        <w:tc>
+          <w:tcPr>
+            <w:cnfStyle w:val="001000000000" w:firstRow="0" w:lastRow="0" w:firstColumn="1" w:lastColumn="0" w:oddVBand="0" w:evenVBand="0" w:oddHBand="0" w:evenHBand="0" w:firstRowFirstColumn="0" w:firstRowLastColumn="0" w:lastRowFirstColumn="0" w:lastRowLastColumn="0"/>
+            <w:tcW w:w="980" w:type="dxa"/>
+          </w:tcPr>
+          <w:p>
+            <w:pPr>
+              <w:jc w:val="center"/>
+              <w:rPr>
+                <w:b w:val="0"/>
+                <w:bCs w:val="0"/>
+                <w:lang w:val="en-NZ"/>
+              </w:rPr>
+            </w:pPr>
+            <w:r>
+              <w:rPr>
+                <w:b w:val="0"/>
+                <w:bCs w:val="0"/>
+                <w:lang w:val="en-NZ"/>
+              </w:rPr>
+              <w:t xml:space="preserve">Task </w:t>
+            </w:r>
+            <w:r>
+              <w:rPr>
+                <w:b w:val="0"/>
+                <w:bCs w:val="0"/>
+                <w:lang w:val="en-NZ"/>
+              </w:rPr>
+              <w:t>12</w:t>
+            </w:r>
+          </w:p>
+        </w:tc>
+        <w:tc>
+          <w:tcPr>
+            <w:tcW w:w="2165" w:type="dxa"/>
+          </w:tcPr>
+          <w:p>
+            <w:pPr>
+              <w:cnfStyle w:val="000000000000" w:firstRow="0" w:lastRow="0" w:firstColumn="0" w:lastColumn="0" w:oddVBand="0" w:evenVBand="0" w:oddHBand="0" w:evenHBand="0" w:firstRowFirstColumn="0" w:firstRowLastColumn="0" w:lastRowFirstColumn="0" w:lastRowLastColumn="0"/>
+              <w:rPr>
+                <w:lang w:val="en-NZ"/>
+              </w:rPr>
+            </w:pPr>
+            <w:r>
+              <w:rPr>
+                <w:lang w:val="en-NZ"/>
+              </w:rPr>
+              <w:t>Pause participation</w:t>
+            </w:r>
+          </w:p>
+        </w:tc>
+        <w:tc>
+          <w:tcPr>
+            <w:tcW w:w="5639" w:type="dxa"/>
+          </w:tcPr>
+          <w:p>
+            <w:pPr>
+              <w:cnfStyle w:val="000000000000" w:firstRow="0" w:lastRow="0" w:firstColumn="0" w:lastColumn="0" w:oddVBand="0" w:evenVBand="0" w:oddHBand="0" w:evenHBand="0" w:firstRowFirstColumn="0" w:firstRowLastColumn="0" w:lastRowFirstColumn="0" w:lastRowLastColumn="0"/>
+              <w:rPr>
+                <w:lang w:val="en-NZ"/>
+              </w:rPr>
+            </w:pPr>
+            <w:r>
+              <w:rPr>
+                <w:lang w:val="en-NZ"/>
+              </w:rPr>
+              <w:t>Pause your current participation in the group’s activities</w:t>
+            </w:r>
+          </w:p>
+        </w:tc>
+      </w:tr>
+      <w:tr>
+        <w:tc>
+          <w:tcPr>
+            <w:cnfStyle w:val="001000000000" w:firstRow="0" w:lastRow="0" w:firstColumn="1" w:lastColumn="0" w:oddVBand="0" w:evenVBand="0" w:oddHBand="0" w:evenHBand="0" w:firstRowFirstColumn="0" w:firstRowLastColumn="0" w:lastRowFirstColumn="0" w:lastRowLastColumn="0"/>
+            <w:tcW w:w="980" w:type="dxa"/>
+          </w:tcPr>
+          <w:p>
+            <w:pPr>
+              <w:jc w:val="center"/>
+              <w:rPr>
+                <w:b w:val="0"/>
+                <w:bCs w:val="0"/>
+                <w:lang w:val="en-NZ"/>
+              </w:rPr>
+            </w:pPr>
+            <w:r>
+              <w:rPr>
+                <w:b w:val="0"/>
+                <w:bCs w:val="0"/>
+                <w:lang w:val="en-NZ"/>
+              </w:rPr>
+              <w:t xml:space="preserve">Task </w:t>
+            </w:r>
+            <w:r>
+              <w:rPr>
+                <w:b w:val="0"/>
+                <w:bCs w:val="0"/>
+                <w:lang w:val="en-NZ"/>
+              </w:rPr>
+              <w:t>13</w:t>
+            </w:r>
+          </w:p>
+        </w:tc>
+        <w:tc>
+          <w:tcPr>
+            <w:tcW w:w="2165" w:type="dxa"/>
+          </w:tcPr>
+          <w:p>
+            <w:pPr>
+              <w:cnfStyle w:val="000000000000" w:firstRow="0" w:lastRow="0" w:firstColumn="0" w:lastColumn="0" w:oddVBand="0" w:evenVBand="0" w:oddHBand="0" w:evenHBand="0" w:firstRowFirstColumn="0" w:firstRowLastColumn="0" w:lastRowFirstColumn="0" w:lastRowLastColumn="0"/>
+              <w:rPr>
+                <w:lang w:val="en-NZ"/>
+              </w:rPr>
+            </w:pPr>
+            <w:r>
+              <w:rPr>
+                <w:lang w:val="en-NZ"/>
+              </w:rPr>
+              <w:t xml:space="preserve">Give </w:t>
+            </w:r>
+            <w:r>
+              <w:rPr>
+                <w:lang w:val="en-NZ"/>
+              </w:rPr>
+              <w:t xml:space="preserve">someone else the </w:t>
+            </w:r>
+            <w:r>
+              <w:rPr>
+                <w:lang w:val="en-NZ"/>
+              </w:rPr>
+              <w:t>turn to speak</w:t>
+            </w:r>
+          </w:p>
+        </w:tc>
+        <w:tc>
+          <w:tcPr>
+            <w:tcW w:w="5639" w:type="dxa"/>
+          </w:tcPr>
+          <w:p>
+            <w:pPr>
+              <w:cnfStyle w:val="000000000000" w:firstRow="0" w:lastRow="0" w:firstColumn="0" w:lastColumn="0" w:oddVBand="0" w:evenVBand="0" w:oddHBand="0" w:evenHBand="0" w:firstRowFirstColumn="0" w:firstRowLastColumn="0" w:lastRowFirstColumn="0" w:lastRowLastColumn="0"/>
+              <w:rPr>
+                <w:lang w:val="en-NZ"/>
+              </w:rPr>
+            </w:pPr>
+            <w:r>
+              <w:rPr>
+                <w:lang w:val="en-NZ"/>
+              </w:rPr>
+              <w:t>Give a teammate the turn to speak when asking for it</w:t>
+            </w:r>
+          </w:p>
+        </w:tc>
+      </w:tr>
+      <w:tr>
+        <w:tc>
+          <w:tcPr>
+            <w:cnfStyle w:val="001000000000" w:firstRow="0" w:lastRow="0" w:firstColumn="1" w:lastColumn="0" w:oddVBand="0" w:evenVBand="0" w:oddHBand="0" w:evenHBand="0" w:firstRowFirstColumn="0" w:firstRowLastColumn="0" w:lastRowFirstColumn="0" w:lastRowLastColumn="0"/>
+            <w:tcW w:w="980" w:type="dxa"/>
+          </w:tcPr>
+          <w:p>
+            <w:pPr>
+              <w:jc w:val="center"/>
+              <w:rPr>
+                <w:b w:val="0"/>
+                <w:bCs w:val="0"/>
+                <w:lang w:val="en-NZ"/>
+              </w:rPr>
+            </w:pPr>
+            <w:r>
+              <w:rPr>
+                <w:b w:val="0"/>
+                <w:bCs w:val="0"/>
+                <w:lang w:val="en-NZ"/>
+              </w:rPr>
+              <w:t xml:space="preserve">Task </w:t>
+            </w:r>
+            <w:r>
+              <w:rPr>
+                <w:b w:val="0"/>
+                <w:bCs w:val="0"/>
+                <w:lang w:val="en-NZ"/>
+              </w:rPr>
+              <w:t>14</w:t>
+            </w:r>
+          </w:p>
+        </w:tc>
+        <w:tc>
+          <w:tcPr>
+            <w:tcW w:w="2165" w:type="dxa"/>
+          </w:tcPr>
+          <w:p>
+            <w:pPr>
+              <w:cnfStyle w:val="000000000000" w:firstRow="0" w:lastRow="0" w:firstColumn="0" w:lastColumn="0" w:oddVBand="0" w:evenVBand="0" w:oddHBand="0" w:evenHBand="0" w:firstRowFirstColumn="0" w:firstRowLastColumn="0" w:lastRowFirstColumn="0" w:lastRowLastColumn="0"/>
+              <w:rPr>
+                <w:lang w:val="en-NZ"/>
+              </w:rPr>
+            </w:pPr>
+            <w:r>
+              <w:rPr>
+                <w:lang w:val="en-NZ"/>
+              </w:rPr>
+              <w:t>Ask for everyone's attention</w:t>
+            </w:r>
+          </w:p>
+        </w:tc>
+        <w:tc>
+          <w:tcPr>
+            <w:tcW w:w="5639" w:type="dxa"/>
+          </w:tcPr>
+          <w:p>
+            <w:pPr>
+              <w:cnfStyle w:val="000000000000" w:firstRow="0" w:lastRow="0" w:firstColumn="0" w:lastColumn="0" w:oddVBand="0" w:evenVBand="0" w:oddHBand="0" w:evenHBand="0" w:firstRowFirstColumn="0" w:firstRowLastColumn="0" w:lastRowFirstColumn="0" w:lastRowLastColumn="0"/>
+              <w:rPr>
+                <w:lang w:val="en-NZ"/>
+              </w:rPr>
+            </w:pPr>
+            <w:r>
+              <w:rPr>
+                <w:lang w:val="en-NZ"/>
+              </w:rPr>
+              <w:t>Ask for all the participants of an activity to pay attention to you</w:t>
+            </w:r>
+          </w:p>
+        </w:tc>
+      </w:tr>
+    </w:tbl>
+    <w:p>
+      <w:pPr>
+        <w:rPr>
+          <w:lang w:val="en-NZ"/>
+        </w:rPr>
+      </w:pPr>
+    </w:p>
+    <w:p>
+      <w:pPr>
+        <w:rPr>
+          <w:lang w:val="en-NZ"/>
+        </w:rPr>
+      </w:pPr>
+      <w:r>
+        <w:rPr>
+          <w:lang w:val="en-NZ"/>
+        </w:rPr>
+        <w:t>All the videoclips represent a gesture proposed by one or more interviewed participants. Each video is coded as TXGY where X represents the ID of the task and Y the ID of the gesture represented. Al clips are a reinterpretation of the gestures observed as proposed by the researcher.</w:t>
+      </w:r>
     </w:p>
     <w:sectPr>
       <w:pgSz w:w="12240" w:h="15840"/>
@@ -8141,7 +9581,7 @@
 </file>
 
 <file path=word/styles.xml><?xml version="1.0" encoding="utf-8"?>
-<w:styles xmlns:mc="http://schemas.openxmlformats.org/markup-compatibility/2006" xmlns:r="http://schemas.openxmlformats.org/officeDocument/2006/relationships" xmlns:w="http://schemas.openxmlformats.org/wordprocessingml/2006/main" xmlns:w14="http://schemas.microsoft.com/office/word/2010/wordml" xmlns:w15="http://schemas.microsoft.com/office/word/2012/wordml" xmlns:w16cex="http://schemas.microsoft.com/office/word/2018/wordml/cex" xmlns:w16cid="http://schemas.microsoft.com/office/word/2016/wordml/cid" xmlns:w16="http://schemas.microsoft.com/office/word/2018/wordml" xmlns:w16du="http://schemas.microsoft.com/office/word/2023/wordml/word16du" xmlns:w16sdtdh="http://schemas.microsoft.com/office/word/2020/wordml/sdtdatahash" xmlns:w16sdtfl="http://schemas.microsoft.com/office/word/2024/wordml/sdtformatlock" xmlns:w16se="http://schemas.microsoft.com/office/word/2015/wordml/symex" mc:Ignorable="w14 w15 w16se w16cid w16 w16cex w16sdtdh w16sdtfl w16du">
+<w:styles xmlns:mc="http://schemas.openxmlformats.org/markup-compatibility/2006" xmlns:r="http://schemas.openxmlformats.org/officeDocument/2006/relationships" xmlns:w="http://schemas.openxmlformats.org/wordprocessingml/2006/main" xmlns:w14="http://schemas.microsoft.com/office/word/2010/wordml" xmlns:w15="http://schemas.microsoft.com/office/word/2012/wordml" xmlns:w16cex="http://schemas.microsoft.com/office/word/2018/wordml/cex" xmlns:w16cid="http://schemas.microsoft.com/office/word/2016/wordml/cid" xmlns:w16="http://schemas.microsoft.com/office/word/2018/wordml" xmlns:w16sdtdh="http://schemas.microsoft.com/office/word/2020/wordml/sdtdatahash" xmlns:w16se="http://schemas.microsoft.com/office/word/2015/wordml/symex" mc:Ignorable="w14 w15 w16se w16cid w16 w16cex w16sdtdh">
   <w:docDefaults>
     <w:rPrDefault>
       <w:rPr>
@@ -8541,11 +9981,11 @@
     <w:name w:val="Normal"/>
     <w:qFormat/>
   </w:style>
-  <w:style w:type="paragraph" w:styleId="Ttulo1">
+  <w:style w:type="paragraph" w:styleId="Heading1">
     <w:name w:val="heading 1"/>
     <w:basedOn w:val="Normal"/>
     <w:next w:val="Normal"/>
-    <w:link w:val="Ttulo1Car"/>
+    <w:link w:val="Heading1Char"/>
     <w:uiPriority w:val="9"/>
     <w:qFormat/>
     <w:rsid w:val="00F90F28"/>
@@ -8562,11 +10002,11 @@
       <w:szCs w:val="40"/>
     </w:rPr>
   </w:style>
-  <w:style w:type="paragraph" w:styleId="Ttulo2">
+  <w:style w:type="paragraph" w:styleId="Heading2">
     <w:name w:val="heading 2"/>
     <w:basedOn w:val="Normal"/>
     <w:next w:val="Normal"/>
-    <w:link w:val="Ttulo2Car"/>
+    <w:link w:val="Heading2Char"/>
     <w:uiPriority w:val="9"/>
     <w:semiHidden/>
     <w:unhideWhenUsed/>
@@ -8585,11 +10025,11 @@
       <w:szCs w:val="32"/>
     </w:rPr>
   </w:style>
-  <w:style w:type="paragraph" w:styleId="Ttulo3">
+  <w:style w:type="paragraph" w:styleId="Heading3">
     <w:name w:val="heading 3"/>
     <w:basedOn w:val="Normal"/>
     <w:next w:val="Normal"/>
-    <w:link w:val="Ttulo3Car"/>
+    <w:link w:val="Heading3Char"/>
     <w:uiPriority w:val="9"/>
     <w:semiHidden/>
     <w:unhideWhenUsed/>
@@ -8608,11 +10048,11 @@
       <w:szCs w:val="28"/>
     </w:rPr>
   </w:style>
-  <w:style w:type="paragraph" w:styleId="Ttulo4">
+  <w:style w:type="paragraph" w:styleId="Heading4">
     <w:name w:val="heading 4"/>
     <w:basedOn w:val="Normal"/>
     <w:next w:val="Normal"/>
-    <w:link w:val="Ttulo4Car"/>
+    <w:link w:val="Heading4Char"/>
     <w:uiPriority w:val="9"/>
     <w:semiHidden/>
     <w:unhideWhenUsed/>
@@ -8631,11 +10071,11 @@
       <w:color w:val="0F4761" w:themeColor="accent1" w:themeShade="BF"/>
     </w:rPr>
   </w:style>
-  <w:style w:type="paragraph" w:styleId="Ttulo5">
+  <w:style w:type="paragraph" w:styleId="Heading5">
     <w:name w:val="heading 5"/>
     <w:basedOn w:val="Normal"/>
     <w:next w:val="Normal"/>
-    <w:link w:val="Ttulo5Car"/>
+    <w:link w:val="Heading5Char"/>
     <w:uiPriority w:val="9"/>
     <w:semiHidden/>
     <w:unhideWhenUsed/>
@@ -8652,11 +10092,11 @@
       <w:color w:val="0F4761" w:themeColor="accent1" w:themeShade="BF"/>
     </w:rPr>
   </w:style>
-  <w:style w:type="paragraph" w:styleId="Ttulo6">
+  <w:style w:type="paragraph" w:styleId="Heading6">
     <w:name w:val="heading 6"/>
     <w:basedOn w:val="Normal"/>
     <w:next w:val="Normal"/>
-    <w:link w:val="Ttulo6Car"/>
+    <w:link w:val="Heading6Char"/>
     <w:uiPriority w:val="9"/>
     <w:semiHidden/>
     <w:unhideWhenUsed/>
@@ -8675,11 +10115,11 @@
       <w:color w:val="595959" w:themeColor="text1" w:themeTint="A6"/>
     </w:rPr>
   </w:style>
-  <w:style w:type="paragraph" w:styleId="Ttulo7">
+  <w:style w:type="paragraph" w:styleId="Heading7">
     <w:name w:val="heading 7"/>
     <w:basedOn w:val="Normal"/>
     <w:next w:val="Normal"/>
-    <w:link w:val="Ttulo7Car"/>
+    <w:link w:val="Heading7Char"/>
     <w:uiPriority w:val="9"/>
     <w:semiHidden/>
     <w:unhideWhenUsed/>
@@ -8696,11 +10136,11 @@
       <w:color w:val="595959" w:themeColor="text1" w:themeTint="A6"/>
     </w:rPr>
   </w:style>
-  <w:style w:type="paragraph" w:styleId="Ttulo8">
+  <w:style w:type="paragraph" w:styleId="Heading8">
     <w:name w:val="heading 8"/>
     <w:basedOn w:val="Normal"/>
     <w:next w:val="Normal"/>
-    <w:link w:val="Ttulo8Car"/>
+    <w:link w:val="Heading8Char"/>
     <w:uiPriority w:val="9"/>
     <w:semiHidden/>
     <w:unhideWhenUsed/>
@@ -8719,11 +10159,11 @@
       <w:color w:val="272727" w:themeColor="text1" w:themeTint="D8"/>
     </w:rPr>
   </w:style>
-  <w:style w:type="paragraph" w:styleId="Ttulo9">
+  <w:style w:type="paragraph" w:styleId="Heading9">
     <w:name w:val="heading 9"/>
     <w:basedOn w:val="Normal"/>
     <w:next w:val="Normal"/>
-    <w:link w:val="Ttulo9Car"/>
+    <w:link w:val="Heading9Char"/>
     <w:uiPriority w:val="9"/>
     <w:semiHidden/>
     <w:unhideWhenUsed/>
@@ -8740,13 +10180,13 @@
       <w:color w:val="272727" w:themeColor="text1" w:themeTint="D8"/>
     </w:rPr>
   </w:style>
-  <w:style w:type="character" w:default="1" w:styleId="Fuentedeprrafopredeter">
+  <w:style w:type="character" w:default="1" w:styleId="DefaultParagraphFont">
     <w:name w:val="Default Paragraph Font"/>
     <w:uiPriority w:val="1"/>
     <w:semiHidden/>
     <w:unhideWhenUsed/>
   </w:style>
-  <w:style w:type="table" w:default="1" w:styleId="Tablanormal">
+  <w:style w:type="table" w:default="1" w:styleId="TableNormal">
     <w:name w:val="Normal Table"/>
     <w:uiPriority w:val="99"/>
     <w:semiHidden/>
@@ -8761,16 +10201,16 @@
       </w:tblCellMar>
     </w:tblPr>
   </w:style>
-  <w:style w:type="numbering" w:default="1" w:styleId="Sinlista">
+  <w:style w:type="numbering" w:default="1" w:styleId="NoList">
     <w:name w:val="No List"/>
     <w:uiPriority w:val="99"/>
     <w:semiHidden/>
     <w:unhideWhenUsed/>
   </w:style>
-  <w:style w:type="character" w:customStyle="1" w:styleId="Ttulo1Car">
-    <w:name w:val="Título 1 Car"/>
-    <w:basedOn w:val="Fuentedeprrafopredeter"/>
-    <w:link w:val="Ttulo1"/>
+  <w:style w:type="character" w:customStyle="1" w:styleId="Heading1Char">
+    <w:name w:val="Heading 1 Char"/>
+    <w:basedOn w:val="DefaultParagraphFont"/>
+    <w:link w:val="Heading1"/>
     <w:uiPriority w:val="9"/>
     <w:rsid w:val="00F90F28"/>
     <w:rPr>
@@ -8780,10 +10220,10 @@
       <w:szCs w:val="40"/>
     </w:rPr>
   </w:style>
-  <w:style w:type="character" w:customStyle="1" w:styleId="Ttulo2Car">
-    <w:name w:val="Título 2 Car"/>
-    <w:basedOn w:val="Fuentedeprrafopredeter"/>
-    <w:link w:val="Ttulo2"/>
+  <w:style w:type="character" w:customStyle="1" w:styleId="Heading2Char">
+    <w:name w:val="Heading 2 Char"/>
+    <w:basedOn w:val="DefaultParagraphFont"/>
+    <w:link w:val="Heading2"/>
     <w:uiPriority w:val="9"/>
     <w:semiHidden/>
     <w:rsid w:val="00F90F28"/>
@@ -8794,10 +10234,10 @@
       <w:szCs w:val="32"/>
     </w:rPr>
   </w:style>
-  <w:style w:type="character" w:customStyle="1" w:styleId="Ttulo3Car">
-    <w:name w:val="Título 3 Car"/>
-    <w:basedOn w:val="Fuentedeprrafopredeter"/>
-    <w:link w:val="Ttulo3"/>
+  <w:style w:type="character" w:customStyle="1" w:styleId="Heading3Char">
+    <w:name w:val="Heading 3 Char"/>
+    <w:basedOn w:val="DefaultParagraphFont"/>
+    <w:link w:val="Heading3"/>
     <w:uiPriority w:val="9"/>
     <w:semiHidden/>
     <w:rsid w:val="00F90F28"/>
@@ -8808,10 +10248,10 @@
       <w:szCs w:val="28"/>
     </w:rPr>
   </w:style>
-  <w:style w:type="character" w:customStyle="1" w:styleId="Ttulo4Car">
-    <w:name w:val="Título 4 Car"/>
-    <w:basedOn w:val="Fuentedeprrafopredeter"/>
-    <w:link w:val="Ttulo4"/>
+  <w:style w:type="character" w:customStyle="1" w:styleId="Heading4Char">
+    <w:name w:val="Heading 4 Char"/>
+    <w:basedOn w:val="DefaultParagraphFont"/>
+    <w:link w:val="Heading4"/>
     <w:uiPriority w:val="9"/>
     <w:semiHidden/>
     <w:rsid w:val="00F90F28"/>
@@ -8822,10 +10262,10 @@
       <w:color w:val="0F4761" w:themeColor="accent1" w:themeShade="BF"/>
     </w:rPr>
   </w:style>
-  <w:style w:type="character" w:customStyle="1" w:styleId="Ttulo5Car">
-    <w:name w:val="Título 5 Car"/>
-    <w:basedOn w:val="Fuentedeprrafopredeter"/>
-    <w:link w:val="Ttulo5"/>
+  <w:style w:type="character" w:customStyle="1" w:styleId="Heading5Char">
+    <w:name w:val="Heading 5 Char"/>
+    <w:basedOn w:val="DefaultParagraphFont"/>
+    <w:link w:val="Heading5"/>
     <w:uiPriority w:val="9"/>
     <w:semiHidden/>
     <w:rsid w:val="00F90F28"/>
@@ -8834,10 +10274,10 @@
       <w:color w:val="0F4761" w:themeColor="accent1" w:themeShade="BF"/>
     </w:rPr>
   </w:style>
-  <w:style w:type="character" w:customStyle="1" w:styleId="Ttulo6Car">
-    <w:name w:val="Título 6 Car"/>
-    <w:basedOn w:val="Fuentedeprrafopredeter"/>
-    <w:link w:val="Ttulo6"/>
+  <w:style w:type="character" w:customStyle="1" w:styleId="Heading6Char">
+    <w:name w:val="Heading 6 Char"/>
+    <w:basedOn w:val="DefaultParagraphFont"/>
+    <w:link w:val="Heading6"/>
     <w:uiPriority w:val="9"/>
     <w:semiHidden/>
     <w:rsid w:val="00F90F28"/>
@@ -8848,10 +10288,10 @@
       <w:color w:val="595959" w:themeColor="text1" w:themeTint="A6"/>
     </w:rPr>
   </w:style>
-  <w:style w:type="character" w:customStyle="1" w:styleId="Ttulo7Car">
-    <w:name w:val="Título 7 Car"/>
-    <w:basedOn w:val="Fuentedeprrafopredeter"/>
-    <w:link w:val="Ttulo7"/>
+  <w:style w:type="character" w:customStyle="1" w:styleId="Heading7Char">
+    <w:name w:val="Heading 7 Char"/>
+    <w:basedOn w:val="DefaultParagraphFont"/>
+    <w:link w:val="Heading7"/>
     <w:uiPriority w:val="9"/>
     <w:semiHidden/>
     <w:rsid w:val="00F90F28"/>
@@ -8860,10 +10300,10 @@
       <w:color w:val="595959" w:themeColor="text1" w:themeTint="A6"/>
     </w:rPr>
   </w:style>
-  <w:style w:type="character" w:customStyle="1" w:styleId="Ttulo8Car">
-    <w:name w:val="Título 8 Car"/>
-    <w:basedOn w:val="Fuentedeprrafopredeter"/>
-    <w:link w:val="Ttulo8"/>
+  <w:style w:type="character" w:customStyle="1" w:styleId="Heading8Char">
+    <w:name w:val="Heading 8 Char"/>
+    <w:basedOn w:val="DefaultParagraphFont"/>
+    <w:link w:val="Heading8"/>
     <w:uiPriority w:val="9"/>
     <w:semiHidden/>
     <w:rsid w:val="00F90F28"/>
@@ -8874,10 +10314,10 @@
       <w:color w:val="272727" w:themeColor="text1" w:themeTint="D8"/>
     </w:rPr>
   </w:style>
-  <w:style w:type="character" w:customStyle="1" w:styleId="Ttulo9Car">
-    <w:name w:val="Título 9 Car"/>
-    <w:basedOn w:val="Fuentedeprrafopredeter"/>
-    <w:link w:val="Ttulo9"/>
+  <w:style w:type="character" w:customStyle="1" w:styleId="Heading9Char">
+    <w:name w:val="Heading 9 Char"/>
+    <w:basedOn w:val="DefaultParagraphFont"/>
+    <w:link w:val="Heading9"/>
     <w:uiPriority w:val="9"/>
     <w:semiHidden/>
     <w:rsid w:val="00F90F28"/>
@@ -8886,11 +10326,11 @@
       <w:color w:val="272727" w:themeColor="text1" w:themeTint="D8"/>
     </w:rPr>
   </w:style>
-  <w:style w:type="paragraph" w:styleId="Ttulo">
+  <w:style w:type="paragraph" w:styleId="Title">
     <w:name w:val="Title"/>
     <w:basedOn w:val="Normal"/>
     <w:next w:val="Normal"/>
-    <w:link w:val="TtuloCar"/>
+    <w:link w:val="TitleChar"/>
     <w:uiPriority w:val="10"/>
     <w:qFormat/>
     <w:rsid w:val="00F90F28"/>
@@ -8906,10 +10346,10 @@
       <w:szCs w:val="56"/>
     </w:rPr>
   </w:style>
-  <w:style w:type="character" w:customStyle="1" w:styleId="TtuloCar">
-    <w:name w:val="Título Car"/>
-    <w:basedOn w:val="Fuentedeprrafopredeter"/>
-    <w:link w:val="Ttulo"/>
+  <w:style w:type="character" w:customStyle="1" w:styleId="TitleChar">
+    <w:name w:val="Title Char"/>
+    <w:basedOn w:val="DefaultParagraphFont"/>
+    <w:link w:val="Title"/>
     <w:uiPriority w:val="10"/>
     <w:rsid w:val="00F90F28"/>
     <w:rPr>
@@ -8920,11 +10360,11 @@
       <w:szCs w:val="56"/>
     </w:rPr>
   </w:style>
-  <w:style w:type="paragraph" w:styleId="Subttulo">
+  <w:style w:type="paragraph" w:styleId="Subtitle">
     <w:name w:val="Subtitle"/>
     <w:basedOn w:val="Normal"/>
     <w:next w:val="Normal"/>
-    <w:link w:val="SubttuloCar"/>
+    <w:link w:val="SubtitleChar"/>
     <w:uiPriority w:val="11"/>
     <w:qFormat/>
     <w:rsid w:val="00F90F28"/>
@@ -8941,10 +10381,10 @@
       <w:szCs w:val="28"/>
     </w:rPr>
   </w:style>
-  <w:style w:type="character" w:customStyle="1" w:styleId="SubttuloCar">
-    <w:name w:val="Subtítulo Car"/>
-    <w:basedOn w:val="Fuentedeprrafopredeter"/>
-    <w:link w:val="Subttulo"/>
+  <w:style w:type="character" w:customStyle="1" w:styleId="SubtitleChar">
+    <w:name w:val="Subtitle Char"/>
+    <w:basedOn w:val="DefaultParagraphFont"/>
+    <w:link w:val="Subtitle"/>
     <w:uiPriority w:val="11"/>
     <w:rsid w:val="00F90F28"/>
     <w:rPr>
@@ -8955,11 +10395,11 @@
       <w:szCs w:val="28"/>
     </w:rPr>
   </w:style>
-  <w:style w:type="paragraph" w:styleId="Cita">
+  <w:style w:type="paragraph" w:styleId="Quote">
     <w:name w:val="Quote"/>
     <w:basedOn w:val="Normal"/>
     <w:next w:val="Normal"/>
-    <w:link w:val="CitaCar"/>
+    <w:link w:val="QuoteChar"/>
     <w:uiPriority w:val="29"/>
     <w:qFormat/>
     <w:rsid w:val="00F90F28"/>
@@ -8973,10 +10413,10 @@
       <w:color w:val="404040" w:themeColor="text1" w:themeTint="BF"/>
     </w:rPr>
   </w:style>
-  <w:style w:type="character" w:customStyle="1" w:styleId="CitaCar">
-    <w:name w:val="Cita Car"/>
-    <w:basedOn w:val="Fuentedeprrafopredeter"/>
-    <w:link w:val="Cita"/>
+  <w:style w:type="character" w:customStyle="1" w:styleId="QuoteChar">
+    <w:name w:val="Quote Char"/>
+    <w:basedOn w:val="DefaultParagraphFont"/>
+    <w:link w:val="Quote"/>
     <w:uiPriority w:val="29"/>
     <w:rsid w:val="00F90F28"/>
     <w:rPr>
@@ -8985,7 +10425,7 @@
       <w:color w:val="404040" w:themeColor="text1" w:themeTint="BF"/>
     </w:rPr>
   </w:style>
-  <w:style w:type="paragraph" w:styleId="Prrafodelista">
+  <w:style w:type="paragraph" w:styleId="ListParagraph">
     <w:name w:val="List Paragraph"/>
     <w:basedOn w:val="Normal"/>
     <w:uiPriority w:val="34"/>
@@ -8996,9 +10436,9 @@
       <w:contextualSpacing/>
     </w:pPr>
   </w:style>
-  <w:style w:type="character" w:styleId="nfasisintenso">
+  <w:style w:type="character" w:styleId="IntenseEmphasis">
     <w:name w:val="Intense Emphasis"/>
-    <w:basedOn w:val="Fuentedeprrafopredeter"/>
+    <w:basedOn w:val="DefaultParagraphFont"/>
     <w:uiPriority w:val="21"/>
     <w:qFormat/>
     <w:rsid w:val="00F90F28"/>
@@ -9008,11 +10448,11 @@
       <w:color w:val="0F4761" w:themeColor="accent1" w:themeShade="BF"/>
     </w:rPr>
   </w:style>
-  <w:style w:type="paragraph" w:styleId="Citadestacada">
+  <w:style w:type="paragraph" w:styleId="IntenseQuote">
     <w:name w:val="Intense Quote"/>
     <w:basedOn w:val="Normal"/>
     <w:next w:val="Normal"/>
-    <w:link w:val="CitadestacadaCar"/>
+    <w:link w:val="IntenseQuoteChar"/>
     <w:uiPriority w:val="30"/>
     <w:qFormat/>
     <w:rsid w:val="00F90F28"/>
@@ -9031,10 +10471,10 @@
       <w:color w:val="0F4761" w:themeColor="accent1" w:themeShade="BF"/>
     </w:rPr>
   </w:style>
-  <w:style w:type="character" w:customStyle="1" w:styleId="CitadestacadaCar">
-    <w:name w:val="Cita destacada Car"/>
-    <w:basedOn w:val="Fuentedeprrafopredeter"/>
-    <w:link w:val="Citadestacada"/>
+  <w:style w:type="character" w:customStyle="1" w:styleId="IntenseQuoteChar">
+    <w:name w:val="Intense Quote Char"/>
+    <w:basedOn w:val="DefaultParagraphFont"/>
+    <w:link w:val="IntenseQuote"/>
     <w:uiPriority w:val="30"/>
     <w:rsid w:val="00F90F28"/>
     <w:rPr>
@@ -9043,9 +10483,9 @@
       <w:color w:val="0F4761" w:themeColor="accent1" w:themeShade="BF"/>
     </w:rPr>
   </w:style>
-  <w:style w:type="character" w:styleId="Referenciaintensa">
+  <w:style w:type="character" w:styleId="IntenseReference">
     <w:name w:val="Intense Reference"/>
-    <w:basedOn w:val="Fuentedeprrafopredeter"/>
+    <w:basedOn w:val="DefaultParagraphFont"/>
     <w:uiPriority w:val="32"/>
     <w:qFormat/>
     <w:rsid w:val="00F90F28"/>
@@ -9057,9 +10497,9 @@
       <w:spacing w:val="5"/>
     </w:rPr>
   </w:style>
-  <w:style w:type="character" w:styleId="Hipervnculo">
+  <w:style w:type="character" w:styleId="Hyperlink">
     <w:name w:val="Hyperlink"/>
-    <w:basedOn w:val="Fuentedeprrafopredeter"/>
+    <w:basedOn w:val="DefaultParagraphFont"/>
     <w:uiPriority w:val="99"/>
     <w:unhideWhenUsed/>
     <w:rsid w:val="005E1EE9"/>
@@ -9068,9 +10508,9 @@
       <w:u w:val="single"/>
     </w:rPr>
   </w:style>
-  <w:style w:type="character" w:styleId="Mencinsinresolver">
+  <w:style w:type="character" w:styleId="UnresolvedMention">
     <w:name w:val="Unresolved Mention"/>
-    <w:basedOn w:val="Fuentedeprrafopredeter"/>
+    <w:basedOn w:val="DefaultParagraphFont"/>
     <w:uiPriority w:val="99"/>
     <w:semiHidden/>
     <w:unhideWhenUsed/>
@@ -9080,9 +10520,9 @@
       <w:shd w:val="clear" w:color="auto" w:fill="E1DFDD"/>
     </w:rPr>
   </w:style>
-  <w:style w:type="table" w:styleId="Tablaconcuadrcula">
+  <w:style w:type="table" w:styleId="TableGrid">
     <w:name w:val="Table Grid"/>
-    <w:basedOn w:val="Tablanormal"/>
+    <w:basedOn w:val="TableNormal"/>
     <w:uiPriority w:val="39"/>
     <w:rsid w:val="005E1EE9"/>
     <w:pPr>
@@ -9099,7 +10539,7 @@
       </w:tblBorders>
     </w:tblPr>
   </w:style>
-  <w:style w:type="paragraph" w:styleId="Descripcin">
+  <w:style w:type="paragraph" w:styleId="Caption">
     <w:name w:val="caption"/>
     <w:basedOn w:val="Normal"/>
     <w:next w:val="Normal"/>
@@ -9117,6 +10557,63 @@
       <w:sz w:val="18"/>
       <w:szCs w:val="18"/>
     </w:rPr>
+  </w:style>
+  <w:style w:type="table" w:styleId="GridTable1Light">
+    <w:name w:val="Grid Table 1 Light"/>
+    <w:basedOn w:val="TableNormal"/>
+    <w:uiPriority w:val="46"/>
+    <w:rsid w:val="00EA028A"/>
+    <w:pPr>
+      <w:spacing w:after="0" w:line="240" w:lineRule="auto"/>
+    </w:pPr>
+    <w:tblPr>
+      <w:tblStyleRowBandSize w:val="1"/>
+      <w:tblStyleColBandSize w:val="1"/>
+      <w:tblBorders>
+        <w:top w:val="single" w:sz="4" w:space="0" w:color="999999" w:themeColor="text1" w:themeTint="66"/>
+        <w:left w:val="single" w:sz="4" w:space="0" w:color="999999" w:themeColor="text1" w:themeTint="66"/>
+        <w:bottom w:val="single" w:sz="4" w:space="0" w:color="999999" w:themeColor="text1" w:themeTint="66"/>
+        <w:right w:val="single" w:sz="4" w:space="0" w:color="999999" w:themeColor="text1" w:themeTint="66"/>
+        <w:insideH w:val="single" w:sz="4" w:space="0" w:color="999999" w:themeColor="text1" w:themeTint="66"/>
+        <w:insideV w:val="single" w:sz="4" w:space="0" w:color="999999" w:themeColor="text1" w:themeTint="66"/>
+      </w:tblBorders>
+    </w:tblPr>
+    <w:tblStylePr w:type="firstRow">
+      <w:rPr>
+        <w:b/>
+        <w:bCs/>
+      </w:rPr>
+      <w:tblPr/>
+      <w:tcPr>
+        <w:tcBorders>
+          <w:bottom w:val="single" w:sz="12" w:space="0" w:color="666666" w:themeColor="text1" w:themeTint="99"/>
+        </w:tcBorders>
+      </w:tcPr>
+    </w:tblStylePr>
+    <w:tblStylePr w:type="lastRow">
+      <w:rPr>
+        <w:b/>
+        <w:bCs/>
+      </w:rPr>
+      <w:tblPr/>
+      <w:tcPr>
+        <w:tcBorders>
+          <w:top w:val="double" w:sz="2" w:space="0" w:color="666666" w:themeColor="text1" w:themeTint="99"/>
+        </w:tcBorders>
+      </w:tcPr>
+    </w:tblStylePr>
+    <w:tblStylePr w:type="firstCol">
+      <w:rPr>
+        <w:b/>
+        <w:bCs/>
+      </w:rPr>
+    </w:tblStylePr>
+    <w:tblStylePr w:type="lastCol">
+      <w:rPr>
+        <w:b/>
+        <w:bCs/>
+      </w:rPr>
+    </w:tblStylePr>
   </w:style>
 </w:styles>
 </file>

--- a/Draft/Extra Sections.docx
+++ b/Draft/Extra Sections.docx
@@ -777,10 +777,69 @@
     </w:p>
     <w:p>
       <w:pPr>
+        <w:pStyle w:val="Heading1"/>
         <w:rPr>
           <w:lang w:val="en-NZ"/>
         </w:rPr>
       </w:pPr>
+      <w:r>
+        <w:rPr>
+          <w:lang w:val="en-NZ"/>
+        </w:rPr>
+        <w:t>Acknowledgments</w:t>
+      </w:r>
+    </w:p>
+    <w:p>
+      <w:pPr>
+        <w:rPr>
+          <w:lang w:val="en-NZ"/>
+        </w:rPr>
+      </w:pPr>
+      <w:r>
+        <w:rPr>
+          <w:lang w:val="en-NZ"/>
+        </w:rPr>
+        <w:t>Thanks to my family, especially my mother, who supported me and endured all the ups and downs of this process.</w:t>
+      </w:r>
+    </w:p>
+    <w:p>
+      <w:pPr>
+        <w:rPr>
+          <w:lang w:val="en-NZ"/>
+        </w:rPr>
+      </w:pPr>
+      <w:r>
+        <w:rPr>
+          <w:lang w:val="en-NZ"/>
+        </w:rPr>
+        <w:t>Thanks for all the support and patience of my supervisors, their counsel and for going several steps forward to make my international experience an amazing one.</w:t>
+      </w:r>
+    </w:p>
+    <w:p>
+      <w:pPr>
+        <w:rPr>
+          <w:lang w:val="en-NZ"/>
+        </w:rPr>
+      </w:pPr>
+      <w:r>
+        <w:rPr>
+          <w:lang w:val="en-NZ"/>
+        </w:rPr>
+        <w:t>Thanks to all the people at the Creative Technologies Workshop, for all their help, support, friendship, good vibes and in general for creating an amazing environment to work.</w:t>
+      </w:r>
+    </w:p>
+    <w:p>
+      <w:pPr>
+        <w:rPr>
+          <w:lang w:val="en-NZ"/>
+        </w:rPr>
+      </w:pPr>
+      <w:r>
+        <w:rPr>
+          <w:lang w:val="en-NZ"/>
+        </w:rPr>
+        <w:t>Thanks to COLFUTURO for their financial support and for making this whole process possible in the first place.</w:t>
+      </w:r>
     </w:p>
     <w:p>
       <w:pPr>
@@ -833,7 +892,7 @@
           <w:lang w:val="en-NZ"/>
         </w:rPr>
       </w:pPr>
-      <w:hyperlink r:id="rId4" w:history="1">
+      <w:hyperlink r:id="rId5" w:history="1">
         <w:r>
           <w:rPr>
             <w:rStyle w:val="Hyperlink"/>
@@ -1167,6 +1226,7 @@
                 <w:bCs/>
                 <w:lang w:val="en-NZ"/>
               </w:rPr>
+              <w:lastRenderedPageBreak/>
               <w:t>Target Demographics</w:t>
             </w:r>
           </w:p>
@@ -1468,7 +1528,6 @@
                 <w:bCs/>
                 <w:lang w:val="en-NZ"/>
               </w:rPr>
-              <w:lastRenderedPageBreak/>
               <w:t>Explicit Goal</w:t>
             </w:r>
           </w:p>
@@ -2502,14 +2561,7 @@
         <w:rPr>
           <w:lang w:val="en-NZ"/>
         </w:rPr>
-        <w:t xml:space="preserve">Finally, the Positive and Negative Outcomes fields codify the main themes and categories found on the recount of experiences extracted from the results, analysis and conclusions of the reviewed </w:t>
-      </w:r>
-      <w:r>
-        <w:rPr>
-          <w:lang w:val="en-NZ"/>
-        </w:rPr>
-        <w:lastRenderedPageBreak/>
-        <w:t>works. The categorisation process</w:t>
+        <w:t>Finally, the Positive and Negative Outcomes fields codify the main themes and categories found on the recount of experiences extracted from the results, analysis and conclusions of the reviewed works. The categorisation process</w:t>
       </w:r>
       <w:r>
         <w:rPr>
@@ -4772,6 +4824,7 @@
               <w:rPr>
                 <w:lang w:val="en-NZ"/>
               </w:rPr>
+              <w:lastRenderedPageBreak/>
               <w:t>Multimedia learning</w:t>
             </w:r>
           </w:p>
@@ -6127,6 +6180,7 @@
               <w:rPr>
                 <w:lang w:val="en-NZ"/>
               </w:rPr>
+              <w:lastRenderedPageBreak/>
               <w:t>Pedagogical design issues</w:t>
             </w:r>
             <w:r>
@@ -8210,7 +8264,6 @@
         <w:rPr>
           <w:lang w:val="en-NZ"/>
         </w:rPr>
-        <w:lastRenderedPageBreak/>
         <w:t xml:space="preserve">Annex </w:t>
       </w:r>
       <w:r>
@@ -8296,7 +8349,7 @@
         </w:rPr>
         <w:t xml:space="preserve">Video Library: </w:t>
       </w:r>
-      <w:hyperlink r:id="rId5" w:history="1">
+      <w:hyperlink r:id="rId6" w:history="1">
         <w:r>
           <w:rPr>
             <w:rStyle w:val="Hyperlink"/>
@@ -8778,15 +8831,95 @@
                 <w:bCs w:val="0"/>
                 <w:lang w:val="en-NZ"/>
               </w:rPr>
-              <w:t xml:space="preserve">Task </w:t>
-            </w:r>
-            <w:r>
+              <w:t>Task 6</w:t>
+            </w:r>
+          </w:p>
+        </w:tc>
+        <w:tc>
+          <w:tcPr>
+            <w:tcW w:w="2165" w:type="dxa"/>
+          </w:tcPr>
+          <w:p>
+            <w:pPr>
+              <w:cnfStyle w:val="000000000000" w:firstRow="0" w:lastRow="0" w:firstColumn="0" w:lastColumn="0" w:oddVBand="0" w:evenVBand="0" w:oddHBand="0" w:evenHBand="0" w:firstRowFirstColumn="0" w:firstRowLastColumn="0" w:lastRowFirstColumn="0" w:lastRowLastColumn="0"/>
+              <w:rPr>
+                <w:lang w:val="en-NZ"/>
+              </w:rPr>
+            </w:pPr>
+            <w:r>
+              <w:rPr>
+                <w:lang w:val="en-NZ"/>
+              </w:rPr>
+              <w:t xml:space="preserve">Put </w:t>
+            </w:r>
+            <w:r>
+              <w:rPr>
+                <w:lang w:val="en-NZ"/>
+              </w:rPr>
+              <w:t xml:space="preserve">an </w:t>
+            </w:r>
+            <w:r>
+              <w:rPr>
+                <w:lang w:val="en-NZ"/>
+              </w:rPr>
+              <w:t>object in a private space</w:t>
+            </w:r>
+          </w:p>
+        </w:tc>
+        <w:tc>
+          <w:tcPr>
+            <w:tcW w:w="5639" w:type="dxa"/>
+          </w:tcPr>
+          <w:p>
+            <w:pPr>
+              <w:cnfStyle w:val="000000000000" w:firstRow="0" w:lastRow="0" w:firstColumn="0" w:lastColumn="0" w:oddVBand="0" w:evenVBand="0" w:oddHBand="0" w:evenHBand="0" w:firstRowFirstColumn="0" w:firstRowLastColumn="0" w:lastRowFirstColumn="0" w:lastRowLastColumn="0"/>
+              <w:rPr>
+                <w:lang w:val="en-NZ"/>
+              </w:rPr>
+            </w:pPr>
+            <w:r>
+              <w:rPr>
+                <w:lang w:val="en-NZ"/>
+              </w:rPr>
+              <w:t xml:space="preserve">Put a digital object from the shared space into </w:t>
+            </w:r>
+            <w:r>
+              <w:rPr>
+                <w:lang w:val="en-NZ"/>
+              </w:rPr>
+              <w:t>a</w:t>
+            </w:r>
+            <w:r>
+              <w:rPr>
+                <w:lang w:val="en-NZ"/>
+              </w:rPr>
+              <w:t xml:space="preserve"> private one</w:t>
+            </w:r>
+          </w:p>
+        </w:tc>
+      </w:tr>
+      <w:tr>
+        <w:tc>
+          <w:tcPr>
+            <w:cnfStyle w:val="001000000000" w:firstRow="0" w:lastRow="0" w:firstColumn="1" w:lastColumn="0" w:oddVBand="0" w:evenVBand="0" w:oddHBand="0" w:evenHBand="0" w:firstRowFirstColumn="0" w:firstRowLastColumn="0" w:lastRowFirstColumn="0" w:lastRowLastColumn="0"/>
+            <w:tcW w:w="980" w:type="dxa"/>
+          </w:tcPr>
+          <w:p>
+            <w:pPr>
+              <w:jc w:val="center"/>
               <w:rPr>
                 <w:b w:val="0"/>
                 <w:bCs w:val="0"/>
                 <w:lang w:val="en-NZ"/>
               </w:rPr>
-              <w:t>6</w:t>
+            </w:pPr>
+            <w:r>
+              <w:rPr>
+                <w:b w:val="0"/>
+                <w:bCs w:val="0"/>
+                <w:lang w:val="en-NZ"/>
+              </w:rPr>
+              <w:t>Task 7</w:t>
             </w:r>
           </w:p>
         </w:tc>
@@ -8805,19 +8938,7 @@
               <w:rPr>
                 <w:lang w:val="en-NZ"/>
               </w:rPr>
-              <w:t xml:space="preserve">Put </w:t>
-            </w:r>
-            <w:r>
-              <w:rPr>
-                <w:lang w:val="en-NZ"/>
-              </w:rPr>
-              <w:t xml:space="preserve">an </w:t>
-            </w:r>
-            <w:r>
-              <w:rPr>
-                <w:lang w:val="en-NZ"/>
-              </w:rPr>
-              <w:t>object in a private space</w:t>
+              <w:t>Undo a task</w:t>
             </w:r>
           </w:p>
         </w:tc>
@@ -8836,19 +8957,13 @@
               <w:rPr>
                 <w:lang w:val="en-NZ"/>
               </w:rPr>
-              <w:t xml:space="preserve">Put a digital object from the shared space into </w:t>
-            </w:r>
-            <w:r>
-              <w:rPr>
-                <w:lang w:val="en-NZ"/>
-              </w:rPr>
-              <w:t>a</w:t>
-            </w:r>
-            <w:r>
-              <w:rPr>
-                <w:lang w:val="en-NZ"/>
-              </w:rPr>
-              <w:t xml:space="preserve"> private one</w:t>
+              <w:t>Revert</w:t>
+            </w:r>
+            <w:r>
+              <w:rPr>
+                <w:lang w:val="en-NZ"/>
+              </w:rPr>
+              <w:t xml:space="preserve"> any previous action</w:t>
             </w:r>
           </w:p>
         </w:tc>
@@ -8874,93 +8989,7 @@
                 <w:bCs w:val="0"/>
                 <w:lang w:val="en-NZ"/>
               </w:rPr>
-              <w:t xml:space="preserve">Task </w:t>
-            </w:r>
-            <w:r>
-              <w:rPr>
-                <w:b w:val="0"/>
-                <w:bCs w:val="0"/>
-                <w:lang w:val="en-NZ"/>
-              </w:rPr>
-              <w:t>7</w:t>
-            </w:r>
-          </w:p>
-        </w:tc>
-        <w:tc>
-          <w:tcPr>
-            <w:tcW w:w="2165" w:type="dxa"/>
-          </w:tcPr>
-          <w:p>
-            <w:pPr>
-              <w:cnfStyle w:val="000000000000" w:firstRow="0" w:lastRow="0" w:firstColumn="0" w:lastColumn="0" w:oddVBand="0" w:evenVBand="0" w:oddHBand="0" w:evenHBand="0" w:firstRowFirstColumn="0" w:firstRowLastColumn="0" w:lastRowFirstColumn="0" w:lastRowLastColumn="0"/>
-              <w:rPr>
-                <w:lang w:val="en-NZ"/>
-              </w:rPr>
-            </w:pPr>
-            <w:r>
-              <w:rPr>
-                <w:lang w:val="en-NZ"/>
-              </w:rPr>
-              <w:t>Undo a task</w:t>
-            </w:r>
-          </w:p>
-        </w:tc>
-        <w:tc>
-          <w:tcPr>
-            <w:tcW w:w="5639" w:type="dxa"/>
-          </w:tcPr>
-          <w:p>
-            <w:pPr>
-              <w:cnfStyle w:val="000000000000" w:firstRow="0" w:lastRow="0" w:firstColumn="0" w:lastColumn="0" w:oddVBand="0" w:evenVBand="0" w:oddHBand="0" w:evenHBand="0" w:firstRowFirstColumn="0" w:firstRowLastColumn="0" w:lastRowFirstColumn="0" w:lastRowLastColumn="0"/>
-              <w:rPr>
-                <w:lang w:val="en-NZ"/>
-              </w:rPr>
-            </w:pPr>
-            <w:r>
-              <w:rPr>
-                <w:lang w:val="en-NZ"/>
-              </w:rPr>
-              <w:t>Revert</w:t>
-            </w:r>
-            <w:r>
-              <w:rPr>
-                <w:lang w:val="en-NZ"/>
-              </w:rPr>
-              <w:t xml:space="preserve"> any previous action</w:t>
-            </w:r>
-          </w:p>
-        </w:tc>
-      </w:tr>
-      <w:tr>
-        <w:tc>
-          <w:tcPr>
-            <w:cnfStyle w:val="001000000000" w:firstRow="0" w:lastRow="0" w:firstColumn="1" w:lastColumn="0" w:oddVBand="0" w:evenVBand="0" w:oddHBand="0" w:evenHBand="0" w:firstRowFirstColumn="0" w:firstRowLastColumn="0" w:lastRowFirstColumn="0" w:lastRowLastColumn="0"/>
-            <w:tcW w:w="980" w:type="dxa"/>
-          </w:tcPr>
-          <w:p>
-            <w:pPr>
-              <w:jc w:val="center"/>
-              <w:rPr>
-                <w:b w:val="0"/>
-                <w:bCs w:val="0"/>
-                <w:lang w:val="en-NZ"/>
-              </w:rPr>
-            </w:pPr>
-            <w:r>
-              <w:rPr>
-                <w:b w:val="0"/>
-                <w:bCs w:val="0"/>
-                <w:lang w:val="en-NZ"/>
-              </w:rPr>
-              <w:t xml:space="preserve">Task </w:t>
-            </w:r>
-            <w:r>
-              <w:rPr>
-                <w:b w:val="0"/>
-                <w:bCs w:val="0"/>
-                <w:lang w:val="en-NZ"/>
-              </w:rPr>
-              <w:t>8</w:t>
+              <w:t>Task 8</w:t>
             </w:r>
           </w:p>
         </w:tc>
@@ -9111,15 +9140,72 @@
                 <w:bCs w:val="0"/>
                 <w:lang w:val="en-NZ"/>
               </w:rPr>
-              <w:t xml:space="preserve">Task </w:t>
-            </w:r>
-            <w:r>
+              <w:t>Task 9</w:t>
+            </w:r>
+          </w:p>
+        </w:tc>
+        <w:tc>
+          <w:tcPr>
+            <w:tcW w:w="2165" w:type="dxa"/>
+          </w:tcPr>
+          <w:p>
+            <w:pPr>
+              <w:cnfStyle w:val="000000000000" w:firstRow="0" w:lastRow="0" w:firstColumn="0" w:lastColumn="0" w:oddVBand="0" w:evenVBand="0" w:oddHBand="0" w:evenHBand="0" w:firstRowFirstColumn="0" w:firstRowLastColumn="0" w:lastRowFirstColumn="0" w:lastRowLastColumn="0"/>
+              <w:rPr>
+                <w:lang w:val="en-NZ"/>
+              </w:rPr>
+            </w:pPr>
+            <w:r>
+              <w:rPr>
+                <w:lang w:val="en-NZ"/>
+              </w:rPr>
+              <w:t>Vote for an option in a menu</w:t>
+            </w:r>
+          </w:p>
+        </w:tc>
+        <w:tc>
+          <w:tcPr>
+            <w:tcW w:w="5639" w:type="dxa"/>
+          </w:tcPr>
+          <w:p>
+            <w:pPr>
+              <w:cnfStyle w:val="000000000000" w:firstRow="0" w:lastRow="0" w:firstColumn="0" w:lastColumn="0" w:oddVBand="0" w:evenVBand="0" w:oddHBand="0" w:evenHBand="0" w:firstRowFirstColumn="0" w:firstRowLastColumn="0" w:lastRowFirstColumn="0" w:lastRowLastColumn="0"/>
+              <w:rPr>
+                <w:lang w:val="en-NZ"/>
+              </w:rPr>
+            </w:pPr>
+            <w:r>
+              <w:rPr>
+                <w:lang w:val="en-NZ"/>
+              </w:rPr>
+              <w:t>Vote or select an option from a menu-like user interface</w:t>
+            </w:r>
+          </w:p>
+        </w:tc>
+      </w:tr>
+      <w:tr>
+        <w:tc>
+          <w:tcPr>
+            <w:cnfStyle w:val="001000000000" w:firstRow="0" w:lastRow="0" w:firstColumn="1" w:lastColumn="0" w:oddVBand="0" w:evenVBand="0" w:oddHBand="0" w:evenHBand="0" w:firstRowFirstColumn="0" w:firstRowLastColumn="0" w:lastRowFirstColumn="0" w:lastRowLastColumn="0"/>
+            <w:tcW w:w="980" w:type="dxa"/>
+          </w:tcPr>
+          <w:p>
+            <w:pPr>
+              <w:jc w:val="center"/>
               <w:rPr>
                 <w:b w:val="0"/>
                 <w:bCs w:val="0"/>
                 <w:lang w:val="en-NZ"/>
               </w:rPr>
-              <w:t>9</w:t>
+            </w:pPr>
+            <w:r>
+              <w:rPr>
+                <w:b w:val="0"/>
+                <w:bCs w:val="0"/>
+                <w:lang w:val="en-NZ"/>
+              </w:rPr>
+              <w:lastRenderedPageBreak/>
+              <w:t>Task 10</w:t>
             </w:r>
           </w:p>
         </w:tc>
@@ -9138,7 +9224,7 @@
               <w:rPr>
                 <w:lang w:val="en-NZ"/>
               </w:rPr>
-              <w:t>Vote for an option in a menu</w:t>
+              <w:t>Vote for an option in a collection of objects</w:t>
             </w:r>
           </w:p>
         </w:tc>
@@ -9157,8 +9243,17 @@
               <w:rPr>
                 <w:lang w:val="en-NZ"/>
               </w:rPr>
-              <w:t>Vote or select an option from a menu-like user interface</w:t>
-            </w:r>
+              <w:t>Vote or select an option from a collection of objects present in the shared space</w:t>
+            </w:r>
+          </w:p>
+          <w:p>
+            <w:pPr>
+              <w:ind w:firstLine="708"/>
+              <w:cnfStyle w:val="000000000000" w:firstRow="0" w:lastRow="0" w:firstColumn="0" w:lastColumn="0" w:oddVBand="0" w:evenVBand="0" w:oddHBand="0" w:evenHBand="0" w:firstRowFirstColumn="0" w:firstRowLastColumn="0" w:lastRowFirstColumn="0" w:lastRowLastColumn="0"/>
+              <w:rPr>
+                <w:lang w:val="en-NZ"/>
+              </w:rPr>
+            </w:pPr>
           </w:p>
         </w:tc>
       </w:tr>
@@ -9183,15 +9278,77 @@
                 <w:bCs w:val="0"/>
                 <w:lang w:val="en-NZ"/>
               </w:rPr>
-              <w:t xml:space="preserve">Task </w:t>
-            </w:r>
-            <w:r>
+              <w:t>Task 11</w:t>
+            </w:r>
+          </w:p>
+        </w:tc>
+        <w:tc>
+          <w:tcPr>
+            <w:tcW w:w="2165" w:type="dxa"/>
+          </w:tcPr>
+          <w:p>
+            <w:pPr>
+              <w:cnfStyle w:val="000000000000" w:firstRow="0" w:lastRow="0" w:firstColumn="0" w:lastColumn="0" w:oddVBand="0" w:evenVBand="0" w:oddHBand="0" w:evenHBand="0" w:firstRowFirstColumn="0" w:firstRowLastColumn="0" w:lastRowFirstColumn="0" w:lastRowLastColumn="0"/>
+              <w:rPr>
+                <w:lang w:val="en-NZ"/>
+              </w:rPr>
+            </w:pPr>
+            <w:r>
+              <w:rPr>
+                <w:lang w:val="en-NZ"/>
+              </w:rPr>
+              <w:t xml:space="preserve">Ask for </w:t>
+            </w:r>
+            <w:r>
+              <w:rPr>
+                <w:lang w:val="en-NZ"/>
+              </w:rPr>
+              <w:t>the attention of one teammate</w:t>
+            </w:r>
+          </w:p>
+        </w:tc>
+        <w:tc>
+          <w:tcPr>
+            <w:tcW w:w="5639" w:type="dxa"/>
+          </w:tcPr>
+          <w:p>
+            <w:pPr>
+              <w:cnfStyle w:val="000000000000" w:firstRow="0" w:lastRow="0" w:firstColumn="0" w:lastColumn="0" w:oddVBand="0" w:evenVBand="0" w:oddHBand="0" w:evenHBand="0" w:firstRowFirstColumn="0" w:firstRowLastColumn="0" w:lastRowFirstColumn="0" w:lastRowLastColumn="0"/>
+              <w:rPr>
+                <w:lang w:val="en-NZ"/>
+              </w:rPr>
+            </w:pPr>
+            <w:r>
+              <w:rPr>
+                <w:lang w:val="en-NZ"/>
+              </w:rPr>
+              <w:t>Ask for one or more of your teammates to pay attention to you</w:t>
+            </w:r>
+          </w:p>
+        </w:tc>
+      </w:tr>
+      <w:tr>
+        <w:tc>
+          <w:tcPr>
+            <w:cnfStyle w:val="001000000000" w:firstRow="0" w:lastRow="0" w:firstColumn="1" w:lastColumn="0" w:oddVBand="0" w:evenVBand="0" w:oddHBand="0" w:evenHBand="0" w:firstRowFirstColumn="0" w:firstRowLastColumn="0" w:lastRowFirstColumn="0" w:lastRowLastColumn="0"/>
+            <w:tcW w:w="980" w:type="dxa"/>
+          </w:tcPr>
+          <w:p>
+            <w:pPr>
+              <w:jc w:val="center"/>
               <w:rPr>
                 <w:b w:val="0"/>
                 <w:bCs w:val="0"/>
                 <w:lang w:val="en-NZ"/>
               </w:rPr>
-              <w:t>10</w:t>
+            </w:pPr>
+            <w:r>
+              <w:rPr>
+                <w:b w:val="0"/>
+                <w:bCs w:val="0"/>
+                <w:lang w:val="en-NZ"/>
+              </w:rPr>
+              <w:t>Task 12</w:t>
             </w:r>
           </w:p>
         </w:tc>
@@ -9210,7 +9367,7 @@
               <w:rPr>
                 <w:lang w:val="en-NZ"/>
               </w:rPr>
-              <w:t>Vote for an option in a collection of objects</w:t>
+              <w:t>Pause participation</w:t>
             </w:r>
           </w:p>
         </w:tc>
@@ -9229,17 +9386,8 @@
               <w:rPr>
                 <w:lang w:val="en-NZ"/>
               </w:rPr>
-              <w:t>Vote or select an option from a collection of objects present in the shared space</w:t>
-            </w:r>
-          </w:p>
-          <w:p>
-            <w:pPr>
-              <w:ind w:firstLine="708"/>
-              <w:cnfStyle w:val="000000000000" w:firstRow="0" w:lastRow="0" w:firstColumn="0" w:lastColumn="0" w:oddVBand="0" w:evenVBand="0" w:oddHBand="0" w:evenHBand="0" w:firstRowFirstColumn="0" w:firstRowLastColumn="0" w:lastRowFirstColumn="0" w:lastRowLastColumn="0"/>
-              <w:rPr>
-                <w:lang w:val="en-NZ"/>
-              </w:rPr>
-            </w:pPr>
+              <w:t>Pause your current participation in the group’s activities</w:t>
+            </w:r>
           </w:p>
         </w:tc>
       </w:tr>
@@ -9264,249 +9412,83 @@
                 <w:bCs w:val="0"/>
                 <w:lang w:val="en-NZ"/>
               </w:rPr>
-              <w:t xml:space="preserve">Task </w:t>
-            </w:r>
-            <w:r>
+              <w:t>Task 13</w:t>
+            </w:r>
+          </w:p>
+        </w:tc>
+        <w:tc>
+          <w:tcPr>
+            <w:tcW w:w="2165" w:type="dxa"/>
+          </w:tcPr>
+          <w:p>
+            <w:pPr>
+              <w:cnfStyle w:val="000000000000" w:firstRow="0" w:lastRow="0" w:firstColumn="0" w:lastColumn="0" w:oddVBand="0" w:evenVBand="0" w:oddHBand="0" w:evenHBand="0" w:firstRowFirstColumn="0" w:firstRowLastColumn="0" w:lastRowFirstColumn="0" w:lastRowLastColumn="0"/>
+              <w:rPr>
+                <w:lang w:val="en-NZ"/>
+              </w:rPr>
+            </w:pPr>
+            <w:r>
+              <w:rPr>
+                <w:lang w:val="en-NZ"/>
+              </w:rPr>
+              <w:t xml:space="preserve">Give </w:t>
+            </w:r>
+            <w:r>
+              <w:rPr>
+                <w:lang w:val="en-NZ"/>
+              </w:rPr>
+              <w:t xml:space="preserve">someone else the </w:t>
+            </w:r>
+            <w:r>
+              <w:rPr>
+                <w:lang w:val="en-NZ"/>
+              </w:rPr>
+              <w:t>turn to speak</w:t>
+            </w:r>
+          </w:p>
+        </w:tc>
+        <w:tc>
+          <w:tcPr>
+            <w:tcW w:w="5639" w:type="dxa"/>
+          </w:tcPr>
+          <w:p>
+            <w:pPr>
+              <w:cnfStyle w:val="000000000000" w:firstRow="0" w:lastRow="0" w:firstColumn="0" w:lastColumn="0" w:oddVBand="0" w:evenVBand="0" w:oddHBand="0" w:evenHBand="0" w:firstRowFirstColumn="0" w:firstRowLastColumn="0" w:lastRowFirstColumn="0" w:lastRowLastColumn="0"/>
+              <w:rPr>
+                <w:lang w:val="en-NZ"/>
+              </w:rPr>
+            </w:pPr>
+            <w:r>
+              <w:rPr>
+                <w:lang w:val="en-NZ"/>
+              </w:rPr>
+              <w:t>Give a teammate the turn to speak when asking for it</w:t>
+            </w:r>
+          </w:p>
+        </w:tc>
+      </w:tr>
+      <w:tr>
+        <w:tc>
+          <w:tcPr>
+            <w:cnfStyle w:val="001000000000" w:firstRow="0" w:lastRow="0" w:firstColumn="1" w:lastColumn="0" w:oddVBand="0" w:evenVBand="0" w:oddHBand="0" w:evenHBand="0" w:firstRowFirstColumn="0" w:firstRowLastColumn="0" w:lastRowFirstColumn="0" w:lastRowLastColumn="0"/>
+            <w:tcW w:w="980" w:type="dxa"/>
+          </w:tcPr>
+          <w:p>
+            <w:pPr>
+              <w:jc w:val="center"/>
               <w:rPr>
                 <w:b w:val="0"/>
                 <w:bCs w:val="0"/>
                 <w:lang w:val="en-NZ"/>
               </w:rPr>
-              <w:t>11</w:t>
-            </w:r>
-          </w:p>
-        </w:tc>
-        <w:tc>
-          <w:tcPr>
-            <w:tcW w:w="2165" w:type="dxa"/>
-          </w:tcPr>
-          <w:p>
-            <w:pPr>
-              <w:cnfStyle w:val="000000000000" w:firstRow="0" w:lastRow="0" w:firstColumn="0" w:lastColumn="0" w:oddVBand="0" w:evenVBand="0" w:oddHBand="0" w:evenHBand="0" w:firstRowFirstColumn="0" w:firstRowLastColumn="0" w:lastRowFirstColumn="0" w:lastRowLastColumn="0"/>
-              <w:rPr>
-                <w:lang w:val="en-NZ"/>
-              </w:rPr>
-            </w:pPr>
-            <w:r>
-              <w:rPr>
-                <w:lang w:val="en-NZ"/>
-              </w:rPr>
-              <w:t xml:space="preserve">Ask for </w:t>
-            </w:r>
-            <w:r>
-              <w:rPr>
-                <w:lang w:val="en-NZ"/>
-              </w:rPr>
-              <w:t>the attention of one teammate</w:t>
-            </w:r>
-          </w:p>
-        </w:tc>
-        <w:tc>
-          <w:tcPr>
-            <w:tcW w:w="5639" w:type="dxa"/>
-          </w:tcPr>
-          <w:p>
-            <w:pPr>
-              <w:cnfStyle w:val="000000000000" w:firstRow="0" w:lastRow="0" w:firstColumn="0" w:lastColumn="0" w:oddVBand="0" w:evenVBand="0" w:oddHBand="0" w:evenHBand="0" w:firstRowFirstColumn="0" w:firstRowLastColumn="0" w:lastRowFirstColumn="0" w:lastRowLastColumn="0"/>
-              <w:rPr>
-                <w:lang w:val="en-NZ"/>
-              </w:rPr>
-            </w:pPr>
-            <w:r>
-              <w:rPr>
-                <w:lang w:val="en-NZ"/>
-              </w:rPr>
-              <w:t>Ask for one or more of your teammates to pay attention to you</w:t>
-            </w:r>
-          </w:p>
-        </w:tc>
-      </w:tr>
-      <w:tr>
-        <w:tc>
-          <w:tcPr>
-            <w:cnfStyle w:val="001000000000" w:firstRow="0" w:lastRow="0" w:firstColumn="1" w:lastColumn="0" w:oddVBand="0" w:evenVBand="0" w:oddHBand="0" w:evenHBand="0" w:firstRowFirstColumn="0" w:firstRowLastColumn="0" w:lastRowFirstColumn="0" w:lastRowLastColumn="0"/>
-            <w:tcW w:w="980" w:type="dxa"/>
-          </w:tcPr>
-          <w:p>
-            <w:pPr>
-              <w:jc w:val="center"/>
+            </w:pPr>
+            <w:r>
               <w:rPr>
                 <w:b w:val="0"/>
                 <w:bCs w:val="0"/>
                 <w:lang w:val="en-NZ"/>
               </w:rPr>
-            </w:pPr>
-            <w:r>
-              <w:rPr>
-                <w:b w:val="0"/>
-                <w:bCs w:val="0"/>
-                <w:lang w:val="en-NZ"/>
-              </w:rPr>
-              <w:t xml:space="preserve">Task </w:t>
-            </w:r>
-            <w:r>
-              <w:rPr>
-                <w:b w:val="0"/>
-                <w:bCs w:val="0"/>
-                <w:lang w:val="en-NZ"/>
-              </w:rPr>
-              <w:t>12</w:t>
-            </w:r>
-          </w:p>
-        </w:tc>
-        <w:tc>
-          <w:tcPr>
-            <w:tcW w:w="2165" w:type="dxa"/>
-          </w:tcPr>
-          <w:p>
-            <w:pPr>
-              <w:cnfStyle w:val="000000000000" w:firstRow="0" w:lastRow="0" w:firstColumn="0" w:lastColumn="0" w:oddVBand="0" w:evenVBand="0" w:oddHBand="0" w:evenHBand="0" w:firstRowFirstColumn="0" w:firstRowLastColumn="0" w:lastRowFirstColumn="0" w:lastRowLastColumn="0"/>
-              <w:rPr>
-                <w:lang w:val="en-NZ"/>
-              </w:rPr>
-            </w:pPr>
-            <w:r>
-              <w:rPr>
-                <w:lang w:val="en-NZ"/>
-              </w:rPr>
-              <w:t>Pause participation</w:t>
-            </w:r>
-          </w:p>
-        </w:tc>
-        <w:tc>
-          <w:tcPr>
-            <w:tcW w:w="5639" w:type="dxa"/>
-          </w:tcPr>
-          <w:p>
-            <w:pPr>
-              <w:cnfStyle w:val="000000000000" w:firstRow="0" w:lastRow="0" w:firstColumn="0" w:lastColumn="0" w:oddVBand="0" w:evenVBand="0" w:oddHBand="0" w:evenHBand="0" w:firstRowFirstColumn="0" w:firstRowLastColumn="0" w:lastRowFirstColumn="0" w:lastRowLastColumn="0"/>
-              <w:rPr>
-                <w:lang w:val="en-NZ"/>
-              </w:rPr>
-            </w:pPr>
-            <w:r>
-              <w:rPr>
-                <w:lang w:val="en-NZ"/>
-              </w:rPr>
-              <w:t>Pause your current participation in the group’s activities</w:t>
-            </w:r>
-          </w:p>
-        </w:tc>
-      </w:tr>
-      <w:tr>
-        <w:tc>
-          <w:tcPr>
-            <w:cnfStyle w:val="001000000000" w:firstRow="0" w:lastRow="0" w:firstColumn="1" w:lastColumn="0" w:oddVBand="0" w:evenVBand="0" w:oddHBand="0" w:evenHBand="0" w:firstRowFirstColumn="0" w:firstRowLastColumn="0" w:lastRowFirstColumn="0" w:lastRowLastColumn="0"/>
-            <w:tcW w:w="980" w:type="dxa"/>
-          </w:tcPr>
-          <w:p>
-            <w:pPr>
-              <w:jc w:val="center"/>
-              <w:rPr>
-                <w:b w:val="0"/>
-                <w:bCs w:val="0"/>
-                <w:lang w:val="en-NZ"/>
-              </w:rPr>
-            </w:pPr>
-            <w:r>
-              <w:rPr>
-                <w:b w:val="0"/>
-                <w:bCs w:val="0"/>
-                <w:lang w:val="en-NZ"/>
-              </w:rPr>
-              <w:t xml:space="preserve">Task </w:t>
-            </w:r>
-            <w:r>
-              <w:rPr>
-                <w:b w:val="0"/>
-                <w:bCs w:val="0"/>
-                <w:lang w:val="en-NZ"/>
-              </w:rPr>
-              <w:t>13</w:t>
-            </w:r>
-          </w:p>
-        </w:tc>
-        <w:tc>
-          <w:tcPr>
-            <w:tcW w:w="2165" w:type="dxa"/>
-          </w:tcPr>
-          <w:p>
-            <w:pPr>
-              <w:cnfStyle w:val="000000000000" w:firstRow="0" w:lastRow="0" w:firstColumn="0" w:lastColumn="0" w:oddVBand="0" w:evenVBand="0" w:oddHBand="0" w:evenHBand="0" w:firstRowFirstColumn="0" w:firstRowLastColumn="0" w:lastRowFirstColumn="0" w:lastRowLastColumn="0"/>
-              <w:rPr>
-                <w:lang w:val="en-NZ"/>
-              </w:rPr>
-            </w:pPr>
-            <w:r>
-              <w:rPr>
-                <w:lang w:val="en-NZ"/>
-              </w:rPr>
-              <w:t xml:space="preserve">Give </w:t>
-            </w:r>
-            <w:r>
-              <w:rPr>
-                <w:lang w:val="en-NZ"/>
-              </w:rPr>
-              <w:t xml:space="preserve">someone else the </w:t>
-            </w:r>
-            <w:r>
-              <w:rPr>
-                <w:lang w:val="en-NZ"/>
-              </w:rPr>
-              <w:t>turn to speak</w:t>
-            </w:r>
-          </w:p>
-        </w:tc>
-        <w:tc>
-          <w:tcPr>
-            <w:tcW w:w="5639" w:type="dxa"/>
-          </w:tcPr>
-          <w:p>
-            <w:pPr>
-              <w:cnfStyle w:val="000000000000" w:firstRow="0" w:lastRow="0" w:firstColumn="0" w:lastColumn="0" w:oddVBand="0" w:evenVBand="0" w:oddHBand="0" w:evenHBand="0" w:firstRowFirstColumn="0" w:firstRowLastColumn="0" w:lastRowFirstColumn="0" w:lastRowLastColumn="0"/>
-              <w:rPr>
-                <w:lang w:val="en-NZ"/>
-              </w:rPr>
-            </w:pPr>
-            <w:r>
-              <w:rPr>
-                <w:lang w:val="en-NZ"/>
-              </w:rPr>
-              <w:t>Give a teammate the turn to speak when asking for it</w:t>
-            </w:r>
-          </w:p>
-        </w:tc>
-      </w:tr>
-      <w:tr>
-        <w:tc>
-          <w:tcPr>
-            <w:cnfStyle w:val="001000000000" w:firstRow="0" w:lastRow="0" w:firstColumn="1" w:lastColumn="0" w:oddVBand="0" w:evenVBand="0" w:oddHBand="0" w:evenHBand="0" w:firstRowFirstColumn="0" w:firstRowLastColumn="0" w:lastRowFirstColumn="0" w:lastRowLastColumn="0"/>
-            <w:tcW w:w="980" w:type="dxa"/>
-          </w:tcPr>
-          <w:p>
-            <w:pPr>
-              <w:jc w:val="center"/>
-              <w:rPr>
-                <w:b w:val="0"/>
-                <w:bCs w:val="0"/>
-                <w:lang w:val="en-NZ"/>
-              </w:rPr>
-            </w:pPr>
-            <w:r>
-              <w:rPr>
-                <w:b w:val="0"/>
-                <w:bCs w:val="0"/>
-                <w:lang w:val="en-NZ"/>
-              </w:rPr>
-              <w:t xml:space="preserve">Task </w:t>
-            </w:r>
-            <w:r>
-              <w:rPr>
-                <w:b w:val="0"/>
-                <w:bCs w:val="0"/>
-                <w:lang w:val="en-NZ"/>
-              </w:rPr>
-              <w:t>14</w:t>
+              <w:t>Task 14</w:t>
             </w:r>
           </w:p>
         </w:tc>
@@ -9568,6 +9550,855 @@
           <w:lang w:val="en-NZ"/>
         </w:rPr>
         <w:t>All the videoclips represent a gesture proposed by one or more interviewed participants. Each video is coded as TXGY where X represents the ID of the task and Y the ID of the gesture represented. Al clips are a reinterpretation of the gestures observed as proposed by the researcher.</w:t>
+      </w:r>
+    </w:p>
+    <w:p>
+      <w:pPr>
+        <w:pStyle w:val="Heading1"/>
+        <w:rPr>
+          <w:lang w:val="en-NZ"/>
+        </w:rPr>
+      </w:pPr>
+      <w:r>
+        <w:rPr>
+          <w:lang w:val="en-NZ"/>
+        </w:rPr>
+        <w:t>Annex C: Unstructured Interviews</w:t>
+      </w:r>
+    </w:p>
+    <w:p>
+      <w:pPr>
+        <w:jc w:val="both"/>
+        <w:rPr>
+          <w:lang w:val="en-NZ"/>
+        </w:rPr>
+      </w:pPr>
+      <w:r>
+        <w:rPr>
+          <w:lang w:val="en-NZ"/>
+        </w:rPr>
+        <w:t>As part of the research methodology, two unstructured interviews were used to triangulated the data generated during the observations period of the case study with the Industry Project course.</w:t>
+      </w:r>
+    </w:p>
+    <w:p>
+      <w:pPr>
+        <w:pStyle w:val="Heading2"/>
+        <w:rPr>
+          <w:lang w:val="en-NZ"/>
+        </w:rPr>
+      </w:pPr>
+      <w:r>
+        <w:rPr>
+          <w:lang w:val="en-NZ"/>
+        </w:rPr>
+        <w:t>C.1 Questionnaire for the Interviews with Students</w:t>
+      </w:r>
+    </w:p>
+    <w:p>
+      <w:pPr>
+        <w:jc w:val="both"/>
+        <w:rPr>
+          <w:lang w:val="en-NZ"/>
+        </w:rPr>
+      </w:pPr>
+      <w:r>
+        <w:rPr>
+          <w:lang w:val="en-NZ"/>
+        </w:rPr>
+        <w:t>The first interview focused on the reported experiences of the students about the work done with their groups, how did they experience the development of the collaborative work needed for the course and the mechanisms they perceived were used for team management and the execution of the project. The following was the questionnaire used for these interviews.</w:t>
+      </w:r>
+    </w:p>
+    <w:p>
+      <w:pPr>
+        <w:rPr>
+          <w:lang w:val="en-NZ"/>
+        </w:rPr>
+      </w:pPr>
+      <w:r>
+        <w:rPr>
+          <w:b/>
+          <w:bCs/>
+          <w:lang w:val="en-NZ"/>
+        </w:rPr>
+        <w:t>Question 1</w:t>
+      </w:r>
+      <w:r>
+        <w:rPr>
+          <w:b/>
+          <w:bCs/>
+          <w:lang w:val="en-NZ"/>
+        </w:rPr>
+        <w:t xml:space="preserve">. </w:t>
+      </w:r>
+      <w:r>
+        <w:rPr>
+          <w:lang w:val="en-NZ"/>
+        </w:rPr>
+        <w:t>When working with your current team, either in the classroom or online, where there any “rules” that the group had to follow for any aspect of the work done? Can you describe them?</w:t>
+      </w:r>
+    </w:p>
+    <w:p>
+      <w:pPr>
+        <w:rPr>
+          <w:lang w:val="en-NZ"/>
+        </w:rPr>
+      </w:pPr>
+      <w:r>
+        <w:rPr>
+          <w:b/>
+          <w:bCs/>
+          <w:lang w:val="en-NZ"/>
+        </w:rPr>
+        <w:t>Question 2</w:t>
+      </w:r>
+      <w:r>
+        <w:rPr>
+          <w:b/>
+          <w:bCs/>
+          <w:lang w:val="en-NZ"/>
+        </w:rPr>
+        <w:t xml:space="preserve">. </w:t>
+      </w:r>
+      <w:r>
+        <w:rPr>
+          <w:lang w:val="en-NZ"/>
+        </w:rPr>
+        <w:t>Can you describe how or when did these rules appear? Had you any influence in the implementation of these rules?</w:t>
+      </w:r>
+    </w:p>
+    <w:p>
+      <w:pPr>
+        <w:rPr>
+          <w:lang w:val="en-NZ"/>
+        </w:rPr>
+      </w:pPr>
+      <w:r>
+        <w:rPr>
+          <w:b/>
+          <w:bCs/>
+          <w:lang w:val="en-NZ"/>
+        </w:rPr>
+        <w:t>Question 3</w:t>
+      </w:r>
+      <w:r>
+        <w:rPr>
+          <w:b/>
+          <w:bCs/>
+          <w:lang w:val="en-NZ"/>
+        </w:rPr>
+        <w:t>.</w:t>
+      </w:r>
+      <w:r>
+        <w:rPr>
+          <w:lang w:val="en-NZ"/>
+        </w:rPr>
+        <w:t xml:space="preserve"> </w:t>
+      </w:r>
+      <w:r>
+        <w:rPr>
+          <w:lang w:val="en-NZ"/>
+        </w:rPr>
+        <w:t>Beside your professional role in the course itself (Quantity Surveyor, Construction Manager, Construction Engineer, Architectural Engineer), had you any other role in your group, related either to the tasks needed for each assignment or for the meetings with your group? Did anyone else in the group had such a role?</w:t>
+      </w:r>
+    </w:p>
+    <w:p>
+      <w:pPr>
+        <w:rPr>
+          <w:lang w:val="en-NZ"/>
+        </w:rPr>
+      </w:pPr>
+      <w:r>
+        <w:rPr>
+          <w:b/>
+          <w:bCs/>
+          <w:lang w:val="en-NZ"/>
+        </w:rPr>
+        <w:t>Question 4</w:t>
+      </w:r>
+      <w:r>
+        <w:rPr>
+          <w:b/>
+          <w:bCs/>
+          <w:lang w:val="en-NZ"/>
+        </w:rPr>
+        <w:t>.</w:t>
+      </w:r>
+      <w:r>
+        <w:rPr>
+          <w:lang w:val="en-NZ"/>
+        </w:rPr>
+        <w:t xml:space="preserve"> </w:t>
+      </w:r>
+      <w:r>
+        <w:rPr>
+          <w:lang w:val="en-NZ"/>
+        </w:rPr>
+        <w:t>Please, describe an example of something that went well with the group, something that was helpful in planning or completing a task or assignment.</w:t>
+      </w:r>
+    </w:p>
+    <w:p>
+      <w:pPr>
+        <w:rPr>
+          <w:lang w:val="en-NZ"/>
+        </w:rPr>
+      </w:pPr>
+      <w:r>
+        <w:rPr>
+          <w:b/>
+          <w:bCs/>
+          <w:lang w:val="en-NZ"/>
+        </w:rPr>
+        <w:t>Question 5</w:t>
+      </w:r>
+      <w:r>
+        <w:rPr>
+          <w:b/>
+          <w:bCs/>
+          <w:lang w:val="en-NZ"/>
+        </w:rPr>
+        <w:t>.</w:t>
+      </w:r>
+      <w:r>
+        <w:rPr>
+          <w:lang w:val="en-NZ"/>
+        </w:rPr>
+        <w:t xml:space="preserve"> </w:t>
+      </w:r>
+      <w:r>
+        <w:rPr>
+          <w:lang w:val="en-NZ"/>
+        </w:rPr>
+        <w:t>Please, describe an example of something that didn’t work with your group, any incident or situation that hindered your group or the expected performance.</w:t>
+      </w:r>
+    </w:p>
+    <w:p>
+      <w:pPr>
+        <w:rPr>
+          <w:lang w:val="en-NZ"/>
+        </w:rPr>
+      </w:pPr>
+      <w:r>
+        <w:rPr>
+          <w:b/>
+          <w:bCs/>
+          <w:lang w:val="en-NZ"/>
+        </w:rPr>
+        <w:t>Question 6</w:t>
+      </w:r>
+      <w:r>
+        <w:rPr>
+          <w:b/>
+          <w:bCs/>
+          <w:lang w:val="en-NZ"/>
+        </w:rPr>
+        <w:t>.</w:t>
+      </w:r>
+      <w:r>
+        <w:rPr>
+          <w:lang w:val="en-NZ"/>
+        </w:rPr>
+        <w:t xml:space="preserve"> </w:t>
+      </w:r>
+      <w:r>
+        <w:rPr>
+          <w:lang w:val="en-NZ"/>
+        </w:rPr>
+        <w:t>Did your group manage to solve or circumvent that problem? How?</w:t>
+      </w:r>
+    </w:p>
+    <w:p>
+      <w:pPr>
+        <w:rPr>
+          <w:lang w:val="en-NZ"/>
+        </w:rPr>
+      </w:pPr>
+      <w:r>
+        <w:rPr>
+          <w:b/>
+          <w:bCs/>
+          <w:lang w:val="en-NZ"/>
+        </w:rPr>
+        <w:t>Question 7</w:t>
+      </w:r>
+      <w:r>
+        <w:rPr>
+          <w:b/>
+          <w:bCs/>
+          <w:lang w:val="en-NZ"/>
+        </w:rPr>
+        <w:t>.</w:t>
+      </w:r>
+      <w:r>
+        <w:rPr>
+          <w:lang w:val="en-NZ"/>
+        </w:rPr>
+        <w:t xml:space="preserve"> </w:t>
+      </w:r>
+      <w:r>
+        <w:rPr>
+          <w:lang w:val="en-NZ"/>
+        </w:rPr>
+        <w:t>Would you have preferred to complete this project individually? Or did you gain some form of value by working in a team?</w:t>
+      </w:r>
+    </w:p>
+    <w:p>
+      <w:pPr>
+        <w:rPr>
+          <w:lang w:val="en-NZ"/>
+        </w:rPr>
+      </w:pPr>
+      <w:r>
+        <w:rPr>
+          <w:lang w:val="en-NZ"/>
+        </w:rPr>
+        <w:lastRenderedPageBreak/>
+        <w:t>This questionnaire was adapted to fit the needs of the project from the original work found in:</w:t>
+      </w:r>
+    </w:p>
+    <w:p>
+      <w:pPr>
+        <w:rPr>
+          <w:lang w:val="en-NZ"/>
+        </w:rPr>
+      </w:pPr>
+      <w:r>
+        <w:rPr>
+          <w:lang w:val="en-NZ"/>
+        </w:rPr>
+        <w:t xml:space="preserve">Ann Noble in 2000, provided as a supplementary document to The University of Adelaide (2000). Leap into...Collaborative Learning. Centre for Learning and Professional Development. Available from </w:t>
+      </w:r>
+      <w:hyperlink r:id="rId7" w:history="1">
+        <w:r>
+          <w:rPr>
+            <w:rStyle w:val="Hyperlink"/>
+            <w:lang w:val="en-NZ"/>
+          </w:rPr>
+          <w:t>http://www.adelaide.edu.au/clpd/resources/leap/</w:t>
+        </w:r>
+      </w:hyperlink>
+      <w:r>
+        <w:rPr>
+          <w:lang w:val="en-NZ"/>
+        </w:rPr>
+        <w:t>.</w:t>
+      </w:r>
+    </w:p>
+    <w:p>
+      <w:pPr>
+        <w:pStyle w:val="Heading2"/>
+        <w:rPr>
+          <w:lang w:val="en-NZ"/>
+        </w:rPr>
+      </w:pPr>
+      <w:r>
+        <w:rPr>
+          <w:lang w:val="en-NZ"/>
+        </w:rPr>
+        <w:t>C</w:t>
+      </w:r>
+      <w:r>
+        <w:rPr>
+          <w:lang w:val="en-NZ"/>
+        </w:rPr>
+        <w:t>.</w:t>
+      </w:r>
+      <w:r>
+        <w:rPr>
+          <w:lang w:val="en-NZ"/>
+        </w:rPr>
+        <w:t xml:space="preserve">2 </w:t>
+      </w:r>
+      <w:r>
+        <w:rPr>
+          <w:lang w:val="en-NZ"/>
+        </w:rPr>
+        <w:t xml:space="preserve">Questionnaire for the Interviews with </w:t>
+      </w:r>
+      <w:r>
+        <w:rPr>
+          <w:lang w:val="en-NZ"/>
+        </w:rPr>
+        <w:t>the Teaching Staff</w:t>
+      </w:r>
+    </w:p>
+    <w:p>
+      <w:pPr>
+        <w:rPr>
+          <w:lang w:val="en-NZ"/>
+        </w:rPr>
+      </w:pPr>
+      <w:r>
+        <w:rPr>
+          <w:lang w:val="en-NZ"/>
+        </w:rPr>
+        <w:t xml:space="preserve">The second interview focused on the views of the teaching staff about how to best promoted good collaborative practices among the students and how this type of collaborative design affects positively and negatively the execution of the course. </w:t>
+      </w:r>
+      <w:r>
+        <w:rPr>
+          <w:lang w:val="en-NZ"/>
+        </w:rPr>
+        <w:t>The following was the questionnaire used for these interviews.</w:t>
+      </w:r>
+    </w:p>
+    <w:p>
+      <w:pPr>
+        <w:rPr>
+          <w:lang w:val="en-NZ"/>
+        </w:rPr>
+      </w:pPr>
+      <w:r>
+        <w:rPr>
+          <w:b/>
+          <w:bCs/>
+          <w:lang w:val="en-NZ"/>
+        </w:rPr>
+        <w:t>Question 1</w:t>
+      </w:r>
+      <w:r>
+        <w:rPr>
+          <w:b/>
+          <w:bCs/>
+          <w:lang w:val="en-NZ"/>
+        </w:rPr>
+        <w:t>.</w:t>
+      </w:r>
+      <w:r>
+        <w:rPr>
+          <w:lang w:val="en-NZ"/>
+        </w:rPr>
+        <w:t xml:space="preserve"> </w:t>
+      </w:r>
+      <w:r>
+        <w:rPr>
+          <w:lang w:val="en-NZ"/>
+        </w:rPr>
+        <w:t>How would you describe a group using good teamwork in the course?</w:t>
+      </w:r>
+    </w:p>
+    <w:p>
+      <w:pPr>
+        <w:pStyle w:val="ListParagraph"/>
+        <w:numPr>
+          <w:ilvl w:val="0"/>
+          <w:numId w:val="1"/>
+        </w:numPr>
+        <w:rPr>
+          <w:lang w:val="en-NZ"/>
+        </w:rPr>
+      </w:pPr>
+      <w:r>
+        <w:rPr>
+          <w:lang w:val="en-NZ"/>
+        </w:rPr>
+        <w:t>What actions are they taking?</w:t>
+      </w:r>
+    </w:p>
+    <w:p>
+      <w:pPr>
+        <w:pStyle w:val="ListParagraph"/>
+        <w:numPr>
+          <w:ilvl w:val="0"/>
+          <w:numId w:val="1"/>
+        </w:numPr>
+        <w:rPr>
+          <w:lang w:val="en-NZ"/>
+        </w:rPr>
+      </w:pPr>
+      <w:r>
+        <w:rPr>
+          <w:lang w:val="en-NZ"/>
+        </w:rPr>
+        <w:t>How does it reflect in their work?</w:t>
+      </w:r>
+    </w:p>
+    <w:p>
+      <w:pPr>
+        <w:rPr>
+          <w:lang w:val="en-NZ"/>
+        </w:rPr>
+      </w:pPr>
+      <w:r>
+        <w:rPr>
+          <w:b/>
+          <w:bCs/>
+          <w:lang w:val="en-NZ"/>
+        </w:rPr>
+        <w:t>Question 2</w:t>
+      </w:r>
+      <w:r>
+        <w:rPr>
+          <w:b/>
+          <w:bCs/>
+          <w:lang w:val="en-NZ"/>
+        </w:rPr>
+        <w:t>.</w:t>
+      </w:r>
+      <w:r>
+        <w:rPr>
+          <w:lang w:val="en-NZ"/>
+        </w:rPr>
+        <w:t xml:space="preserve"> </w:t>
+      </w:r>
+      <w:r>
+        <w:rPr>
+          <w:lang w:val="en-NZ"/>
+        </w:rPr>
+        <w:t>How would you describe a group not succeeding in their teamwork?</w:t>
+      </w:r>
+    </w:p>
+    <w:p>
+      <w:pPr>
+        <w:pStyle w:val="ListParagraph"/>
+        <w:numPr>
+          <w:ilvl w:val="0"/>
+          <w:numId w:val="2"/>
+        </w:numPr>
+        <w:rPr>
+          <w:lang w:val="en-NZ"/>
+        </w:rPr>
+      </w:pPr>
+      <w:r>
+        <w:rPr>
+          <w:lang w:val="en-NZ"/>
+        </w:rPr>
+        <w:t>Any common bad habits or pitfalls?</w:t>
+      </w:r>
+    </w:p>
+    <w:p>
+      <w:pPr>
+        <w:pStyle w:val="ListParagraph"/>
+        <w:numPr>
+          <w:ilvl w:val="0"/>
+          <w:numId w:val="2"/>
+        </w:numPr>
+        <w:rPr>
+          <w:lang w:val="en-NZ"/>
+        </w:rPr>
+      </w:pPr>
+      <w:r>
+        <w:rPr>
+          <w:lang w:val="en-NZ"/>
+        </w:rPr>
+        <w:t>How does it reflect in their work?</w:t>
+      </w:r>
+    </w:p>
+    <w:p>
+      <w:pPr>
+        <w:rPr>
+          <w:lang w:val="en-NZ"/>
+        </w:rPr>
+      </w:pPr>
+      <w:r>
+        <w:rPr>
+          <w:b/>
+          <w:bCs/>
+          <w:lang w:val="en-NZ"/>
+        </w:rPr>
+        <w:t>Question 3</w:t>
+      </w:r>
+      <w:r>
+        <w:rPr>
+          <w:b/>
+          <w:bCs/>
+          <w:lang w:val="en-NZ"/>
+        </w:rPr>
+        <w:t>.</w:t>
+      </w:r>
+      <w:r>
+        <w:rPr>
+          <w:lang w:val="en-NZ"/>
+        </w:rPr>
+        <w:t xml:space="preserve"> </w:t>
+      </w:r>
+      <w:r>
+        <w:rPr>
+          <w:lang w:val="en-NZ"/>
+        </w:rPr>
+        <w:t>Can you identify any mayor difficulties of “pushing” students into proper teamwork?</w:t>
+      </w:r>
+    </w:p>
+    <w:p>
+      <w:pPr>
+        <w:rPr>
+          <w:lang w:val="en-NZ"/>
+        </w:rPr>
+      </w:pPr>
+      <w:r>
+        <w:rPr>
+          <w:b/>
+          <w:bCs/>
+          <w:lang w:val="en-NZ"/>
+        </w:rPr>
+        <w:t>Question 4</w:t>
+      </w:r>
+      <w:r>
+        <w:rPr>
+          <w:b/>
+          <w:bCs/>
+          <w:lang w:val="en-NZ"/>
+        </w:rPr>
+        <w:t>.</w:t>
+      </w:r>
+      <w:r>
+        <w:rPr>
+          <w:lang w:val="en-NZ"/>
+        </w:rPr>
+        <w:t xml:space="preserve"> </w:t>
+      </w:r>
+      <w:r>
+        <w:rPr>
+          <w:lang w:val="en-NZ"/>
+        </w:rPr>
+        <w:t>Has collaborative learning help in the overall goals of the ENBU 79X/89X?</w:t>
+      </w:r>
+    </w:p>
+    <w:p>
+      <w:pPr>
+        <w:pStyle w:val="ListParagraph"/>
+        <w:numPr>
+          <w:ilvl w:val="0"/>
+          <w:numId w:val="3"/>
+        </w:numPr>
+        <w:rPr>
+          <w:lang w:val="en-NZ"/>
+        </w:rPr>
+      </w:pPr>
+      <w:r>
+        <w:rPr>
+          <w:lang w:val="en-NZ"/>
+        </w:rPr>
+        <w:t>Any reasons for the first assignment to be individual?</w:t>
+      </w:r>
+    </w:p>
+    <w:p>
+      <w:pPr>
+        <w:pStyle w:val="ListParagraph"/>
+        <w:numPr>
+          <w:ilvl w:val="0"/>
+          <w:numId w:val="3"/>
+        </w:numPr>
+        <w:rPr>
+          <w:lang w:val="en-NZ"/>
+        </w:rPr>
+      </w:pPr>
+      <w:r>
+        <w:rPr>
+          <w:lang w:val="en-NZ"/>
+        </w:rPr>
+        <w:t>Good reasons for all assignments to be individual?</w:t>
+      </w:r>
+    </w:p>
+    <w:p>
+      <w:pPr>
+        <w:pStyle w:val="ListParagraph"/>
+        <w:numPr>
+          <w:ilvl w:val="0"/>
+          <w:numId w:val="3"/>
+        </w:numPr>
+        <w:rPr>
+          <w:lang w:val="en-NZ"/>
+        </w:rPr>
+      </w:pPr>
+      <w:r>
+        <w:rPr>
+          <w:lang w:val="en-NZ"/>
+        </w:rPr>
+        <w:t>Anything you would like to do different in the future?</w:t>
+      </w:r>
+    </w:p>
+    <w:p>
+      <w:pPr>
+        <w:rPr>
+          <w:lang w:val="en-NZ"/>
+        </w:rPr>
+      </w:pPr>
+      <w:r>
+        <w:rPr>
+          <w:b/>
+          <w:bCs/>
+          <w:lang w:val="en-NZ"/>
+        </w:rPr>
+        <w:t>Question 5</w:t>
+      </w:r>
+      <w:r>
+        <w:rPr>
+          <w:b/>
+          <w:bCs/>
+          <w:lang w:val="en-NZ"/>
+        </w:rPr>
+        <w:t>.</w:t>
+      </w:r>
+      <w:r>
+        <w:rPr>
+          <w:lang w:val="en-NZ"/>
+        </w:rPr>
+        <w:t xml:space="preserve"> </w:t>
+      </w:r>
+      <w:r>
+        <w:rPr>
+          <w:lang w:val="en-NZ"/>
+        </w:rPr>
+        <w:t>How do you deal with students that are reluctant or adverse to group work?</w:t>
+      </w:r>
+    </w:p>
+    <w:p>
+      <w:pPr>
+        <w:pStyle w:val="ListParagraph"/>
+        <w:numPr>
+          <w:ilvl w:val="0"/>
+          <w:numId w:val="4"/>
+        </w:numPr>
+        <w:rPr>
+          <w:lang w:val="en-NZ"/>
+        </w:rPr>
+      </w:pPr>
+      <w:r>
+        <w:rPr>
+          <w:lang w:val="en-NZ"/>
+        </w:rPr>
+        <w:t>Has the case of Brandon made you change something in the future?</w:t>
+      </w:r>
+    </w:p>
+    <w:p>
+      <w:pPr>
+        <w:pStyle w:val="ListParagraph"/>
+        <w:numPr>
+          <w:ilvl w:val="0"/>
+          <w:numId w:val="4"/>
+        </w:numPr>
+        <w:rPr>
+          <w:lang w:val="en-NZ"/>
+        </w:rPr>
+      </w:pPr>
+      <w:r>
+        <w:rPr>
+          <w:lang w:val="en-NZ"/>
+        </w:rPr>
+        <w:t>Any other fringe cases you ae aware of? How you delt with it?</w:t>
+      </w:r>
+    </w:p>
+    <w:p>
+      <w:pPr>
+        <w:rPr>
+          <w:lang w:val="en-NZ"/>
+        </w:rPr>
+      </w:pPr>
+      <w:r>
+        <w:rPr>
+          <w:b/>
+          <w:bCs/>
+          <w:lang w:val="en-NZ"/>
+        </w:rPr>
+        <w:t>Question 6</w:t>
+      </w:r>
+      <w:r>
+        <w:rPr>
+          <w:b/>
+          <w:bCs/>
+          <w:lang w:val="en-NZ"/>
+        </w:rPr>
+        <w:t>.</w:t>
+      </w:r>
+      <w:r>
+        <w:rPr>
+          <w:lang w:val="en-NZ"/>
+        </w:rPr>
+        <w:t xml:space="preserve"> </w:t>
+      </w:r>
+      <w:r>
+        <w:rPr>
+          <w:lang w:val="en-NZ"/>
+        </w:rPr>
+        <w:t>Does the focus on collaborative work eases any aspects of your work as a lecturer?</w:t>
+      </w:r>
+    </w:p>
+    <w:p>
+      <w:pPr>
+        <w:rPr>
+          <w:lang w:val="en-NZ"/>
+        </w:rPr>
+      </w:pPr>
+      <w:r>
+        <w:rPr>
+          <w:b/>
+          <w:bCs/>
+          <w:lang w:val="en-NZ"/>
+        </w:rPr>
+        <w:t>Question 7</w:t>
+      </w:r>
+      <w:r>
+        <w:rPr>
+          <w:b/>
+          <w:bCs/>
+          <w:lang w:val="en-NZ"/>
+        </w:rPr>
+        <w:t>.</w:t>
+      </w:r>
+      <w:r>
+        <w:rPr>
+          <w:lang w:val="en-NZ"/>
+        </w:rPr>
+        <w:t xml:space="preserve"> </w:t>
+      </w:r>
+      <w:r>
+        <w:rPr>
+          <w:lang w:val="en-NZ"/>
+        </w:rPr>
+        <w:t>Does the focus on collaborative work makes any aspects of your work as a lecturer</w:t>
+      </w:r>
+      <w:r>
+        <w:rPr>
+          <w:lang w:val="en-NZ"/>
+        </w:rPr>
+        <w:t xml:space="preserve"> </w:t>
+      </w:r>
+      <w:r>
+        <w:rPr>
+          <w:lang w:val="en-NZ"/>
+        </w:rPr>
+        <w:t>harder?</w:t>
+      </w:r>
+    </w:p>
+    <w:p>
+      <w:pPr>
+        <w:jc w:val="both"/>
+        <w:rPr>
+          <w:lang w:val="en-NZ"/>
+        </w:rPr>
+      </w:pPr>
+      <w:r>
+        <w:rPr>
+          <w:lang w:val="en-NZ"/>
+        </w:rPr>
+        <w:t xml:space="preserve">This interview was adapted from questions and methodologies used by </w:t>
+      </w:r>
+      <w:proofErr w:type="spellStart"/>
+      <w:r>
+        <w:rPr>
+          <w:lang w:val="en-NZ"/>
+        </w:rPr>
+        <w:t>Chiriac</w:t>
+      </w:r>
+      <w:proofErr w:type="spellEnd"/>
+      <w:r>
+        <w:rPr>
+          <w:lang w:val="en-NZ"/>
+        </w:rPr>
+        <w:t xml:space="preserve"> &amp; </w:t>
+      </w:r>
+      <w:proofErr w:type="spellStart"/>
+      <w:r>
+        <w:rPr>
+          <w:lang w:val="en-NZ"/>
+        </w:rPr>
+        <w:t>Granström</w:t>
+      </w:r>
+      <w:proofErr w:type="spellEnd"/>
+      <w:r>
+        <w:rPr>
+          <w:lang w:val="en-NZ"/>
+        </w:rPr>
+        <w:t>, 2012 and Gillies &amp; Boyle, 2010</w:t>
       </w:r>
     </w:p>
     <w:sectPr>
@@ -9578,6 +10409,475 @@
     </w:sectPr>
   </w:body>
 </w:document>
+</file>
+
+<file path=word/numbering.xml><?xml version="1.0" encoding="utf-8"?>
+<w:numbering xmlns:wpc="http://schemas.microsoft.com/office/word/2010/wordprocessingCanvas" xmlns:cx="http://schemas.microsoft.com/office/drawing/2014/chartex" xmlns:cx1="http://schemas.microsoft.com/office/drawing/2015/9/8/chartex" xmlns:cx2="http://schemas.microsoft.com/office/drawing/2015/10/21/chartex" xmlns:cx3="http://schemas.microsoft.com/office/drawing/2016/5/9/chartex" xmlns:cx4="http://schemas.microsoft.com/office/drawing/2016/5/10/chartex" xmlns:cx5="http://schemas.microsoft.com/office/drawing/2016/5/11/chartex" xmlns:cx6="http://schemas.microsoft.com/office/drawing/2016/5/12/chartex" xmlns:cx7="http://schemas.microsoft.com/office/drawing/2016/5/13/chartex" xmlns:cx8="http://schemas.microsoft.com/office/drawing/2016/5/14/chartex" xmlns:mc="http://schemas.openxmlformats.org/markup-compatibility/2006" xmlns:aink="http://schemas.microsoft.com/office/drawing/2016/ink" xmlns:am3d="http://schemas.microsoft.com/office/drawing/2017/model3d" xmlns:o="urn:schemas-microsoft-com:office:office" xmlns:r="http://schemas.openxmlformats.org/officeDocument/2006/relationships" xmlns:m="http://schemas.openxmlformats.org/officeDocument/2006/math" xmlns:v="urn:schemas-microsoft-com:vml" xmlns:wp14="http://schemas.microsoft.com/office/word/2010/wordprocessingDrawing" xmlns:wp="http://schemas.openxmlformats.org/drawingml/2006/wordprocessingDrawing" xmlns:w10="urn:schemas-microsoft-com:office:word" xmlns:w="http://schemas.openxmlformats.org/wordprocessingml/2006/main" xmlns:w14="http://schemas.microsoft.com/office/word/2010/wordml" xmlns:w15="http://schemas.microsoft.com/office/word/2012/wordml" xmlns:w16cex="http://schemas.microsoft.com/office/word/2018/wordml/cex" xmlns:w16cid="http://schemas.microsoft.com/office/word/2016/wordml/cid" xmlns:w16="http://schemas.microsoft.com/office/word/2018/wordml" xmlns:w16sdtdh="http://schemas.microsoft.com/office/word/2020/wordml/sdtdatahash" xmlns:w16se="http://schemas.microsoft.com/office/word/2015/wordml/symex" xmlns:wpg="http://schemas.microsoft.com/office/word/2010/wordprocessingGroup" xmlns:wpi="http://schemas.microsoft.com/office/word/2010/wordprocessingInk" xmlns:wne="http://schemas.microsoft.com/office/word/2006/wordml" xmlns:wps="http://schemas.microsoft.com/office/word/2010/wordprocessingShape" mc:Ignorable="w14 w15 w16se w16cid w16 w16cex w16sdtdh wp14">
+  <w:abstractNum w:abstractNumId="0" w15:restartNumberingAfterBreak="0">
+    <w:nsid w:val="4580729B"/>
+    <w:multiLevelType w:val="hybridMultilevel"/>
+    <w:tmpl w:val="FF2E177C"/>
+    <w:lvl w:ilvl="0" w:tplc="14090001">
+      <w:start w:val="1"/>
+      <w:numFmt w:val="bullet"/>
+      <w:lvlText w:val=""/>
+      <w:lvlJc w:val="left"/>
+      <w:pPr>
+        <w:ind w:left="720" w:hanging="360"/>
+      </w:pPr>
+      <w:rPr>
+        <w:rFonts w:ascii="Symbol" w:hAnsi="Symbol" w:hint="default"/>
+      </w:rPr>
+    </w:lvl>
+    <w:lvl w:ilvl="1" w:tplc="14090003" w:tentative="1">
+      <w:start w:val="1"/>
+      <w:numFmt w:val="bullet"/>
+      <w:lvlText w:val="o"/>
+      <w:lvlJc w:val="left"/>
+      <w:pPr>
+        <w:ind w:left="1440" w:hanging="360"/>
+      </w:pPr>
+      <w:rPr>
+        <w:rFonts w:ascii="Courier New" w:hAnsi="Courier New" w:cs="Courier New" w:hint="default"/>
+      </w:rPr>
+    </w:lvl>
+    <w:lvl w:ilvl="2" w:tplc="14090005" w:tentative="1">
+      <w:start w:val="1"/>
+      <w:numFmt w:val="bullet"/>
+      <w:lvlText w:val=""/>
+      <w:lvlJc w:val="left"/>
+      <w:pPr>
+        <w:ind w:left="2160" w:hanging="360"/>
+      </w:pPr>
+      <w:rPr>
+        <w:rFonts w:ascii="Wingdings" w:hAnsi="Wingdings" w:hint="default"/>
+      </w:rPr>
+    </w:lvl>
+    <w:lvl w:ilvl="3" w:tplc="14090001" w:tentative="1">
+      <w:start w:val="1"/>
+      <w:numFmt w:val="bullet"/>
+      <w:lvlText w:val=""/>
+      <w:lvlJc w:val="left"/>
+      <w:pPr>
+        <w:ind w:left="2880" w:hanging="360"/>
+      </w:pPr>
+      <w:rPr>
+        <w:rFonts w:ascii="Symbol" w:hAnsi="Symbol" w:hint="default"/>
+      </w:rPr>
+    </w:lvl>
+    <w:lvl w:ilvl="4" w:tplc="14090003" w:tentative="1">
+      <w:start w:val="1"/>
+      <w:numFmt w:val="bullet"/>
+      <w:lvlText w:val="o"/>
+      <w:lvlJc w:val="left"/>
+      <w:pPr>
+        <w:ind w:left="3600" w:hanging="360"/>
+      </w:pPr>
+      <w:rPr>
+        <w:rFonts w:ascii="Courier New" w:hAnsi="Courier New" w:cs="Courier New" w:hint="default"/>
+      </w:rPr>
+    </w:lvl>
+    <w:lvl w:ilvl="5" w:tplc="14090005" w:tentative="1">
+      <w:start w:val="1"/>
+      <w:numFmt w:val="bullet"/>
+      <w:lvlText w:val=""/>
+      <w:lvlJc w:val="left"/>
+      <w:pPr>
+        <w:ind w:left="4320" w:hanging="360"/>
+      </w:pPr>
+      <w:rPr>
+        <w:rFonts w:ascii="Wingdings" w:hAnsi="Wingdings" w:hint="default"/>
+      </w:rPr>
+    </w:lvl>
+    <w:lvl w:ilvl="6" w:tplc="14090001" w:tentative="1">
+      <w:start w:val="1"/>
+      <w:numFmt w:val="bullet"/>
+      <w:lvlText w:val=""/>
+      <w:lvlJc w:val="left"/>
+      <w:pPr>
+        <w:ind w:left="5040" w:hanging="360"/>
+      </w:pPr>
+      <w:rPr>
+        <w:rFonts w:ascii="Symbol" w:hAnsi="Symbol" w:hint="default"/>
+      </w:rPr>
+    </w:lvl>
+    <w:lvl w:ilvl="7" w:tplc="14090003" w:tentative="1">
+      <w:start w:val="1"/>
+      <w:numFmt w:val="bullet"/>
+      <w:lvlText w:val="o"/>
+      <w:lvlJc w:val="left"/>
+      <w:pPr>
+        <w:ind w:left="5760" w:hanging="360"/>
+      </w:pPr>
+      <w:rPr>
+        <w:rFonts w:ascii="Courier New" w:hAnsi="Courier New" w:cs="Courier New" w:hint="default"/>
+      </w:rPr>
+    </w:lvl>
+    <w:lvl w:ilvl="8" w:tplc="14090005" w:tentative="1">
+      <w:start w:val="1"/>
+      <w:numFmt w:val="bullet"/>
+      <w:lvlText w:val=""/>
+      <w:lvlJc w:val="left"/>
+      <w:pPr>
+        <w:ind w:left="6480" w:hanging="360"/>
+      </w:pPr>
+      <w:rPr>
+        <w:rFonts w:ascii="Wingdings" w:hAnsi="Wingdings" w:hint="default"/>
+      </w:rPr>
+    </w:lvl>
+  </w:abstractNum>
+  <w:abstractNum w:abstractNumId="1" w15:restartNumberingAfterBreak="0">
+    <w:nsid w:val="59F963E2"/>
+    <w:multiLevelType w:val="hybridMultilevel"/>
+    <w:tmpl w:val="4252C06A"/>
+    <w:lvl w:ilvl="0" w:tplc="14090001">
+      <w:start w:val="1"/>
+      <w:numFmt w:val="bullet"/>
+      <w:lvlText w:val=""/>
+      <w:lvlJc w:val="left"/>
+      <w:pPr>
+        <w:ind w:left="720" w:hanging="360"/>
+      </w:pPr>
+      <w:rPr>
+        <w:rFonts w:ascii="Symbol" w:hAnsi="Symbol" w:hint="default"/>
+      </w:rPr>
+    </w:lvl>
+    <w:lvl w:ilvl="1" w:tplc="14090003" w:tentative="1">
+      <w:start w:val="1"/>
+      <w:numFmt w:val="bullet"/>
+      <w:lvlText w:val="o"/>
+      <w:lvlJc w:val="left"/>
+      <w:pPr>
+        <w:ind w:left="1440" w:hanging="360"/>
+      </w:pPr>
+      <w:rPr>
+        <w:rFonts w:ascii="Courier New" w:hAnsi="Courier New" w:cs="Courier New" w:hint="default"/>
+      </w:rPr>
+    </w:lvl>
+    <w:lvl w:ilvl="2" w:tplc="14090005" w:tentative="1">
+      <w:start w:val="1"/>
+      <w:numFmt w:val="bullet"/>
+      <w:lvlText w:val=""/>
+      <w:lvlJc w:val="left"/>
+      <w:pPr>
+        <w:ind w:left="2160" w:hanging="360"/>
+      </w:pPr>
+      <w:rPr>
+        <w:rFonts w:ascii="Wingdings" w:hAnsi="Wingdings" w:hint="default"/>
+      </w:rPr>
+    </w:lvl>
+    <w:lvl w:ilvl="3" w:tplc="14090001" w:tentative="1">
+      <w:start w:val="1"/>
+      <w:numFmt w:val="bullet"/>
+      <w:lvlText w:val=""/>
+      <w:lvlJc w:val="left"/>
+      <w:pPr>
+        <w:ind w:left="2880" w:hanging="360"/>
+      </w:pPr>
+      <w:rPr>
+        <w:rFonts w:ascii="Symbol" w:hAnsi="Symbol" w:hint="default"/>
+      </w:rPr>
+    </w:lvl>
+    <w:lvl w:ilvl="4" w:tplc="14090003" w:tentative="1">
+      <w:start w:val="1"/>
+      <w:numFmt w:val="bullet"/>
+      <w:lvlText w:val="o"/>
+      <w:lvlJc w:val="left"/>
+      <w:pPr>
+        <w:ind w:left="3600" w:hanging="360"/>
+      </w:pPr>
+      <w:rPr>
+        <w:rFonts w:ascii="Courier New" w:hAnsi="Courier New" w:cs="Courier New" w:hint="default"/>
+      </w:rPr>
+    </w:lvl>
+    <w:lvl w:ilvl="5" w:tplc="14090005" w:tentative="1">
+      <w:start w:val="1"/>
+      <w:numFmt w:val="bullet"/>
+      <w:lvlText w:val=""/>
+      <w:lvlJc w:val="left"/>
+      <w:pPr>
+        <w:ind w:left="4320" w:hanging="360"/>
+      </w:pPr>
+      <w:rPr>
+        <w:rFonts w:ascii="Wingdings" w:hAnsi="Wingdings" w:hint="default"/>
+      </w:rPr>
+    </w:lvl>
+    <w:lvl w:ilvl="6" w:tplc="14090001" w:tentative="1">
+      <w:start w:val="1"/>
+      <w:numFmt w:val="bullet"/>
+      <w:lvlText w:val=""/>
+      <w:lvlJc w:val="left"/>
+      <w:pPr>
+        <w:ind w:left="5040" w:hanging="360"/>
+      </w:pPr>
+      <w:rPr>
+        <w:rFonts w:ascii="Symbol" w:hAnsi="Symbol" w:hint="default"/>
+      </w:rPr>
+    </w:lvl>
+    <w:lvl w:ilvl="7" w:tplc="14090003" w:tentative="1">
+      <w:start w:val="1"/>
+      <w:numFmt w:val="bullet"/>
+      <w:lvlText w:val="o"/>
+      <w:lvlJc w:val="left"/>
+      <w:pPr>
+        <w:ind w:left="5760" w:hanging="360"/>
+      </w:pPr>
+      <w:rPr>
+        <w:rFonts w:ascii="Courier New" w:hAnsi="Courier New" w:cs="Courier New" w:hint="default"/>
+      </w:rPr>
+    </w:lvl>
+    <w:lvl w:ilvl="8" w:tplc="14090005" w:tentative="1">
+      <w:start w:val="1"/>
+      <w:numFmt w:val="bullet"/>
+      <w:lvlText w:val=""/>
+      <w:lvlJc w:val="left"/>
+      <w:pPr>
+        <w:ind w:left="6480" w:hanging="360"/>
+      </w:pPr>
+      <w:rPr>
+        <w:rFonts w:ascii="Wingdings" w:hAnsi="Wingdings" w:hint="default"/>
+      </w:rPr>
+    </w:lvl>
+  </w:abstractNum>
+  <w:abstractNum w:abstractNumId="2" w15:restartNumberingAfterBreak="0">
+    <w:nsid w:val="62784E5D"/>
+    <w:multiLevelType w:val="hybridMultilevel"/>
+    <w:tmpl w:val="2CA89582"/>
+    <w:lvl w:ilvl="0" w:tplc="14090001">
+      <w:start w:val="1"/>
+      <w:numFmt w:val="bullet"/>
+      <w:lvlText w:val=""/>
+      <w:lvlJc w:val="left"/>
+      <w:pPr>
+        <w:ind w:left="720" w:hanging="360"/>
+      </w:pPr>
+      <w:rPr>
+        <w:rFonts w:ascii="Symbol" w:hAnsi="Symbol" w:hint="default"/>
+      </w:rPr>
+    </w:lvl>
+    <w:lvl w:ilvl="1" w:tplc="14090003" w:tentative="1">
+      <w:start w:val="1"/>
+      <w:numFmt w:val="bullet"/>
+      <w:lvlText w:val="o"/>
+      <w:lvlJc w:val="left"/>
+      <w:pPr>
+        <w:ind w:left="1440" w:hanging="360"/>
+      </w:pPr>
+      <w:rPr>
+        <w:rFonts w:ascii="Courier New" w:hAnsi="Courier New" w:cs="Courier New" w:hint="default"/>
+      </w:rPr>
+    </w:lvl>
+    <w:lvl w:ilvl="2" w:tplc="14090005" w:tentative="1">
+      <w:start w:val="1"/>
+      <w:numFmt w:val="bullet"/>
+      <w:lvlText w:val=""/>
+      <w:lvlJc w:val="left"/>
+      <w:pPr>
+        <w:ind w:left="2160" w:hanging="360"/>
+      </w:pPr>
+      <w:rPr>
+        <w:rFonts w:ascii="Wingdings" w:hAnsi="Wingdings" w:hint="default"/>
+      </w:rPr>
+    </w:lvl>
+    <w:lvl w:ilvl="3" w:tplc="14090001" w:tentative="1">
+      <w:start w:val="1"/>
+      <w:numFmt w:val="bullet"/>
+      <w:lvlText w:val=""/>
+      <w:lvlJc w:val="left"/>
+      <w:pPr>
+        <w:ind w:left="2880" w:hanging="360"/>
+      </w:pPr>
+      <w:rPr>
+        <w:rFonts w:ascii="Symbol" w:hAnsi="Symbol" w:hint="default"/>
+      </w:rPr>
+    </w:lvl>
+    <w:lvl w:ilvl="4" w:tplc="14090003" w:tentative="1">
+      <w:start w:val="1"/>
+      <w:numFmt w:val="bullet"/>
+      <w:lvlText w:val="o"/>
+      <w:lvlJc w:val="left"/>
+      <w:pPr>
+        <w:ind w:left="3600" w:hanging="360"/>
+      </w:pPr>
+      <w:rPr>
+        <w:rFonts w:ascii="Courier New" w:hAnsi="Courier New" w:cs="Courier New" w:hint="default"/>
+      </w:rPr>
+    </w:lvl>
+    <w:lvl w:ilvl="5" w:tplc="14090005" w:tentative="1">
+      <w:start w:val="1"/>
+      <w:numFmt w:val="bullet"/>
+      <w:lvlText w:val=""/>
+      <w:lvlJc w:val="left"/>
+      <w:pPr>
+        <w:ind w:left="4320" w:hanging="360"/>
+      </w:pPr>
+      <w:rPr>
+        <w:rFonts w:ascii="Wingdings" w:hAnsi="Wingdings" w:hint="default"/>
+      </w:rPr>
+    </w:lvl>
+    <w:lvl w:ilvl="6" w:tplc="14090001" w:tentative="1">
+      <w:start w:val="1"/>
+      <w:numFmt w:val="bullet"/>
+      <w:lvlText w:val=""/>
+      <w:lvlJc w:val="left"/>
+      <w:pPr>
+        <w:ind w:left="5040" w:hanging="360"/>
+      </w:pPr>
+      <w:rPr>
+        <w:rFonts w:ascii="Symbol" w:hAnsi="Symbol" w:hint="default"/>
+      </w:rPr>
+    </w:lvl>
+    <w:lvl w:ilvl="7" w:tplc="14090003" w:tentative="1">
+      <w:start w:val="1"/>
+      <w:numFmt w:val="bullet"/>
+      <w:lvlText w:val="o"/>
+      <w:lvlJc w:val="left"/>
+      <w:pPr>
+        <w:ind w:left="5760" w:hanging="360"/>
+      </w:pPr>
+      <w:rPr>
+        <w:rFonts w:ascii="Courier New" w:hAnsi="Courier New" w:cs="Courier New" w:hint="default"/>
+      </w:rPr>
+    </w:lvl>
+    <w:lvl w:ilvl="8" w:tplc="14090005" w:tentative="1">
+      <w:start w:val="1"/>
+      <w:numFmt w:val="bullet"/>
+      <w:lvlText w:val=""/>
+      <w:lvlJc w:val="left"/>
+      <w:pPr>
+        <w:ind w:left="6480" w:hanging="360"/>
+      </w:pPr>
+      <w:rPr>
+        <w:rFonts w:ascii="Wingdings" w:hAnsi="Wingdings" w:hint="default"/>
+      </w:rPr>
+    </w:lvl>
+  </w:abstractNum>
+  <w:abstractNum w:abstractNumId="3" w15:restartNumberingAfterBreak="0">
+    <w:nsid w:val="7177278F"/>
+    <w:multiLevelType w:val="hybridMultilevel"/>
+    <w:tmpl w:val="C63808AE"/>
+    <w:lvl w:ilvl="0" w:tplc="14090001">
+      <w:start w:val="1"/>
+      <w:numFmt w:val="bullet"/>
+      <w:lvlText w:val=""/>
+      <w:lvlJc w:val="left"/>
+      <w:pPr>
+        <w:ind w:left="720" w:hanging="360"/>
+      </w:pPr>
+      <w:rPr>
+        <w:rFonts w:ascii="Symbol" w:hAnsi="Symbol" w:hint="default"/>
+      </w:rPr>
+    </w:lvl>
+    <w:lvl w:ilvl="1" w:tplc="14090003" w:tentative="1">
+      <w:start w:val="1"/>
+      <w:numFmt w:val="bullet"/>
+      <w:lvlText w:val="o"/>
+      <w:lvlJc w:val="left"/>
+      <w:pPr>
+        <w:ind w:left="1440" w:hanging="360"/>
+      </w:pPr>
+      <w:rPr>
+        <w:rFonts w:ascii="Courier New" w:hAnsi="Courier New" w:cs="Courier New" w:hint="default"/>
+      </w:rPr>
+    </w:lvl>
+    <w:lvl w:ilvl="2" w:tplc="14090005" w:tentative="1">
+      <w:start w:val="1"/>
+      <w:numFmt w:val="bullet"/>
+      <w:lvlText w:val=""/>
+      <w:lvlJc w:val="left"/>
+      <w:pPr>
+        <w:ind w:left="2160" w:hanging="360"/>
+      </w:pPr>
+      <w:rPr>
+        <w:rFonts w:ascii="Wingdings" w:hAnsi="Wingdings" w:hint="default"/>
+      </w:rPr>
+    </w:lvl>
+    <w:lvl w:ilvl="3" w:tplc="14090001" w:tentative="1">
+      <w:start w:val="1"/>
+      <w:numFmt w:val="bullet"/>
+      <w:lvlText w:val=""/>
+      <w:lvlJc w:val="left"/>
+      <w:pPr>
+        <w:ind w:left="2880" w:hanging="360"/>
+      </w:pPr>
+      <w:rPr>
+        <w:rFonts w:ascii="Symbol" w:hAnsi="Symbol" w:hint="default"/>
+      </w:rPr>
+    </w:lvl>
+    <w:lvl w:ilvl="4" w:tplc="14090003" w:tentative="1">
+      <w:start w:val="1"/>
+      <w:numFmt w:val="bullet"/>
+      <w:lvlText w:val="o"/>
+      <w:lvlJc w:val="left"/>
+      <w:pPr>
+        <w:ind w:left="3600" w:hanging="360"/>
+      </w:pPr>
+      <w:rPr>
+        <w:rFonts w:ascii="Courier New" w:hAnsi="Courier New" w:cs="Courier New" w:hint="default"/>
+      </w:rPr>
+    </w:lvl>
+    <w:lvl w:ilvl="5" w:tplc="14090005" w:tentative="1">
+      <w:start w:val="1"/>
+      <w:numFmt w:val="bullet"/>
+      <w:lvlText w:val=""/>
+      <w:lvlJc w:val="left"/>
+      <w:pPr>
+        <w:ind w:left="4320" w:hanging="360"/>
+      </w:pPr>
+      <w:rPr>
+        <w:rFonts w:ascii="Wingdings" w:hAnsi="Wingdings" w:hint="default"/>
+      </w:rPr>
+    </w:lvl>
+    <w:lvl w:ilvl="6" w:tplc="14090001" w:tentative="1">
+      <w:start w:val="1"/>
+      <w:numFmt w:val="bullet"/>
+      <w:lvlText w:val=""/>
+      <w:lvlJc w:val="left"/>
+      <w:pPr>
+        <w:ind w:left="5040" w:hanging="360"/>
+      </w:pPr>
+      <w:rPr>
+        <w:rFonts w:ascii="Symbol" w:hAnsi="Symbol" w:hint="default"/>
+      </w:rPr>
+    </w:lvl>
+    <w:lvl w:ilvl="7" w:tplc="14090003" w:tentative="1">
+      <w:start w:val="1"/>
+      <w:numFmt w:val="bullet"/>
+      <w:lvlText w:val="o"/>
+      <w:lvlJc w:val="left"/>
+      <w:pPr>
+        <w:ind w:left="5760" w:hanging="360"/>
+      </w:pPr>
+      <w:rPr>
+        <w:rFonts w:ascii="Courier New" w:hAnsi="Courier New" w:cs="Courier New" w:hint="default"/>
+      </w:rPr>
+    </w:lvl>
+    <w:lvl w:ilvl="8" w:tplc="14090005" w:tentative="1">
+      <w:start w:val="1"/>
+      <w:numFmt w:val="bullet"/>
+      <w:lvlText w:val=""/>
+      <w:lvlJc w:val="left"/>
+      <w:pPr>
+        <w:ind w:left="6480" w:hanging="360"/>
+      </w:pPr>
+      <w:rPr>
+        <w:rFonts w:ascii="Wingdings" w:hAnsi="Wingdings" w:hint="default"/>
+      </w:rPr>
+    </w:lvl>
+  </w:abstractNum>
+  <w:num w:numId="1">
+    <w:abstractNumId w:val="0"/>
+  </w:num>
+  <w:num w:numId="2">
+    <w:abstractNumId w:val="2"/>
+  </w:num>
+  <w:num w:numId="3">
+    <w:abstractNumId w:val="3"/>
+  </w:num>
+  <w:num w:numId="4">
+    <w:abstractNumId w:val="1"/>
+  </w:num>
+</w:numbering>
 </file>
 
 <file path=word/styles.xml><?xml version="1.0" encoding="utf-8"?>
@@ -10008,7 +11308,6 @@
     <w:next w:val="Normal"/>
     <w:link w:val="Heading2Char"/>
     <w:uiPriority w:val="9"/>
-    <w:semiHidden/>
     <w:unhideWhenUsed/>
     <w:qFormat/>
     <w:rsid w:val="00F90F28"/>
@@ -10225,7 +11524,6 @@
     <w:basedOn w:val="DefaultParagraphFont"/>
     <w:link w:val="Heading2"/>
     <w:uiPriority w:val="9"/>
-    <w:semiHidden/>
     <w:rsid w:val="00F90F28"/>
     <w:rPr>
       <w:rFonts w:asciiTheme="majorHAnsi" w:eastAsiaTheme="majorEastAsia" w:hAnsiTheme="majorHAnsi" w:cstheme="majorBidi"/>
